--- a/skills/dazzler-frontend/assets/templates/docx/technical.docx
+++ b/skills/dazzler-frontend/assets/templates/docx/technical.docx
@@ -9,7 +9,7 @@
           <w:color w:val="305666"/>
           <w:sz w:val="18"/>
         </w:rPr>
-        <w:t>ENGINEERING</w:t>
+        <w:t>PLATFORM ENGINEERING  /  1</w:t>
       </w:r>
     </w:p>
     <w:p>
@@ -17,7 +17,7 @@
         <w:pStyle w:val="Title"/>
       </w:pPr>
       <w:r>
-        <w:t>Technical design specification</w:t>
+        <w:t>Order status webhook delivery</w:t>
       </w:r>
     </w:p>
     <w:p>
@@ -25,12 +25,29 @@
         <w:pStyle w:val="Subtitle"/>
       </w:pPr>
       <w:r>
-        <w:t>From requirements to a testable implementation</w:t>
+        <w:t>Technical design • RFC 014 • Proposed</w:t>
       </w:r>
     </w:p>
     <w:p>
+      <w:pPr/>
       <w:r>
-        <w:t>[Name the system, document owner, version, and the change being proposed. Link the relevant issue or project.]</w:t>
+        <w:t>Owner: Alex Rivera    Reviewers: API + Reliability    Updated: 18 June 2027</w:t>
+      </w:r>
+    </w:p>
+    <w:p>
+      <w:pPr>
+        <w:spacing w:before="160" w:after="200"/>
+        <w:shd w:fill="EAF3F5"/>
+      </w:pPr>
+      <w:r>
+        <w:rPr>
+          <w:b/>
+        </w:rPr>
+        <w:t>DESIGN DECISION</w:t>
+        <w:br/>
+      </w:r>
+      <w:r>
+        <w:t>Deliver order status events asynchronously with at-least-once delivery. Consumers deduplicate on event_id; the service does not promise exactly-once processing.</w:t>
       </w:r>
     </w:p>
     <w:p>
@@ -38,12 +55,13 @@
         <w:pStyle w:val="Heading1"/>
       </w:pPr>
       <w:r>
-        <w:t>Context and constraints</w:t>
+        <w:t>Context and boundaries</w:t>
       </w:r>
     </w:p>
     <w:p>
+      <w:pPr/>
       <w:r>
-        <w:t>[Explain the existing system, requirements, dependencies, and limits.]</w:t>
+        <w:t>Partners currently poll for order updates. This design adds signed event delivery to registered HTTPS endpoints. It excludes partner endpoint provisioning, historical backfills and delivery to arbitrary customer-supplied URLs.</w:t>
       </w:r>
     </w:p>
     <w:p>
@@ -51,25 +69,13 @@
         <w:pStyle w:val="Heading1"/>
       </w:pPr>
       <w:r>
-        <w:t>Design and interfaces</w:t>
+        <w:t>Delivery path</w:t>
       </w:r>
     </w:p>
     <w:p>
+      <w:pPr/>
       <w:r>
-        <w:t>[Describe components, data flow, contracts, and failure handling.]</w:t>
-      </w:r>
-    </w:p>
-    <w:p>
-      <w:pPr>
-        <w:pStyle w:val="Heading1"/>
-      </w:pPr>
-      <w:r>
-        <w:t>Verification and rollout</w:t>
-      </w:r>
-    </w:p>
-    <w:p>
-      <w:r>
-        <w:t>[Specify acceptance checks, rollout steps, monitoring, and rollback conditions.]</w:t>
+        <w:t>Order transaction → transactional outbox → delivery queue → worker → registered partner endpoint. A delivery record stores each attempt and its result.</w:t>
       </w:r>
     </w:p>
     <w:tbl>
@@ -79,22 +85,23 @@
         <w:tblLook w:firstColumn="1" w:firstRow="1" w:lastColumn="0" w:lastRow="0" w:noHBand="0" w:noVBand="1" w:val="04A0"/>
       </w:tblPr>
       <w:tblGrid>
-        <w:gridCol w:w="4968"/>
-        <w:gridCol w:w="4968"/>
+        <w:gridCol w:w="3456"/>
+        <w:gridCol w:w="6710"/>
       </w:tblGrid>
       <w:tr>
         <w:trPr>
+          <w:cantSplit/>
           <w:tblHeader/>
         </w:trPr>
         <w:tc>
           <w:tcPr>
-            <w:tcW w:type="dxa" w:w="4968"/>
+            <w:tcW w:type="dxa" w:w="3456"/>
             <w:shd w:fill="EAF3F5"/>
             <w:tcMar>
-              <w:top w:w="110" w:type="dxa"/>
-              <w:left w:w="110" w:type="dxa"/>
-              <w:bottom w:w="110" w:type="dxa"/>
-              <w:right w:w="110" w:type="dxa"/>
+              <w:top w:w="80" w:type="dxa"/>
+              <w:left w:w="80" w:type="dxa"/>
+              <w:bottom w:w="80" w:type="dxa"/>
+              <w:right w:w="80" w:type="dxa"/>
             </w:tcMar>
           </w:tcPr>
           <w:p>
@@ -104,7 +111,7 @@
             <w:r>
               <w:rPr>
                 <w:b/>
-                <w:sz w:val="19"/>
+                <w:sz w:val="18"/>
               </w:rPr>
               <w:t>Requirement</w:t>
             </w:r>
@@ -112,13 +119,13 @@
         </w:tc>
         <w:tc>
           <w:tcPr>
-            <w:tcW w:type="dxa" w:w="4968"/>
+            <w:tcW w:type="dxa" w:w="6710"/>
             <w:shd w:fill="EAF3F5"/>
             <w:tcMar>
-              <w:top w:w="110" w:type="dxa"/>
-              <w:left w:w="110" w:type="dxa"/>
-              <w:bottom w:w="110" w:type="dxa"/>
-              <w:right w:w="110" w:type="dxa"/>
+              <w:top w:w="80" w:type="dxa"/>
+              <w:left w:w="80" w:type="dxa"/>
+              <w:bottom w:w="80" w:type="dxa"/>
+              <w:right w:w="80" w:type="dxa"/>
             </w:tcMar>
           </w:tcPr>
           <w:p>
@@ -128,23 +135,26 @@
             <w:r>
               <w:rPr>
                 <w:b/>
-                <w:sz w:val="19"/>
+                <w:sz w:val="18"/>
               </w:rPr>
-              <w:t>Acceptance check</w:t>
+              <w:t>Design response</w:t>
             </w:r>
           </w:p>
         </w:tc>
       </w:tr>
       <w:tr>
+        <w:trPr>
+          <w:cantSplit/>
+        </w:trPr>
         <w:tc>
           <w:tcPr>
-            <w:tcW w:type="dxa" w:w="4968"/>
+            <w:tcW w:type="dxa" w:w="3456"/>
             <w:shd w:fill="FFFFFF"/>
             <w:tcMar>
-              <w:top w:w="110" w:type="dxa"/>
-              <w:left w:w="110" w:type="dxa"/>
-              <w:bottom w:w="110" w:type="dxa"/>
-              <w:right w:w="110" w:type="dxa"/>
+              <w:top w:w="80" w:type="dxa"/>
+              <w:left w:w="80" w:type="dxa"/>
+              <w:bottom w:w="80" w:type="dxa"/>
+              <w:right w:w="80" w:type="dxa"/>
             </w:tcMar>
           </w:tcPr>
           <w:p>
@@ -154,21 +164,21 @@
             <w:r>
               <w:rPr>
                 <w:b w:val="0"/>
-                <w:sz w:val="19"/>
+                <w:sz w:val="18"/>
               </w:rPr>
-              <w:t>[Requirement ID]</w:t>
+              <w:t>No lost committed events</w:t>
             </w:r>
           </w:p>
         </w:tc>
         <w:tc>
           <w:tcPr>
-            <w:tcW w:type="dxa" w:w="4968"/>
+            <w:tcW w:type="dxa" w:w="6710"/>
             <w:shd w:fill="FFFFFF"/>
             <w:tcMar>
-              <w:top w:w="110" w:type="dxa"/>
-              <w:left w:w="110" w:type="dxa"/>
-              <w:bottom w:w="110" w:type="dxa"/>
-              <w:right w:w="110" w:type="dxa"/>
+              <w:top w:w="80" w:type="dxa"/>
+              <w:left w:w="80" w:type="dxa"/>
+              <w:bottom w:w="80" w:type="dxa"/>
+              <w:right w:w="80" w:type="dxa"/>
             </w:tcMar>
           </w:tcPr>
           <w:p>
@@ -178,23 +188,26 @@
             <w:r>
               <w:rPr>
                 <w:b w:val="0"/>
-                <w:sz w:val="19"/>
+                <w:sz w:val="18"/>
               </w:rPr>
-              <w:t>[Observable pass condition]</w:t>
+              <w:t>Write the outbox record in the order transaction</w:t>
             </w:r>
           </w:p>
         </w:tc>
       </w:tr>
       <w:tr>
+        <w:trPr>
+          <w:cantSplit/>
+        </w:trPr>
         <w:tc>
           <w:tcPr>
-            <w:tcW w:type="dxa" w:w="4968"/>
+            <w:tcW w:type="dxa" w:w="3456"/>
             <w:shd w:fill="EAF3F5"/>
             <w:tcMar>
-              <w:top w:w="110" w:type="dxa"/>
-              <w:left w:w="110" w:type="dxa"/>
-              <w:bottom w:w="110" w:type="dxa"/>
-              <w:right w:w="110" w:type="dxa"/>
+              <w:top w:w="80" w:type="dxa"/>
+              <w:left w:w="80" w:type="dxa"/>
+              <w:bottom w:w="80" w:type="dxa"/>
+              <w:right w:w="80" w:type="dxa"/>
             </w:tcMar>
           </w:tcPr>
           <w:p>
@@ -204,21 +217,21 @@
             <w:r>
               <w:rPr>
                 <w:b w:val="0"/>
-                <w:sz w:val="19"/>
+                <w:sz w:val="18"/>
               </w:rPr>
-              <w:t>[Requirement ID]</w:t>
+              <w:t>Duplicate-safe processing</w:t>
             </w:r>
           </w:p>
         </w:tc>
         <w:tc>
           <w:tcPr>
-            <w:tcW w:type="dxa" w:w="4968"/>
+            <w:tcW w:type="dxa" w:w="6710"/>
             <w:shd w:fill="EAF3F5"/>
             <w:tcMar>
-              <w:top w:w="110" w:type="dxa"/>
-              <w:left w:w="110" w:type="dxa"/>
-              <w:bottom w:w="110" w:type="dxa"/>
-              <w:right w:w="110" w:type="dxa"/>
+              <w:top w:w="80" w:type="dxa"/>
+              <w:left w:w="80" w:type="dxa"/>
+              <w:bottom w:w="80" w:type="dxa"/>
+              <w:right w:w="80" w:type="dxa"/>
             </w:tcMar>
           </w:tcPr>
           <w:p>
@@ -228,22 +241,846 @@
             <w:r>
               <w:rPr>
                 <w:b w:val="0"/>
-                <w:sz w:val="19"/>
+                <w:sz w:val="18"/>
               </w:rPr>
-              <w:t>[Observable pass condition]</w:t>
+              <w:t>Keep event_id stable across retries</w:t>
+            </w:r>
+          </w:p>
+        </w:tc>
+      </w:tr>
+      <w:tr>
+        <w:trPr>
+          <w:cantSplit/>
+        </w:trPr>
+        <w:tc>
+          <w:tcPr>
+            <w:tcW w:type="dxa" w:w="3456"/>
+            <w:shd w:fill="FFFFFF"/>
+            <w:tcMar>
+              <w:top w:w="80" w:type="dxa"/>
+              <w:left w:w="80" w:type="dxa"/>
+              <w:bottom w:w="80" w:type="dxa"/>
+              <w:right w:w="80" w:type="dxa"/>
+            </w:tcMar>
+          </w:tcPr>
+          <w:p>
+            <w:pPr>
+              <w:spacing w:after="20"/>
+            </w:pPr>
+            <w:r>
+              <w:rPr>
+                <w:b w:val="0"/>
+                <w:sz w:val="18"/>
+              </w:rPr>
+              <w:t>Endpoint authenticity</w:t>
+            </w:r>
+          </w:p>
+        </w:tc>
+        <w:tc>
+          <w:tcPr>
+            <w:tcW w:type="dxa" w:w="6710"/>
+            <w:shd w:fill="FFFFFF"/>
+            <w:tcMar>
+              <w:top w:w="80" w:type="dxa"/>
+              <w:left w:w="80" w:type="dxa"/>
+              <w:bottom w:w="80" w:type="dxa"/>
+              <w:right w:w="80" w:type="dxa"/>
+            </w:tcMar>
+          </w:tcPr>
+          <w:p>
+            <w:pPr>
+              <w:spacing w:after="20"/>
+            </w:pPr>
+            <w:r>
+              <w:rPr>
+                <w:b w:val="0"/>
+                <w:sz w:val="18"/>
+              </w:rPr>
+              <w:t>Sign the raw request body with the partner secret</w:t>
+            </w:r>
+          </w:p>
+        </w:tc>
+      </w:tr>
+      <w:tr>
+        <w:trPr>
+          <w:cantSplit/>
+        </w:trPr>
+        <w:tc>
+          <w:tcPr>
+            <w:tcW w:type="dxa" w:w="3456"/>
+            <w:shd w:fill="EAF3F5"/>
+            <w:tcMar>
+              <w:top w:w="80" w:type="dxa"/>
+              <w:left w:w="80" w:type="dxa"/>
+              <w:bottom w:w="80" w:type="dxa"/>
+              <w:right w:w="80" w:type="dxa"/>
+            </w:tcMar>
+          </w:tcPr>
+          <w:p>
+            <w:pPr>
+              <w:spacing w:after="20"/>
+            </w:pPr>
+            <w:r>
+              <w:rPr>
+                <w:b w:val="0"/>
+                <w:sz w:val="18"/>
+              </w:rPr>
+              <w:t>Failure isolation</w:t>
+            </w:r>
+          </w:p>
+        </w:tc>
+        <w:tc>
+          <w:tcPr>
+            <w:tcW w:type="dxa" w:w="6710"/>
+            <w:shd w:fill="EAF3F5"/>
+            <w:tcMar>
+              <w:top w:w="80" w:type="dxa"/>
+              <w:left w:w="80" w:type="dxa"/>
+              <w:bottom w:w="80" w:type="dxa"/>
+              <w:right w:w="80" w:type="dxa"/>
+            </w:tcMar>
+          </w:tcPr>
+          <w:p>
+            <w:pPr>
+              <w:spacing w:after="20"/>
+            </w:pPr>
+            <w:r>
+              <w:rPr>
+                <w:b w:val="0"/>
+                <w:sz w:val="18"/>
+              </w:rPr>
+              <w:t>Separate per-partner concurrency and delivery limits</w:t>
             </w:r>
           </w:p>
         </w:tc>
       </w:tr>
     </w:tbl>
+    <w:p>
+      <w:pPr>
+        <w:spacing w:after="0"/>
+      </w:pPr>
+    </w:p>
+    <w:p>
+      <w:pPr>
+        <w:pStyle w:val="Heading1"/>
+      </w:pPr>
+      <w:r>
+        <w:t>Event example</w:t>
+      </w:r>
+    </w:p>
+    <w:p>
+      <w:r>
+        <w:rPr>
+          <w:rFonts w:ascii="Consolas" w:hAnsi="Consolas"/>
+          <w:sz w:val="18"/>
+        </w:rPr>
+        <w:t>{</w:t>
+        <w:br/>
+        <w:t xml:space="preserve">  "event_id": "evt_demo_0042",</w:t>
+        <w:br/>
+        <w:t xml:space="preserve">  "type": "order.shipped",</w:t>
+        <w:br/>
+        <w:t xml:space="preserve">  "occurred_at": "2027-06-18T14:05:00Z",</w:t>
+        <w:br/>
+        <w:t xml:space="preserve">  "data": {"order_id": "ord_demo_108", "status": "shipped"}</w:t>
+        <w:br/>
+        <w:t>}</w:t>
+      </w:r>
+    </w:p>
+    <w:p>
+      <w:pPr/>
+      <w:r>
+        <w:t>The identifiers and payload are illustrative. No credentials or customer information are included.</w:t>
+      </w:r>
+    </w:p>
+    <w:p>
+      <w:r>
+        <w:br w:type="page"/>
+      </w:r>
+    </w:p>
+    <w:p>
+      <w:r>
+        <w:rPr>
+          <w:b/>
+          <w:color w:val="305666"/>
+          <w:sz w:val="18"/>
+        </w:rPr>
+        <w:t>PLATFORM ENGINEERING  /  2</w:t>
+      </w:r>
+    </w:p>
+    <w:p>
+      <w:pPr>
+        <w:pStyle w:val="Title"/>
+      </w:pPr>
+      <w:r>
+        <w:t>Failures and release plan</w:t>
+      </w:r>
+    </w:p>
+    <w:tbl>
+      <w:tblPr>
+        <w:tblW w:type="auto" w:w="0"/>
+        <w:tblLayout w:type="fixed"/>
+        <w:tblLook w:firstColumn="1" w:firstRow="1" w:lastColumn="0" w:lastRow="0" w:noHBand="0" w:noVBand="1" w:val="04A0"/>
+      </w:tblPr>
+      <w:tblGrid>
+        <w:gridCol w:w="3151"/>
+        <w:gridCol w:w="7015"/>
+      </w:tblGrid>
+      <w:tr>
+        <w:trPr>
+          <w:cantSplit/>
+          <w:tblHeader/>
+        </w:trPr>
+        <w:tc>
+          <w:tcPr>
+            <w:tcW w:type="dxa" w:w="3151"/>
+            <w:shd w:fill="EAF3F5"/>
+            <w:tcMar>
+              <w:top w:w="80" w:type="dxa"/>
+              <w:left w:w="80" w:type="dxa"/>
+              <w:bottom w:w="80" w:type="dxa"/>
+              <w:right w:w="80" w:type="dxa"/>
+            </w:tcMar>
+          </w:tcPr>
+          <w:p>
+            <w:pPr>
+              <w:spacing w:after="20"/>
+            </w:pPr>
+            <w:r>
+              <w:rPr>
+                <w:b/>
+                <w:sz w:val="18"/>
+              </w:rPr>
+              <w:t>Response</w:t>
+            </w:r>
+          </w:p>
+        </w:tc>
+        <w:tc>
+          <w:tcPr>
+            <w:tcW w:type="dxa" w:w="7015"/>
+            <w:shd w:fill="EAF3F5"/>
+            <w:tcMar>
+              <w:top w:w="80" w:type="dxa"/>
+              <w:left w:w="80" w:type="dxa"/>
+              <w:bottom w:w="80" w:type="dxa"/>
+              <w:right w:w="80" w:type="dxa"/>
+            </w:tcMar>
+          </w:tcPr>
+          <w:p>
+            <w:pPr>
+              <w:spacing w:after="20"/>
+            </w:pPr>
+            <w:r>
+              <w:rPr>
+                <w:b/>
+                <w:sz w:val="18"/>
+              </w:rPr>
+              <w:t>Worker behavior</w:t>
+            </w:r>
+          </w:p>
+        </w:tc>
+      </w:tr>
+      <w:tr>
+        <w:trPr>
+          <w:cantSplit/>
+        </w:trPr>
+        <w:tc>
+          <w:tcPr>
+            <w:tcW w:type="dxa" w:w="3151"/>
+            <w:shd w:fill="FFFFFF"/>
+            <w:tcMar>
+              <w:top w:w="80" w:type="dxa"/>
+              <w:left w:w="80" w:type="dxa"/>
+              <w:bottom w:w="80" w:type="dxa"/>
+              <w:right w:w="80" w:type="dxa"/>
+            </w:tcMar>
+          </w:tcPr>
+          <w:p>
+            <w:pPr>
+              <w:spacing w:after="20"/>
+            </w:pPr>
+            <w:r>
+              <w:rPr>
+                <w:b w:val="0"/>
+                <w:sz w:val="18"/>
+              </w:rPr>
+              <w:t>2xx</w:t>
+            </w:r>
+          </w:p>
+        </w:tc>
+        <w:tc>
+          <w:tcPr>
+            <w:tcW w:type="dxa" w:w="7015"/>
+            <w:shd w:fill="FFFFFF"/>
+            <w:tcMar>
+              <w:top w:w="80" w:type="dxa"/>
+              <w:left w:w="80" w:type="dxa"/>
+              <w:bottom w:w="80" w:type="dxa"/>
+              <w:right w:w="80" w:type="dxa"/>
+            </w:tcMar>
+          </w:tcPr>
+          <w:p>
+            <w:pPr>
+              <w:spacing w:after="20"/>
+            </w:pPr>
+            <w:r>
+              <w:rPr>
+                <w:b w:val="0"/>
+                <w:sz w:val="18"/>
+              </w:rPr>
+              <w:t>Mark delivered; retain attempt metadata</w:t>
+            </w:r>
+          </w:p>
+        </w:tc>
+      </w:tr>
+      <w:tr>
+        <w:trPr>
+          <w:cantSplit/>
+        </w:trPr>
+        <w:tc>
+          <w:tcPr>
+            <w:tcW w:type="dxa" w:w="3151"/>
+            <w:shd w:fill="EAF3F5"/>
+            <w:tcMar>
+              <w:top w:w="80" w:type="dxa"/>
+              <w:left w:w="80" w:type="dxa"/>
+              <w:bottom w:w="80" w:type="dxa"/>
+              <w:right w:w="80" w:type="dxa"/>
+            </w:tcMar>
+          </w:tcPr>
+          <w:p>
+            <w:pPr>
+              <w:spacing w:after="20"/>
+            </w:pPr>
+            <w:r>
+              <w:rPr>
+                <w:b w:val="0"/>
+                <w:sz w:val="18"/>
+              </w:rPr>
+              <w:t>408, 429 or 5xx</w:t>
+            </w:r>
+          </w:p>
+        </w:tc>
+        <w:tc>
+          <w:tcPr>
+            <w:tcW w:type="dxa" w:w="7015"/>
+            <w:shd w:fill="EAF3F5"/>
+            <w:tcMar>
+              <w:top w:w="80" w:type="dxa"/>
+              <w:left w:w="80" w:type="dxa"/>
+              <w:bottom w:w="80" w:type="dxa"/>
+              <w:right w:w="80" w:type="dxa"/>
+            </w:tcMar>
+          </w:tcPr>
+          <w:p>
+            <w:pPr>
+              <w:spacing w:after="20"/>
+            </w:pPr>
+            <w:r>
+              <w:rPr>
+                <w:b w:val="0"/>
+                <w:sz w:val="18"/>
+              </w:rPr>
+              <w:t>Retry with bounded exponential backoff and jitter</w:t>
+            </w:r>
+          </w:p>
+        </w:tc>
+      </w:tr>
+      <w:tr>
+        <w:trPr>
+          <w:cantSplit/>
+        </w:trPr>
+        <w:tc>
+          <w:tcPr>
+            <w:tcW w:type="dxa" w:w="3151"/>
+            <w:shd w:fill="FFFFFF"/>
+            <w:tcMar>
+              <w:top w:w="80" w:type="dxa"/>
+              <w:left w:w="80" w:type="dxa"/>
+              <w:bottom w:w="80" w:type="dxa"/>
+              <w:right w:w="80" w:type="dxa"/>
+            </w:tcMar>
+          </w:tcPr>
+          <w:p>
+            <w:pPr>
+              <w:spacing w:after="20"/>
+            </w:pPr>
+            <w:r>
+              <w:rPr>
+                <w:b w:val="0"/>
+                <w:sz w:val="18"/>
+              </w:rPr>
+              <w:t>Other 4xx</w:t>
+            </w:r>
+          </w:p>
+        </w:tc>
+        <w:tc>
+          <w:tcPr>
+            <w:tcW w:type="dxa" w:w="7015"/>
+            <w:shd w:fill="FFFFFF"/>
+            <w:tcMar>
+              <w:top w:w="80" w:type="dxa"/>
+              <w:left w:w="80" w:type="dxa"/>
+              <w:bottom w:w="80" w:type="dxa"/>
+              <w:right w:w="80" w:type="dxa"/>
+            </w:tcMar>
+          </w:tcPr>
+          <w:p>
+            <w:pPr>
+              <w:spacing w:after="20"/>
+            </w:pPr>
+            <w:r>
+              <w:rPr>
+                <w:b w:val="0"/>
+                <w:sz w:val="18"/>
+              </w:rPr>
+              <w:t>Stop retrying; flag configuration review</w:t>
+            </w:r>
+          </w:p>
+        </w:tc>
+      </w:tr>
+      <w:tr>
+        <w:trPr>
+          <w:cantSplit/>
+        </w:trPr>
+        <w:tc>
+          <w:tcPr>
+            <w:tcW w:type="dxa" w:w="3151"/>
+            <w:shd w:fill="EAF3F5"/>
+            <w:tcMar>
+              <w:top w:w="80" w:type="dxa"/>
+              <w:left w:w="80" w:type="dxa"/>
+              <w:bottom w:w="80" w:type="dxa"/>
+              <w:right w:w="80" w:type="dxa"/>
+            </w:tcMar>
+          </w:tcPr>
+          <w:p>
+            <w:pPr>
+              <w:spacing w:after="20"/>
+            </w:pPr>
+            <w:r>
+              <w:rPr>
+                <w:b w:val="0"/>
+                <w:sz w:val="18"/>
+              </w:rPr>
+              <w:t>Timeout after 10 seconds</w:t>
+            </w:r>
+          </w:p>
+        </w:tc>
+        <w:tc>
+          <w:tcPr>
+            <w:tcW w:type="dxa" w:w="7015"/>
+            <w:shd w:fill="EAF3F5"/>
+            <w:tcMar>
+              <w:top w:w="80" w:type="dxa"/>
+              <w:left w:w="80" w:type="dxa"/>
+              <w:bottom w:w="80" w:type="dxa"/>
+              <w:right w:w="80" w:type="dxa"/>
+            </w:tcMar>
+          </w:tcPr>
+          <w:p>
+            <w:pPr>
+              <w:spacing w:after="20"/>
+            </w:pPr>
+            <w:r>
+              <w:rPr>
+                <w:b w:val="0"/>
+                <w:sz w:val="18"/>
+              </w:rPr>
+              <w:t>Treat as unknown outcome; retry with the same event_id</w:t>
+            </w:r>
+          </w:p>
+        </w:tc>
+      </w:tr>
+    </w:tbl>
+    <w:p>
+      <w:pPr>
+        <w:spacing w:after="0"/>
+      </w:pPr>
+    </w:p>
+    <w:p>
+      <w:pPr>
+        <w:pStyle w:val="Heading1"/>
+      </w:pPr>
+      <w:r>
+        <w:t>Retry and security boundaries</w:t>
+      </w:r>
+    </w:p>
+    <w:p>
+      <w:pPr/>
+      <w:r>
+        <w:t>Limit delivery to six attempts within 24 hours. Revalidate registered destinations and block private network targets. Rotate secrets through the existing credential service; never put secrets in event payloads or logs.</w:t>
+      </w:r>
+    </w:p>
+    <w:p>
+      <w:pPr>
+        <w:pStyle w:val="Heading1"/>
+      </w:pPr>
+      <w:r>
+        <w:t>Acceptance checks</w:t>
+      </w:r>
+    </w:p>
+    <w:p>
+      <w:pPr>
+        <w:pStyle w:val="ListBullet"/>
+      </w:pPr>
+      <w:r>
+        <w:t>A committed order change creates one durable outbox record.</w:t>
+      </w:r>
+    </w:p>
+    <w:p>
+      <w:pPr>
+        <w:pStyle w:val="ListBullet"/>
+      </w:pPr>
+      <w:r>
+        <w:t>A worker restart preserves pending events and stable event IDs.</w:t>
+      </w:r>
+    </w:p>
+    <w:p>
+      <w:pPr>
+        <w:pStyle w:val="ListBullet"/>
+      </w:pPr>
+      <w:r>
+        <w:t>A duplicate event is harmless in the reference consumer.</w:t>
+      </w:r>
+    </w:p>
+    <w:p>
+      <w:pPr>
+        <w:pStyle w:val="ListBullet"/>
+      </w:pPr>
+      <w:r>
+        <w:t>A failing partner endpoint does not delay healthy partners.</w:t>
+      </w:r>
+    </w:p>
+    <w:p>
+      <w:pPr>
+        <w:pStyle w:val="Heading1"/>
+      </w:pPr>
+      <w:r>
+        <w:t>Rollout and rollback</w:t>
+      </w:r>
+    </w:p>
+    <w:tbl>
+      <w:tblPr>
+        <w:tblW w:type="auto" w:w="0"/>
+        <w:tblLayout w:type="fixed"/>
+        <w:tblLook w:firstColumn="1" w:firstRow="1" w:lastColumn="0" w:lastRow="0" w:noHBand="0" w:noVBand="1" w:val="04A0"/>
+      </w:tblPr>
+      <w:tblGrid>
+        <w:gridCol w:w="3151"/>
+        <w:gridCol w:w="7015"/>
+      </w:tblGrid>
+      <w:tr>
+        <w:trPr>
+          <w:cantSplit/>
+          <w:tblHeader/>
+        </w:trPr>
+        <w:tc>
+          <w:tcPr>
+            <w:tcW w:type="dxa" w:w="3151"/>
+            <w:shd w:fill="EAF3F5"/>
+            <w:tcMar>
+              <w:top w:w="80" w:type="dxa"/>
+              <w:left w:w="80" w:type="dxa"/>
+              <w:bottom w:w="80" w:type="dxa"/>
+              <w:right w:w="80" w:type="dxa"/>
+            </w:tcMar>
+          </w:tcPr>
+          <w:p>
+            <w:pPr>
+              <w:spacing w:after="20"/>
+            </w:pPr>
+            <w:r>
+              <w:rPr>
+                <w:b/>
+                <w:sz w:val="18"/>
+              </w:rPr>
+              <w:t>Stage</w:t>
+            </w:r>
+          </w:p>
+        </w:tc>
+        <w:tc>
+          <w:tcPr>
+            <w:tcW w:type="dxa" w:w="7015"/>
+            <w:shd w:fill="EAF3F5"/>
+            <w:tcMar>
+              <w:top w:w="80" w:type="dxa"/>
+              <w:left w:w="80" w:type="dxa"/>
+              <w:bottom w:w="80" w:type="dxa"/>
+              <w:right w:w="80" w:type="dxa"/>
+            </w:tcMar>
+          </w:tcPr>
+          <w:p>
+            <w:pPr>
+              <w:spacing w:after="20"/>
+            </w:pPr>
+            <w:r>
+              <w:rPr>
+                <w:b/>
+                <w:sz w:val="18"/>
+              </w:rPr>
+              <w:t>Gate</w:t>
+            </w:r>
+          </w:p>
+        </w:tc>
+      </w:tr>
+      <w:tr>
+        <w:trPr>
+          <w:cantSplit/>
+        </w:trPr>
+        <w:tc>
+          <w:tcPr>
+            <w:tcW w:type="dxa" w:w="3151"/>
+            <w:shd w:fill="FFFFFF"/>
+            <w:tcMar>
+              <w:top w:w="80" w:type="dxa"/>
+              <w:left w:w="80" w:type="dxa"/>
+              <w:bottom w:w="80" w:type="dxa"/>
+              <w:right w:w="80" w:type="dxa"/>
+            </w:tcMar>
+          </w:tcPr>
+          <w:p>
+            <w:pPr>
+              <w:spacing w:after="20"/>
+            </w:pPr>
+            <w:r>
+              <w:rPr>
+                <w:b w:val="0"/>
+                <w:sz w:val="18"/>
+              </w:rPr>
+              <w:t>Internal endpoint</w:t>
+            </w:r>
+          </w:p>
+        </w:tc>
+        <w:tc>
+          <w:tcPr>
+            <w:tcW w:type="dxa" w:w="7015"/>
+            <w:shd w:fill="FFFFFF"/>
+            <w:tcMar>
+              <w:top w:w="80" w:type="dxa"/>
+              <w:left w:w="80" w:type="dxa"/>
+              <w:bottom w:w="80" w:type="dxa"/>
+              <w:right w:w="80" w:type="dxa"/>
+            </w:tcMar>
+          </w:tcPr>
+          <w:p>
+            <w:pPr>
+              <w:spacing w:after="20"/>
+            </w:pPr>
+            <w:r>
+              <w:rPr>
+                <w:b w:val="0"/>
+                <w:sz w:val="18"/>
+              </w:rPr>
+              <w:t>Replay fixtures; test timeouts and invalid signatures</w:t>
+            </w:r>
+          </w:p>
+        </w:tc>
+      </w:tr>
+      <w:tr>
+        <w:trPr>
+          <w:cantSplit/>
+        </w:trPr>
+        <w:tc>
+          <w:tcPr>
+            <w:tcW w:type="dxa" w:w="3151"/>
+            <w:shd w:fill="EAF3F5"/>
+            <w:tcMar>
+              <w:top w:w="80" w:type="dxa"/>
+              <w:left w:w="80" w:type="dxa"/>
+              <w:bottom w:w="80" w:type="dxa"/>
+              <w:right w:w="80" w:type="dxa"/>
+            </w:tcMar>
+          </w:tcPr>
+          <w:p>
+            <w:pPr>
+              <w:spacing w:after="20"/>
+            </w:pPr>
+            <w:r>
+              <w:rPr>
+                <w:b w:val="0"/>
+                <w:sz w:val="18"/>
+              </w:rPr>
+              <w:t>Two pilot partners</w:t>
+            </w:r>
+          </w:p>
+        </w:tc>
+        <w:tc>
+          <w:tcPr>
+            <w:tcW w:type="dxa" w:w="7015"/>
+            <w:shd w:fill="EAF3F5"/>
+            <w:tcMar>
+              <w:top w:w="80" w:type="dxa"/>
+              <w:left w:w="80" w:type="dxa"/>
+              <w:bottom w:w="80" w:type="dxa"/>
+              <w:right w:w="80" w:type="dxa"/>
+            </w:tcMar>
+          </w:tcPr>
+          <w:p>
+            <w:pPr>
+              <w:spacing w:after="20"/>
+            </w:pPr>
+            <w:r>
+              <w:rPr>
+                <w:b w:val="0"/>
+                <w:sz w:val="18"/>
+              </w:rPr>
+              <w:t>Review delivery latency and retry rate for 48 hours</w:t>
+            </w:r>
+          </w:p>
+        </w:tc>
+      </w:tr>
+      <w:tr>
+        <w:trPr>
+          <w:cantSplit/>
+        </w:trPr>
+        <w:tc>
+          <w:tcPr>
+            <w:tcW w:type="dxa" w:w="3151"/>
+            <w:shd w:fill="FFFFFF"/>
+            <w:tcMar>
+              <w:top w:w="80" w:type="dxa"/>
+              <w:left w:w="80" w:type="dxa"/>
+              <w:bottom w:w="80" w:type="dxa"/>
+              <w:right w:w="80" w:type="dxa"/>
+            </w:tcMar>
+          </w:tcPr>
+          <w:p>
+            <w:pPr>
+              <w:spacing w:after="20"/>
+            </w:pPr>
+            <w:r>
+              <w:rPr>
+                <w:b w:val="0"/>
+                <w:sz w:val="18"/>
+              </w:rPr>
+              <w:t>General enablement</w:t>
+            </w:r>
+          </w:p>
+        </w:tc>
+        <w:tc>
+          <w:tcPr>
+            <w:tcW w:type="dxa" w:w="7015"/>
+            <w:shd w:fill="FFFFFF"/>
+            <w:tcMar>
+              <w:top w:w="80" w:type="dxa"/>
+              <w:left w:w="80" w:type="dxa"/>
+              <w:bottom w:w="80" w:type="dxa"/>
+              <w:right w:w="80" w:type="dxa"/>
+            </w:tcMar>
+          </w:tcPr>
+          <w:p>
+            <w:pPr>
+              <w:spacing w:after="20"/>
+            </w:pPr>
+            <w:r>
+              <w:rPr>
+                <w:b w:val="0"/>
+                <w:sz w:val="18"/>
+              </w:rPr>
+              <w:t>Expand gradually after operational sign-off</w:t>
+            </w:r>
+          </w:p>
+        </w:tc>
+      </w:tr>
+      <w:tr>
+        <w:trPr>
+          <w:cantSplit/>
+        </w:trPr>
+        <w:tc>
+          <w:tcPr>
+            <w:tcW w:type="dxa" w:w="3151"/>
+            <w:shd w:fill="EAF3F5"/>
+            <w:tcMar>
+              <w:top w:w="80" w:type="dxa"/>
+              <w:left w:w="80" w:type="dxa"/>
+              <w:bottom w:w="80" w:type="dxa"/>
+              <w:right w:w="80" w:type="dxa"/>
+            </w:tcMar>
+          </w:tcPr>
+          <w:p>
+            <w:pPr>
+              <w:spacing w:after="20"/>
+            </w:pPr>
+            <w:r>
+              <w:rPr>
+                <w:b w:val="0"/>
+                <w:sz w:val="18"/>
+              </w:rPr>
+              <w:t>Rollback</w:t>
+            </w:r>
+          </w:p>
+        </w:tc>
+        <w:tc>
+          <w:tcPr>
+            <w:tcW w:type="dxa" w:w="7015"/>
+            <w:shd w:fill="EAF3F5"/>
+            <w:tcMar>
+              <w:top w:w="80" w:type="dxa"/>
+              <w:left w:w="80" w:type="dxa"/>
+              <w:bottom w:w="80" w:type="dxa"/>
+              <w:right w:w="80" w:type="dxa"/>
+            </w:tcMar>
+          </w:tcPr>
+          <w:p>
+            <w:pPr>
+              <w:spacing w:after="20"/>
+            </w:pPr>
+            <w:r>
+              <w:rPr>
+                <w:b w:val="0"/>
+                <w:sz w:val="18"/>
+              </w:rPr>
+              <w:t>Stop new dispatch; preserve queue and outbox for replay</w:t>
+            </w:r>
+          </w:p>
+        </w:tc>
+      </w:tr>
+    </w:tbl>
+    <w:p>
+      <w:pPr>
+        <w:spacing w:after="0"/>
+      </w:pPr>
+    </w:p>
+    <w:p>
+      <w:pPr>
+        <w:pStyle w:val="Heading1"/>
+      </w:pPr>
+      <w:r>
+        <w:t>Operational ownership</w:t>
+      </w:r>
+    </w:p>
+    <w:p>
+      <w:pPr/>
+      <w:r>
+        <w:t>Reliability owns alerts for oldest pending event age and repeated partner failures. API owns the payload contract and versioning. Thresholds must be set from pilot measurements before general enablement.</w:t>
+      </w:r>
+    </w:p>
     <w:sectPr>
+      <w:footerReference w:type="default" r:id="rId9"/>
       <w:pgSz w:w="12240" w:h="15840"/>
-      <w:pgMar w:top="1008" w:right="1152" w:bottom="1008" w:left="1152" w:header="720" w:footer="720" w:gutter="0"/>
+      <w:pgMar w:top="864" w:right="1037" w:bottom="864" w:left="1037" w:header="720" w:footer="720" w:gutter="0"/>
       <w:cols w:space="720"/>
       <w:docGrid w:linePitch="360"/>
     </w:sectPr>
   </w:body>
 </w:document>
+</file>
+
+<file path=word/footer1.xml><?xml version="1.0" encoding="utf-8"?>
+<w:ftr xmlns:m="http://schemas.openxmlformats.org/officeDocument/2006/math" xmlns:mc="http://schemas.openxmlformats.org/markup-compatibility/2006" xmlns:mo="http://schemas.microsoft.com/office/mac/office/2008/main" xmlns:mv="urn:schemas-microsoft-com:mac:vml" xmlns:o="urn:schemas-microsoft-com:office:office" xmlns:r="http://schemas.openxmlformats.org/officeDocument/2006/relationships" xmlns:v="urn:schemas-microsoft-com:vml" xmlns:w10="urn:schemas-microsoft-com:office:word" xmlns:w14="http://schemas.microsoft.com/office/word/2010/wordml" xmlns:w="http://schemas.openxmlformats.org/wordprocessingml/2006/main" xmlns:wne="http://schemas.microsoft.com/office/word/2006/wordml" xmlns:wp14="http://schemas.microsoft.com/office/word/2010/wordprocessingDrawing" xmlns:wp="http://schemas.openxmlformats.org/drawingml/2006/wordprocessingDrawing" xmlns:wpc="http://schemas.microsoft.com/office/word/2010/wordprocessingCanvas" xmlns:wpg="http://schemas.microsoft.com/office/word/2010/wordprocessingGroup" xmlns:wpi="http://schemas.microsoft.com/office/word/2010/wordprocessingInk" xmlns:wps="http://schemas.microsoft.com/office/word/2010/wordprocessingShape" mc:Ignorable="w14 wp14">
+  <w:p>
+    <w:pPr>
+      <w:pStyle w:val="Footer"/>
+    </w:pPr>
+    <w:r>
+      <w:rPr>
+        <w:sz w:val="16"/>
+      </w:rPr>
+      <w:t>Dazzler sample template • technical • Replace fictional details before use</w:t>
+    </w:r>
+  </w:p>
+</w:ftr>
 </file>
 
 <file path=word/numbering.xml><?xml version="1.0" encoding="utf-8"?>
@@ -610,12 +1447,12 @@
     <w:qFormat/>
     <w:rsid w:val="00FC693F"/>
     <w:pPr>
-      <w:spacing w:after="140" w:line="276" w:lineRule="auto"/>
+      <w:spacing w:line="259" w:lineRule="auto" w:after="120"/>
     </w:pPr>
     <w:rPr>
-      <w:rFonts w:ascii="Arial" w:hAnsi="Arial" w:eastAsia="Arial" w:cs="Arial"/>
+      <w:rFonts w:ascii="Arial" w:hAnsi="Arial"/>
       <w:color w:val="000000"/>
-      <w:sz w:val="21"/>
+      <w:sz w:val="20"/>
     </w:rPr>
   </w:style>
   <w:style w:type="paragraph" w:styleId="Header">
@@ -673,15 +1510,15 @@
     <w:pPr>
       <w:keepNext/>
       <w:keepLines/>
-      <w:spacing w:before="320" w:after="140"/>
+      <w:spacing w:before="240" w:after="120" w:line="259" w:lineRule="auto"/>
       <w:outlineLvl w:val="0"/>
     </w:pPr>
     <w:rPr>
-      <w:rFonts w:cstheme="majorBidi" w:ascii="Arial" w:hAnsi="Arial" w:eastAsia="Arial" w:cs="Arial"/>
+      <w:rFonts w:cstheme="majorBidi" w:ascii="Arial" w:hAnsi="Arial"/>
       <w:b/>
       <w:bCs/>
       <w:color w:val="000000"/>
-      <w:sz w:val="28"/>
+      <w:sz w:val="26"/>
       <w:szCs w:val="28"/>
     </w:rPr>
   </w:style>
@@ -697,15 +1534,15 @@
     <w:pPr>
       <w:keepNext/>
       <w:keepLines/>
-      <w:spacing w:before="200" w:after="140"/>
+      <w:spacing w:before="200" w:after="120" w:line="259" w:lineRule="auto"/>
       <w:outlineLvl w:val="1"/>
     </w:pPr>
     <w:rPr>
-      <w:rFonts w:cstheme="majorBidi" w:ascii="Arial" w:hAnsi="Arial" w:eastAsia="Arial" w:cs="Arial"/>
+      <w:rFonts w:cstheme="majorBidi" w:ascii="Arial" w:hAnsi="Arial"/>
       <w:b/>
       <w:bCs/>
       <w:color w:val="000000"/>
-      <w:sz w:val="26"/>
+      <w:sz w:val="22"/>
       <w:szCs w:val="26"/>
     </w:rPr>
   </w:style>
@@ -959,15 +1796,15 @@
     <w:qFormat/>
     <w:rsid w:val="00FC693F"/>
     <w:pPr>
-      <w:spacing w:after="200" w:line="240" w:lineRule="auto"/>
+      <w:spacing w:after="120" w:line="259" w:lineRule="auto"/>
       <w:contextualSpacing/>
     </w:pPr>
     <w:rPr>
-      <w:rFonts w:cstheme="majorBidi" w:ascii="Arial" w:hAnsi="Arial" w:eastAsia="Arial" w:cs="Arial"/>
+      <w:rFonts w:cstheme="majorBidi" w:ascii="Arial" w:hAnsi="Arial"/>
       <w:color w:val="000000"/>
       <w:spacing w:val="5"/>
       <w:kern w:val="28"/>
-      <w:sz w:val="58"/>
+      <w:sz w:val="56"/>
       <w:szCs w:val="52"/>
     </w:rPr>
   </w:style>
@@ -998,10 +1835,10 @@
       <w:numPr>
         <w:ilvl w:val="1"/>
       </w:numPr>
-      <w:spacing w:after="140"/>
+      <w:spacing w:line="259" w:lineRule="auto" w:after="120"/>
     </w:pPr>
     <w:rPr>
-      <w:rFonts w:cstheme="majorBidi" w:ascii="Arial" w:hAnsi="Arial" w:eastAsia="Arial" w:cs="Arial"/>
+      <w:rFonts w:cstheme="majorBidi" w:ascii="Arial" w:hAnsi="Arial"/>
       <w:i/>
       <w:iCs/>
       <w:color w:val="000000"/>
@@ -1142,8 +1979,14 @@
       <w:numPr>
         <w:numId w:val="1"/>
       </w:numPr>
+      <w:spacing w:line="259" w:lineRule="auto" w:after="120"/>
       <w:contextualSpacing/>
     </w:pPr>
+    <w:rPr>
+      <w:rFonts w:ascii="Arial" w:hAnsi="Arial"/>
+      <w:color w:val="000000"/>
+      <w:sz w:val="20"/>
+    </w:rPr>
   </w:style>
   <w:style w:type="paragraph" w:styleId="ListBullet2">
     <w:name w:val="List Bullet 2"/>

--- a/skills/dazzler-frontend/assets/templates/docx/technical.docx
+++ b/skills/dazzler-frontend/assets/templates/docx/technical.docx
@@ -6,10 +6,10 @@
       <w:r>
         <w:rPr>
           <w:b/>
-          <w:color w:val="305666"/>
-          <w:sz w:val="18"/>
+          <w:color w:val="075D83"/>
+          <w:sz w:val="16"/>
         </w:rPr>
-        <w:t>PLATFORM ENGINEERING  /  1</w:t>
+        <w:t>PLATFORM ENGINEERING   /   01</w:t>
       </w:r>
     </w:p>
     <w:p>
@@ -25,29 +25,255 @@
         <w:pStyle w:val="Subtitle"/>
       </w:pPr>
       <w:r>
+        <w:rPr>
+          <w:i/>
+        </w:rPr>
         <w:t>Technical design • RFC 014 • Proposed</w:t>
       </w:r>
     </w:p>
     <w:p>
       <w:pPr/>
       <w:r>
-        <w:t>Owner: Alex Rivera    Reviewers: API + Reliability    Updated: 18 June 2027</w:t>
+        <w:rPr>
+          <w:b w:val="0"/>
+        </w:rPr>
+      </w:r>
+      <w:r>
+        <w:rPr>
+          <w:b/>
+          <w:color w:val="075D83"/>
+        </w:rPr>
+        <w:t>Owner</w:t>
+      </w:r>
+      <w:r>
+        <w:rPr>
+          <w:b w:val="0"/>
+        </w:rPr>
+        <w:t>: Alex Rivera    Reviewers: API + Reliability    Updated: 18 June 2027</w:t>
+      </w:r>
+    </w:p>
+    <w:tbl>
+      <w:tblPr>
+        <w:tblW w:type="auto" w:w="0"/>
+        <w:tblLayout w:type="fixed"/>
+        <w:tblLook w:firstColumn="1" w:firstRow="1" w:lastColumn="0" w:lastRow="0" w:noHBand="0" w:noVBand="1" w:val="04A0"/>
+      </w:tblPr>
+      <w:tblGrid>
+        <w:gridCol w:w="3485"/>
+        <w:gridCol w:w="3485"/>
+        <w:gridCol w:w="3485"/>
+      </w:tblGrid>
+      <w:tr>
+        <w:trPr>
+          <w:cantSplit/>
+          <w:tblHeader/>
+        </w:trPr>
+        <w:tc>
+          <w:tcPr>
+            <w:tcW w:type="dxa" w:w="3485"/>
+            <w:shd w:fill="075D83"/>
+            <w:tcMar>
+              <w:top w:w="85" w:type="dxa"/>
+              <w:left w:w="85" w:type="dxa"/>
+              <w:bottom w:w="85" w:type="dxa"/>
+              <w:right w:w="85" w:type="dxa"/>
+            </w:tcMar>
+          </w:tcPr>
+          <w:p>
+            <w:pPr>
+              <w:spacing w:after="0"/>
+            </w:pPr>
+            <w:r>
+              <w:rPr>
+                <w:rFonts w:ascii="Arial" w:hAnsi="Arial"/>
+                <w:b/>
+                <w:color w:val="FFFFFF"/>
+                <w:sz w:val="58"/>
+              </w:rPr>
+              <w:t>6</w:t>
+            </w:r>
+          </w:p>
+        </w:tc>
+        <w:tc>
+          <w:tcPr>
+            <w:tcW w:type="dxa" w:w="3485"/>
+            <w:shd w:fill="075D83"/>
+            <w:tcMar>
+              <w:top w:w="85" w:type="dxa"/>
+              <w:left w:w="85" w:type="dxa"/>
+              <w:bottom w:w="85" w:type="dxa"/>
+              <w:right w:w="85" w:type="dxa"/>
+            </w:tcMar>
+            <w:shd w:fill="B33D21"/>
+          </w:tcPr>
+          <w:p>
+            <w:pPr>
+              <w:spacing w:after="0"/>
+            </w:pPr>
+            <w:r>
+              <w:rPr>
+                <w:rFonts w:ascii="Arial" w:hAnsi="Arial"/>
+                <w:b/>
+                <w:color w:val="FFFFFF"/>
+                <w:sz w:val="58"/>
+              </w:rPr>
+              <w:t>10 sec</w:t>
+            </w:r>
+          </w:p>
+        </w:tc>
+        <w:tc>
+          <w:tcPr>
+            <w:tcW w:type="dxa" w:w="3485"/>
+            <w:shd w:fill="075D83"/>
+            <w:tcMar>
+              <w:top w:w="85" w:type="dxa"/>
+              <w:left w:w="85" w:type="dxa"/>
+              <w:bottom w:w="85" w:type="dxa"/>
+              <w:right w:w="85" w:type="dxa"/>
+            </w:tcMar>
+          </w:tcPr>
+          <w:p>
+            <w:pPr>
+              <w:spacing w:after="0"/>
+            </w:pPr>
+            <w:r>
+              <w:rPr>
+                <w:rFonts w:ascii="Arial" w:hAnsi="Arial"/>
+                <w:b/>
+                <w:color w:val="FFFFFF"/>
+                <w:sz w:val="58"/>
+              </w:rPr>
+              <w:t>24 hr</w:t>
+            </w:r>
+          </w:p>
+        </w:tc>
+      </w:tr>
+      <w:tr>
+        <w:trPr>
+          <w:cantSplit/>
+        </w:trPr>
+        <w:tc>
+          <w:tcPr>
+            <w:tcW w:type="dxa" w:w="3485"/>
+            <w:shd w:fill="F0F2F6"/>
+            <w:tcMar>
+              <w:top w:w="85" w:type="dxa"/>
+              <w:left w:w="85" w:type="dxa"/>
+              <w:bottom w:w="85" w:type="dxa"/>
+              <w:right w:w="85" w:type="dxa"/>
+            </w:tcMar>
+          </w:tcPr>
+          <w:p>
+            <w:pPr>
+              <w:spacing w:after="0"/>
+            </w:pPr>
+            <w:r>
+              <w:rPr>
+                <w:rFonts w:ascii="Arial" w:hAnsi="Arial"/>
+                <w:b w:val="0"/>
+                <w:color w:val="172033"/>
+                <w:sz w:val="18"/>
+              </w:rPr>
+              <w:t>attempt maximum</w:t>
+            </w:r>
+          </w:p>
+        </w:tc>
+        <w:tc>
+          <w:tcPr>
+            <w:tcW w:type="dxa" w:w="3485"/>
+            <w:shd w:fill="F0F2F6"/>
+            <w:tcMar>
+              <w:top w:w="85" w:type="dxa"/>
+              <w:left w:w="85" w:type="dxa"/>
+              <w:bottom w:w="85" w:type="dxa"/>
+              <w:right w:w="85" w:type="dxa"/>
+            </w:tcMar>
+          </w:tcPr>
+          <w:p>
+            <w:pPr>
+              <w:spacing w:after="0"/>
+            </w:pPr>
+            <w:r>
+              <w:rPr>
+                <w:rFonts w:ascii="Arial" w:hAnsi="Arial"/>
+                <w:b w:val="0"/>
+                <w:color w:val="172033"/>
+                <w:sz w:val="18"/>
+              </w:rPr>
+              <w:t>request timeout</w:t>
+            </w:r>
+          </w:p>
+        </w:tc>
+        <w:tc>
+          <w:tcPr>
+            <w:tcW w:type="dxa" w:w="3485"/>
+            <w:shd w:fill="F0F2F6"/>
+            <w:tcMar>
+              <w:top w:w="85" w:type="dxa"/>
+              <w:left w:w="85" w:type="dxa"/>
+              <w:bottom w:w="85" w:type="dxa"/>
+              <w:right w:w="85" w:type="dxa"/>
+            </w:tcMar>
+          </w:tcPr>
+          <w:p>
+            <w:pPr>
+              <w:spacing w:after="0"/>
+            </w:pPr>
+            <w:r>
+              <w:rPr>
+                <w:rFonts w:ascii="Arial" w:hAnsi="Arial"/>
+                <w:b w:val="0"/>
+                <w:color w:val="172033"/>
+                <w:sz w:val="18"/>
+              </w:rPr>
+              <w:t>retry window</w:t>
+            </w:r>
+          </w:p>
+        </w:tc>
+      </w:tr>
+    </w:tbl>
+    <w:p>
+      <w:pPr>
+        <w:spacing w:after="0" w:before="0" w:line="60" w:lineRule="exact"/>
+      </w:pPr>
+      <w:r>
+        <w:rPr>
+          <w:sz w:val="6"/>
+        </w:rPr>
       </w:r>
     </w:p>
     <w:p>
       <w:pPr>
-        <w:spacing w:before="160" w:after="200"/>
-        <w:shd w:fill="EAF3F5"/>
+        <w:shd w:fill="EDF2F9"/>
+        <w:spacing w:before="120" w:after="160"/>
       </w:pPr>
       <w:r>
         <w:rPr>
           <w:b/>
+          <w:color w:val="075D83"/>
+          <w:sz w:val="18"/>
         </w:rPr>
         <w:t>DESIGN DECISION</w:t>
         <w:br/>
       </w:r>
       <w:r>
-        <w:t>Deliver order status events asynchronously with at-least-once delivery. Consumers deduplicate on event_id; the service does not promise exactly-once processing.</w:t>
+        <w:rPr>
+          <w:b w:val="0"/>
+        </w:rPr>
+        <w:t xml:space="preserve">Deliver order status events asynchronously with </w:t>
+      </w:r>
+      <w:r>
+        <w:rPr>
+          <w:b/>
+          <w:color w:val="075D83"/>
+        </w:rPr>
+        <w:t>at-least-once</w:t>
+      </w:r>
+      <w:r>
+        <w:rPr>
+          <w:b w:val="0"/>
+        </w:rPr>
+        <w:t xml:space="preserve"> delivery. Consumers deduplicate on event_id; the service does not promise exactly-once processing.</w:t>
       </w:r>
     </w:p>
     <w:p>
@@ -55,12 +281,18 @@
         <w:pStyle w:val="Heading1"/>
       </w:pPr>
       <w:r>
+        <w:rPr>
+          <w:b w:val="0"/>
+        </w:rPr>
         <w:t>Context and boundaries</w:t>
       </w:r>
     </w:p>
     <w:p>
       <w:pPr/>
       <w:r>
+        <w:rPr>
+          <w:b w:val="0"/>
+        </w:rPr>
         <w:t>Partners currently poll for order updates. This design adds signed event delivery to registered HTTPS endpoints. It excludes partner endpoint provisioning, historical backfills and delivery to arbitrary customer-supplied URLs.</w:t>
       </w:r>
     </w:p>
@@ -69,12 +301,18 @@
         <w:pStyle w:val="Heading1"/>
       </w:pPr>
       <w:r>
+        <w:rPr>
+          <w:b w:val="0"/>
+        </w:rPr>
         <w:t>Delivery path</w:t>
       </w:r>
     </w:p>
     <w:p>
       <w:pPr/>
       <w:r>
+        <w:rPr>
+          <w:b w:val="0"/>
+        </w:rPr>
         <w:t>Order transaction → transactional outbox → delivery queue → worker → registered partner endpoint. A delivery record stores each attempt and its result.</w:t>
       </w:r>
     </w:p>
@@ -85,8 +323,8 @@
         <w:tblLook w:firstColumn="1" w:firstRow="1" w:lastColumn="0" w:lastRow="0" w:noHBand="0" w:noVBand="1" w:val="04A0"/>
       </w:tblPr>
       <w:tblGrid>
-        <w:gridCol w:w="3456"/>
-        <w:gridCol w:w="6710"/>
+        <w:gridCol w:w="3554"/>
+        <w:gridCol w:w="6900"/>
       </w:tblGrid>
       <w:tr>
         <w:trPr>
@@ -95,22 +333,24 @@
         </w:trPr>
         <w:tc>
           <w:tcPr>
-            <w:tcW w:type="dxa" w:w="3456"/>
-            <w:shd w:fill="EAF3F5"/>
+            <w:tcW w:type="dxa" w:w="3554"/>
+            <w:shd w:fill="075D83"/>
             <w:tcMar>
-              <w:top w:w="80" w:type="dxa"/>
-              <w:left w:w="80" w:type="dxa"/>
-              <w:bottom w:w="80" w:type="dxa"/>
-              <w:right w:w="80" w:type="dxa"/>
+              <w:top w:w="85" w:type="dxa"/>
+              <w:left w:w="85" w:type="dxa"/>
+              <w:bottom w:w="85" w:type="dxa"/>
+              <w:right w:w="85" w:type="dxa"/>
             </w:tcMar>
           </w:tcPr>
           <w:p>
             <w:pPr>
-              <w:spacing w:after="20"/>
+              <w:spacing w:after="0"/>
             </w:pPr>
             <w:r>
               <w:rPr>
+                <w:rFonts w:ascii="Arial" w:hAnsi="Arial"/>
                 <w:b/>
+                <w:color w:val="FFFFFF"/>
                 <w:sz w:val="18"/>
               </w:rPr>
               <w:t>Requirement</w:t>
@@ -119,22 +359,24 @@
         </w:tc>
         <w:tc>
           <w:tcPr>
-            <w:tcW w:type="dxa" w:w="6710"/>
-            <w:shd w:fill="EAF3F5"/>
+            <w:tcW w:type="dxa" w:w="6900"/>
+            <w:shd w:fill="075D83"/>
             <w:tcMar>
-              <w:top w:w="80" w:type="dxa"/>
-              <w:left w:w="80" w:type="dxa"/>
-              <w:bottom w:w="80" w:type="dxa"/>
-              <w:right w:w="80" w:type="dxa"/>
+              <w:top w:w="85" w:type="dxa"/>
+              <w:left w:w="85" w:type="dxa"/>
+              <w:bottom w:w="85" w:type="dxa"/>
+              <w:right w:w="85" w:type="dxa"/>
             </w:tcMar>
           </w:tcPr>
           <w:p>
             <w:pPr>
-              <w:spacing w:after="20"/>
+              <w:spacing w:after="0"/>
             </w:pPr>
             <w:r>
               <w:rPr>
+                <w:rFonts w:ascii="Arial" w:hAnsi="Arial"/>
                 <w:b/>
+                <w:color w:val="FFFFFF"/>
                 <w:sz w:val="18"/>
               </w:rPr>
               <w:t>Design response</w:t>
@@ -148,22 +390,24 @@
         </w:trPr>
         <w:tc>
           <w:tcPr>
-            <w:tcW w:type="dxa" w:w="3456"/>
-            <w:shd w:fill="FFFFFF"/>
+            <w:tcW w:type="dxa" w:w="3554"/>
+            <w:shd w:fill="F0F2F6"/>
             <w:tcMar>
-              <w:top w:w="80" w:type="dxa"/>
-              <w:left w:w="80" w:type="dxa"/>
-              <w:bottom w:w="80" w:type="dxa"/>
-              <w:right w:w="80" w:type="dxa"/>
+              <w:top w:w="85" w:type="dxa"/>
+              <w:left w:w="85" w:type="dxa"/>
+              <w:bottom w:w="85" w:type="dxa"/>
+              <w:right w:w="85" w:type="dxa"/>
             </w:tcMar>
           </w:tcPr>
           <w:p>
             <w:pPr>
-              <w:spacing w:after="20"/>
+              <w:spacing w:after="0"/>
             </w:pPr>
             <w:r>
               <w:rPr>
+                <w:rFonts w:ascii="Arial" w:hAnsi="Arial"/>
                 <w:b w:val="0"/>
+                <w:color w:val="172033"/>
                 <w:sz w:val="18"/>
               </w:rPr>
               <w:t>No lost committed events</w:t>
@@ -172,22 +416,24 @@
         </w:tc>
         <w:tc>
           <w:tcPr>
-            <w:tcW w:type="dxa" w:w="6710"/>
-            <w:shd w:fill="FFFFFF"/>
+            <w:tcW w:type="dxa" w:w="6900"/>
+            <w:shd w:fill="F0F2F6"/>
             <w:tcMar>
-              <w:top w:w="80" w:type="dxa"/>
-              <w:left w:w="80" w:type="dxa"/>
-              <w:bottom w:w="80" w:type="dxa"/>
-              <w:right w:w="80" w:type="dxa"/>
+              <w:top w:w="85" w:type="dxa"/>
+              <w:left w:w="85" w:type="dxa"/>
+              <w:bottom w:w="85" w:type="dxa"/>
+              <w:right w:w="85" w:type="dxa"/>
             </w:tcMar>
           </w:tcPr>
           <w:p>
             <w:pPr>
-              <w:spacing w:after="20"/>
+              <w:spacing w:after="0"/>
             </w:pPr>
             <w:r>
               <w:rPr>
+                <w:rFonts w:ascii="Arial" w:hAnsi="Arial"/>
                 <w:b w:val="0"/>
+                <w:color w:val="172033"/>
                 <w:sz w:val="18"/>
               </w:rPr>
               <w:t>Write the outbox record in the order transaction</w:t>
@@ -201,22 +447,24 @@
         </w:trPr>
         <w:tc>
           <w:tcPr>
-            <w:tcW w:type="dxa" w:w="3456"/>
-            <w:shd w:fill="EAF3F5"/>
+            <w:tcW w:type="dxa" w:w="3554"/>
+            <w:shd w:fill="FFFFFF"/>
             <w:tcMar>
-              <w:top w:w="80" w:type="dxa"/>
-              <w:left w:w="80" w:type="dxa"/>
-              <w:bottom w:w="80" w:type="dxa"/>
-              <w:right w:w="80" w:type="dxa"/>
+              <w:top w:w="85" w:type="dxa"/>
+              <w:left w:w="85" w:type="dxa"/>
+              <w:bottom w:w="85" w:type="dxa"/>
+              <w:right w:w="85" w:type="dxa"/>
             </w:tcMar>
           </w:tcPr>
           <w:p>
             <w:pPr>
-              <w:spacing w:after="20"/>
+              <w:spacing w:after="0"/>
             </w:pPr>
             <w:r>
               <w:rPr>
+                <w:rFonts w:ascii="Arial" w:hAnsi="Arial"/>
                 <w:b w:val="0"/>
+                <w:color w:val="172033"/>
                 <w:sz w:val="18"/>
               </w:rPr>
               <w:t>Duplicate-safe processing</w:t>
@@ -225,22 +473,24 @@
         </w:tc>
         <w:tc>
           <w:tcPr>
-            <w:tcW w:type="dxa" w:w="6710"/>
-            <w:shd w:fill="EAF3F5"/>
+            <w:tcW w:type="dxa" w:w="6900"/>
+            <w:shd w:fill="FFFFFF"/>
             <w:tcMar>
-              <w:top w:w="80" w:type="dxa"/>
-              <w:left w:w="80" w:type="dxa"/>
-              <w:bottom w:w="80" w:type="dxa"/>
-              <w:right w:w="80" w:type="dxa"/>
+              <w:top w:w="85" w:type="dxa"/>
+              <w:left w:w="85" w:type="dxa"/>
+              <w:bottom w:w="85" w:type="dxa"/>
+              <w:right w:w="85" w:type="dxa"/>
             </w:tcMar>
           </w:tcPr>
           <w:p>
             <w:pPr>
-              <w:spacing w:after="20"/>
+              <w:spacing w:after="0"/>
             </w:pPr>
             <w:r>
               <w:rPr>
+                <w:rFonts w:ascii="Arial" w:hAnsi="Arial"/>
                 <w:b w:val="0"/>
+                <w:color w:val="172033"/>
                 <w:sz w:val="18"/>
               </w:rPr>
               <w:t>Keep event_id stable across retries</w:t>
@@ -254,22 +504,24 @@
         </w:trPr>
         <w:tc>
           <w:tcPr>
-            <w:tcW w:type="dxa" w:w="3456"/>
-            <w:shd w:fill="FFFFFF"/>
+            <w:tcW w:type="dxa" w:w="3554"/>
+            <w:shd w:fill="F0F2F6"/>
             <w:tcMar>
-              <w:top w:w="80" w:type="dxa"/>
-              <w:left w:w="80" w:type="dxa"/>
-              <w:bottom w:w="80" w:type="dxa"/>
-              <w:right w:w="80" w:type="dxa"/>
+              <w:top w:w="85" w:type="dxa"/>
+              <w:left w:w="85" w:type="dxa"/>
+              <w:bottom w:w="85" w:type="dxa"/>
+              <w:right w:w="85" w:type="dxa"/>
             </w:tcMar>
           </w:tcPr>
           <w:p>
             <w:pPr>
-              <w:spacing w:after="20"/>
+              <w:spacing w:after="0"/>
             </w:pPr>
             <w:r>
               <w:rPr>
+                <w:rFonts w:ascii="Arial" w:hAnsi="Arial"/>
                 <w:b w:val="0"/>
+                <w:color w:val="172033"/>
                 <w:sz w:val="18"/>
               </w:rPr>
               <w:t>Endpoint authenticity</w:t>
@@ -278,22 +530,24 @@
         </w:tc>
         <w:tc>
           <w:tcPr>
-            <w:tcW w:type="dxa" w:w="6710"/>
-            <w:shd w:fill="FFFFFF"/>
+            <w:tcW w:type="dxa" w:w="6900"/>
+            <w:shd w:fill="F0F2F6"/>
             <w:tcMar>
-              <w:top w:w="80" w:type="dxa"/>
-              <w:left w:w="80" w:type="dxa"/>
-              <w:bottom w:w="80" w:type="dxa"/>
-              <w:right w:w="80" w:type="dxa"/>
+              <w:top w:w="85" w:type="dxa"/>
+              <w:left w:w="85" w:type="dxa"/>
+              <w:bottom w:w="85" w:type="dxa"/>
+              <w:right w:w="85" w:type="dxa"/>
             </w:tcMar>
           </w:tcPr>
           <w:p>
             <w:pPr>
-              <w:spacing w:after="20"/>
+              <w:spacing w:after="0"/>
             </w:pPr>
             <w:r>
               <w:rPr>
+                <w:rFonts w:ascii="Arial" w:hAnsi="Arial"/>
                 <w:b w:val="0"/>
+                <w:color w:val="172033"/>
                 <w:sz w:val="18"/>
               </w:rPr>
               <w:t>Sign the raw request body with the partner secret</w:t>
@@ -307,22 +561,24 @@
         </w:trPr>
         <w:tc>
           <w:tcPr>
-            <w:tcW w:type="dxa" w:w="3456"/>
-            <w:shd w:fill="EAF3F5"/>
+            <w:tcW w:type="dxa" w:w="3554"/>
+            <w:shd w:fill="FFFFFF"/>
             <w:tcMar>
-              <w:top w:w="80" w:type="dxa"/>
-              <w:left w:w="80" w:type="dxa"/>
-              <w:bottom w:w="80" w:type="dxa"/>
-              <w:right w:w="80" w:type="dxa"/>
+              <w:top w:w="85" w:type="dxa"/>
+              <w:left w:w="85" w:type="dxa"/>
+              <w:bottom w:w="85" w:type="dxa"/>
+              <w:right w:w="85" w:type="dxa"/>
             </w:tcMar>
           </w:tcPr>
           <w:p>
             <w:pPr>
-              <w:spacing w:after="20"/>
+              <w:spacing w:after="0"/>
             </w:pPr>
             <w:r>
               <w:rPr>
+                <w:rFonts w:ascii="Arial" w:hAnsi="Arial"/>
                 <w:b w:val="0"/>
+                <w:color w:val="172033"/>
                 <w:sz w:val="18"/>
               </w:rPr>
               <w:t>Failure isolation</w:t>
@@ -331,22 +587,24 @@
         </w:tc>
         <w:tc>
           <w:tcPr>
-            <w:tcW w:type="dxa" w:w="6710"/>
-            <w:shd w:fill="EAF3F5"/>
+            <w:tcW w:type="dxa" w:w="6900"/>
+            <w:shd w:fill="FFFFFF"/>
             <w:tcMar>
-              <w:top w:w="80" w:type="dxa"/>
-              <w:left w:w="80" w:type="dxa"/>
-              <w:bottom w:w="80" w:type="dxa"/>
-              <w:right w:w="80" w:type="dxa"/>
+              <w:top w:w="85" w:type="dxa"/>
+              <w:left w:w="85" w:type="dxa"/>
+              <w:bottom w:w="85" w:type="dxa"/>
+              <w:right w:w="85" w:type="dxa"/>
             </w:tcMar>
           </w:tcPr>
           <w:p>
             <w:pPr>
-              <w:spacing w:after="20"/>
+              <w:spacing w:after="0"/>
             </w:pPr>
             <w:r>
               <w:rPr>
+                <w:rFonts w:ascii="Arial" w:hAnsi="Arial"/>
                 <w:b w:val="0"/>
+                <w:color w:val="172033"/>
                 <w:sz w:val="18"/>
               </w:rPr>
               <w:t>Separate per-partner concurrency and delivery limits</w:t>
@@ -357,22 +615,33 @@
     </w:tbl>
     <w:p>
       <w:pPr>
-        <w:spacing w:after="0"/>
+        <w:spacing w:after="0" w:before="0" w:line="60" w:lineRule="exact"/>
       </w:pPr>
+      <w:r>
+        <w:rPr>
+          <w:sz w:val="6"/>
+        </w:rPr>
+      </w:r>
     </w:p>
     <w:p>
       <w:pPr>
         <w:pStyle w:val="Heading1"/>
       </w:pPr>
       <w:r>
+        <w:rPr>
+          <w:b w:val="0"/>
+        </w:rPr>
         <w:t>Event example</w:t>
       </w:r>
     </w:p>
     <w:p>
+      <w:pPr>
+        <w:shd w:fill="EDF2F5"/>
+      </w:pPr>
       <w:r>
         <w:rPr>
           <w:rFonts w:ascii="Consolas" w:hAnsi="Consolas"/>
-          <w:sz w:val="18"/>
+          <w:sz w:val="16"/>
         </w:rPr>
         <w:t>{</w:t>
         <w:br/>
@@ -390,6 +659,9 @@
     <w:p>
       <w:pPr/>
       <w:r>
+        <w:rPr>
+          <w:b w:val="0"/>
+        </w:rPr>
         <w:t>The identifiers and payload are illustrative. No credentials or customer information are included.</w:t>
       </w:r>
     </w:p>
@@ -402,10 +674,10 @@
       <w:r>
         <w:rPr>
           <w:b/>
-          <w:color w:val="305666"/>
-          <w:sz w:val="18"/>
+          <w:color w:val="075D83"/>
+          <w:sz w:val="16"/>
         </w:rPr>
-        <w:t>PLATFORM ENGINEERING  /  2</w:t>
+        <w:t>PLATFORM ENGINEERING   /   02</w:t>
       </w:r>
     </w:p>
     <w:p>
@@ -416,6 +688,51 @@
         <w:t>Failures and release plan</w:t>
       </w:r>
     </w:p>
+    <w:p>
+      <w:pPr>
+        <w:pStyle w:val="Heading2"/>
+        <w:keepNext/>
+      </w:pPr>
+      <w:r>
+        <w:t>Synthetic delivery outcomes</w:t>
+      </w:r>
+    </w:p>
+    <w:p>
+      <w:r>
+        <w:drawing>
+          <wp:inline xmlns:a="http://schemas.openxmlformats.org/drawingml/2006/main" xmlns:pic="http://schemas.openxmlformats.org/drawingml/2006/picture">
+            <wp:extent cx="6080760" cy="1903081"/>
+            <wp:docPr id="1" name="Picture 1"/>
+            <wp:cNvGraphicFramePr>
+              <a:graphicFrameLocks noChangeAspect="1"/>
+            </wp:cNvGraphicFramePr>
+            <a:graphic>
+              <a:graphicData uri="http://schemas.openxmlformats.org/drawingml/2006/picture">
+                <pic:pic>
+                  <pic:nvPicPr>
+                    <pic:cNvPr id="0" name="technical-1.png"/>
+                    <pic:cNvPicPr/>
+                  </pic:nvPicPr>
+                  <pic:blipFill>
+                    <a:blip r:embed="rId10"/>
+                    <a:stretch>
+                      <a:fillRect/>
+                    </a:stretch>
+                  </pic:blipFill>
+                  <pic:spPr>
+                    <a:xfrm>
+                      <a:off x="0" y="0"/>
+                      <a:ext cx="6080760" cy="1903081"/>
+                    </a:xfrm>
+                    <a:prstGeom prst="rect"/>
+                  </pic:spPr>
+                </pic:pic>
+              </a:graphicData>
+            </a:graphic>
+          </wp:inline>
+        </w:drawing>
+      </w:r>
+    </w:p>
     <w:tbl>
       <w:tblPr>
         <w:tblW w:type="auto" w:w="0"/>
@@ -423,8 +740,9 @@
         <w:tblLook w:firstColumn="1" w:firstRow="1" w:lastColumn="0" w:lastRow="0" w:noHBand="0" w:noVBand="1" w:val="04A0"/>
       </w:tblPr>
       <w:tblGrid>
-        <w:gridCol w:w="3151"/>
-        <w:gridCol w:w="7015"/>
+        <w:gridCol w:w="2613"/>
+        <w:gridCol w:w="5018"/>
+        <w:gridCol w:w="2823"/>
       </w:tblGrid>
       <w:tr>
         <w:trPr>
@@ -433,49 +751,79 @@
         </w:trPr>
         <w:tc>
           <w:tcPr>
-            <w:tcW w:type="dxa" w:w="3151"/>
-            <w:shd w:fill="EAF3F5"/>
+            <w:tcW w:type="dxa" w:w="2613"/>
+            <w:shd w:fill="075D83"/>
             <w:tcMar>
-              <w:top w:w="80" w:type="dxa"/>
-              <w:left w:w="80" w:type="dxa"/>
-              <w:bottom w:w="80" w:type="dxa"/>
-              <w:right w:w="80" w:type="dxa"/>
+              <w:top w:w="85" w:type="dxa"/>
+              <w:left w:w="85" w:type="dxa"/>
+              <w:bottom w:w="85" w:type="dxa"/>
+              <w:right w:w="85" w:type="dxa"/>
             </w:tcMar>
           </w:tcPr>
           <w:p>
             <w:pPr>
-              <w:spacing w:after="20"/>
+              <w:spacing w:after="0"/>
             </w:pPr>
             <w:r>
               <w:rPr>
+                <w:rFonts w:ascii="Arial" w:hAnsi="Arial"/>
                 <w:b/>
+                <w:color w:val="FFFFFF"/>
                 <w:sz w:val="18"/>
               </w:rPr>
-              <w:t>Response</w:t>
+              <w:t>Fixture</w:t>
             </w:r>
           </w:p>
         </w:tc>
         <w:tc>
           <w:tcPr>
-            <w:tcW w:type="dxa" w:w="7015"/>
-            <w:shd w:fill="EAF3F5"/>
+            <w:tcW w:type="dxa" w:w="5018"/>
+            <w:shd w:fill="075D83"/>
             <w:tcMar>
-              <w:top w:w="80" w:type="dxa"/>
-              <w:left w:w="80" w:type="dxa"/>
-              <w:bottom w:w="80" w:type="dxa"/>
-              <w:right w:w="80" w:type="dxa"/>
+              <w:top w:w="85" w:type="dxa"/>
+              <w:left w:w="85" w:type="dxa"/>
+              <w:bottom w:w="85" w:type="dxa"/>
+              <w:right w:w="85" w:type="dxa"/>
             </w:tcMar>
           </w:tcPr>
           <w:p>
             <w:pPr>
-              <w:spacing w:after="20"/>
+              <w:spacing w:after="0"/>
             </w:pPr>
             <w:r>
               <w:rPr>
+                <w:rFonts w:ascii="Arial" w:hAnsi="Arial"/>
                 <w:b/>
+                <w:color w:val="FFFFFF"/>
                 <w:sz w:val="18"/>
               </w:rPr>
-              <w:t>Worker behavior</w:t>
+              <w:t>Expected behavior</w:t>
+            </w:r>
+          </w:p>
+        </w:tc>
+        <w:tc>
+          <w:tcPr>
+            <w:tcW w:type="dxa" w:w="2823"/>
+            <w:shd w:fill="075D83"/>
+            <w:tcMar>
+              <w:top w:w="85" w:type="dxa"/>
+              <w:left w:w="85" w:type="dxa"/>
+              <w:bottom w:w="85" w:type="dxa"/>
+              <w:right w:w="85" w:type="dxa"/>
+            </w:tcMar>
+          </w:tcPr>
+          <w:p>
+            <w:pPr>
+              <w:spacing w:after="0"/>
+            </w:pPr>
+            <w:r>
+              <w:rPr>
+                <w:rFonts w:ascii="Arial" w:hAnsi="Arial"/>
+                <w:b/>
+                <w:color w:val="FFFFFF"/>
+                <w:sz w:val="18"/>
+              </w:rPr>
+              <w:t>Sample outcome</w:t>
             </w:r>
           </w:p>
         </w:tc>
@@ -486,49 +834,79 @@
         </w:trPr>
         <w:tc>
           <w:tcPr>
-            <w:tcW w:type="dxa" w:w="3151"/>
-            <w:shd w:fill="FFFFFF"/>
+            <w:tcW w:type="dxa" w:w="2613"/>
+            <w:shd w:fill="F0F2F6"/>
             <w:tcMar>
-              <w:top w:w="80" w:type="dxa"/>
-              <w:left w:w="80" w:type="dxa"/>
-              <w:bottom w:w="80" w:type="dxa"/>
-              <w:right w:w="80" w:type="dxa"/>
+              <w:top w:w="85" w:type="dxa"/>
+              <w:left w:w="85" w:type="dxa"/>
+              <w:bottom w:w="85" w:type="dxa"/>
+              <w:right w:w="85" w:type="dxa"/>
             </w:tcMar>
           </w:tcPr>
           <w:p>
             <w:pPr>
-              <w:spacing w:after="20"/>
+              <w:spacing w:after="0"/>
             </w:pPr>
             <w:r>
               <w:rPr>
+                <w:rFonts w:ascii="Arial" w:hAnsi="Arial"/>
                 <w:b w:val="0"/>
+                <w:color w:val="172033"/>
                 <w:sz w:val="18"/>
               </w:rPr>
-              <w:t>2xx</w:t>
+              <w:t>Duplicate event</w:t>
             </w:r>
           </w:p>
         </w:tc>
         <w:tc>
           <w:tcPr>
-            <w:tcW w:type="dxa" w:w="7015"/>
-            <w:shd w:fill="FFFFFF"/>
+            <w:tcW w:type="dxa" w:w="5018"/>
+            <w:shd w:fill="F0F2F6"/>
             <w:tcMar>
-              <w:top w:w="80" w:type="dxa"/>
-              <w:left w:w="80" w:type="dxa"/>
-              <w:bottom w:w="80" w:type="dxa"/>
-              <w:right w:w="80" w:type="dxa"/>
+              <w:top w:w="85" w:type="dxa"/>
+              <w:left w:w="85" w:type="dxa"/>
+              <w:bottom w:w="85" w:type="dxa"/>
+              <w:right w:w="85" w:type="dxa"/>
             </w:tcMar>
           </w:tcPr>
           <w:p>
             <w:pPr>
-              <w:spacing w:after="20"/>
+              <w:spacing w:after="0"/>
             </w:pPr>
             <w:r>
               <w:rPr>
+                <w:rFonts w:ascii="Arial" w:hAnsi="Arial"/>
                 <w:b w:val="0"/>
+                <w:color w:val="172033"/>
                 <w:sz w:val="18"/>
               </w:rPr>
-              <w:t>Mark delivered; retain attempt metadata</w:t>
+              <w:t>Consumer deduplicates stable event_id</w:t>
+            </w:r>
+          </w:p>
+        </w:tc>
+        <w:tc>
+          <w:tcPr>
+            <w:tcW w:type="dxa" w:w="2823"/>
+            <w:shd w:fill="F0F2F6"/>
+            <w:tcMar>
+              <w:top w:w="85" w:type="dxa"/>
+              <w:left w:w="85" w:type="dxa"/>
+              <w:bottom w:w="85" w:type="dxa"/>
+              <w:right w:w="85" w:type="dxa"/>
+            </w:tcMar>
+          </w:tcPr>
+          <w:p>
+            <w:pPr>
+              <w:spacing w:after="0"/>
+            </w:pPr>
+            <w:r>
+              <w:rPr>
+                <w:rFonts w:ascii="Arial" w:hAnsi="Arial"/>
+                <w:b w:val="0"/>
+                <w:color w:val="172033"/>
+                <w:sz w:val="18"/>
+              </w:rPr>
+              <w:t>1 business action</w:t>
             </w:r>
           </w:p>
         </w:tc>
@@ -539,49 +917,79 @@
         </w:trPr>
         <w:tc>
           <w:tcPr>
-            <w:tcW w:type="dxa" w:w="3151"/>
-            <w:shd w:fill="EAF3F5"/>
+            <w:tcW w:type="dxa" w:w="2613"/>
+            <w:shd w:fill="FFFFFF"/>
             <w:tcMar>
-              <w:top w:w="80" w:type="dxa"/>
-              <w:left w:w="80" w:type="dxa"/>
-              <w:bottom w:w="80" w:type="dxa"/>
-              <w:right w:w="80" w:type="dxa"/>
+              <w:top w:w="85" w:type="dxa"/>
+              <w:left w:w="85" w:type="dxa"/>
+              <w:bottom w:w="85" w:type="dxa"/>
+              <w:right w:w="85" w:type="dxa"/>
             </w:tcMar>
           </w:tcPr>
           <w:p>
             <w:pPr>
-              <w:spacing w:after="20"/>
+              <w:spacing w:after="0"/>
             </w:pPr>
             <w:r>
               <w:rPr>
+                <w:rFonts w:ascii="Arial" w:hAnsi="Arial"/>
                 <w:b w:val="0"/>
+                <w:color w:val="172033"/>
                 <w:sz w:val="18"/>
               </w:rPr>
-              <w:t>408, 429 or 5xx</w:t>
+              <w:t>HTTP 429</w:t>
             </w:r>
           </w:p>
         </w:tc>
         <w:tc>
           <w:tcPr>
-            <w:tcW w:type="dxa" w:w="7015"/>
-            <w:shd w:fill="EAF3F5"/>
+            <w:tcW w:type="dxa" w:w="5018"/>
+            <w:shd w:fill="FFFFFF"/>
             <w:tcMar>
-              <w:top w:w="80" w:type="dxa"/>
-              <w:left w:w="80" w:type="dxa"/>
-              <w:bottom w:w="80" w:type="dxa"/>
-              <w:right w:w="80" w:type="dxa"/>
+              <w:top w:w="85" w:type="dxa"/>
+              <w:left w:w="85" w:type="dxa"/>
+              <w:bottom w:w="85" w:type="dxa"/>
+              <w:right w:w="85" w:type="dxa"/>
             </w:tcMar>
           </w:tcPr>
           <w:p>
             <w:pPr>
-              <w:spacing w:after="20"/>
+              <w:spacing w:after="0"/>
             </w:pPr>
             <w:r>
               <w:rPr>
+                <w:rFonts w:ascii="Arial" w:hAnsi="Arial"/>
                 <w:b w:val="0"/>
+                <w:color w:val="172033"/>
                 <w:sz w:val="18"/>
               </w:rPr>
-              <w:t>Retry with bounded exponential backoff and jitter</w:t>
+              <w:t>Respect bounded retry schedule</w:t>
+            </w:r>
+          </w:p>
+        </w:tc>
+        <w:tc>
+          <w:tcPr>
+            <w:tcW w:type="dxa" w:w="2823"/>
+            <w:shd w:fill="FFFFFF"/>
+            <w:tcMar>
+              <w:top w:w="85" w:type="dxa"/>
+              <w:left w:w="85" w:type="dxa"/>
+              <w:bottom w:w="85" w:type="dxa"/>
+              <w:right w:w="85" w:type="dxa"/>
+            </w:tcMar>
+          </w:tcPr>
+          <w:p>
+            <w:pPr>
+              <w:spacing w:after="0"/>
+            </w:pPr>
+            <w:r>
+              <w:rPr>
+                <w:rFonts w:ascii="Arial" w:hAnsi="Arial"/>
+                <w:b w:val="0"/>
+                <w:color w:val="172033"/>
+                <w:sz w:val="18"/>
+              </w:rPr>
+              <w:t>Delivered on attempt 3</w:t>
             </w:r>
           </w:p>
         </w:tc>
@@ -592,49 +1000,79 @@
         </w:trPr>
         <w:tc>
           <w:tcPr>
-            <w:tcW w:type="dxa" w:w="3151"/>
-            <w:shd w:fill="FFFFFF"/>
+            <w:tcW w:type="dxa" w:w="2613"/>
+            <w:shd w:fill="F0F2F6"/>
             <w:tcMar>
-              <w:top w:w="80" w:type="dxa"/>
-              <w:left w:w="80" w:type="dxa"/>
-              <w:bottom w:w="80" w:type="dxa"/>
-              <w:right w:w="80" w:type="dxa"/>
+              <w:top w:w="85" w:type="dxa"/>
+              <w:left w:w="85" w:type="dxa"/>
+              <w:bottom w:w="85" w:type="dxa"/>
+              <w:right w:w="85" w:type="dxa"/>
             </w:tcMar>
           </w:tcPr>
           <w:p>
             <w:pPr>
-              <w:spacing w:after="20"/>
+              <w:spacing w:after="0"/>
             </w:pPr>
             <w:r>
               <w:rPr>
+                <w:rFonts w:ascii="Arial" w:hAnsi="Arial"/>
                 <w:b w:val="0"/>
+                <w:color w:val="172033"/>
                 <w:sz w:val="18"/>
               </w:rPr>
-              <w:t>Other 4xx</w:t>
+              <w:t>HTTP 400</w:t>
             </w:r>
           </w:p>
         </w:tc>
         <w:tc>
           <w:tcPr>
-            <w:tcW w:type="dxa" w:w="7015"/>
-            <w:shd w:fill="FFFFFF"/>
+            <w:tcW w:type="dxa" w:w="5018"/>
+            <w:shd w:fill="F0F2F6"/>
             <w:tcMar>
-              <w:top w:w="80" w:type="dxa"/>
-              <w:left w:w="80" w:type="dxa"/>
-              <w:bottom w:w="80" w:type="dxa"/>
-              <w:right w:w="80" w:type="dxa"/>
+              <w:top w:w="85" w:type="dxa"/>
+              <w:left w:w="85" w:type="dxa"/>
+              <w:bottom w:w="85" w:type="dxa"/>
+              <w:right w:w="85" w:type="dxa"/>
             </w:tcMar>
           </w:tcPr>
           <w:p>
             <w:pPr>
-              <w:spacing w:after="20"/>
+              <w:spacing w:after="0"/>
             </w:pPr>
             <w:r>
               <w:rPr>
+                <w:rFonts w:ascii="Arial" w:hAnsi="Arial"/>
                 <w:b w:val="0"/>
+                <w:color w:val="172033"/>
                 <w:sz w:val="18"/>
               </w:rPr>
-              <w:t>Stop retrying; flag configuration review</w:t>
+              <w:t>Stop and request configuration review</w:t>
+            </w:r>
+          </w:p>
+        </w:tc>
+        <w:tc>
+          <w:tcPr>
+            <w:tcW w:type="dxa" w:w="2823"/>
+            <w:shd w:fill="F0F2F6"/>
+            <w:tcMar>
+              <w:top w:w="85" w:type="dxa"/>
+              <w:left w:w="85" w:type="dxa"/>
+              <w:bottom w:w="85" w:type="dxa"/>
+              <w:right w:w="85" w:type="dxa"/>
+            </w:tcMar>
+          </w:tcPr>
+          <w:p>
+            <w:pPr>
+              <w:spacing w:after="0"/>
+            </w:pPr>
+            <w:r>
+              <w:rPr>
+                <w:rFonts w:ascii="Arial" w:hAnsi="Arial"/>
+                <w:b w:val="0"/>
+                <w:color w:val="172033"/>
+                <w:sz w:val="18"/>
+              </w:rPr>
+              <w:t>Held</w:t>
             </w:r>
           </w:p>
         </w:tc>
@@ -645,181 +1083,79 @@
         </w:trPr>
         <w:tc>
           <w:tcPr>
-            <w:tcW w:type="dxa" w:w="3151"/>
-            <w:shd w:fill="EAF3F5"/>
+            <w:tcW w:type="dxa" w:w="2613"/>
+            <w:shd w:fill="FFFFFF"/>
             <w:tcMar>
-              <w:top w:w="80" w:type="dxa"/>
-              <w:left w:w="80" w:type="dxa"/>
-              <w:bottom w:w="80" w:type="dxa"/>
-              <w:right w:w="80" w:type="dxa"/>
+              <w:top w:w="85" w:type="dxa"/>
+              <w:left w:w="85" w:type="dxa"/>
+              <w:bottom w:w="85" w:type="dxa"/>
+              <w:right w:w="85" w:type="dxa"/>
             </w:tcMar>
           </w:tcPr>
           <w:p>
             <w:pPr>
-              <w:spacing w:after="20"/>
+              <w:spacing w:after="0"/>
             </w:pPr>
             <w:r>
               <w:rPr>
+                <w:rFonts w:ascii="Arial" w:hAnsi="Arial"/>
                 <w:b w:val="0"/>
+                <w:color w:val="172033"/>
                 <w:sz w:val="18"/>
               </w:rPr>
-              <w:t>Timeout after 10 seconds</w:t>
+              <w:t>Private destination</w:t>
             </w:r>
           </w:p>
         </w:tc>
         <w:tc>
           <w:tcPr>
-            <w:tcW w:type="dxa" w:w="7015"/>
-            <w:shd w:fill="EAF3F5"/>
+            <w:tcW w:type="dxa" w:w="5018"/>
+            <w:shd w:fill="FFFFFF"/>
             <w:tcMar>
-              <w:top w:w="80" w:type="dxa"/>
-              <w:left w:w="80" w:type="dxa"/>
-              <w:bottom w:w="80" w:type="dxa"/>
-              <w:right w:w="80" w:type="dxa"/>
+              <w:top w:w="85" w:type="dxa"/>
+              <w:left w:w="85" w:type="dxa"/>
+              <w:bottom w:w="85" w:type="dxa"/>
+              <w:right w:w="85" w:type="dxa"/>
             </w:tcMar>
           </w:tcPr>
           <w:p>
             <w:pPr>
-              <w:spacing w:after="20"/>
+              <w:spacing w:after="0"/>
             </w:pPr>
             <w:r>
               <w:rPr>
+                <w:rFonts w:ascii="Arial" w:hAnsi="Arial"/>
                 <w:b w:val="0"/>
+                <w:color w:val="172033"/>
                 <w:sz w:val="18"/>
               </w:rPr>
-              <w:t>Treat as unknown outcome; retry with the same event_id</w:t>
-            </w:r>
-          </w:p>
-        </w:tc>
-      </w:tr>
-    </w:tbl>
-    <w:p>
-      <w:pPr>
-        <w:spacing w:after="0"/>
-      </w:pPr>
-    </w:p>
-    <w:p>
-      <w:pPr>
-        <w:pStyle w:val="Heading1"/>
-      </w:pPr>
-      <w:r>
-        <w:t>Retry and security boundaries</w:t>
-      </w:r>
-    </w:p>
-    <w:p>
-      <w:pPr/>
-      <w:r>
-        <w:t>Limit delivery to six attempts within 24 hours. Revalidate registered destinations and block private network targets. Rotate secrets through the existing credential service; never put secrets in event payloads or logs.</w:t>
-      </w:r>
-    </w:p>
-    <w:p>
-      <w:pPr>
-        <w:pStyle w:val="Heading1"/>
-      </w:pPr>
-      <w:r>
-        <w:t>Acceptance checks</w:t>
-      </w:r>
-    </w:p>
-    <w:p>
-      <w:pPr>
-        <w:pStyle w:val="ListBullet"/>
-      </w:pPr>
-      <w:r>
-        <w:t>A committed order change creates one durable outbox record.</w:t>
-      </w:r>
-    </w:p>
-    <w:p>
-      <w:pPr>
-        <w:pStyle w:val="ListBullet"/>
-      </w:pPr>
-      <w:r>
-        <w:t>A worker restart preserves pending events and stable event IDs.</w:t>
-      </w:r>
-    </w:p>
-    <w:p>
-      <w:pPr>
-        <w:pStyle w:val="ListBullet"/>
-      </w:pPr>
-      <w:r>
-        <w:t>A duplicate event is harmless in the reference consumer.</w:t>
-      </w:r>
-    </w:p>
-    <w:p>
-      <w:pPr>
-        <w:pStyle w:val="ListBullet"/>
-      </w:pPr>
-      <w:r>
-        <w:t>A failing partner endpoint does not delay healthy partners.</w:t>
-      </w:r>
-    </w:p>
-    <w:p>
-      <w:pPr>
-        <w:pStyle w:val="Heading1"/>
-      </w:pPr>
-      <w:r>
-        <w:t>Rollout and rollback</w:t>
-      </w:r>
-    </w:p>
-    <w:tbl>
-      <w:tblPr>
-        <w:tblW w:type="auto" w:w="0"/>
-        <w:tblLayout w:type="fixed"/>
-        <w:tblLook w:firstColumn="1" w:firstRow="1" w:lastColumn="0" w:lastRow="0" w:noHBand="0" w:noVBand="1" w:val="04A0"/>
-      </w:tblPr>
-      <w:tblGrid>
-        <w:gridCol w:w="3151"/>
-        <w:gridCol w:w="7015"/>
-      </w:tblGrid>
-      <w:tr>
-        <w:trPr>
-          <w:cantSplit/>
-          <w:tblHeader/>
-        </w:trPr>
-        <w:tc>
-          <w:tcPr>
-            <w:tcW w:type="dxa" w:w="3151"/>
-            <w:shd w:fill="EAF3F5"/>
-            <w:tcMar>
-              <w:top w:w="80" w:type="dxa"/>
-              <w:left w:w="80" w:type="dxa"/>
-              <w:bottom w:w="80" w:type="dxa"/>
-              <w:right w:w="80" w:type="dxa"/>
-            </w:tcMar>
-          </w:tcPr>
-          <w:p>
-            <w:pPr>
-              <w:spacing w:after="20"/>
-            </w:pPr>
-            <w:r>
-              <w:rPr>
-                <w:b/>
-                <w:sz w:val="18"/>
-              </w:rPr>
-              <w:t>Stage</w:t>
+              <w:t>Reject before dispatch</w:t>
             </w:r>
           </w:p>
         </w:tc>
         <w:tc>
           <w:tcPr>
-            <w:tcW w:type="dxa" w:w="7015"/>
-            <w:shd w:fill="EAF3F5"/>
+            <w:tcW w:type="dxa" w:w="2823"/>
+            <w:shd w:fill="FFFFFF"/>
             <w:tcMar>
-              <w:top w:w="80" w:type="dxa"/>
-              <w:left w:w="80" w:type="dxa"/>
-              <w:bottom w:w="80" w:type="dxa"/>
-              <w:right w:w="80" w:type="dxa"/>
+              <w:top w:w="85" w:type="dxa"/>
+              <w:left w:w="85" w:type="dxa"/>
+              <w:bottom w:w="85" w:type="dxa"/>
+              <w:right w:w="85" w:type="dxa"/>
             </w:tcMar>
           </w:tcPr>
           <w:p>
             <w:pPr>
-              <w:spacing w:after="20"/>
+              <w:spacing w:after="0"/>
             </w:pPr>
             <w:r>
               <w:rPr>
-                <w:b/>
+                <w:rFonts w:ascii="Arial" w:hAnsi="Arial"/>
+                <w:b w:val="0"/>
+                <w:color w:val="172033"/>
                 <w:sz w:val="18"/>
               </w:rPr>
-              <w:t>Gate</w:t>
+              <w:t>Blocked</w:t>
             </w:r>
           </w:p>
         </w:tc>
@@ -830,208 +1166,79 @@
         </w:trPr>
         <w:tc>
           <w:tcPr>
-            <w:tcW w:type="dxa" w:w="3151"/>
-            <w:shd w:fill="FFFFFF"/>
+            <w:tcW w:type="dxa" w:w="2613"/>
+            <w:shd w:fill="F0F2F6"/>
             <w:tcMar>
-              <w:top w:w="80" w:type="dxa"/>
-              <w:left w:w="80" w:type="dxa"/>
-              <w:bottom w:w="80" w:type="dxa"/>
-              <w:right w:w="80" w:type="dxa"/>
+              <w:top w:w="85" w:type="dxa"/>
+              <w:left w:w="85" w:type="dxa"/>
+              <w:bottom w:w="85" w:type="dxa"/>
+              <w:right w:w="85" w:type="dxa"/>
             </w:tcMar>
           </w:tcPr>
           <w:p>
             <w:pPr>
-              <w:spacing w:after="20"/>
+              <w:spacing w:after="0"/>
             </w:pPr>
             <w:r>
               <w:rPr>
+                <w:rFonts w:ascii="Arial" w:hAnsi="Arial"/>
                 <w:b w:val="0"/>
+                <w:color w:val="172033"/>
                 <w:sz w:val="18"/>
               </w:rPr>
-              <w:t>Internal endpoint</w:t>
+              <w:t>Worker restart</w:t>
             </w:r>
           </w:p>
         </w:tc>
         <w:tc>
           <w:tcPr>
-            <w:tcW w:type="dxa" w:w="7015"/>
-            <w:shd w:fill="FFFFFF"/>
+            <w:tcW w:type="dxa" w:w="5018"/>
+            <w:shd w:fill="F0F2F6"/>
             <w:tcMar>
-              <w:top w:w="80" w:type="dxa"/>
-              <w:left w:w="80" w:type="dxa"/>
-              <w:bottom w:w="80" w:type="dxa"/>
-              <w:right w:w="80" w:type="dxa"/>
+              <w:top w:w="85" w:type="dxa"/>
+              <w:left w:w="85" w:type="dxa"/>
+              <w:bottom w:w="85" w:type="dxa"/>
+              <w:right w:w="85" w:type="dxa"/>
             </w:tcMar>
           </w:tcPr>
           <w:p>
             <w:pPr>
-              <w:spacing w:after="20"/>
+              <w:spacing w:after="0"/>
             </w:pPr>
             <w:r>
               <w:rPr>
+                <w:rFonts w:ascii="Arial" w:hAnsi="Arial"/>
                 <w:b w:val="0"/>
+                <w:color w:val="172033"/>
                 <w:sz w:val="18"/>
               </w:rPr>
-              <w:t>Replay fixtures; test timeouts and invalid signatures</w:t>
-            </w:r>
-          </w:p>
-        </w:tc>
-      </w:tr>
-      <w:tr>
-        <w:trPr>
-          <w:cantSplit/>
-        </w:trPr>
-        <w:tc>
-          <w:tcPr>
-            <w:tcW w:type="dxa" w:w="3151"/>
-            <w:shd w:fill="EAF3F5"/>
-            <w:tcMar>
-              <w:top w:w="80" w:type="dxa"/>
-              <w:left w:w="80" w:type="dxa"/>
-              <w:bottom w:w="80" w:type="dxa"/>
-              <w:right w:w="80" w:type="dxa"/>
-            </w:tcMar>
-          </w:tcPr>
-          <w:p>
-            <w:pPr>
-              <w:spacing w:after="20"/>
-            </w:pPr>
-            <w:r>
-              <w:rPr>
-                <w:b w:val="0"/>
-                <w:sz w:val="18"/>
-              </w:rPr>
-              <w:t>Two pilot partners</w:t>
+              <w:t>Replay durable outbox</w:t>
             </w:r>
           </w:p>
         </w:tc>
         <w:tc>
           <w:tcPr>
-            <w:tcW w:type="dxa" w:w="7015"/>
-            <w:shd w:fill="EAF3F5"/>
+            <w:tcW w:type="dxa" w:w="2823"/>
+            <w:shd w:fill="F0F2F6"/>
             <w:tcMar>
-              <w:top w:w="80" w:type="dxa"/>
-              <w:left w:w="80" w:type="dxa"/>
-              <w:bottom w:w="80" w:type="dxa"/>
-              <w:right w:w="80" w:type="dxa"/>
+              <w:top w:w="85" w:type="dxa"/>
+              <w:left w:w="85" w:type="dxa"/>
+              <w:bottom w:w="85" w:type="dxa"/>
+              <w:right w:w="85" w:type="dxa"/>
             </w:tcMar>
           </w:tcPr>
           <w:p>
             <w:pPr>
-              <w:spacing w:after="20"/>
+              <w:spacing w:after="0"/>
             </w:pPr>
             <w:r>
               <w:rPr>
+                <w:rFonts w:ascii="Arial" w:hAnsi="Arial"/>
                 <w:b w:val="0"/>
+                <w:color w:val="172033"/>
                 <w:sz w:val="18"/>
               </w:rPr>
-              <w:t>Review delivery latency and retry rate for 48 hours</w:t>
-            </w:r>
-          </w:p>
-        </w:tc>
-      </w:tr>
-      <w:tr>
-        <w:trPr>
-          <w:cantSplit/>
-        </w:trPr>
-        <w:tc>
-          <w:tcPr>
-            <w:tcW w:type="dxa" w:w="3151"/>
-            <w:shd w:fill="FFFFFF"/>
-            <w:tcMar>
-              <w:top w:w="80" w:type="dxa"/>
-              <w:left w:w="80" w:type="dxa"/>
-              <w:bottom w:w="80" w:type="dxa"/>
-              <w:right w:w="80" w:type="dxa"/>
-            </w:tcMar>
-          </w:tcPr>
-          <w:p>
-            <w:pPr>
-              <w:spacing w:after="20"/>
-            </w:pPr>
-            <w:r>
-              <w:rPr>
-                <w:b w:val="0"/>
-                <w:sz w:val="18"/>
-              </w:rPr>
-              <w:t>General enablement</w:t>
-            </w:r>
-          </w:p>
-        </w:tc>
-        <w:tc>
-          <w:tcPr>
-            <w:tcW w:type="dxa" w:w="7015"/>
-            <w:shd w:fill="FFFFFF"/>
-            <w:tcMar>
-              <w:top w:w="80" w:type="dxa"/>
-              <w:left w:w="80" w:type="dxa"/>
-              <w:bottom w:w="80" w:type="dxa"/>
-              <w:right w:w="80" w:type="dxa"/>
-            </w:tcMar>
-          </w:tcPr>
-          <w:p>
-            <w:pPr>
-              <w:spacing w:after="20"/>
-            </w:pPr>
-            <w:r>
-              <w:rPr>
-                <w:b w:val="0"/>
-                <w:sz w:val="18"/>
-              </w:rPr>
-              <w:t>Expand gradually after operational sign-off</w:t>
-            </w:r>
-          </w:p>
-        </w:tc>
-      </w:tr>
-      <w:tr>
-        <w:trPr>
-          <w:cantSplit/>
-        </w:trPr>
-        <w:tc>
-          <w:tcPr>
-            <w:tcW w:type="dxa" w:w="3151"/>
-            <w:shd w:fill="EAF3F5"/>
-            <w:tcMar>
-              <w:top w:w="80" w:type="dxa"/>
-              <w:left w:w="80" w:type="dxa"/>
-              <w:bottom w:w="80" w:type="dxa"/>
-              <w:right w:w="80" w:type="dxa"/>
-            </w:tcMar>
-          </w:tcPr>
-          <w:p>
-            <w:pPr>
-              <w:spacing w:after="20"/>
-            </w:pPr>
-            <w:r>
-              <w:rPr>
-                <w:b w:val="0"/>
-                <w:sz w:val="18"/>
-              </w:rPr>
-              <w:t>Rollback</w:t>
-            </w:r>
-          </w:p>
-        </w:tc>
-        <w:tc>
-          <w:tcPr>
-            <w:tcW w:type="dxa" w:w="7015"/>
-            <w:shd w:fill="EAF3F5"/>
-            <w:tcMar>
-              <w:top w:w="80" w:type="dxa"/>
-              <w:left w:w="80" w:type="dxa"/>
-              <w:bottom w:w="80" w:type="dxa"/>
-              <w:right w:w="80" w:type="dxa"/>
-            </w:tcMar>
-          </w:tcPr>
-          <w:p>
-            <w:pPr>
-              <w:spacing w:after="20"/>
-            </w:pPr>
-            <w:r>
-              <w:rPr>
-                <w:b w:val="0"/>
-                <w:sz w:val="18"/>
-              </w:rPr>
-              <w:t>Stop new dispatch; preserve queue and outbox for replay</w:t>
+              <w:t>No missing event</w:t>
             </w:r>
           </w:p>
         </w:tc>
@@ -1039,27 +1246,137 @@
     </w:tbl>
     <w:p>
       <w:pPr>
-        <w:spacing w:after="0"/>
+        <w:spacing w:after="0" w:before="0" w:line="60" w:lineRule="exact"/>
       </w:pPr>
+      <w:r>
+        <w:rPr>
+          <w:sz w:val="6"/>
+        </w:rPr>
+      </w:r>
     </w:p>
     <w:p>
       <w:pPr>
         <w:pStyle w:val="Heading1"/>
       </w:pPr>
       <w:r>
-        <w:t>Operational ownership</w:t>
+        <w:rPr>
+          <w:b w:val="0"/>
+        </w:rPr>
+        <w:t>Release gate</w:t>
       </w:r>
     </w:p>
     <w:p>
       <w:pPr/>
       <w:r>
-        <w:t>Reliability owns alerts for oldest pending event age and repeated partner failures. API owns the payload contract and versioning. Thresholds must be set from pilot measurements before general enablement.</w:t>
+        <w:rPr>
+          <w:b w:val="0"/>
+        </w:rPr>
+        <w:t xml:space="preserve">Replay 1,000 </w:t>
+      </w:r>
+      <w:r>
+        <w:rPr>
+          <w:b/>
+          <w:color w:val="075D83"/>
+        </w:rPr>
+        <w:t>synthetic</w:t>
+      </w:r>
+      <w:r>
+        <w:rPr>
+          <w:b w:val="0"/>
+        </w:rPr>
+        <w:t xml:space="preserve"> events. 960 succeed first time, 35 after </w:t>
+      </w:r>
+      <w:r>
+        <w:rPr>
+          <w:b/>
+          <w:color w:val="075D83"/>
+        </w:rPr>
+        <w:t>retry</w:t>
+      </w:r>
+      <w:r>
+        <w:rPr>
+          <w:b w:val="0"/>
+        </w:rPr>
+        <w:t xml:space="preserve"> and 5 remain held for </w:t>
+      </w:r>
+      <w:r>
+        <w:rPr>
+          <w:b/>
+          <w:color w:val="075D83"/>
+        </w:rPr>
+        <w:t>review</w:t>
+      </w:r>
+      <w:r>
+        <w:rPr>
+          <w:b w:val="0"/>
+        </w:rPr>
+        <w:t>: 99.5% eventually delivered in this fixture, not a production SLO.</w:t>
+      </w:r>
+    </w:p>
+    <w:p>
+      <w:pPr>
+        <w:shd w:fill="EDF2F9"/>
+        <w:spacing w:before="120" w:after="160"/>
+      </w:pPr>
+      <w:r>
+        <w:rPr>
+          <w:b/>
+          <w:color w:val="075D83"/>
+          <w:sz w:val="18"/>
+        </w:rPr>
+        <w:t>ROLL BACK SAFELY</w:t>
+        <w:br/>
+      </w:r>
+      <w:r>
+        <w:rPr>
+          <w:b w:val="0"/>
+        </w:rPr>
+        <w:t xml:space="preserve">Pause new dispatch and retain the outbox and attempt history. Never log signing secrets. Expand only after a measured </w:t>
+      </w:r>
+      <w:r>
+        <w:rPr>
+          <w:b/>
+          <w:color w:val="075D83"/>
+        </w:rPr>
+        <w:t>pilot</w:t>
+      </w:r>
+      <w:r>
+        <w:rPr>
+          <w:b w:val="0"/>
+        </w:rPr>
+        <w:t xml:space="preserve"> and operational </w:t>
+      </w:r>
+      <w:r>
+        <w:rPr>
+          <w:b/>
+          <w:color w:val="075D83"/>
+        </w:rPr>
+        <w:t>review</w:t>
+      </w:r>
+      <w:r>
+        <w:rPr>
+          <w:b w:val="0"/>
+        </w:rPr>
+        <w:t>.</w:t>
+      </w:r>
+    </w:p>
+    <w:p>
+      <w:pPr>
+        <w:spacing w:before="140"/>
+      </w:pPr>
+      <w:r>
+        <w:rPr>
+          <w:i/>
+          <w:color w:val="505968"/>
+          <w:sz w:val="16"/>
+        </w:rPr>
+        <w:t>Design notes: Monospace hierarchy, event data and failure-path design. Original Dazzler template, Apache-2.0. All sample facts are fictional.</w:t>
       </w:r>
     </w:p>
     <w:sectPr>
       <w:footerReference w:type="default" r:id="rId9"/>
       <w:pgSz w:w="12240" w:h="15840"/>
-      <w:pgMar w:top="864" w:right="1037" w:bottom="864" w:left="1037" w:header="720" w:footer="720" w:gutter="0"/>
+      <w:pgMar w:top="749" w:right="893" w:bottom="749" w:left="893" w:header="720" w:footer="720" w:gutter="0"/>
       <w:cols w:space="720"/>
       <w:docGrid w:linePitch="360"/>
     </w:sectPr>
@@ -1075,10 +1392,26 @@
     </w:pPr>
     <w:r>
       <w:rPr>
+        <w:b w:val="0"/>
         <w:sz w:val="16"/>
       </w:rPr>
-      <w:t>Dazzler sample template • technical • Replace fictional details before use</w:t>
     </w:r>
+    <w:r>
+      <w:rPr>
+        <w:b/>
+        <w:color w:val="075D83"/>
+        <w:sz w:val="16"/>
+      </w:rPr>
+      <w:t>FICTIONAL</w:t>
+    </w:r>
+    <w:r>
+      <w:rPr>
+        <w:b w:val="0"/>
+        <w:sz w:val="16"/>
+      </w:rPr>
+      <w:t xml:space="preserve"> EXAMPLE  /  TECHNICAL   •   Dazzler   /   </w:t>
+    </w:r>
+    <w:fldSimple w:instr="PAGE"/>
   </w:p>
 </w:ftr>
 </file>
@@ -1447,12 +1780,12 @@
     <w:qFormat/>
     <w:rsid w:val="00FC693F"/>
     <w:pPr>
-      <w:spacing w:line="259" w:lineRule="auto" w:after="120"/>
+      <w:spacing w:after="140" w:line="264" w:lineRule="auto"/>
     </w:pPr>
     <w:rPr>
       <w:rFonts w:ascii="Arial" w:hAnsi="Arial"/>
-      <w:color w:val="000000"/>
-      <w:sz w:val="20"/>
+      <w:color w:val="172033"/>
+      <w:sz w:val="21"/>
     </w:rPr>
   </w:style>
   <w:style w:type="paragraph" w:styleId="Header">
@@ -1510,15 +1843,15 @@
     <w:pPr>
       <w:keepNext/>
       <w:keepLines/>
-      <w:spacing w:before="240" w:after="120" w:line="259" w:lineRule="auto"/>
+      <w:spacing w:before="180" w:after="140" w:line="264" w:lineRule="auto"/>
       <w:outlineLvl w:val="0"/>
     </w:pPr>
     <w:rPr>
-      <w:rFonts w:cstheme="majorBidi" w:ascii="Arial" w:hAnsi="Arial"/>
+      <w:rFonts w:cstheme="majorBidi" w:ascii="Consolas" w:hAnsi="Consolas"/>
       <w:b/>
       <w:bCs/>
-      <w:color w:val="000000"/>
-      <w:sz w:val="26"/>
+      <w:color w:val="075D83"/>
+      <w:sz w:val="30"/>
       <w:szCs w:val="28"/>
     </w:rPr>
   </w:style>
@@ -1534,15 +1867,15 @@
     <w:pPr>
       <w:keepNext/>
       <w:keepLines/>
-      <w:spacing w:before="200" w:after="120" w:line="259" w:lineRule="auto"/>
+      <w:spacing w:before="200" w:after="140" w:line="264" w:lineRule="auto"/>
       <w:outlineLvl w:val="1"/>
     </w:pPr>
     <w:rPr>
       <w:rFonts w:cstheme="majorBidi" w:ascii="Arial" w:hAnsi="Arial"/>
       <w:b/>
       <w:bCs/>
-      <w:color w:val="000000"/>
-      <w:sz w:val="22"/>
+      <w:color w:val="172033"/>
+      <w:sz w:val="24"/>
       <w:szCs w:val="26"/>
     </w:rPr>
   </w:style>
@@ -1562,7 +1895,7 @@
       <w:outlineLvl w:val="2"/>
     </w:pPr>
     <w:rPr>
-      <w:rFonts w:asciiTheme="majorHAnsi" w:eastAsiaTheme="majorEastAsia" w:hAnsiTheme="majorHAnsi" w:cstheme="majorBidi"/>
+      <w:rFonts w:cstheme="majorBidi"/>
       <w:b/>
       <w:bCs/>
       <w:color w:val="4F81BD" w:themeColor="accent1"/>
@@ -1585,7 +1918,7 @@
       <w:outlineLvl w:val="3"/>
     </w:pPr>
     <w:rPr>
-      <w:rFonts w:asciiTheme="majorHAnsi" w:eastAsiaTheme="majorEastAsia" w:hAnsiTheme="majorHAnsi" w:cstheme="majorBidi"/>
+      <w:rFonts w:cstheme="majorBidi"/>
       <w:b/>
       <w:bCs/>
       <w:i/>
@@ -1610,7 +1943,7 @@
       <w:outlineLvl w:val="4"/>
     </w:pPr>
     <w:rPr>
-      <w:rFonts w:asciiTheme="majorHAnsi" w:eastAsiaTheme="majorEastAsia" w:hAnsiTheme="majorHAnsi" w:cstheme="majorBidi"/>
+      <w:rFonts w:cstheme="majorBidi"/>
       <w:color w:val="243F60" w:themeColor="accent1" w:themeShade="7F"/>
     </w:rPr>
   </w:style>
@@ -1631,7 +1964,7 @@
       <w:outlineLvl w:val="5"/>
     </w:pPr>
     <w:rPr>
-      <w:rFonts w:asciiTheme="majorHAnsi" w:eastAsiaTheme="majorEastAsia" w:hAnsiTheme="majorHAnsi" w:cstheme="majorBidi"/>
+      <w:rFonts w:cstheme="majorBidi"/>
       <w:i/>
       <w:iCs/>
       <w:color w:val="243F60" w:themeColor="accent1" w:themeShade="7F"/>
@@ -1654,7 +1987,7 @@
       <w:outlineLvl w:val="6"/>
     </w:pPr>
     <w:rPr>
-      <w:rFonts w:asciiTheme="majorHAnsi" w:eastAsiaTheme="majorEastAsia" w:hAnsiTheme="majorHAnsi" w:cstheme="majorBidi"/>
+      <w:rFonts w:cstheme="majorBidi"/>
       <w:i/>
       <w:iCs/>
       <w:color w:val="404040" w:themeColor="text1" w:themeTint="BF"/>
@@ -1677,7 +2010,7 @@
       <w:outlineLvl w:val="7"/>
     </w:pPr>
     <w:rPr>
-      <w:rFonts w:asciiTheme="majorHAnsi" w:eastAsiaTheme="majorEastAsia" w:hAnsiTheme="majorHAnsi" w:cstheme="majorBidi"/>
+      <w:rFonts w:cstheme="majorBidi"/>
       <w:color w:val="4F81BD" w:themeColor="accent1"/>
       <w:sz w:val="20"/>
       <w:szCs w:val="20"/>
@@ -1700,7 +2033,7 @@
       <w:outlineLvl w:val="8"/>
     </w:pPr>
     <w:rPr>
-      <w:rFonts w:asciiTheme="majorHAnsi" w:eastAsiaTheme="majorEastAsia" w:hAnsiTheme="majorHAnsi" w:cstheme="majorBidi"/>
+      <w:rFonts w:cstheme="majorBidi"/>
       <w:i/>
       <w:iCs/>
       <w:color w:val="404040" w:themeColor="text1" w:themeTint="BF"/>
@@ -1751,7 +2084,7 @@
     <w:uiPriority w:val="9"/>
     <w:rsid w:val="00FC693F"/>
     <w:rPr>
-      <w:rFonts w:asciiTheme="majorHAnsi" w:eastAsiaTheme="majorEastAsia" w:hAnsiTheme="majorHAnsi" w:cstheme="majorBidi"/>
+      <w:rFonts w:cstheme="majorBidi"/>
       <w:b/>
       <w:bCs/>
       <w:color w:val="365F91" w:themeColor="accent1" w:themeShade="BF"/>
@@ -1766,7 +2099,7 @@
     <w:uiPriority w:val="9"/>
     <w:rsid w:val="00FC693F"/>
     <w:rPr>
-      <w:rFonts w:asciiTheme="majorHAnsi" w:eastAsiaTheme="majorEastAsia" w:hAnsiTheme="majorHAnsi" w:cstheme="majorBidi"/>
+      <w:rFonts w:cstheme="majorBidi"/>
       <w:b/>
       <w:bCs/>
       <w:color w:val="4F81BD" w:themeColor="accent1"/>
@@ -1781,7 +2114,7 @@
     <w:uiPriority w:val="9"/>
     <w:rsid w:val="00FC693F"/>
     <w:rPr>
-      <w:rFonts w:asciiTheme="majorHAnsi" w:eastAsiaTheme="majorEastAsia" w:hAnsiTheme="majorHAnsi" w:cstheme="majorBidi"/>
+      <w:rFonts w:cstheme="majorBidi"/>
       <w:b/>
       <w:bCs/>
       <w:color w:val="4F81BD" w:themeColor="accent1"/>
@@ -1796,15 +2129,17 @@
     <w:qFormat/>
     <w:rsid w:val="00FC693F"/>
     <w:pPr>
-      <w:spacing w:after="120" w:line="259" w:lineRule="auto"/>
+      <w:keepNext/>
+      <w:spacing w:after="140" w:line="264" w:lineRule="auto"/>
       <w:contextualSpacing/>
     </w:pPr>
     <w:rPr>
-      <w:rFonts w:cstheme="majorBidi" w:ascii="Arial" w:hAnsi="Arial"/>
-      <w:color w:val="000000"/>
+      <w:rFonts w:cstheme="majorBidi" w:ascii="Consolas" w:hAnsi="Consolas"/>
+      <w:b/>
+      <w:color w:val="075D83"/>
       <w:spacing w:val="5"/>
       <w:kern w:val="28"/>
-      <w:sz w:val="56"/>
+      <w:sz w:val="60"/>
       <w:szCs w:val="52"/>
     </w:rPr>
   </w:style>
@@ -1815,7 +2150,7 @@
     <w:uiPriority w:val="10"/>
     <w:rsid w:val="00FC693F"/>
     <w:rPr>
-      <w:rFonts w:asciiTheme="majorHAnsi" w:eastAsiaTheme="majorEastAsia" w:hAnsiTheme="majorHAnsi" w:cstheme="majorBidi"/>
+      <w:rFonts w:cstheme="majorBidi"/>
       <w:color w:val="17365D" w:themeColor="text2" w:themeShade="BF"/>
       <w:spacing w:val="5"/>
       <w:kern w:val="28"/>
@@ -1835,13 +2170,13 @@
       <w:numPr>
         <w:ilvl w:val="1"/>
       </w:numPr>
-      <w:spacing w:line="259" w:lineRule="auto" w:after="120"/>
+      <w:spacing w:after="140" w:line="264" w:lineRule="auto"/>
     </w:pPr>
     <w:rPr>
       <w:rFonts w:cstheme="majorBidi" w:ascii="Arial" w:hAnsi="Arial"/>
       <w:i/>
       <w:iCs/>
-      <w:color w:val="000000"/>
+      <w:color w:val="172033"/>
       <w:spacing w:val="15"/>
       <w:sz w:val="24"/>
       <w:szCs w:val="24"/>
@@ -1854,7 +2189,7 @@
     <w:uiPriority w:val="11"/>
     <w:rsid w:val="00FC693F"/>
     <w:rPr>
-      <w:rFonts w:asciiTheme="majorHAnsi" w:eastAsiaTheme="majorEastAsia" w:hAnsiTheme="majorHAnsi" w:cstheme="majorBidi"/>
+      <w:rFonts w:cstheme="majorBidi"/>
       <w:i/>
       <w:iCs/>
       <w:color w:val="4F81BD" w:themeColor="accent1"/>
@@ -1979,13 +2314,13 @@
       <w:numPr>
         <w:numId w:val="1"/>
       </w:numPr>
-      <w:spacing w:line="259" w:lineRule="auto" w:after="120"/>
+      <w:spacing w:after="140" w:line="264" w:lineRule="auto"/>
       <w:contextualSpacing/>
     </w:pPr>
     <w:rPr>
       <w:rFonts w:ascii="Arial" w:hAnsi="Arial"/>
-      <w:color w:val="000000"/>
-      <w:sz w:val="20"/>
+      <w:color w:val="172033"/>
+      <w:sz w:val="21"/>
     </w:rPr>
   </w:style>
   <w:style w:type="paragraph" w:styleId="ListBullet2">
@@ -2158,7 +2493,7 @@
     <w:semiHidden/>
     <w:rsid w:val="00FC693F"/>
     <w:rPr>
-      <w:rFonts w:asciiTheme="majorHAnsi" w:eastAsiaTheme="majorEastAsia" w:hAnsiTheme="majorHAnsi" w:cstheme="majorBidi"/>
+      <w:rFonts w:cstheme="majorBidi"/>
       <w:b/>
       <w:bCs/>
       <w:i/>
@@ -2174,7 +2509,7 @@
     <w:semiHidden/>
     <w:rsid w:val="00FC693F"/>
     <w:rPr>
-      <w:rFonts w:asciiTheme="majorHAnsi" w:eastAsiaTheme="majorEastAsia" w:hAnsiTheme="majorHAnsi" w:cstheme="majorBidi"/>
+      <w:rFonts w:cstheme="majorBidi"/>
       <w:color w:val="243F60" w:themeColor="accent1" w:themeShade="7F"/>
     </w:rPr>
   </w:style>
@@ -2186,7 +2521,7 @@
     <w:semiHidden/>
     <w:rsid w:val="00FC693F"/>
     <w:rPr>
-      <w:rFonts w:asciiTheme="majorHAnsi" w:eastAsiaTheme="majorEastAsia" w:hAnsiTheme="majorHAnsi" w:cstheme="majorBidi"/>
+      <w:rFonts w:cstheme="majorBidi"/>
       <w:i/>
       <w:iCs/>
       <w:color w:val="243F60" w:themeColor="accent1" w:themeShade="7F"/>
@@ -2200,7 +2535,7 @@
     <w:semiHidden/>
     <w:rsid w:val="00FC693F"/>
     <w:rPr>
-      <w:rFonts w:asciiTheme="majorHAnsi" w:eastAsiaTheme="majorEastAsia" w:hAnsiTheme="majorHAnsi" w:cstheme="majorBidi"/>
+      <w:rFonts w:cstheme="majorBidi"/>
       <w:i/>
       <w:iCs/>
       <w:color w:val="404040" w:themeColor="text1" w:themeTint="BF"/>
@@ -2214,7 +2549,7 @@
     <w:semiHidden/>
     <w:rsid w:val="00FC693F"/>
     <w:rPr>
-      <w:rFonts w:asciiTheme="majorHAnsi" w:eastAsiaTheme="majorEastAsia" w:hAnsiTheme="majorHAnsi" w:cstheme="majorBidi"/>
+      <w:rFonts w:cstheme="majorBidi"/>
       <w:color w:val="4F81BD" w:themeColor="accent1"/>
       <w:sz w:val="20"/>
       <w:szCs w:val="20"/>
@@ -2228,7 +2563,7 @@
     <w:semiHidden/>
     <w:rsid w:val="00FC693F"/>
     <w:rPr>
-      <w:rFonts w:asciiTheme="majorHAnsi" w:eastAsiaTheme="majorEastAsia" w:hAnsiTheme="majorHAnsi" w:cstheme="majorBidi"/>
+      <w:rFonts w:cstheme="majorBidi"/>
       <w:i/>
       <w:iCs/>
       <w:color w:val="404040" w:themeColor="text1" w:themeTint="BF"/>
@@ -3814,7 +4149,7 @@
         <w:spacing w:before="0" w:after="0" w:line="240" w:lineRule="auto"/>
       </w:pPr>
       <w:rPr>
-        <w:rFonts w:asciiTheme="majorHAnsi" w:eastAsiaTheme="majorEastAsia" w:hAnsiTheme="majorHAnsi" w:cstheme="majorBidi"/>
+        <w:rFonts w:cstheme="majorBidi"/>
         <w:b/>
         <w:bCs/>
       </w:rPr>
@@ -3835,7 +4170,7 @@
         <w:spacing w:before="0" w:after="0" w:line="240" w:lineRule="auto"/>
       </w:pPr>
       <w:rPr>
-        <w:rFonts w:asciiTheme="majorHAnsi" w:eastAsiaTheme="majorEastAsia" w:hAnsiTheme="majorHAnsi" w:cstheme="majorBidi"/>
+        <w:rFonts w:cstheme="majorBidi"/>
         <w:b/>
         <w:bCs/>
       </w:rPr>
@@ -3853,14 +4188,14 @@
     </w:tblStylePr>
     <w:tblStylePr w:type="firstCol">
       <w:rPr>
-        <w:rFonts w:asciiTheme="majorHAnsi" w:eastAsiaTheme="majorEastAsia" w:hAnsiTheme="majorHAnsi" w:cstheme="majorBidi"/>
+        <w:rFonts w:cstheme="majorBidi"/>
         <w:b/>
         <w:bCs/>
       </w:rPr>
     </w:tblStylePr>
     <w:tblStylePr w:type="lastCol">
       <w:rPr>
-        <w:rFonts w:asciiTheme="majorHAnsi" w:eastAsiaTheme="majorEastAsia" w:hAnsiTheme="majorHAnsi" w:cstheme="majorBidi"/>
+        <w:rFonts w:cstheme="majorBidi"/>
         <w:b/>
         <w:bCs/>
       </w:rPr>
@@ -3944,7 +4279,7 @@
         <w:spacing w:before="0" w:after="0" w:line="240" w:lineRule="auto"/>
       </w:pPr>
       <w:rPr>
-        <w:rFonts w:asciiTheme="majorHAnsi" w:eastAsiaTheme="majorEastAsia" w:hAnsiTheme="majorHAnsi" w:cstheme="majorBidi"/>
+        <w:rFonts w:cstheme="majorBidi"/>
         <w:b/>
         <w:bCs/>
       </w:rPr>
@@ -3965,7 +4300,7 @@
         <w:spacing w:before="0" w:after="0" w:line="240" w:lineRule="auto"/>
       </w:pPr>
       <w:rPr>
-        <w:rFonts w:asciiTheme="majorHAnsi" w:eastAsiaTheme="majorEastAsia" w:hAnsiTheme="majorHAnsi" w:cstheme="majorBidi"/>
+        <w:rFonts w:cstheme="majorBidi"/>
         <w:b/>
         <w:bCs/>
       </w:rPr>
@@ -3983,14 +4318,14 @@
     </w:tblStylePr>
     <w:tblStylePr w:type="firstCol">
       <w:rPr>
-        <w:rFonts w:asciiTheme="majorHAnsi" w:eastAsiaTheme="majorEastAsia" w:hAnsiTheme="majorHAnsi" w:cstheme="majorBidi"/>
+        <w:rFonts w:cstheme="majorBidi"/>
         <w:b/>
         <w:bCs/>
       </w:rPr>
     </w:tblStylePr>
     <w:tblStylePr w:type="lastCol">
       <w:rPr>
-        <w:rFonts w:asciiTheme="majorHAnsi" w:eastAsiaTheme="majorEastAsia" w:hAnsiTheme="majorHAnsi" w:cstheme="majorBidi"/>
+        <w:rFonts w:cstheme="majorBidi"/>
         <w:b/>
         <w:bCs/>
       </w:rPr>
@@ -4074,7 +4409,7 @@
         <w:spacing w:before="0" w:after="0" w:line="240" w:lineRule="auto"/>
       </w:pPr>
       <w:rPr>
-        <w:rFonts w:asciiTheme="majorHAnsi" w:eastAsiaTheme="majorEastAsia" w:hAnsiTheme="majorHAnsi" w:cstheme="majorBidi"/>
+        <w:rFonts w:cstheme="majorBidi"/>
         <w:b/>
         <w:bCs/>
       </w:rPr>
@@ -4095,7 +4430,7 @@
         <w:spacing w:before="0" w:after="0" w:line="240" w:lineRule="auto"/>
       </w:pPr>
       <w:rPr>
-        <w:rFonts w:asciiTheme="majorHAnsi" w:eastAsiaTheme="majorEastAsia" w:hAnsiTheme="majorHAnsi" w:cstheme="majorBidi"/>
+        <w:rFonts w:cstheme="majorBidi"/>
         <w:b/>
         <w:bCs/>
       </w:rPr>
@@ -4113,14 +4448,14 @@
     </w:tblStylePr>
     <w:tblStylePr w:type="firstCol">
       <w:rPr>
-        <w:rFonts w:asciiTheme="majorHAnsi" w:eastAsiaTheme="majorEastAsia" w:hAnsiTheme="majorHAnsi" w:cstheme="majorBidi"/>
+        <w:rFonts w:cstheme="majorBidi"/>
         <w:b/>
         <w:bCs/>
       </w:rPr>
     </w:tblStylePr>
     <w:tblStylePr w:type="lastCol">
       <w:rPr>
-        <w:rFonts w:asciiTheme="majorHAnsi" w:eastAsiaTheme="majorEastAsia" w:hAnsiTheme="majorHAnsi" w:cstheme="majorBidi"/>
+        <w:rFonts w:cstheme="majorBidi"/>
         <w:b/>
         <w:bCs/>
       </w:rPr>
@@ -4204,7 +4539,7 @@
         <w:spacing w:before="0" w:after="0" w:line="240" w:lineRule="auto"/>
       </w:pPr>
       <w:rPr>
-        <w:rFonts w:asciiTheme="majorHAnsi" w:eastAsiaTheme="majorEastAsia" w:hAnsiTheme="majorHAnsi" w:cstheme="majorBidi"/>
+        <w:rFonts w:cstheme="majorBidi"/>
         <w:b/>
         <w:bCs/>
       </w:rPr>
@@ -4225,7 +4560,7 @@
         <w:spacing w:before="0" w:after="0" w:line="240" w:lineRule="auto"/>
       </w:pPr>
       <w:rPr>
-        <w:rFonts w:asciiTheme="majorHAnsi" w:eastAsiaTheme="majorEastAsia" w:hAnsiTheme="majorHAnsi" w:cstheme="majorBidi"/>
+        <w:rFonts w:cstheme="majorBidi"/>
         <w:b/>
         <w:bCs/>
       </w:rPr>
@@ -4243,14 +4578,14 @@
     </w:tblStylePr>
     <w:tblStylePr w:type="firstCol">
       <w:rPr>
-        <w:rFonts w:asciiTheme="majorHAnsi" w:eastAsiaTheme="majorEastAsia" w:hAnsiTheme="majorHAnsi" w:cstheme="majorBidi"/>
+        <w:rFonts w:cstheme="majorBidi"/>
         <w:b/>
         <w:bCs/>
       </w:rPr>
     </w:tblStylePr>
     <w:tblStylePr w:type="lastCol">
       <w:rPr>
-        <w:rFonts w:asciiTheme="majorHAnsi" w:eastAsiaTheme="majorEastAsia" w:hAnsiTheme="majorHAnsi" w:cstheme="majorBidi"/>
+        <w:rFonts w:cstheme="majorBidi"/>
         <w:b/>
         <w:bCs/>
       </w:rPr>
@@ -4334,7 +4669,7 @@
         <w:spacing w:before="0" w:after="0" w:line="240" w:lineRule="auto"/>
       </w:pPr>
       <w:rPr>
-        <w:rFonts w:asciiTheme="majorHAnsi" w:eastAsiaTheme="majorEastAsia" w:hAnsiTheme="majorHAnsi" w:cstheme="majorBidi"/>
+        <w:rFonts w:cstheme="majorBidi"/>
         <w:b/>
         <w:bCs/>
       </w:rPr>
@@ -4355,7 +4690,7 @@
         <w:spacing w:before="0" w:after="0" w:line="240" w:lineRule="auto"/>
       </w:pPr>
       <w:rPr>
-        <w:rFonts w:asciiTheme="majorHAnsi" w:eastAsiaTheme="majorEastAsia" w:hAnsiTheme="majorHAnsi" w:cstheme="majorBidi"/>
+        <w:rFonts w:cstheme="majorBidi"/>
         <w:b/>
         <w:bCs/>
       </w:rPr>
@@ -4373,14 +4708,14 @@
     </w:tblStylePr>
     <w:tblStylePr w:type="firstCol">
       <w:rPr>
-        <w:rFonts w:asciiTheme="majorHAnsi" w:eastAsiaTheme="majorEastAsia" w:hAnsiTheme="majorHAnsi" w:cstheme="majorBidi"/>
+        <w:rFonts w:cstheme="majorBidi"/>
         <w:b/>
         <w:bCs/>
       </w:rPr>
     </w:tblStylePr>
     <w:tblStylePr w:type="lastCol">
       <w:rPr>
-        <w:rFonts w:asciiTheme="majorHAnsi" w:eastAsiaTheme="majorEastAsia" w:hAnsiTheme="majorHAnsi" w:cstheme="majorBidi"/>
+        <w:rFonts w:cstheme="majorBidi"/>
         <w:b/>
         <w:bCs/>
       </w:rPr>
@@ -4464,7 +4799,7 @@
         <w:spacing w:before="0" w:after="0" w:line="240" w:lineRule="auto"/>
       </w:pPr>
       <w:rPr>
-        <w:rFonts w:asciiTheme="majorHAnsi" w:eastAsiaTheme="majorEastAsia" w:hAnsiTheme="majorHAnsi" w:cstheme="majorBidi"/>
+        <w:rFonts w:cstheme="majorBidi"/>
         <w:b/>
         <w:bCs/>
       </w:rPr>
@@ -4485,7 +4820,7 @@
         <w:spacing w:before="0" w:after="0" w:line="240" w:lineRule="auto"/>
       </w:pPr>
       <w:rPr>
-        <w:rFonts w:asciiTheme="majorHAnsi" w:eastAsiaTheme="majorEastAsia" w:hAnsiTheme="majorHAnsi" w:cstheme="majorBidi"/>
+        <w:rFonts w:cstheme="majorBidi"/>
         <w:b/>
         <w:bCs/>
       </w:rPr>
@@ -4503,14 +4838,14 @@
     </w:tblStylePr>
     <w:tblStylePr w:type="firstCol">
       <w:rPr>
-        <w:rFonts w:asciiTheme="majorHAnsi" w:eastAsiaTheme="majorEastAsia" w:hAnsiTheme="majorHAnsi" w:cstheme="majorBidi"/>
+        <w:rFonts w:cstheme="majorBidi"/>
         <w:b/>
         <w:bCs/>
       </w:rPr>
     </w:tblStylePr>
     <w:tblStylePr w:type="lastCol">
       <w:rPr>
-        <w:rFonts w:asciiTheme="majorHAnsi" w:eastAsiaTheme="majorEastAsia" w:hAnsiTheme="majorHAnsi" w:cstheme="majorBidi"/>
+        <w:rFonts w:cstheme="majorBidi"/>
         <w:b/>
         <w:bCs/>
       </w:rPr>
@@ -4594,7 +4929,7 @@
         <w:spacing w:before="0" w:after="0" w:line="240" w:lineRule="auto"/>
       </w:pPr>
       <w:rPr>
-        <w:rFonts w:asciiTheme="majorHAnsi" w:eastAsiaTheme="majorEastAsia" w:hAnsiTheme="majorHAnsi" w:cstheme="majorBidi"/>
+        <w:rFonts w:cstheme="majorBidi"/>
         <w:b/>
         <w:bCs/>
       </w:rPr>
@@ -4615,7 +4950,7 @@
         <w:spacing w:before="0" w:after="0" w:line="240" w:lineRule="auto"/>
       </w:pPr>
       <w:rPr>
-        <w:rFonts w:asciiTheme="majorHAnsi" w:eastAsiaTheme="majorEastAsia" w:hAnsiTheme="majorHAnsi" w:cstheme="majorBidi"/>
+        <w:rFonts w:cstheme="majorBidi"/>
         <w:b/>
         <w:bCs/>
       </w:rPr>
@@ -4633,14 +4968,14 @@
     </w:tblStylePr>
     <w:tblStylePr w:type="firstCol">
       <w:rPr>
-        <w:rFonts w:asciiTheme="majorHAnsi" w:eastAsiaTheme="majorEastAsia" w:hAnsiTheme="majorHAnsi" w:cstheme="majorBidi"/>
+        <w:rFonts w:cstheme="majorBidi"/>
         <w:b/>
         <w:bCs/>
       </w:rPr>
     </w:tblStylePr>
     <w:tblStylePr w:type="lastCol">
       <w:rPr>
-        <w:rFonts w:asciiTheme="majorHAnsi" w:eastAsiaTheme="majorEastAsia" w:hAnsiTheme="majorHAnsi" w:cstheme="majorBidi"/>
+        <w:rFonts w:cstheme="majorBidi"/>
         <w:b/>
         <w:bCs/>
       </w:rPr>
@@ -6505,7 +6840,7 @@
     </w:tblPr>
     <w:tblStylePr w:type="firstRow">
       <w:rPr>
-        <w:rFonts w:asciiTheme="majorHAnsi" w:eastAsiaTheme="majorEastAsia" w:hAnsiTheme="majorHAnsi" w:cstheme="majorBidi"/>
+        <w:rFonts w:cstheme="majorBidi"/>
       </w:rPr>
       <w:tblPr/>
       <w:tcPr>
@@ -6589,7 +6924,7 @@
     </w:tblPr>
     <w:tblStylePr w:type="firstRow">
       <w:rPr>
-        <w:rFonts w:asciiTheme="majorHAnsi" w:eastAsiaTheme="majorEastAsia" w:hAnsiTheme="majorHAnsi" w:cstheme="majorBidi"/>
+        <w:rFonts w:cstheme="majorBidi"/>
       </w:rPr>
       <w:tblPr/>
       <w:tcPr>
@@ -6673,7 +7008,7 @@
     </w:tblPr>
     <w:tblStylePr w:type="firstRow">
       <w:rPr>
-        <w:rFonts w:asciiTheme="majorHAnsi" w:eastAsiaTheme="majorEastAsia" w:hAnsiTheme="majorHAnsi" w:cstheme="majorBidi"/>
+        <w:rFonts w:cstheme="majorBidi"/>
       </w:rPr>
       <w:tblPr/>
       <w:tcPr>
@@ -6757,7 +7092,7 @@
     </w:tblPr>
     <w:tblStylePr w:type="firstRow">
       <w:rPr>
-        <w:rFonts w:asciiTheme="majorHAnsi" w:eastAsiaTheme="majorEastAsia" w:hAnsiTheme="majorHAnsi" w:cstheme="majorBidi"/>
+        <w:rFonts w:cstheme="majorBidi"/>
       </w:rPr>
       <w:tblPr/>
       <w:tcPr>
@@ -6841,7 +7176,7 @@
     </w:tblPr>
     <w:tblStylePr w:type="firstRow">
       <w:rPr>
-        <w:rFonts w:asciiTheme="majorHAnsi" w:eastAsiaTheme="majorEastAsia" w:hAnsiTheme="majorHAnsi" w:cstheme="majorBidi"/>
+        <w:rFonts w:cstheme="majorBidi"/>
       </w:rPr>
       <w:tblPr/>
       <w:tcPr>
@@ -6925,7 +7260,7 @@
     </w:tblPr>
     <w:tblStylePr w:type="firstRow">
       <w:rPr>
-        <w:rFonts w:asciiTheme="majorHAnsi" w:eastAsiaTheme="majorEastAsia" w:hAnsiTheme="majorHAnsi" w:cstheme="majorBidi"/>
+        <w:rFonts w:cstheme="majorBidi"/>
       </w:rPr>
       <w:tblPr/>
       <w:tcPr>
@@ -7009,7 +7344,7 @@
     </w:tblPr>
     <w:tblStylePr w:type="firstRow">
       <w:rPr>
-        <w:rFonts w:asciiTheme="majorHAnsi" w:eastAsiaTheme="majorEastAsia" w:hAnsiTheme="majorHAnsi" w:cstheme="majorBidi"/>
+        <w:rFonts w:cstheme="majorBidi"/>
       </w:rPr>
       <w:tblPr/>
       <w:tcPr>
@@ -7074,7 +7409,7 @@
       <w:spacing w:after="0" w:line="240" w:lineRule="auto"/>
     </w:pPr>
     <w:rPr>
-      <w:rFonts w:asciiTheme="majorHAnsi" w:eastAsiaTheme="majorEastAsia" w:hAnsiTheme="majorHAnsi" w:cstheme="majorBidi"/>
+      <w:rFonts w:cstheme="majorBidi"/>
       <w:color w:val="000000" w:themeColor="text1"/>
     </w:rPr>
     <w:tblPr>
@@ -7202,7 +7537,7 @@
       <w:spacing w:after="0" w:line="240" w:lineRule="auto"/>
     </w:pPr>
     <w:rPr>
-      <w:rFonts w:asciiTheme="majorHAnsi" w:eastAsiaTheme="majorEastAsia" w:hAnsiTheme="majorHAnsi" w:cstheme="majorBidi"/>
+      <w:rFonts w:cstheme="majorBidi"/>
       <w:color w:val="000000" w:themeColor="text1"/>
     </w:rPr>
     <w:tblPr>
@@ -7330,7 +7665,7 @@
       <w:spacing w:after="0" w:line="240" w:lineRule="auto"/>
     </w:pPr>
     <w:rPr>
-      <w:rFonts w:asciiTheme="majorHAnsi" w:eastAsiaTheme="majorEastAsia" w:hAnsiTheme="majorHAnsi" w:cstheme="majorBidi"/>
+      <w:rFonts w:cstheme="majorBidi"/>
       <w:color w:val="000000" w:themeColor="text1"/>
     </w:rPr>
     <w:tblPr>
@@ -7458,7 +7793,7 @@
       <w:spacing w:after="0" w:line="240" w:lineRule="auto"/>
     </w:pPr>
     <w:rPr>
-      <w:rFonts w:asciiTheme="majorHAnsi" w:eastAsiaTheme="majorEastAsia" w:hAnsiTheme="majorHAnsi" w:cstheme="majorBidi"/>
+      <w:rFonts w:cstheme="majorBidi"/>
       <w:color w:val="000000" w:themeColor="text1"/>
     </w:rPr>
     <w:tblPr>
@@ -7586,7 +7921,7 @@
       <w:spacing w:after="0" w:line="240" w:lineRule="auto"/>
     </w:pPr>
     <w:rPr>
-      <w:rFonts w:asciiTheme="majorHAnsi" w:eastAsiaTheme="majorEastAsia" w:hAnsiTheme="majorHAnsi" w:cstheme="majorBidi"/>
+      <w:rFonts w:cstheme="majorBidi"/>
       <w:color w:val="000000" w:themeColor="text1"/>
     </w:rPr>
     <w:tblPr>
@@ -7714,7 +8049,7 @@
       <w:spacing w:after="0" w:line="240" w:lineRule="auto"/>
     </w:pPr>
     <w:rPr>
-      <w:rFonts w:asciiTheme="majorHAnsi" w:eastAsiaTheme="majorEastAsia" w:hAnsiTheme="majorHAnsi" w:cstheme="majorBidi"/>
+      <w:rFonts w:cstheme="majorBidi"/>
       <w:color w:val="000000" w:themeColor="text1"/>
     </w:rPr>
     <w:tblPr>
@@ -7842,7 +8177,7 @@
       <w:spacing w:after="0" w:line="240" w:lineRule="auto"/>
     </w:pPr>
     <w:rPr>
-      <w:rFonts w:asciiTheme="majorHAnsi" w:eastAsiaTheme="majorEastAsia" w:hAnsiTheme="majorHAnsi" w:cstheme="majorBidi"/>
+      <w:rFonts w:cstheme="majorBidi"/>
       <w:color w:val="000000" w:themeColor="text1"/>
     </w:rPr>
     <w:tblPr>
@@ -8481,7 +8816,7 @@
       <w:spacing w:after="0" w:line="240" w:lineRule="auto"/>
     </w:pPr>
     <w:rPr>
-      <w:rFonts w:asciiTheme="majorHAnsi" w:eastAsiaTheme="majorEastAsia" w:hAnsiTheme="majorHAnsi" w:cstheme="majorBidi"/>
+      <w:rFonts w:cstheme="majorBidi"/>
       <w:color w:val="000000" w:themeColor="text1"/>
     </w:rPr>
     <w:tblPr>
@@ -8606,7 +8941,7 @@
       <w:spacing w:after="0" w:line="240" w:lineRule="auto"/>
     </w:pPr>
     <w:rPr>
-      <w:rFonts w:asciiTheme="majorHAnsi" w:eastAsiaTheme="majorEastAsia" w:hAnsiTheme="majorHAnsi" w:cstheme="majorBidi"/>
+      <w:rFonts w:cstheme="majorBidi"/>
       <w:color w:val="000000" w:themeColor="text1"/>
     </w:rPr>
     <w:tblPr>
@@ -8731,7 +9066,7 @@
       <w:spacing w:after="0" w:line="240" w:lineRule="auto"/>
     </w:pPr>
     <w:rPr>
-      <w:rFonts w:asciiTheme="majorHAnsi" w:eastAsiaTheme="majorEastAsia" w:hAnsiTheme="majorHAnsi" w:cstheme="majorBidi"/>
+      <w:rFonts w:cstheme="majorBidi"/>
       <w:color w:val="000000" w:themeColor="text1"/>
     </w:rPr>
     <w:tblPr>
@@ -8856,7 +9191,7 @@
       <w:spacing w:after="0" w:line="240" w:lineRule="auto"/>
     </w:pPr>
     <w:rPr>
-      <w:rFonts w:asciiTheme="majorHAnsi" w:eastAsiaTheme="majorEastAsia" w:hAnsiTheme="majorHAnsi" w:cstheme="majorBidi"/>
+      <w:rFonts w:cstheme="majorBidi"/>
       <w:color w:val="000000" w:themeColor="text1"/>
     </w:rPr>
     <w:tblPr>
@@ -8981,7 +9316,7 @@
       <w:spacing w:after="0" w:line="240" w:lineRule="auto"/>
     </w:pPr>
     <w:rPr>
-      <w:rFonts w:asciiTheme="majorHAnsi" w:eastAsiaTheme="majorEastAsia" w:hAnsiTheme="majorHAnsi" w:cstheme="majorBidi"/>
+      <w:rFonts w:cstheme="majorBidi"/>
       <w:color w:val="000000" w:themeColor="text1"/>
     </w:rPr>
     <w:tblPr>
@@ -9106,7 +9441,7 @@
       <w:spacing w:after="0" w:line="240" w:lineRule="auto"/>
     </w:pPr>
     <w:rPr>
-      <w:rFonts w:asciiTheme="majorHAnsi" w:eastAsiaTheme="majorEastAsia" w:hAnsiTheme="majorHAnsi" w:cstheme="majorBidi"/>
+      <w:rFonts w:cstheme="majorBidi"/>
       <w:color w:val="000000" w:themeColor="text1"/>
     </w:rPr>
     <w:tblPr>
@@ -9231,7 +9566,7 @@
       <w:spacing w:after="0" w:line="240" w:lineRule="auto"/>
     </w:pPr>
     <w:rPr>
-      <w:rFonts w:asciiTheme="majorHAnsi" w:eastAsiaTheme="majorEastAsia" w:hAnsiTheme="majorHAnsi" w:cstheme="majorBidi"/>
+      <w:rFonts w:cstheme="majorBidi"/>
       <w:color w:val="000000" w:themeColor="text1"/>
     </w:rPr>
     <w:tblPr>

--- a/skills/dazzler-frontend/assets/templates/docx/technical.docx
+++ b/skills/dazzler-frontend/assets/templates/docx/technical.docx
@@ -17,7 +17,7 @@
         <w:pStyle w:val="Title"/>
       </w:pPr>
       <w:r>
-        <w:t>Order status webhook delivery</w:t>
+        <w:t>Order Status Webhook Delivery</w:t>
       </w:r>
     </w:p>
     <w:p>
@@ -246,6 +246,7 @@
       <w:pPr>
         <w:shd w:fill="EDF2F9"/>
         <w:spacing w:before="120" w:after="160"/>
+        <w:ind w:right="4154"/>
       </w:pPr>
       <w:r>
         <w:rPr>
@@ -284,11 +285,13 @@
         <w:rPr>
           <w:b w:val="0"/>
         </w:rPr>
-        <w:t>Context and boundaries</w:t>
+        <w:t>Context and Boundaries</w:t>
       </w:r>
     </w:p>
     <w:p>
-      <w:pPr/>
+      <w:pPr>
+        <w:ind w:right="4154"/>
+      </w:pPr>
       <w:r>
         <w:rPr>
           <w:b w:val="0"/>
@@ -304,11 +307,13 @@
         <w:rPr>
           <w:b w:val="0"/>
         </w:rPr>
-        <w:t>Delivery path</w:t>
+        <w:t>Delivery Path</w:t>
       </w:r>
     </w:p>
     <w:p>
-      <w:pPr/>
+      <w:pPr>
+        <w:ind w:right="4154"/>
+      </w:pPr>
       <w:r>
         <w:rPr>
           <w:b w:val="0"/>
@@ -631,12 +636,13 @@
         <w:rPr>
           <w:b w:val="0"/>
         </w:rPr>
-        <w:t>Event example</w:t>
+        <w:t>Event Example</w:t>
       </w:r>
     </w:p>
     <w:p>
       <w:pPr>
         <w:shd w:fill="EDF2F5"/>
+        <w:ind w:right="4154"/>
       </w:pPr>
       <w:r>
         <w:rPr>
@@ -657,7 +663,9 @@
       </w:r>
     </w:p>
     <w:p>
-      <w:pPr/>
+      <w:pPr>
+        <w:ind w:right="4154"/>
+      </w:pPr>
       <w:r>
         <w:rPr>
           <w:b w:val="0"/>
@@ -685,7 +693,7 @@
         <w:pStyle w:val="Title"/>
       </w:pPr>
       <w:r>
-        <w:t>Failures and release plan</w:t>
+        <w:t>Failures and Release Plan</w:t>
       </w:r>
     </w:p>
     <w:p>
@@ -1262,11 +1270,13 @@
         <w:rPr>
           <w:b w:val="0"/>
         </w:rPr>
-        <w:t>Release gate</w:t>
+        <w:t>Release Gate</w:t>
       </w:r>
     </w:p>
     <w:p>
-      <w:pPr/>
+      <w:pPr>
+        <w:ind w:right="4154"/>
+      </w:pPr>
       <w:r>
         <w:rPr>
           <w:b w:val="0"/>
@@ -1317,6 +1327,7 @@
       <w:pPr>
         <w:shd w:fill="EDF2F9"/>
         <w:spacing w:before="120" w:after="160"/>
+        <w:ind w:right="4154"/>
       </w:pPr>
       <w:r>
         <w:rPr>
@@ -1363,6 +1374,7 @@
     <w:p>
       <w:pPr>
         <w:spacing w:before="140"/>
+        <w:ind w:right="4154"/>
       </w:pPr>
       <w:r>
         <w:rPr>

--- a/skills/dazzler-frontend/assets/templates/docx/technical.docx
+++ b/skills/dazzler-frontend/assets/templates/docx/technical.docx
@@ -15,8 +15,12 @@
     <w:p>
       <w:pPr>
         <w:pStyle w:val="Title"/>
+        <w:shd w:fill="075D83"/>
       </w:pPr>
       <w:r>
+        <w:rPr>
+          <w:color w:val="FFFFFF"/>
+        </w:rPr>
         <w:t>Order Status Webhook Delivery</w:t>
       </w:r>
     </w:p>
@@ -37,19 +41,7 @@
         <w:rPr>
           <w:b w:val="0"/>
         </w:rPr>
-      </w:r>
-      <w:r>
-        <w:rPr>
-          <w:b/>
-          <w:color w:val="075D83"/>
-        </w:rPr>
-        <w:t>Owner</w:t>
-      </w:r>
-      <w:r>
-        <w:rPr>
-          <w:b w:val="0"/>
-        </w:rPr>
-        <w:t>: Alex Rivera    Reviewers: API + Reliability    Updated: 18 June 2027</w:t>
+        <w:t>Owner: Alex Rivera    Reviewers: API + Reliability    Updated: 18 June 2027</w:t>
       </w:r>
     </w:p>
     <w:tbl>
@@ -155,7 +147,7 @@
         <w:tc>
           <w:tcPr>
             <w:tcW w:type="dxa" w:w="3485"/>
-            <w:shd w:fill="F0F2F6"/>
+            <w:shd w:fill="E7F2F4"/>
             <w:tcMar>
               <w:top w:w="85" w:type="dxa"/>
               <w:left w:w="85" w:type="dxa"/>
@@ -181,7 +173,7 @@
         <w:tc>
           <w:tcPr>
             <w:tcW w:type="dxa" w:w="3485"/>
-            <w:shd w:fill="F0F2F6"/>
+            <w:shd w:fill="E7F2F4"/>
             <w:tcMar>
               <w:top w:w="85" w:type="dxa"/>
               <w:left w:w="85" w:type="dxa"/>
@@ -207,7 +199,7 @@
         <w:tc>
           <w:tcPr>
             <w:tcW w:type="dxa" w:w="3485"/>
-            <w:shd w:fill="F0F2F6"/>
+            <w:shd w:fill="E7F2F4"/>
             <w:tcMar>
               <w:top w:w="85" w:type="dxa"/>
               <w:left w:w="85" w:type="dxa"/>
@@ -244,7 +236,7 @@
     </w:p>
     <w:p>
       <w:pPr>
-        <w:shd w:fill="EDF2F9"/>
+        <w:shd w:fill="E7F2F4"/>
         <w:spacing w:before="120" w:after="160"/>
         <w:ind w:right="4154"/>
       </w:pPr>
@@ -396,7 +388,7 @@
         <w:tc>
           <w:tcPr>
             <w:tcW w:type="dxa" w:w="3554"/>
-            <w:shd w:fill="F0F2F6"/>
+            <w:shd w:fill="E7F2F4"/>
             <w:tcMar>
               <w:top w:w="85" w:type="dxa"/>
               <w:left w:w="85" w:type="dxa"/>
@@ -422,7 +414,7 @@
         <w:tc>
           <w:tcPr>
             <w:tcW w:type="dxa" w:w="6900"/>
-            <w:shd w:fill="F0F2F6"/>
+            <w:shd w:fill="E7F2F4"/>
             <w:tcMar>
               <w:top w:w="85" w:type="dxa"/>
               <w:left w:w="85" w:type="dxa"/>
@@ -510,7 +502,7 @@
         <w:tc>
           <w:tcPr>
             <w:tcW w:type="dxa" w:w="3554"/>
-            <w:shd w:fill="F0F2F6"/>
+            <w:shd w:fill="E7F2F4"/>
             <w:tcMar>
               <w:top w:w="85" w:type="dxa"/>
               <w:left w:w="85" w:type="dxa"/>
@@ -536,7 +528,7 @@
         <w:tc>
           <w:tcPr>
             <w:tcW w:type="dxa" w:w="6900"/>
-            <w:shd w:fill="F0F2F6"/>
+            <w:shd w:fill="E7F2F4"/>
             <w:tcMar>
               <w:top w:w="85" w:type="dxa"/>
               <w:left w:w="85" w:type="dxa"/>
@@ -691,8 +683,12 @@
     <w:p>
       <w:pPr>
         <w:pStyle w:val="Title"/>
+        <w:shd w:fill="075D83"/>
       </w:pPr>
       <w:r>
+        <w:rPr>
+          <w:color w:val="FFFFFF"/>
+        </w:rPr>
         <w:t>Failures and Release Plan</w:t>
       </w:r>
     </w:p>
@@ -702,7 +698,7 @@
         <w:keepNext/>
       </w:pPr>
       <w:r>
-        <w:t>Synthetic delivery outcomes</w:t>
+        <w:t>Synthetic Delivery Outcomes</w:t>
       </w:r>
     </w:p>
     <w:p>
@@ -843,7 +839,7 @@
         <w:tc>
           <w:tcPr>
             <w:tcW w:type="dxa" w:w="2613"/>
-            <w:shd w:fill="F0F2F6"/>
+            <w:shd w:fill="E7F2F4"/>
             <w:tcMar>
               <w:top w:w="85" w:type="dxa"/>
               <w:left w:w="85" w:type="dxa"/>
@@ -869,7 +865,7 @@
         <w:tc>
           <w:tcPr>
             <w:tcW w:type="dxa" w:w="5018"/>
-            <w:shd w:fill="F0F2F6"/>
+            <w:shd w:fill="E7F2F4"/>
             <w:tcMar>
               <w:top w:w="85" w:type="dxa"/>
               <w:left w:w="85" w:type="dxa"/>
@@ -895,7 +891,7 @@
         <w:tc>
           <w:tcPr>
             <w:tcW w:type="dxa" w:w="2823"/>
-            <w:shd w:fill="F0F2F6"/>
+            <w:shd w:fill="E7F2F4"/>
             <w:tcMar>
               <w:top w:w="85" w:type="dxa"/>
               <w:left w:w="85" w:type="dxa"/>
@@ -1009,7 +1005,7 @@
         <w:tc>
           <w:tcPr>
             <w:tcW w:type="dxa" w:w="2613"/>
-            <w:shd w:fill="F0F2F6"/>
+            <w:shd w:fill="E7F2F4"/>
             <w:tcMar>
               <w:top w:w="85" w:type="dxa"/>
               <w:left w:w="85" w:type="dxa"/>
@@ -1035,7 +1031,7 @@
         <w:tc>
           <w:tcPr>
             <w:tcW w:type="dxa" w:w="5018"/>
-            <w:shd w:fill="F0F2F6"/>
+            <w:shd w:fill="E7F2F4"/>
             <w:tcMar>
               <w:top w:w="85" w:type="dxa"/>
               <w:left w:w="85" w:type="dxa"/>
@@ -1061,7 +1057,7 @@
         <w:tc>
           <w:tcPr>
             <w:tcW w:type="dxa" w:w="2823"/>
-            <w:shd w:fill="F0F2F6"/>
+            <w:shd w:fill="E7F2F4"/>
             <w:tcMar>
               <w:top w:w="85" w:type="dxa"/>
               <w:left w:w="85" w:type="dxa"/>
@@ -1175,7 +1171,7 @@
         <w:tc>
           <w:tcPr>
             <w:tcW w:type="dxa" w:w="2613"/>
-            <w:shd w:fill="F0F2F6"/>
+            <w:shd w:fill="E7F2F4"/>
             <w:tcMar>
               <w:top w:w="85" w:type="dxa"/>
               <w:left w:w="85" w:type="dxa"/>
@@ -1201,7 +1197,7 @@
         <w:tc>
           <w:tcPr>
             <w:tcW w:type="dxa" w:w="5018"/>
-            <w:shd w:fill="F0F2F6"/>
+            <w:shd w:fill="E7F2F4"/>
             <w:tcMar>
               <w:top w:w="85" w:type="dxa"/>
               <w:left w:w="85" w:type="dxa"/>
@@ -1227,7 +1223,7 @@
         <w:tc>
           <w:tcPr>
             <w:tcW w:type="dxa" w:w="2823"/>
-            <w:shd w:fill="F0F2F6"/>
+            <w:shd w:fill="E7F2F4"/>
             <w:tcMar>
               <w:top w:w="85" w:type="dxa"/>
               <w:left w:w="85" w:type="dxa"/>
@@ -1281,20 +1277,7 @@
         <w:rPr>
           <w:b w:val="0"/>
         </w:rPr>
-        <w:t xml:space="preserve">Replay 1,000 </w:t>
-      </w:r>
-      <w:r>
-        <w:rPr>
-          <w:b/>
-          <w:color w:val="075D83"/>
-        </w:rPr>
-        <w:t>synthetic</w:t>
-      </w:r>
-      <w:r>
-        <w:rPr>
-          <w:b w:val="0"/>
-        </w:rPr>
-        <w:t xml:space="preserve"> events. 960 succeed first time, 35 after </w:t>
+        <w:t xml:space="preserve">Replay 1,000 synthetic events. 960 succeed first time, 35 after </w:t>
       </w:r>
       <w:r>
         <w:rPr>
@@ -1307,25 +1290,12 @@
         <w:rPr>
           <w:b w:val="0"/>
         </w:rPr>
-        <w:t xml:space="preserve"> and 5 remain held for </w:t>
-      </w:r>
-      <w:r>
-        <w:rPr>
-          <w:b/>
-          <w:color w:val="075D83"/>
-        </w:rPr>
-        <w:t>review</w:t>
-      </w:r>
-      <w:r>
-        <w:rPr>
-          <w:b w:val="0"/>
-        </w:rPr>
-        <w:t>: 99.5% eventually delivered in this fixture, not a production SLO.</w:t>
+        <w:t xml:space="preserve"> and 5 remain held for review: 99.5% eventually delivered in this fixture, not a production SLO.</w:t>
       </w:r>
     </w:p>
     <w:p>
       <w:pPr>
-        <w:shd w:fill="EDF2F9"/>
+        <w:shd w:fill="E7F2F4"/>
         <w:spacing w:before="120" w:after="160"/>
         <w:ind w:right="4154"/>
       </w:pPr>
@@ -1342,33 +1312,7 @@
         <w:rPr>
           <w:b w:val="0"/>
         </w:rPr>
-        <w:t xml:space="preserve">Pause new dispatch and retain the outbox and attempt history. Never log signing secrets. Expand only after a measured </w:t>
-      </w:r>
-      <w:r>
-        <w:rPr>
-          <w:b/>
-          <w:color w:val="075D83"/>
-        </w:rPr>
-        <w:t>pilot</w:t>
-      </w:r>
-      <w:r>
-        <w:rPr>
-          <w:b w:val="0"/>
-        </w:rPr>
-        <w:t xml:space="preserve"> and operational </w:t>
-      </w:r>
-      <w:r>
-        <w:rPr>
-          <w:b/>
-          <w:color w:val="075D83"/>
-        </w:rPr>
-        <w:t>review</w:t>
-      </w:r>
-      <w:r>
-        <w:rPr>
-          <w:b w:val="0"/>
-        </w:rPr>
-        <w:t>.</w:t>
+        <w:t>Pause new dispatch and retain the outbox and attempt history. Never log signing secrets. Expand only after a measured pilot and operational review.</w:t>
       </w:r>
     </w:p>
     <w:p>
@@ -1407,21 +1351,7 @@
         <w:b w:val="0"/>
         <w:sz w:val="16"/>
       </w:rPr>
-    </w:r>
-    <w:r>
-      <w:rPr>
-        <w:b/>
-        <w:color w:val="075D83"/>
-        <w:sz w:val="16"/>
-      </w:rPr>
-      <w:t>FICTIONAL</w:t>
-    </w:r>
-    <w:r>
-      <w:rPr>
-        <w:b w:val="0"/>
-        <w:sz w:val="16"/>
-      </w:rPr>
-      <w:t xml:space="preserve"> EXAMPLE  /  TECHNICAL   •   Dazzler   /   </w:t>
+      <w:t xml:space="preserve">FICTIONAL EXAMPLE  /  TECHNICAL   •   Dazzler   /   </w:t>
     </w:r>
     <w:fldSimple w:instr="PAGE"/>
   </w:p>

--- a/skills/dazzler-frontend/assets/templates/docx/technical.docx
+++ b/skills/dazzler-frontend/assets/templates/docx/technical.docx
@@ -3,45 +3,326 @@
 <w:document xmlns:wpc="http://schemas.microsoft.com/office/word/2010/wordprocessingCanvas" xmlns:mo="http://schemas.microsoft.com/office/mac/office/2008/main" xmlns:mc="http://schemas.openxmlformats.org/markup-compatibility/2006" xmlns:mv="urn:schemas-microsoft-com:mac:vml" xmlns:o="urn:schemas-microsoft-com:office:office" xmlns:r="http://schemas.openxmlformats.org/officeDocument/2006/relationships" xmlns:m="http://schemas.openxmlformats.org/officeDocument/2006/math" xmlns:v="urn:schemas-microsoft-com:vml" xmlns:wp14="http://schemas.microsoft.com/office/word/2010/wordprocessingDrawing" xmlns:wp="http://schemas.openxmlformats.org/drawingml/2006/wordprocessingDrawing" xmlns:w10="urn:schemas-microsoft-com:office:word" xmlns:w="http://schemas.openxmlformats.org/wordprocessingml/2006/main" xmlns:w14="http://schemas.microsoft.com/office/word/2010/wordml" xmlns:wpg="http://schemas.microsoft.com/office/word/2010/wordprocessingGroup" xmlns:wpi="http://schemas.microsoft.com/office/word/2010/wordprocessingInk" xmlns:wne="http://schemas.microsoft.com/office/word/2006/wordml" xmlns:wps="http://schemas.microsoft.com/office/word/2010/wordprocessingShape" mc:Ignorable="w14 wp14">
   <w:body>
     <w:p>
+      <w:pPr>
+        <w:spacing w:after="280" w:line="269" w:lineRule="auto"/>
+      </w:pPr>
       <w:r>
         <w:rPr>
+          <w:rFonts w:ascii="Arial" w:hAnsi="Arial"/>
           <w:b/>
-          <w:color w:val="075D83"/>
-          <w:sz w:val="16"/>
+          <w:i w:val="0"/>
+          <w:color w:val="07556A"/>
+          <w:sz w:val="18"/>
         </w:rPr>
-        <w:t>PLATFORM ENGINEERING   /   01</w:t>
+        <w:t>RELAY / OPERATIONS RUNBOOK 07</w:t>
       </w:r>
     </w:p>
     <w:p>
       <w:pPr>
         <w:pStyle w:val="Title"/>
-        <w:shd w:fill="075D83"/>
+        <w:spacing w:after="160" w:line="269" w:lineRule="auto"/>
       </w:pPr>
       <w:r>
         <w:rPr>
-          <w:color w:val="FFFFFF"/>
+          <w:rFonts w:ascii="Consolas" w:hAnsi="Consolas"/>
+          <w:b/>
+          <w:i w:val="0"/>
+          <w:color w:val="07556A"/>
+          <w:sz w:val="64"/>
         </w:rPr>
-        <w:t>Order Status Webhook Delivery</w:t>
+        <w:t>Relay Queue Recovery Runbook</w:t>
       </w:r>
     </w:p>
     <w:p>
       <w:pPr>
-        <w:pStyle w:val="Subtitle"/>
+        <w:spacing w:after="280" w:line="269" w:lineRule="auto"/>
       </w:pPr>
       <w:r>
         <w:rPr>
-          <w:i/>
+          <w:rFonts w:ascii="Consolas" w:hAnsi="Consolas"/>
+          <w:b w:val="0"/>
+          <w:i w:val="0"/>
+          <w:color w:val="17252B"/>
+          <w:sz w:val="26"/>
         </w:rPr>
-        <w:t>Technical design • RFC 014 • Proposed</w:t>
+        <w:t>Pause delivery before replaying events. Confirm the checkpoint, then resume in a controlled batch.</w:t>
       </w:r>
     </w:p>
+    <w:tbl>
+      <w:tblPr>
+        <w:tblW w:type="auto" w:w="0"/>
+        <w:tblLook w:firstColumn="1" w:firstRow="1" w:lastColumn="0" w:lastRow="0" w:noHBand="0" w:noVBand="1" w:val="04A0"/>
+      </w:tblPr>
+      <w:tblGrid>
+        <w:gridCol w:w="3024"/>
+        <w:gridCol w:w="5184"/>
+      </w:tblGrid>
+      <w:tr>
+        <w:tc>
+          <w:tcPr>
+            <w:tcW w:type="dxa" w:w="5184"/>
+            <w:shd w:fill="07556A"/>
+          </w:tcPr>
+          <w:p>
+            <w:pPr>
+              <w:spacing w:after="160" w:line="269" w:lineRule="auto"/>
+            </w:pPr>
+            <w:r>
+              <w:rPr>
+                <w:rFonts w:ascii="Consolas" w:hAnsi="Consolas"/>
+                <w:b/>
+                <w:color w:val="FFFFFF"/>
+                <w:sz w:val="64"/>
+              </w:rPr>
+              <w:t>50</w:t>
+            </w:r>
+          </w:p>
+          <w:p>
+            <w:pPr>
+              <w:spacing w:after="160" w:line="269" w:lineRule="auto"/>
+            </w:pPr>
+            <w:r>
+              <w:rPr>
+                <w:rFonts w:ascii="Arial" w:hAnsi="Arial"/>
+                <w:b w:val="0"/>
+                <w:color w:val="FFFFFF"/>
+                <w:sz w:val="20"/>
+              </w:rPr>
+              <w:t>events in the first recovery batch</w:t>
+            </w:r>
+          </w:p>
+        </w:tc>
+        <w:tc>
+          <w:tcPr>
+            <w:tcW w:type="dxa" w:w="5184"/>
+          </w:tcPr>
+          <w:p>
+            <w:pPr>
+              <w:spacing w:after="160" w:line="269" w:lineRule="auto"/>
+            </w:pPr>
+            <w:r>
+              <w:rPr>
+                <w:rFonts w:ascii="Arial" w:hAnsi="Arial"/>
+                <w:b w:val="0"/>
+                <w:color w:val="17252B"/>
+                <w:sz w:val="22"/>
+              </w:rPr>
+              <w:t>This fictional runbook handles a stalled delivery queue. It demonstrates a safe sequence; adapt commands and thresholds to the actual system before operational use.</w:t>
+            </w:r>
+          </w:p>
+        </w:tc>
+      </w:tr>
+    </w:tbl>
     <w:p>
-      <w:pPr/>
+      <w:pPr>
+        <w:spacing w:after="40" w:line="269" w:lineRule="auto"/>
+      </w:pPr>
       <w:r>
         <w:rPr>
+          <w:rFonts w:ascii="Arial" w:hAnsi="Arial"/>
           <w:b w:val="0"/>
+          <w:i w:val="0"/>
+          <w:color w:val="17252B"/>
+          <w:sz w:val="6"/>
         </w:rPr>
-        <w:t>Owner: Alex Rivera    Reviewers: API + Reliability    Updated: 18 June 2027</w:t>
+      </w:r>
+    </w:p>
+    <w:tbl>
+      <w:tblPr>
+        <w:tblW w:type="auto" w:w="0"/>
+        <w:tblLook w:firstColumn="1" w:firstRow="1" w:lastColumn="0" w:lastRow="0" w:noHBand="0" w:noVBand="1" w:val="04A0"/>
+      </w:tblPr>
+      <w:tblGrid>
+        <w:gridCol w:w="2592"/>
+        <w:gridCol w:w="5184"/>
+      </w:tblGrid>
+      <w:tr>
+        <w:tc>
+          <w:tcPr>
+            <w:tcW w:type="dxa" w:w="5184"/>
+            <w:shd w:fill="07556A"/>
+          </w:tcPr>
+          <w:p>
+            <w:pPr>
+              <w:spacing w:after="160" w:line="269" w:lineRule="auto"/>
+            </w:pPr>
+            <w:r>
+              <w:rPr>
+                <w:rFonts w:ascii="Consolas" w:hAnsi="Consolas"/>
+                <w:b/>
+                <w:color w:val="FFFFFF"/>
+                <w:sz w:val="26"/>
+              </w:rPr>
+              <w:t>01 Stabilize</w:t>
+            </w:r>
+          </w:p>
+        </w:tc>
+        <w:tc>
+          <w:tcPr>
+            <w:tcW w:type="dxa" w:w="5184"/>
+            <w:shd w:fill="EAF5F5"/>
+          </w:tcPr>
+          <w:p>
+            <w:pPr>
+              <w:spacing w:after="160" w:line="269" w:lineRule="auto"/>
+            </w:pPr>
+            <w:r>
+              <w:rPr>
+                <w:rFonts w:ascii="Arial" w:hAnsi="Arial"/>
+                <w:b w:val="0"/>
+                <w:color w:val="17252B"/>
+                <w:sz w:val="21"/>
+              </w:rPr>
+              <w:t>Pause the worker and record the last acknowledged event ID. Confirm that the consumer is healthy before attempting a replay.</w:t>
+            </w:r>
+          </w:p>
+        </w:tc>
+      </w:tr>
+    </w:tbl>
+    <w:p>
+      <w:pPr>
+        <w:spacing w:after="60" w:line="269" w:lineRule="auto"/>
+      </w:pPr>
+      <w:r>
+        <w:rPr>
+          <w:rFonts w:ascii="Arial" w:hAnsi="Arial"/>
+          <w:b w:val="0"/>
+          <w:i w:val="0"/>
+          <w:color w:val="17252B"/>
+          <w:sz w:val="4"/>
+        </w:rPr>
+      </w:r>
+    </w:p>
+    <w:tbl>
+      <w:tblPr>
+        <w:tblW w:type="auto" w:w="0"/>
+        <w:tblLook w:firstColumn="1" w:firstRow="1" w:lastColumn="0" w:lastRow="0" w:noHBand="0" w:noVBand="1" w:val="04A0"/>
+      </w:tblPr>
+      <w:tblGrid>
+        <w:gridCol w:w="2592"/>
+        <w:gridCol w:w="5184"/>
+      </w:tblGrid>
+      <w:tr>
+        <w:tc>
+          <w:tcPr>
+            <w:tcW w:type="dxa" w:w="5184"/>
+            <w:shd w:fill="07556A"/>
+          </w:tcPr>
+          <w:p>
+            <w:pPr>
+              <w:spacing w:after="160" w:line="269" w:lineRule="auto"/>
+            </w:pPr>
+            <w:r>
+              <w:rPr>
+                <w:rFonts w:ascii="Consolas" w:hAnsi="Consolas"/>
+                <w:b/>
+                <w:color w:val="FFFFFF"/>
+                <w:sz w:val="26"/>
+              </w:rPr>
+              <w:t>02 Recover</w:t>
+            </w:r>
+          </w:p>
+        </w:tc>
+        <w:tc>
+          <w:tcPr>
+            <w:tcW w:type="dxa" w:w="5184"/>
+            <w:shd w:fill="EAF5F5"/>
+          </w:tcPr>
+          <w:p>
+            <w:pPr>
+              <w:spacing w:after="160" w:line="269" w:lineRule="auto"/>
+            </w:pPr>
+            <w:r>
+              <w:rPr>
+                <w:rFonts w:ascii="Arial" w:hAnsi="Arial"/>
+                <w:b w:val="0"/>
+                <w:color w:val="17252B"/>
+                <w:sz w:val="21"/>
+              </w:rPr>
+              <w:t>Replay the next 50 events from the checkpoint. Check duplicate handling and compare delivered IDs with acknowledgements.</w:t>
+            </w:r>
+          </w:p>
+        </w:tc>
+      </w:tr>
+    </w:tbl>
+    <w:p>
+      <w:pPr>
+        <w:spacing w:after="60" w:line="269" w:lineRule="auto"/>
+      </w:pPr>
+      <w:r>
+        <w:rPr>
+          <w:rFonts w:ascii="Arial" w:hAnsi="Arial"/>
+          <w:b w:val="0"/>
+          <w:i w:val="0"/>
+          <w:color w:val="17252B"/>
+          <w:sz w:val="4"/>
+        </w:rPr>
+      </w:r>
+    </w:p>
+    <w:tbl>
+      <w:tblPr>
+        <w:tblW w:type="auto" w:w="0"/>
+        <w:tblLook w:firstColumn="1" w:firstRow="1" w:lastColumn="0" w:lastRow="0" w:noHBand="0" w:noVBand="1" w:val="04A0"/>
+      </w:tblPr>
+      <w:tblGrid>
+        <w:gridCol w:w="2592"/>
+        <w:gridCol w:w="5184"/>
+      </w:tblGrid>
+      <w:tr>
+        <w:tc>
+          <w:tcPr>
+            <w:tcW w:type="dxa" w:w="5184"/>
+            <w:shd w:fill="07556A"/>
+          </w:tcPr>
+          <w:p>
+            <w:pPr>
+              <w:spacing w:after="160" w:line="269" w:lineRule="auto"/>
+            </w:pPr>
+            <w:r>
+              <w:rPr>
+                <w:rFonts w:ascii="Consolas" w:hAnsi="Consolas"/>
+                <w:b/>
+                <w:color w:val="FFFFFF"/>
+                <w:sz w:val="26"/>
+              </w:rPr>
+              <w:t>03 Verify</w:t>
+            </w:r>
+          </w:p>
+        </w:tc>
+        <w:tc>
+          <w:tcPr>
+            <w:tcW w:type="dxa" w:w="5184"/>
+            <w:shd w:fill="EAF5F5"/>
+          </w:tcPr>
+          <w:p>
+            <w:pPr>
+              <w:spacing w:after="160" w:line="269" w:lineRule="auto"/>
+            </w:pPr>
+            <w:r>
+              <w:rPr>
+                <w:rFonts w:ascii="Arial" w:hAnsi="Arial"/>
+                <w:b w:val="0"/>
+                <w:color w:val="17252B"/>
+                <w:sz w:val="21"/>
+              </w:rPr>
+              <w:t>Resume only when the batch reconciles and error rate remains below the agreed threshold. If it fails, pause again and retain the evidence.</w:t>
+            </w:r>
+          </w:p>
+        </w:tc>
+      </w:tr>
+    </w:tbl>
+    <w:p>
+      <w:pPr>
+        <w:spacing w:after="60" w:line="269" w:lineRule="auto"/>
+      </w:pPr>
+      <w:r>
+        <w:rPr>
+          <w:rFonts w:ascii="Arial" w:hAnsi="Arial"/>
+          <w:b w:val="0"/>
+          <w:i w:val="0"/>
+          <w:color w:val="17252B"/>
+          <w:sz w:val="4"/>
+        </w:rPr>
       </w:r>
     </w:p>
     <w:tbl>
@@ -49,11 +330,17 @@
         <w:tblW w:type="auto" w:w="0"/>
         <w:tblLayout w:type="fixed"/>
         <w:tblLook w:firstColumn="1" w:firstRow="1" w:lastColumn="0" w:lastRow="0" w:noHBand="0" w:noVBand="1" w:val="04A0"/>
+        <w:tblCellMar>
+          <w:top w:w="90" w:type="dxa"/>
+          <w:left w:w="90" w:type="dxa"/>
+          <w:bottom w:w="90" w:type="dxa"/>
+          <w:right w:w="90" w:type="dxa"/>
+        </w:tblCellMar>
       </w:tblPr>
       <w:tblGrid>
-        <w:gridCol w:w="3485"/>
-        <w:gridCol w:w="3485"/>
-        <w:gridCol w:w="3485"/>
+        <w:gridCol w:w="2592"/>
+        <w:gridCol w:w="4147"/>
+        <w:gridCol w:w="3629"/>
       </w:tblGrid>
       <w:tr>
         <w:trPr>
@@ -62,80 +349,61 @@
         </w:trPr>
         <w:tc>
           <w:tcPr>
-            <w:tcW w:type="dxa" w:w="3485"/>
-            <w:shd w:fill="075D83"/>
-            <w:tcMar>
-              <w:top w:w="85" w:type="dxa"/>
-              <w:left w:w="85" w:type="dxa"/>
-              <w:bottom w:w="85" w:type="dxa"/>
-              <w:right w:w="85" w:type="dxa"/>
-            </w:tcMar>
+            <w:tcW w:type="dxa" w:w="3456"/>
+            <w:shd w:fill="07556A"/>
           </w:tcPr>
           <w:p>
             <w:pPr>
-              <w:spacing w:after="0"/>
+              <w:spacing w:after="160" w:line="269" w:lineRule="auto"/>
             </w:pPr>
             <w:r>
               <w:rPr>
                 <w:rFonts w:ascii="Arial" w:hAnsi="Arial"/>
                 <w:b/>
                 <w:color w:val="FFFFFF"/>
-                <w:sz w:val="58"/>
+                <w:sz w:val="20"/>
               </w:rPr>
-              <w:t>6</w:t>
+              <w:t>Signal</w:t>
             </w:r>
           </w:p>
         </w:tc>
         <w:tc>
           <w:tcPr>
-            <w:tcW w:type="dxa" w:w="3485"/>
-            <w:shd w:fill="075D83"/>
-            <w:tcMar>
-              <w:top w:w="85" w:type="dxa"/>
-              <w:left w:w="85" w:type="dxa"/>
-              <w:bottom w:w="85" w:type="dxa"/>
-              <w:right w:w="85" w:type="dxa"/>
-            </w:tcMar>
-            <w:shd w:fill="B33D21"/>
+            <w:tcW w:type="dxa" w:w="3456"/>
+            <w:shd w:fill="07556A"/>
           </w:tcPr>
           <w:p>
             <w:pPr>
-              <w:spacing w:after="0"/>
+              <w:spacing w:after="160" w:line="269" w:lineRule="auto"/>
             </w:pPr>
             <w:r>
               <w:rPr>
                 <w:rFonts w:ascii="Arial" w:hAnsi="Arial"/>
                 <w:b/>
                 <w:color w:val="FFFFFF"/>
-                <w:sz w:val="58"/>
+                <w:sz w:val="20"/>
               </w:rPr>
-              <w:t>10 sec</w:t>
+              <w:t>Proceed</w:t>
             </w:r>
           </w:p>
         </w:tc>
         <w:tc>
           <w:tcPr>
-            <w:tcW w:type="dxa" w:w="3485"/>
-            <w:shd w:fill="075D83"/>
-            <w:tcMar>
-              <w:top w:w="85" w:type="dxa"/>
-              <w:left w:w="85" w:type="dxa"/>
-              <w:bottom w:w="85" w:type="dxa"/>
-              <w:right w:w="85" w:type="dxa"/>
-            </w:tcMar>
+            <w:tcW w:type="dxa" w:w="3456"/>
+            <w:shd w:fill="07556A"/>
           </w:tcPr>
           <w:p>
             <w:pPr>
-              <w:spacing w:after="0"/>
+              <w:spacing w:after="160" w:line="269" w:lineRule="auto"/>
             </w:pPr>
             <w:r>
               <w:rPr>
                 <w:rFonts w:ascii="Arial" w:hAnsi="Arial"/>
                 <w:b/>
                 <w:color w:val="FFFFFF"/>
-                <w:sz w:val="58"/>
+                <w:sz w:val="20"/>
               </w:rPr>
-              <w:t>24 hr</w:t>
+              <w:t>Stop</w:t>
             </w:r>
           </w:p>
         </w:tc>
@@ -146,237 +414,61 @@
         </w:trPr>
         <w:tc>
           <w:tcPr>
-            <w:tcW w:type="dxa" w:w="3485"/>
-            <w:shd w:fill="E7F2F4"/>
-            <w:tcMar>
-              <w:top w:w="85" w:type="dxa"/>
-              <w:left w:w="85" w:type="dxa"/>
-              <w:bottom w:w="85" w:type="dxa"/>
-              <w:right w:w="85" w:type="dxa"/>
-            </w:tcMar>
+            <w:tcW w:type="dxa" w:w="2592"/>
+            <w:shd w:fill="EAF5F5"/>
           </w:tcPr>
           <w:p>
             <w:pPr>
-              <w:spacing w:after="0"/>
+              <w:spacing w:after="160" w:line="269" w:lineRule="auto"/>
+            </w:pPr>
+            <w:r>
+              <w:rPr>
+                <w:rFonts w:ascii="Arial" w:hAnsi="Arial"/>
+                <w:b/>
+                <w:color w:val="17252B"/>
+                <w:sz w:val="20"/>
+              </w:rPr>
+              <w:t>Acknowledgements</w:t>
+            </w:r>
+          </w:p>
+        </w:tc>
+        <w:tc>
+          <w:tcPr>
+            <w:tcW w:type="dxa" w:w="4147"/>
+            <w:shd w:fill="EAF5F5"/>
+          </w:tcPr>
+          <w:p>
+            <w:pPr>
+              <w:spacing w:after="160" w:line="269" w:lineRule="auto"/>
             </w:pPr>
             <w:r>
               <w:rPr>
                 <w:rFonts w:ascii="Arial" w:hAnsi="Arial"/>
                 <w:b w:val="0"/>
-                <w:color w:val="172033"/>
-                <w:sz w:val="18"/>
+                <w:color w:val="17252B"/>
+                <w:sz w:val="20"/>
               </w:rPr>
-              <w:t>attempt maximum</w:t>
+              <w:t>50 of 50 matched</w:t>
             </w:r>
           </w:p>
         </w:tc>
         <w:tc>
           <w:tcPr>
-            <w:tcW w:type="dxa" w:w="3485"/>
-            <w:shd w:fill="E7F2F4"/>
-            <w:tcMar>
-              <w:top w:w="85" w:type="dxa"/>
-              <w:left w:w="85" w:type="dxa"/>
-              <w:bottom w:w="85" w:type="dxa"/>
-              <w:right w:w="85" w:type="dxa"/>
-            </w:tcMar>
+            <w:tcW w:type="dxa" w:w="3629"/>
+            <w:shd w:fill="EAF5F5"/>
           </w:tcPr>
           <w:p>
             <w:pPr>
-              <w:spacing w:after="0"/>
+              <w:spacing w:after="160" w:line="269" w:lineRule="auto"/>
             </w:pPr>
             <w:r>
               <w:rPr>
                 <w:rFonts w:ascii="Arial" w:hAnsi="Arial"/>
                 <w:b w:val="0"/>
-                <w:color w:val="172033"/>
-                <w:sz w:val="18"/>
+                <w:color w:val="17252B"/>
+                <w:sz w:val="20"/>
               </w:rPr>
-              <w:t>request timeout</w:t>
-            </w:r>
-          </w:p>
-        </w:tc>
-        <w:tc>
-          <w:tcPr>
-            <w:tcW w:type="dxa" w:w="3485"/>
-            <w:shd w:fill="E7F2F4"/>
-            <w:tcMar>
-              <w:top w:w="85" w:type="dxa"/>
-              <w:left w:w="85" w:type="dxa"/>
-              <w:bottom w:w="85" w:type="dxa"/>
-              <w:right w:w="85" w:type="dxa"/>
-            </w:tcMar>
-          </w:tcPr>
-          <w:p>
-            <w:pPr>
-              <w:spacing w:after="0"/>
-            </w:pPr>
-            <w:r>
-              <w:rPr>
-                <w:rFonts w:ascii="Arial" w:hAnsi="Arial"/>
-                <w:b w:val="0"/>
-                <w:color w:val="172033"/>
-                <w:sz w:val="18"/>
-              </w:rPr>
-              <w:t>retry window</w:t>
-            </w:r>
-          </w:p>
-        </w:tc>
-      </w:tr>
-    </w:tbl>
-    <w:p>
-      <w:pPr>
-        <w:spacing w:after="0" w:before="0" w:line="60" w:lineRule="exact"/>
-      </w:pPr>
-      <w:r>
-        <w:rPr>
-          <w:sz w:val="6"/>
-        </w:rPr>
-      </w:r>
-    </w:p>
-    <w:p>
-      <w:pPr>
-        <w:shd w:fill="E7F2F4"/>
-        <w:spacing w:before="120" w:after="160"/>
-        <w:ind w:right="4154"/>
-      </w:pPr>
-      <w:r>
-        <w:rPr>
-          <w:b/>
-          <w:color w:val="075D83"/>
-          <w:sz w:val="18"/>
-        </w:rPr>
-        <w:t>DESIGN DECISION</w:t>
-        <w:br/>
-      </w:r>
-      <w:r>
-        <w:rPr>
-          <w:b w:val="0"/>
-        </w:rPr>
-        <w:t xml:space="preserve">Deliver order status events asynchronously with </w:t>
-      </w:r>
-      <w:r>
-        <w:rPr>
-          <w:b/>
-          <w:color w:val="075D83"/>
-        </w:rPr>
-        <w:t>at-least-once</w:t>
-      </w:r>
-      <w:r>
-        <w:rPr>
-          <w:b w:val="0"/>
-        </w:rPr>
-        <w:t xml:space="preserve"> delivery. Consumers deduplicate on event_id; the service does not promise exactly-once processing.</w:t>
-      </w:r>
-    </w:p>
-    <w:p>
-      <w:pPr>
-        <w:pStyle w:val="Heading1"/>
-      </w:pPr>
-      <w:r>
-        <w:rPr>
-          <w:b w:val="0"/>
-        </w:rPr>
-        <w:t>Context and Boundaries</w:t>
-      </w:r>
-    </w:p>
-    <w:p>
-      <w:pPr>
-        <w:ind w:right="4154"/>
-      </w:pPr>
-      <w:r>
-        <w:rPr>
-          <w:b w:val="0"/>
-        </w:rPr>
-        <w:t>Partners currently poll for order updates. This design adds signed event delivery to registered HTTPS endpoints. It excludes partner endpoint provisioning, historical backfills and delivery to arbitrary customer-supplied URLs.</w:t>
-      </w:r>
-    </w:p>
-    <w:p>
-      <w:pPr>
-        <w:pStyle w:val="Heading1"/>
-      </w:pPr>
-      <w:r>
-        <w:rPr>
-          <w:b w:val="0"/>
-        </w:rPr>
-        <w:t>Delivery Path</w:t>
-      </w:r>
-    </w:p>
-    <w:p>
-      <w:pPr>
-        <w:ind w:right="4154"/>
-      </w:pPr>
-      <w:r>
-        <w:rPr>
-          <w:b w:val="0"/>
-        </w:rPr>
-        <w:t>Order transaction → transactional outbox → delivery queue → worker → registered partner endpoint. A delivery record stores each attempt and its result.</w:t>
-      </w:r>
-    </w:p>
-    <w:tbl>
-      <w:tblPr>
-        <w:tblW w:type="auto" w:w="0"/>
-        <w:tblLayout w:type="fixed"/>
-        <w:tblLook w:firstColumn="1" w:firstRow="1" w:lastColumn="0" w:lastRow="0" w:noHBand="0" w:noVBand="1" w:val="04A0"/>
-      </w:tblPr>
-      <w:tblGrid>
-        <w:gridCol w:w="3554"/>
-        <w:gridCol w:w="6900"/>
-      </w:tblGrid>
-      <w:tr>
-        <w:trPr>
-          <w:cantSplit/>
-          <w:tblHeader/>
-        </w:trPr>
-        <w:tc>
-          <w:tcPr>
-            <w:tcW w:type="dxa" w:w="3554"/>
-            <w:shd w:fill="075D83"/>
-            <w:tcMar>
-              <w:top w:w="85" w:type="dxa"/>
-              <w:left w:w="85" w:type="dxa"/>
-              <w:bottom w:w="85" w:type="dxa"/>
-              <w:right w:w="85" w:type="dxa"/>
-            </w:tcMar>
-          </w:tcPr>
-          <w:p>
-            <w:pPr>
-              <w:spacing w:after="0"/>
-            </w:pPr>
-            <w:r>
-              <w:rPr>
-                <w:rFonts w:ascii="Arial" w:hAnsi="Arial"/>
-                <w:b/>
-                <w:color w:val="FFFFFF"/>
-                <w:sz w:val="18"/>
-              </w:rPr>
-              <w:t>Requirement</w:t>
-            </w:r>
-          </w:p>
-        </w:tc>
-        <w:tc>
-          <w:tcPr>
-            <w:tcW w:type="dxa" w:w="6900"/>
-            <w:shd w:fill="075D83"/>
-            <w:tcMar>
-              <w:top w:w="85" w:type="dxa"/>
-              <w:left w:w="85" w:type="dxa"/>
-              <w:bottom w:w="85" w:type="dxa"/>
-              <w:right w:w="85" w:type="dxa"/>
-            </w:tcMar>
-          </w:tcPr>
-          <w:p>
-            <w:pPr>
-              <w:spacing w:after="0"/>
-            </w:pPr>
-            <w:r>
-              <w:rPr>
-                <w:rFonts w:ascii="Arial" w:hAnsi="Arial"/>
-                <w:b/>
-                <w:color w:val="FFFFFF"/>
-                <w:sz w:val="18"/>
-              </w:rPr>
-              <w:t>Design response</w:t>
+              <w:t>Any missing ID</w:t>
             </w:r>
           </w:p>
         </w:tc>
@@ -387,53 +479,61 @@
         </w:trPr>
         <w:tc>
           <w:tcPr>
-            <w:tcW w:type="dxa" w:w="3554"/>
-            <w:shd w:fill="E7F2F4"/>
-            <w:tcMar>
-              <w:top w:w="85" w:type="dxa"/>
-              <w:left w:w="85" w:type="dxa"/>
-              <w:bottom w:w="85" w:type="dxa"/>
-              <w:right w:w="85" w:type="dxa"/>
-            </w:tcMar>
+            <w:tcW w:type="dxa" w:w="2592"/>
+            <w:shd w:fill="FFFFFF"/>
           </w:tcPr>
           <w:p>
             <w:pPr>
-              <w:spacing w:after="0"/>
+              <w:spacing w:after="160" w:line="269" w:lineRule="auto"/>
+            </w:pPr>
+            <w:r>
+              <w:rPr>
+                <w:rFonts w:ascii="Arial" w:hAnsi="Arial"/>
+                <w:b/>
+                <w:color w:val="17252B"/>
+                <w:sz w:val="20"/>
+              </w:rPr>
+              <w:t>Duplicates</w:t>
+            </w:r>
+          </w:p>
+        </w:tc>
+        <w:tc>
+          <w:tcPr>
+            <w:tcW w:type="dxa" w:w="4147"/>
+            <w:shd w:fill="FFFFFF"/>
+          </w:tcPr>
+          <w:p>
+            <w:pPr>
+              <w:spacing w:after="160" w:line="269" w:lineRule="auto"/>
             </w:pPr>
             <w:r>
               <w:rPr>
                 <w:rFonts w:ascii="Arial" w:hAnsi="Arial"/>
                 <w:b w:val="0"/>
-                <w:color w:val="172033"/>
-                <w:sz w:val="18"/>
+                <w:color w:val="17252B"/>
+                <w:sz w:val="20"/>
               </w:rPr>
-              <w:t>No lost committed events</w:t>
+              <w:t>Handled idempotently</w:t>
             </w:r>
           </w:p>
         </w:tc>
         <w:tc>
           <w:tcPr>
-            <w:tcW w:type="dxa" w:w="6900"/>
-            <w:shd w:fill="E7F2F4"/>
-            <w:tcMar>
-              <w:top w:w="85" w:type="dxa"/>
-              <w:left w:w="85" w:type="dxa"/>
-              <w:bottom w:w="85" w:type="dxa"/>
-              <w:right w:w="85" w:type="dxa"/>
-            </w:tcMar>
+            <w:tcW w:type="dxa" w:w="3629"/>
+            <w:shd w:fill="FFFFFF"/>
           </w:tcPr>
           <w:p>
             <w:pPr>
-              <w:spacing w:after="0"/>
+              <w:spacing w:after="160" w:line="269" w:lineRule="auto"/>
             </w:pPr>
             <w:r>
               <w:rPr>
                 <w:rFonts w:ascii="Arial" w:hAnsi="Arial"/>
                 <w:b w:val="0"/>
-                <w:color w:val="172033"/>
-                <w:sz w:val="18"/>
+                <w:color w:val="17252B"/>
+                <w:sz w:val="20"/>
               </w:rPr>
-              <w:t>Write the outbox record in the order transaction</w:t>
+              <w:t>Side effect repeated</w:t>
             </w:r>
           </w:p>
         </w:tc>
@@ -444,167 +544,61 @@
         </w:trPr>
         <w:tc>
           <w:tcPr>
-            <w:tcW w:type="dxa" w:w="3554"/>
-            <w:shd w:fill="FFFFFF"/>
-            <w:tcMar>
-              <w:top w:w="85" w:type="dxa"/>
-              <w:left w:w="85" w:type="dxa"/>
-              <w:bottom w:w="85" w:type="dxa"/>
-              <w:right w:w="85" w:type="dxa"/>
-            </w:tcMar>
+            <w:tcW w:type="dxa" w:w="2592"/>
+            <w:shd w:fill="EAF5F5"/>
           </w:tcPr>
           <w:p>
             <w:pPr>
-              <w:spacing w:after="0"/>
+              <w:spacing w:after="160" w:line="269" w:lineRule="auto"/>
+            </w:pPr>
+            <w:r>
+              <w:rPr>
+                <w:rFonts w:ascii="Arial" w:hAnsi="Arial"/>
+                <w:b/>
+                <w:color w:val="17252B"/>
+                <w:sz w:val="20"/>
+              </w:rPr>
+              <w:t>Consumer health</w:t>
+            </w:r>
+          </w:p>
+        </w:tc>
+        <w:tc>
+          <w:tcPr>
+            <w:tcW w:type="dxa" w:w="4147"/>
+            <w:shd w:fill="EAF5F5"/>
+          </w:tcPr>
+          <w:p>
+            <w:pPr>
+              <w:spacing w:after="160" w:line="269" w:lineRule="auto"/>
             </w:pPr>
             <w:r>
               <w:rPr>
                 <w:rFonts w:ascii="Arial" w:hAnsi="Arial"/>
                 <w:b w:val="0"/>
-                <w:color w:val="172033"/>
-                <w:sz w:val="18"/>
+                <w:color w:val="17252B"/>
+                <w:sz w:val="20"/>
               </w:rPr>
-              <w:t>Duplicate-safe processing</w:t>
+              <w:t>Checks passing</w:t>
             </w:r>
           </w:p>
         </w:tc>
         <w:tc>
           <w:tcPr>
-            <w:tcW w:type="dxa" w:w="6900"/>
-            <w:shd w:fill="FFFFFF"/>
-            <w:tcMar>
-              <w:top w:w="85" w:type="dxa"/>
-              <w:left w:w="85" w:type="dxa"/>
-              <w:bottom w:w="85" w:type="dxa"/>
-              <w:right w:w="85" w:type="dxa"/>
-            </w:tcMar>
+            <w:tcW w:type="dxa" w:w="3629"/>
+            <w:shd w:fill="EAF5F5"/>
           </w:tcPr>
           <w:p>
             <w:pPr>
-              <w:spacing w:after="0"/>
+              <w:spacing w:after="160" w:line="269" w:lineRule="auto"/>
             </w:pPr>
             <w:r>
               <w:rPr>
                 <w:rFonts w:ascii="Arial" w:hAnsi="Arial"/>
                 <w:b w:val="0"/>
-                <w:color w:val="172033"/>
-                <w:sz w:val="18"/>
+                <w:color w:val="17252B"/>
+                <w:sz w:val="20"/>
               </w:rPr>
-              <w:t>Keep event_id stable across retries</w:t>
-            </w:r>
-          </w:p>
-        </w:tc>
-      </w:tr>
-      <w:tr>
-        <w:trPr>
-          <w:cantSplit/>
-        </w:trPr>
-        <w:tc>
-          <w:tcPr>
-            <w:tcW w:type="dxa" w:w="3554"/>
-            <w:shd w:fill="E7F2F4"/>
-            <w:tcMar>
-              <w:top w:w="85" w:type="dxa"/>
-              <w:left w:w="85" w:type="dxa"/>
-              <w:bottom w:w="85" w:type="dxa"/>
-              <w:right w:w="85" w:type="dxa"/>
-            </w:tcMar>
-          </w:tcPr>
-          <w:p>
-            <w:pPr>
-              <w:spacing w:after="0"/>
-            </w:pPr>
-            <w:r>
-              <w:rPr>
-                <w:rFonts w:ascii="Arial" w:hAnsi="Arial"/>
-                <w:b w:val="0"/>
-                <w:color w:val="172033"/>
-                <w:sz w:val="18"/>
-              </w:rPr>
-              <w:t>Endpoint authenticity</w:t>
-            </w:r>
-          </w:p>
-        </w:tc>
-        <w:tc>
-          <w:tcPr>
-            <w:tcW w:type="dxa" w:w="6900"/>
-            <w:shd w:fill="E7F2F4"/>
-            <w:tcMar>
-              <w:top w:w="85" w:type="dxa"/>
-              <w:left w:w="85" w:type="dxa"/>
-              <w:bottom w:w="85" w:type="dxa"/>
-              <w:right w:w="85" w:type="dxa"/>
-            </w:tcMar>
-          </w:tcPr>
-          <w:p>
-            <w:pPr>
-              <w:spacing w:after="0"/>
-            </w:pPr>
-            <w:r>
-              <w:rPr>
-                <w:rFonts w:ascii="Arial" w:hAnsi="Arial"/>
-                <w:b w:val="0"/>
-                <w:color w:val="172033"/>
-                <w:sz w:val="18"/>
-              </w:rPr>
-              <w:t>Sign the raw request body with the partner secret</w:t>
-            </w:r>
-          </w:p>
-        </w:tc>
-      </w:tr>
-      <w:tr>
-        <w:trPr>
-          <w:cantSplit/>
-        </w:trPr>
-        <w:tc>
-          <w:tcPr>
-            <w:tcW w:type="dxa" w:w="3554"/>
-            <w:shd w:fill="FFFFFF"/>
-            <w:tcMar>
-              <w:top w:w="85" w:type="dxa"/>
-              <w:left w:w="85" w:type="dxa"/>
-              <w:bottom w:w="85" w:type="dxa"/>
-              <w:right w:w="85" w:type="dxa"/>
-            </w:tcMar>
-          </w:tcPr>
-          <w:p>
-            <w:pPr>
-              <w:spacing w:after="0"/>
-            </w:pPr>
-            <w:r>
-              <w:rPr>
-                <w:rFonts w:ascii="Arial" w:hAnsi="Arial"/>
-                <w:b w:val="0"/>
-                <w:color w:val="172033"/>
-                <w:sz w:val="18"/>
-              </w:rPr>
-              <w:t>Failure isolation</w:t>
-            </w:r>
-          </w:p>
-        </w:tc>
-        <w:tc>
-          <w:tcPr>
-            <w:tcW w:type="dxa" w:w="6900"/>
-            <w:shd w:fill="FFFFFF"/>
-            <w:tcMar>
-              <w:top w:w="85" w:type="dxa"/>
-              <w:left w:w="85" w:type="dxa"/>
-              <w:bottom w:w="85" w:type="dxa"/>
-              <w:right w:w="85" w:type="dxa"/>
-            </w:tcMar>
-          </w:tcPr>
-          <w:p>
-            <w:pPr>
-              <w:spacing w:after="0"/>
-            </w:pPr>
-            <w:r>
-              <w:rPr>
-                <w:rFonts w:ascii="Arial" w:hAnsi="Arial"/>
-                <w:b w:val="0"/>
-                <w:color w:val="172033"/>
-                <w:sz w:val="18"/>
-              </w:rPr>
-              <w:t>Separate per-partner concurrency and delivery limits</w:t>
+              <w:t>Timeout or error</w:t>
             </w:r>
           </w:p>
         </w:tc>
@@ -612,727 +606,38 @@
     </w:tbl>
     <w:p>
       <w:pPr>
-        <w:spacing w:after="0" w:before="0" w:line="60" w:lineRule="exact"/>
+        <w:spacing w:after="160" w:line="269" w:lineRule="auto"/>
       </w:pPr>
       <w:r>
         <w:rPr>
-          <w:sz w:val="6"/>
+          <w:rFonts w:ascii="Arial" w:hAnsi="Arial"/>
+          <w:b/>
+          <w:i w:val="0"/>
+          <w:color w:val="07556A"/>
+          <w:sz w:val="22"/>
         </w:rPr>
+        <w:t>STOP: Any unmatched event means pause and preserve the checkpoint.</w:t>
       </w:r>
     </w:p>
     <w:p>
       <w:pPr>
-        <w:pStyle w:val="Heading1"/>
+        <w:spacing w:after="80" w:line="269" w:lineRule="auto"/>
       </w:pPr>
       <w:r>
         <w:rPr>
-          <w:b w:val="0"/>
-        </w:rPr>
-        <w:t>Event Example</w:t>
-      </w:r>
-    </w:p>
-    <w:p>
-      <w:pPr>
-        <w:shd w:fill="EDF2F5"/>
-        <w:ind w:right="4154"/>
-      </w:pPr>
-      <w:r>
-        <w:rPr>
-          <w:rFonts w:ascii="Consolas" w:hAnsi="Consolas"/>
-          <w:sz w:val="16"/>
-        </w:rPr>
-        <w:t>{</w:t>
-        <w:br/>
-        <w:t xml:space="preserve">  "event_id": "evt_demo_0042",</w:t>
-        <w:br/>
-        <w:t xml:space="preserve">  "type": "order.shipped",</w:t>
-        <w:br/>
-        <w:t xml:space="preserve">  "occurred_at": "2027-06-18T14:05:00Z",</w:t>
-        <w:br/>
-        <w:t xml:space="preserve">  "data": {"order_id": "ord_demo_108", "status": "shipped"}</w:t>
-        <w:br/>
-        <w:t>}</w:t>
-      </w:r>
-    </w:p>
-    <w:p>
-      <w:pPr>
-        <w:ind w:right="4154"/>
-      </w:pPr>
-      <w:r>
-        <w:rPr>
-          <w:b w:val="0"/>
-        </w:rPr>
-        <w:t>The identifiers and payload are illustrative. No credentials or customer information are included.</w:t>
-      </w:r>
-    </w:p>
-    <w:p>
-      <w:r>
-        <w:br w:type="page"/>
-      </w:r>
-    </w:p>
-    <w:p>
-      <w:r>
-        <w:rPr>
+          <w:rFonts w:ascii="Arial" w:hAnsi="Arial"/>
           <w:b/>
-          <w:color w:val="075D83"/>
-          <w:sz w:val="16"/>
-        </w:rPr>
-        <w:t>PLATFORM ENGINEERING   /   02</w:t>
-      </w:r>
-    </w:p>
-    <w:p>
-      <w:pPr>
-        <w:pStyle w:val="Title"/>
-        <w:shd w:fill="075D83"/>
-      </w:pPr>
-      <w:r>
-        <w:rPr>
-          <w:color w:val="FFFFFF"/>
-        </w:rPr>
-        <w:t>Failures and Release Plan</w:t>
-      </w:r>
-    </w:p>
-    <w:p>
-      <w:pPr>
-        <w:pStyle w:val="Heading2"/>
-        <w:keepNext/>
-      </w:pPr>
-      <w:r>
-        <w:t>Synthetic Delivery Outcomes</w:t>
-      </w:r>
-    </w:p>
-    <w:p>
-      <w:r>
-        <w:drawing>
-          <wp:inline xmlns:a="http://schemas.openxmlformats.org/drawingml/2006/main" xmlns:pic="http://schemas.openxmlformats.org/drawingml/2006/picture">
-            <wp:extent cx="6080760" cy="1903081"/>
-            <wp:docPr id="1" name="Picture 1"/>
-            <wp:cNvGraphicFramePr>
-              <a:graphicFrameLocks noChangeAspect="1"/>
-            </wp:cNvGraphicFramePr>
-            <a:graphic>
-              <a:graphicData uri="http://schemas.openxmlformats.org/drawingml/2006/picture">
-                <pic:pic>
-                  <pic:nvPicPr>
-                    <pic:cNvPr id="0" name="technical-1.png"/>
-                    <pic:cNvPicPr/>
-                  </pic:nvPicPr>
-                  <pic:blipFill>
-                    <a:blip r:embed="rId10"/>
-                    <a:stretch>
-                      <a:fillRect/>
-                    </a:stretch>
-                  </pic:blipFill>
-                  <pic:spPr>
-                    <a:xfrm>
-                      <a:off x="0" y="0"/>
-                      <a:ext cx="6080760" cy="1903081"/>
-                    </a:xfrm>
-                    <a:prstGeom prst="rect"/>
-                  </pic:spPr>
-                </pic:pic>
-              </a:graphicData>
-            </a:graphic>
-          </wp:inline>
-        </w:drawing>
-      </w:r>
-    </w:p>
-    <w:tbl>
-      <w:tblPr>
-        <w:tblW w:type="auto" w:w="0"/>
-        <w:tblLayout w:type="fixed"/>
-        <w:tblLook w:firstColumn="1" w:firstRow="1" w:lastColumn="0" w:lastRow="0" w:noHBand="0" w:noVBand="1" w:val="04A0"/>
-      </w:tblPr>
-      <w:tblGrid>
-        <w:gridCol w:w="2613"/>
-        <w:gridCol w:w="5018"/>
-        <w:gridCol w:w="2823"/>
-      </w:tblGrid>
-      <w:tr>
-        <w:trPr>
-          <w:cantSplit/>
-          <w:tblHeader/>
-        </w:trPr>
-        <w:tc>
-          <w:tcPr>
-            <w:tcW w:type="dxa" w:w="2613"/>
-            <w:shd w:fill="075D83"/>
-            <w:tcMar>
-              <w:top w:w="85" w:type="dxa"/>
-              <w:left w:w="85" w:type="dxa"/>
-              <w:bottom w:w="85" w:type="dxa"/>
-              <w:right w:w="85" w:type="dxa"/>
-            </w:tcMar>
-          </w:tcPr>
-          <w:p>
-            <w:pPr>
-              <w:spacing w:after="0"/>
-            </w:pPr>
-            <w:r>
-              <w:rPr>
-                <w:rFonts w:ascii="Arial" w:hAnsi="Arial"/>
-                <w:b/>
-                <w:color w:val="FFFFFF"/>
-                <w:sz w:val="18"/>
-              </w:rPr>
-              <w:t>Fixture</w:t>
-            </w:r>
-          </w:p>
-        </w:tc>
-        <w:tc>
-          <w:tcPr>
-            <w:tcW w:type="dxa" w:w="5018"/>
-            <w:shd w:fill="075D83"/>
-            <w:tcMar>
-              <w:top w:w="85" w:type="dxa"/>
-              <w:left w:w="85" w:type="dxa"/>
-              <w:bottom w:w="85" w:type="dxa"/>
-              <w:right w:w="85" w:type="dxa"/>
-            </w:tcMar>
-          </w:tcPr>
-          <w:p>
-            <w:pPr>
-              <w:spacing w:after="0"/>
-            </w:pPr>
-            <w:r>
-              <w:rPr>
-                <w:rFonts w:ascii="Arial" w:hAnsi="Arial"/>
-                <w:b/>
-                <w:color w:val="FFFFFF"/>
-                <w:sz w:val="18"/>
-              </w:rPr>
-              <w:t>Expected behavior</w:t>
-            </w:r>
-          </w:p>
-        </w:tc>
-        <w:tc>
-          <w:tcPr>
-            <w:tcW w:type="dxa" w:w="2823"/>
-            <w:shd w:fill="075D83"/>
-            <w:tcMar>
-              <w:top w:w="85" w:type="dxa"/>
-              <w:left w:w="85" w:type="dxa"/>
-              <w:bottom w:w="85" w:type="dxa"/>
-              <w:right w:w="85" w:type="dxa"/>
-            </w:tcMar>
-          </w:tcPr>
-          <w:p>
-            <w:pPr>
-              <w:spacing w:after="0"/>
-            </w:pPr>
-            <w:r>
-              <w:rPr>
-                <w:rFonts w:ascii="Arial" w:hAnsi="Arial"/>
-                <w:b/>
-                <w:color w:val="FFFFFF"/>
-                <w:sz w:val="18"/>
-              </w:rPr>
-              <w:t>Sample outcome</w:t>
-            </w:r>
-          </w:p>
-        </w:tc>
-      </w:tr>
-      <w:tr>
-        <w:trPr>
-          <w:cantSplit/>
-        </w:trPr>
-        <w:tc>
-          <w:tcPr>
-            <w:tcW w:type="dxa" w:w="2613"/>
-            <w:shd w:fill="E7F2F4"/>
-            <w:tcMar>
-              <w:top w:w="85" w:type="dxa"/>
-              <w:left w:w="85" w:type="dxa"/>
-              <w:bottom w:w="85" w:type="dxa"/>
-              <w:right w:w="85" w:type="dxa"/>
-            </w:tcMar>
-          </w:tcPr>
-          <w:p>
-            <w:pPr>
-              <w:spacing w:after="0"/>
-            </w:pPr>
-            <w:r>
-              <w:rPr>
-                <w:rFonts w:ascii="Arial" w:hAnsi="Arial"/>
-                <w:b w:val="0"/>
-                <w:color w:val="172033"/>
-                <w:sz w:val="18"/>
-              </w:rPr>
-              <w:t>Duplicate event</w:t>
-            </w:r>
-          </w:p>
-        </w:tc>
-        <w:tc>
-          <w:tcPr>
-            <w:tcW w:type="dxa" w:w="5018"/>
-            <w:shd w:fill="E7F2F4"/>
-            <w:tcMar>
-              <w:top w:w="85" w:type="dxa"/>
-              <w:left w:w="85" w:type="dxa"/>
-              <w:bottom w:w="85" w:type="dxa"/>
-              <w:right w:w="85" w:type="dxa"/>
-            </w:tcMar>
-          </w:tcPr>
-          <w:p>
-            <w:pPr>
-              <w:spacing w:after="0"/>
-            </w:pPr>
-            <w:r>
-              <w:rPr>
-                <w:rFonts w:ascii="Arial" w:hAnsi="Arial"/>
-                <w:b w:val="0"/>
-                <w:color w:val="172033"/>
-                <w:sz w:val="18"/>
-              </w:rPr>
-              <w:t>Consumer deduplicates stable event_id</w:t>
-            </w:r>
-          </w:p>
-        </w:tc>
-        <w:tc>
-          <w:tcPr>
-            <w:tcW w:type="dxa" w:w="2823"/>
-            <w:shd w:fill="E7F2F4"/>
-            <w:tcMar>
-              <w:top w:w="85" w:type="dxa"/>
-              <w:left w:w="85" w:type="dxa"/>
-              <w:bottom w:w="85" w:type="dxa"/>
-              <w:right w:w="85" w:type="dxa"/>
-            </w:tcMar>
-          </w:tcPr>
-          <w:p>
-            <w:pPr>
-              <w:spacing w:after="0"/>
-            </w:pPr>
-            <w:r>
-              <w:rPr>
-                <w:rFonts w:ascii="Arial" w:hAnsi="Arial"/>
-                <w:b w:val="0"/>
-                <w:color w:val="172033"/>
-                <w:sz w:val="18"/>
-              </w:rPr>
-              <w:t>1 business action</w:t>
-            </w:r>
-          </w:p>
-        </w:tc>
-      </w:tr>
-      <w:tr>
-        <w:trPr>
-          <w:cantSplit/>
-        </w:trPr>
-        <w:tc>
-          <w:tcPr>
-            <w:tcW w:type="dxa" w:w="2613"/>
-            <w:shd w:fill="FFFFFF"/>
-            <w:tcMar>
-              <w:top w:w="85" w:type="dxa"/>
-              <w:left w:w="85" w:type="dxa"/>
-              <w:bottom w:w="85" w:type="dxa"/>
-              <w:right w:w="85" w:type="dxa"/>
-            </w:tcMar>
-          </w:tcPr>
-          <w:p>
-            <w:pPr>
-              <w:spacing w:after="0"/>
-            </w:pPr>
-            <w:r>
-              <w:rPr>
-                <w:rFonts w:ascii="Arial" w:hAnsi="Arial"/>
-                <w:b w:val="0"/>
-                <w:color w:val="172033"/>
-                <w:sz w:val="18"/>
-              </w:rPr>
-              <w:t>HTTP 429</w:t>
-            </w:r>
-          </w:p>
-        </w:tc>
-        <w:tc>
-          <w:tcPr>
-            <w:tcW w:type="dxa" w:w="5018"/>
-            <w:shd w:fill="FFFFFF"/>
-            <w:tcMar>
-              <w:top w:w="85" w:type="dxa"/>
-              <w:left w:w="85" w:type="dxa"/>
-              <w:bottom w:w="85" w:type="dxa"/>
-              <w:right w:w="85" w:type="dxa"/>
-            </w:tcMar>
-          </w:tcPr>
-          <w:p>
-            <w:pPr>
-              <w:spacing w:after="0"/>
-            </w:pPr>
-            <w:r>
-              <w:rPr>
-                <w:rFonts w:ascii="Arial" w:hAnsi="Arial"/>
-                <w:b w:val="0"/>
-                <w:color w:val="172033"/>
-                <w:sz w:val="18"/>
-              </w:rPr>
-              <w:t>Respect bounded retry schedule</w:t>
-            </w:r>
-          </w:p>
-        </w:tc>
-        <w:tc>
-          <w:tcPr>
-            <w:tcW w:type="dxa" w:w="2823"/>
-            <w:shd w:fill="FFFFFF"/>
-            <w:tcMar>
-              <w:top w:w="85" w:type="dxa"/>
-              <w:left w:w="85" w:type="dxa"/>
-              <w:bottom w:w="85" w:type="dxa"/>
-              <w:right w:w="85" w:type="dxa"/>
-            </w:tcMar>
-          </w:tcPr>
-          <w:p>
-            <w:pPr>
-              <w:spacing w:after="0"/>
-            </w:pPr>
-            <w:r>
-              <w:rPr>
-                <w:rFonts w:ascii="Arial" w:hAnsi="Arial"/>
-                <w:b w:val="0"/>
-                <w:color w:val="172033"/>
-                <w:sz w:val="18"/>
-              </w:rPr>
-              <w:t>Delivered on attempt 3</w:t>
-            </w:r>
-          </w:p>
-        </w:tc>
-      </w:tr>
-      <w:tr>
-        <w:trPr>
-          <w:cantSplit/>
-        </w:trPr>
-        <w:tc>
-          <w:tcPr>
-            <w:tcW w:type="dxa" w:w="2613"/>
-            <w:shd w:fill="E7F2F4"/>
-            <w:tcMar>
-              <w:top w:w="85" w:type="dxa"/>
-              <w:left w:w="85" w:type="dxa"/>
-              <w:bottom w:w="85" w:type="dxa"/>
-              <w:right w:w="85" w:type="dxa"/>
-            </w:tcMar>
-          </w:tcPr>
-          <w:p>
-            <w:pPr>
-              <w:spacing w:after="0"/>
-            </w:pPr>
-            <w:r>
-              <w:rPr>
-                <w:rFonts w:ascii="Arial" w:hAnsi="Arial"/>
-                <w:b w:val="0"/>
-                <w:color w:val="172033"/>
-                <w:sz w:val="18"/>
-              </w:rPr>
-              <w:t>HTTP 400</w:t>
-            </w:r>
-          </w:p>
-        </w:tc>
-        <w:tc>
-          <w:tcPr>
-            <w:tcW w:type="dxa" w:w="5018"/>
-            <w:shd w:fill="E7F2F4"/>
-            <w:tcMar>
-              <w:top w:w="85" w:type="dxa"/>
-              <w:left w:w="85" w:type="dxa"/>
-              <w:bottom w:w="85" w:type="dxa"/>
-              <w:right w:w="85" w:type="dxa"/>
-            </w:tcMar>
-          </w:tcPr>
-          <w:p>
-            <w:pPr>
-              <w:spacing w:after="0"/>
-            </w:pPr>
-            <w:r>
-              <w:rPr>
-                <w:rFonts w:ascii="Arial" w:hAnsi="Arial"/>
-                <w:b w:val="0"/>
-                <w:color w:val="172033"/>
-                <w:sz w:val="18"/>
-              </w:rPr>
-              <w:t>Stop and request configuration review</w:t>
-            </w:r>
-          </w:p>
-        </w:tc>
-        <w:tc>
-          <w:tcPr>
-            <w:tcW w:type="dxa" w:w="2823"/>
-            <w:shd w:fill="E7F2F4"/>
-            <w:tcMar>
-              <w:top w:w="85" w:type="dxa"/>
-              <w:left w:w="85" w:type="dxa"/>
-              <w:bottom w:w="85" w:type="dxa"/>
-              <w:right w:w="85" w:type="dxa"/>
-            </w:tcMar>
-          </w:tcPr>
-          <w:p>
-            <w:pPr>
-              <w:spacing w:after="0"/>
-            </w:pPr>
-            <w:r>
-              <w:rPr>
-                <w:rFonts w:ascii="Arial" w:hAnsi="Arial"/>
-                <w:b w:val="0"/>
-                <w:color w:val="172033"/>
-                <w:sz w:val="18"/>
-              </w:rPr>
-              <w:t>Held</w:t>
-            </w:r>
-          </w:p>
-        </w:tc>
-      </w:tr>
-      <w:tr>
-        <w:trPr>
-          <w:cantSplit/>
-        </w:trPr>
-        <w:tc>
-          <w:tcPr>
-            <w:tcW w:type="dxa" w:w="2613"/>
-            <w:shd w:fill="FFFFFF"/>
-            <w:tcMar>
-              <w:top w:w="85" w:type="dxa"/>
-              <w:left w:w="85" w:type="dxa"/>
-              <w:bottom w:w="85" w:type="dxa"/>
-              <w:right w:w="85" w:type="dxa"/>
-            </w:tcMar>
-          </w:tcPr>
-          <w:p>
-            <w:pPr>
-              <w:spacing w:after="0"/>
-            </w:pPr>
-            <w:r>
-              <w:rPr>
-                <w:rFonts w:ascii="Arial" w:hAnsi="Arial"/>
-                <w:b w:val="0"/>
-                <w:color w:val="172033"/>
-                <w:sz w:val="18"/>
-              </w:rPr>
-              <w:t>Private destination</w:t>
-            </w:r>
-          </w:p>
-        </w:tc>
-        <w:tc>
-          <w:tcPr>
-            <w:tcW w:type="dxa" w:w="5018"/>
-            <w:shd w:fill="FFFFFF"/>
-            <w:tcMar>
-              <w:top w:w="85" w:type="dxa"/>
-              <w:left w:w="85" w:type="dxa"/>
-              <w:bottom w:w="85" w:type="dxa"/>
-              <w:right w:w="85" w:type="dxa"/>
-            </w:tcMar>
-          </w:tcPr>
-          <w:p>
-            <w:pPr>
-              <w:spacing w:after="0"/>
-            </w:pPr>
-            <w:r>
-              <w:rPr>
-                <w:rFonts w:ascii="Arial" w:hAnsi="Arial"/>
-                <w:b w:val="0"/>
-                <w:color w:val="172033"/>
-                <w:sz w:val="18"/>
-              </w:rPr>
-              <w:t>Reject before dispatch</w:t>
-            </w:r>
-          </w:p>
-        </w:tc>
-        <w:tc>
-          <w:tcPr>
-            <w:tcW w:type="dxa" w:w="2823"/>
-            <w:shd w:fill="FFFFFF"/>
-            <w:tcMar>
-              <w:top w:w="85" w:type="dxa"/>
-              <w:left w:w="85" w:type="dxa"/>
-              <w:bottom w:w="85" w:type="dxa"/>
-              <w:right w:w="85" w:type="dxa"/>
-            </w:tcMar>
-          </w:tcPr>
-          <w:p>
-            <w:pPr>
-              <w:spacing w:after="0"/>
-            </w:pPr>
-            <w:r>
-              <w:rPr>
-                <w:rFonts w:ascii="Arial" w:hAnsi="Arial"/>
-                <w:b w:val="0"/>
-                <w:color w:val="172033"/>
-                <w:sz w:val="18"/>
-              </w:rPr>
-              <w:t>Blocked</w:t>
-            </w:r>
-          </w:p>
-        </w:tc>
-      </w:tr>
-      <w:tr>
-        <w:trPr>
-          <w:cantSplit/>
-        </w:trPr>
-        <w:tc>
-          <w:tcPr>
-            <w:tcW w:type="dxa" w:w="2613"/>
-            <w:shd w:fill="E7F2F4"/>
-            <w:tcMar>
-              <w:top w:w="85" w:type="dxa"/>
-              <w:left w:w="85" w:type="dxa"/>
-              <w:bottom w:w="85" w:type="dxa"/>
-              <w:right w:w="85" w:type="dxa"/>
-            </w:tcMar>
-          </w:tcPr>
-          <w:p>
-            <w:pPr>
-              <w:spacing w:after="0"/>
-            </w:pPr>
-            <w:r>
-              <w:rPr>
-                <w:rFonts w:ascii="Arial" w:hAnsi="Arial"/>
-                <w:b w:val="0"/>
-                <w:color w:val="172033"/>
-                <w:sz w:val="18"/>
-              </w:rPr>
-              <w:t>Worker restart</w:t>
-            </w:r>
-          </w:p>
-        </w:tc>
-        <w:tc>
-          <w:tcPr>
-            <w:tcW w:type="dxa" w:w="5018"/>
-            <w:shd w:fill="E7F2F4"/>
-            <w:tcMar>
-              <w:top w:w="85" w:type="dxa"/>
-              <w:left w:w="85" w:type="dxa"/>
-              <w:bottom w:w="85" w:type="dxa"/>
-              <w:right w:w="85" w:type="dxa"/>
-            </w:tcMar>
-          </w:tcPr>
-          <w:p>
-            <w:pPr>
-              <w:spacing w:after="0"/>
-            </w:pPr>
-            <w:r>
-              <w:rPr>
-                <w:rFonts w:ascii="Arial" w:hAnsi="Arial"/>
-                <w:b w:val="0"/>
-                <w:color w:val="172033"/>
-                <w:sz w:val="18"/>
-              </w:rPr>
-              <w:t>Replay durable outbox</w:t>
-            </w:r>
-          </w:p>
-        </w:tc>
-        <w:tc>
-          <w:tcPr>
-            <w:tcW w:type="dxa" w:w="2823"/>
-            <w:shd w:fill="E7F2F4"/>
-            <w:tcMar>
-              <w:top w:w="85" w:type="dxa"/>
-              <w:left w:w="85" w:type="dxa"/>
-              <w:bottom w:w="85" w:type="dxa"/>
-              <w:right w:w="85" w:type="dxa"/>
-            </w:tcMar>
-          </w:tcPr>
-          <w:p>
-            <w:pPr>
-              <w:spacing w:after="0"/>
-            </w:pPr>
-            <w:r>
-              <w:rPr>
-                <w:rFonts w:ascii="Arial" w:hAnsi="Arial"/>
-                <w:b w:val="0"/>
-                <w:color w:val="172033"/>
-                <w:sz w:val="18"/>
-              </w:rPr>
-              <w:t>No missing event</w:t>
-            </w:r>
-          </w:p>
-        </w:tc>
-      </w:tr>
-    </w:tbl>
-    <w:p>
-      <w:pPr>
-        <w:spacing w:after="0" w:before="0" w:line="60" w:lineRule="exact"/>
-      </w:pPr>
-      <w:r>
-        <w:rPr>
-          <w:sz w:val="6"/>
-        </w:rPr>
-      </w:r>
-    </w:p>
-    <w:p>
-      <w:pPr>
-        <w:pStyle w:val="Heading1"/>
-      </w:pPr>
-      <w:r>
-        <w:rPr>
-          <w:b w:val="0"/>
-        </w:rPr>
-        <w:t>Release Gate</w:t>
-      </w:r>
-    </w:p>
-    <w:p>
-      <w:pPr>
-        <w:ind w:right="4154"/>
-      </w:pPr>
-      <w:r>
-        <w:rPr>
-          <w:b w:val="0"/>
-        </w:rPr>
-        <w:t xml:space="preserve">Replay 1,000 synthetic events. 960 succeed first time, 35 after </w:t>
-      </w:r>
-      <w:r>
-        <w:rPr>
-          <w:b/>
-          <w:color w:val="075D83"/>
-        </w:rPr>
-        <w:t>retry</w:t>
-      </w:r>
-      <w:r>
-        <w:rPr>
-          <w:b w:val="0"/>
-        </w:rPr>
-        <w:t xml:space="preserve"> and 5 remain held for review: 99.5% eventually delivered in this fixture, not a production SLO.</w:t>
-      </w:r>
-    </w:p>
-    <w:p>
-      <w:pPr>
-        <w:shd w:fill="E7F2F4"/>
-        <w:spacing w:before="120" w:after="160"/>
-        <w:ind w:right="4154"/>
-      </w:pPr>
-      <w:r>
-        <w:rPr>
-          <w:b/>
-          <w:color w:val="075D83"/>
+          <w:i w:val="0"/>
+          <w:color w:val="07556A"/>
           <w:sz w:val="18"/>
         </w:rPr>
-        <w:t>ROLL BACK SAFELY</w:t>
-        <w:br/>
-      </w:r>
-      <w:r>
-        <w:rPr>
-          <w:b w:val="0"/>
-        </w:rPr>
-        <w:t>Pause new dispatch and retain the outbox and attempt history. Never log signing secrets. Expand only after a measured pilot and operational review.</w:t>
-      </w:r>
-    </w:p>
-    <w:p>
-      <w:pPr>
-        <w:spacing w:before="140"/>
-        <w:ind w:right="4154"/>
-      </w:pPr>
-      <w:r>
-        <w:rPr>
-          <w:i/>
-          <w:color w:val="505968"/>
-          <w:sz w:val="16"/>
-        </w:rPr>
-        <w:t>Design notes: Monospace hierarchy, event data and failure-path design. Original Dazzler template, Apache-2.0. All sample facts are fictional.</w:t>
+        <w:t>Synthetic operational example · Commands require environment-specific review.</w:t>
       </w:r>
     </w:p>
     <w:sectPr>
       <w:footerReference w:type="default" r:id="rId9"/>
       <w:pgSz w:w="12240" w:h="15840"/>
-      <w:pgMar w:top="749" w:right="893" w:bottom="749" w:left="893" w:header="720" w:footer="720" w:gutter="0"/>
+      <w:pgMar w:top="792" w:right="936" w:bottom="792" w:left="936" w:header="720" w:footer="720" w:gutter="0"/>
       <w:cols w:space="720"/>
       <w:docGrid w:linePitch="360"/>
     </w:sectPr>
@@ -1348,12 +653,11 @@
     </w:pPr>
     <w:r>
       <w:rPr>
-        <w:b w:val="0"/>
+        <w:color w:val="07556A"/>
         <w:sz w:val="16"/>
       </w:rPr>
-      <w:t xml:space="preserve">FICTIONAL EXAMPLE  /  TECHNICAL   •   Dazzler   /   </w:t>
+      <w:t>DAZZLER  /  FICTIONAL EXAMPLE  /  TECHNICAL</w:t>
     </w:r>
-    <w:fldSimple w:instr="PAGE"/>
   </w:p>
 </w:ftr>
 </file>
@@ -1722,11 +1026,10 @@
     <w:qFormat/>
     <w:rsid w:val="00FC693F"/>
     <w:pPr>
-      <w:spacing w:after="140" w:line="264" w:lineRule="auto"/>
+      <w:spacing w:after="160"/>
     </w:pPr>
     <w:rPr>
       <w:rFonts w:ascii="Arial" w:hAnsi="Arial"/>
-      <w:color w:val="172033"/>
       <w:sz w:val="21"/>
     </w:rPr>
   </w:style>
@@ -1785,15 +1088,15 @@
     <w:pPr>
       <w:keepNext/>
       <w:keepLines/>
-      <w:spacing w:before="180" w:after="140" w:line="264" w:lineRule="auto"/>
+      <w:spacing w:before="480" w:after="0"/>
       <w:outlineLvl w:val="0"/>
     </w:pPr>
     <w:rPr>
-      <w:rFonts w:cstheme="majorBidi" w:ascii="Consolas" w:hAnsi="Consolas"/>
+      <w:rFonts w:asciiTheme="majorHAnsi" w:eastAsiaTheme="majorEastAsia" w:hAnsiTheme="majorHAnsi" w:cstheme="majorBidi"/>
       <w:b/>
       <w:bCs/>
-      <w:color w:val="075D83"/>
-      <w:sz w:val="30"/>
+      <w:color w:val="365F91" w:themeColor="accent1" w:themeShade="BF"/>
+      <w:sz w:val="28"/>
       <w:szCs w:val="28"/>
     </w:rPr>
   </w:style>
@@ -1809,15 +1112,15 @@
     <w:pPr>
       <w:keepNext/>
       <w:keepLines/>
-      <w:spacing w:before="200" w:after="140" w:line="264" w:lineRule="auto"/>
+      <w:spacing w:before="200" w:after="0"/>
       <w:outlineLvl w:val="1"/>
     </w:pPr>
     <w:rPr>
-      <w:rFonts w:cstheme="majorBidi" w:ascii="Arial" w:hAnsi="Arial"/>
+      <w:rFonts w:asciiTheme="majorHAnsi" w:eastAsiaTheme="majorEastAsia" w:hAnsiTheme="majorHAnsi" w:cstheme="majorBidi"/>
       <w:b/>
       <w:bCs/>
-      <w:color w:val="172033"/>
-      <w:sz w:val="24"/>
+      <w:color w:val="4F81BD" w:themeColor="accent1"/>
+      <w:sz w:val="26"/>
       <w:szCs w:val="26"/>
     </w:rPr>
   </w:style>
@@ -1837,7 +1140,7 @@
       <w:outlineLvl w:val="2"/>
     </w:pPr>
     <w:rPr>
-      <w:rFonts w:cstheme="majorBidi"/>
+      <w:rFonts w:asciiTheme="majorHAnsi" w:eastAsiaTheme="majorEastAsia" w:hAnsiTheme="majorHAnsi" w:cstheme="majorBidi"/>
       <w:b/>
       <w:bCs/>
       <w:color w:val="4F81BD" w:themeColor="accent1"/>
@@ -1860,7 +1163,7 @@
       <w:outlineLvl w:val="3"/>
     </w:pPr>
     <w:rPr>
-      <w:rFonts w:cstheme="majorBidi"/>
+      <w:rFonts w:asciiTheme="majorHAnsi" w:eastAsiaTheme="majorEastAsia" w:hAnsiTheme="majorHAnsi" w:cstheme="majorBidi"/>
       <w:b/>
       <w:bCs/>
       <w:i/>
@@ -1885,7 +1188,7 @@
       <w:outlineLvl w:val="4"/>
     </w:pPr>
     <w:rPr>
-      <w:rFonts w:cstheme="majorBidi"/>
+      <w:rFonts w:asciiTheme="majorHAnsi" w:eastAsiaTheme="majorEastAsia" w:hAnsiTheme="majorHAnsi" w:cstheme="majorBidi"/>
       <w:color w:val="243F60" w:themeColor="accent1" w:themeShade="7F"/>
     </w:rPr>
   </w:style>
@@ -1906,7 +1209,7 @@
       <w:outlineLvl w:val="5"/>
     </w:pPr>
     <w:rPr>
-      <w:rFonts w:cstheme="majorBidi"/>
+      <w:rFonts w:asciiTheme="majorHAnsi" w:eastAsiaTheme="majorEastAsia" w:hAnsiTheme="majorHAnsi" w:cstheme="majorBidi"/>
       <w:i/>
       <w:iCs/>
       <w:color w:val="243F60" w:themeColor="accent1" w:themeShade="7F"/>
@@ -1929,7 +1232,7 @@
       <w:outlineLvl w:val="6"/>
     </w:pPr>
     <w:rPr>
-      <w:rFonts w:cstheme="majorBidi"/>
+      <w:rFonts w:asciiTheme="majorHAnsi" w:eastAsiaTheme="majorEastAsia" w:hAnsiTheme="majorHAnsi" w:cstheme="majorBidi"/>
       <w:i/>
       <w:iCs/>
       <w:color w:val="404040" w:themeColor="text1" w:themeTint="BF"/>
@@ -1952,7 +1255,7 @@
       <w:outlineLvl w:val="7"/>
     </w:pPr>
     <w:rPr>
-      <w:rFonts w:cstheme="majorBidi"/>
+      <w:rFonts w:asciiTheme="majorHAnsi" w:eastAsiaTheme="majorEastAsia" w:hAnsiTheme="majorHAnsi" w:cstheme="majorBidi"/>
       <w:color w:val="4F81BD" w:themeColor="accent1"/>
       <w:sz w:val="20"/>
       <w:szCs w:val="20"/>
@@ -1975,7 +1278,7 @@
       <w:outlineLvl w:val="8"/>
     </w:pPr>
     <w:rPr>
-      <w:rFonts w:cstheme="majorBidi"/>
+      <w:rFonts w:asciiTheme="majorHAnsi" w:eastAsiaTheme="majorEastAsia" w:hAnsiTheme="majorHAnsi" w:cstheme="majorBidi"/>
       <w:i/>
       <w:iCs/>
       <w:color w:val="404040" w:themeColor="text1" w:themeTint="BF"/>
@@ -2026,7 +1329,7 @@
     <w:uiPriority w:val="9"/>
     <w:rsid w:val="00FC693F"/>
     <w:rPr>
-      <w:rFonts w:cstheme="majorBidi"/>
+      <w:rFonts w:asciiTheme="majorHAnsi" w:eastAsiaTheme="majorEastAsia" w:hAnsiTheme="majorHAnsi" w:cstheme="majorBidi"/>
       <w:b/>
       <w:bCs/>
       <w:color w:val="365F91" w:themeColor="accent1" w:themeShade="BF"/>
@@ -2041,7 +1344,7 @@
     <w:uiPriority w:val="9"/>
     <w:rsid w:val="00FC693F"/>
     <w:rPr>
-      <w:rFonts w:cstheme="majorBidi"/>
+      <w:rFonts w:asciiTheme="majorHAnsi" w:eastAsiaTheme="majorEastAsia" w:hAnsiTheme="majorHAnsi" w:cstheme="majorBidi"/>
       <w:b/>
       <w:bCs/>
       <w:color w:val="4F81BD" w:themeColor="accent1"/>
@@ -2056,7 +1359,7 @@
     <w:uiPriority w:val="9"/>
     <w:rsid w:val="00FC693F"/>
     <w:rPr>
-      <w:rFonts w:cstheme="majorBidi"/>
+      <w:rFonts w:asciiTheme="majorHAnsi" w:eastAsiaTheme="majorEastAsia" w:hAnsiTheme="majorHAnsi" w:cstheme="majorBidi"/>
       <w:b/>
       <w:bCs/>
       <w:color w:val="4F81BD" w:themeColor="accent1"/>
@@ -2071,17 +1374,15 @@
     <w:qFormat/>
     <w:rsid w:val="00FC693F"/>
     <w:pPr>
-      <w:keepNext/>
-      <w:spacing w:after="140" w:line="264" w:lineRule="auto"/>
+      <w:spacing w:after="300" w:line="240" w:lineRule="auto"/>
       <w:contextualSpacing/>
     </w:pPr>
     <w:rPr>
-      <w:rFonts w:cstheme="majorBidi" w:ascii="Consolas" w:hAnsi="Consolas"/>
-      <w:b/>
-      <w:color w:val="075D83"/>
+      <w:rFonts w:asciiTheme="majorHAnsi" w:eastAsiaTheme="majorEastAsia" w:hAnsiTheme="majorHAnsi" w:cstheme="majorBidi"/>
+      <w:color w:val="17365D" w:themeColor="text2" w:themeShade="BF"/>
       <w:spacing w:val="5"/>
       <w:kern w:val="28"/>
-      <w:sz w:val="60"/>
+      <w:sz w:val="52"/>
       <w:szCs w:val="52"/>
     </w:rPr>
   </w:style>
@@ -2092,7 +1393,7 @@
     <w:uiPriority w:val="10"/>
     <w:rsid w:val="00FC693F"/>
     <w:rPr>
-      <w:rFonts w:cstheme="majorBidi"/>
+      <w:rFonts w:asciiTheme="majorHAnsi" w:eastAsiaTheme="majorEastAsia" w:hAnsiTheme="majorHAnsi" w:cstheme="majorBidi"/>
       <w:color w:val="17365D" w:themeColor="text2" w:themeShade="BF"/>
       <w:spacing w:val="5"/>
       <w:kern w:val="28"/>
@@ -2112,13 +1413,12 @@
       <w:numPr>
         <w:ilvl w:val="1"/>
       </w:numPr>
-      <w:spacing w:after="140" w:line="264" w:lineRule="auto"/>
     </w:pPr>
     <w:rPr>
-      <w:rFonts w:cstheme="majorBidi" w:ascii="Arial" w:hAnsi="Arial"/>
+      <w:rFonts w:asciiTheme="majorHAnsi" w:eastAsiaTheme="majorEastAsia" w:hAnsiTheme="majorHAnsi" w:cstheme="majorBidi"/>
       <w:i/>
       <w:iCs/>
-      <w:color w:val="172033"/>
+      <w:color w:val="4F81BD" w:themeColor="accent1"/>
       <w:spacing w:val="15"/>
       <w:sz w:val="24"/>
       <w:szCs w:val="24"/>
@@ -2131,7 +1431,7 @@
     <w:uiPriority w:val="11"/>
     <w:rsid w:val="00FC693F"/>
     <w:rPr>
-      <w:rFonts w:cstheme="majorBidi"/>
+      <w:rFonts w:asciiTheme="majorHAnsi" w:eastAsiaTheme="majorEastAsia" w:hAnsiTheme="majorHAnsi" w:cstheme="majorBidi"/>
       <w:i/>
       <w:iCs/>
       <w:color w:val="4F81BD" w:themeColor="accent1"/>
@@ -2256,14 +1556,8 @@
       <w:numPr>
         <w:numId w:val="1"/>
       </w:numPr>
-      <w:spacing w:after="140" w:line="264" w:lineRule="auto"/>
       <w:contextualSpacing/>
     </w:pPr>
-    <w:rPr>
-      <w:rFonts w:ascii="Arial" w:hAnsi="Arial"/>
-      <w:color w:val="172033"/>
-      <w:sz w:val="21"/>
-    </w:rPr>
   </w:style>
   <w:style w:type="paragraph" w:styleId="ListBullet2">
     <w:name w:val="List Bullet 2"/>
@@ -2435,7 +1729,7 @@
     <w:semiHidden/>
     <w:rsid w:val="00FC693F"/>
     <w:rPr>
-      <w:rFonts w:cstheme="majorBidi"/>
+      <w:rFonts w:asciiTheme="majorHAnsi" w:eastAsiaTheme="majorEastAsia" w:hAnsiTheme="majorHAnsi" w:cstheme="majorBidi"/>
       <w:b/>
       <w:bCs/>
       <w:i/>
@@ -2451,7 +1745,7 @@
     <w:semiHidden/>
     <w:rsid w:val="00FC693F"/>
     <w:rPr>
-      <w:rFonts w:cstheme="majorBidi"/>
+      <w:rFonts w:asciiTheme="majorHAnsi" w:eastAsiaTheme="majorEastAsia" w:hAnsiTheme="majorHAnsi" w:cstheme="majorBidi"/>
       <w:color w:val="243F60" w:themeColor="accent1" w:themeShade="7F"/>
     </w:rPr>
   </w:style>
@@ -2463,7 +1757,7 @@
     <w:semiHidden/>
     <w:rsid w:val="00FC693F"/>
     <w:rPr>
-      <w:rFonts w:cstheme="majorBidi"/>
+      <w:rFonts w:asciiTheme="majorHAnsi" w:eastAsiaTheme="majorEastAsia" w:hAnsiTheme="majorHAnsi" w:cstheme="majorBidi"/>
       <w:i/>
       <w:iCs/>
       <w:color w:val="243F60" w:themeColor="accent1" w:themeShade="7F"/>
@@ -2477,7 +1771,7 @@
     <w:semiHidden/>
     <w:rsid w:val="00FC693F"/>
     <w:rPr>
-      <w:rFonts w:cstheme="majorBidi"/>
+      <w:rFonts w:asciiTheme="majorHAnsi" w:eastAsiaTheme="majorEastAsia" w:hAnsiTheme="majorHAnsi" w:cstheme="majorBidi"/>
       <w:i/>
       <w:iCs/>
       <w:color w:val="404040" w:themeColor="text1" w:themeTint="BF"/>
@@ -2491,7 +1785,7 @@
     <w:semiHidden/>
     <w:rsid w:val="00FC693F"/>
     <w:rPr>
-      <w:rFonts w:cstheme="majorBidi"/>
+      <w:rFonts w:asciiTheme="majorHAnsi" w:eastAsiaTheme="majorEastAsia" w:hAnsiTheme="majorHAnsi" w:cstheme="majorBidi"/>
       <w:color w:val="4F81BD" w:themeColor="accent1"/>
       <w:sz w:val="20"/>
       <w:szCs w:val="20"/>
@@ -2505,7 +1799,7 @@
     <w:semiHidden/>
     <w:rsid w:val="00FC693F"/>
     <w:rPr>
-      <w:rFonts w:cstheme="majorBidi"/>
+      <w:rFonts w:asciiTheme="majorHAnsi" w:eastAsiaTheme="majorEastAsia" w:hAnsiTheme="majorHAnsi" w:cstheme="majorBidi"/>
       <w:i/>
       <w:iCs/>
       <w:color w:val="404040" w:themeColor="text1" w:themeTint="BF"/>
@@ -4091,7 +3385,7 @@
         <w:spacing w:before="0" w:after="0" w:line="240" w:lineRule="auto"/>
       </w:pPr>
       <w:rPr>
-        <w:rFonts w:cstheme="majorBidi"/>
+        <w:rFonts w:asciiTheme="majorHAnsi" w:eastAsiaTheme="majorEastAsia" w:hAnsiTheme="majorHAnsi" w:cstheme="majorBidi"/>
         <w:b/>
         <w:bCs/>
       </w:rPr>
@@ -4112,7 +3406,7 @@
         <w:spacing w:before="0" w:after="0" w:line="240" w:lineRule="auto"/>
       </w:pPr>
       <w:rPr>
-        <w:rFonts w:cstheme="majorBidi"/>
+        <w:rFonts w:asciiTheme="majorHAnsi" w:eastAsiaTheme="majorEastAsia" w:hAnsiTheme="majorHAnsi" w:cstheme="majorBidi"/>
         <w:b/>
         <w:bCs/>
       </w:rPr>
@@ -4130,14 +3424,14 @@
     </w:tblStylePr>
     <w:tblStylePr w:type="firstCol">
       <w:rPr>
-        <w:rFonts w:cstheme="majorBidi"/>
+        <w:rFonts w:asciiTheme="majorHAnsi" w:eastAsiaTheme="majorEastAsia" w:hAnsiTheme="majorHAnsi" w:cstheme="majorBidi"/>
         <w:b/>
         <w:bCs/>
       </w:rPr>
     </w:tblStylePr>
     <w:tblStylePr w:type="lastCol">
       <w:rPr>
-        <w:rFonts w:cstheme="majorBidi"/>
+        <w:rFonts w:asciiTheme="majorHAnsi" w:eastAsiaTheme="majorEastAsia" w:hAnsiTheme="majorHAnsi" w:cstheme="majorBidi"/>
         <w:b/>
         <w:bCs/>
       </w:rPr>
@@ -4221,7 +3515,7 @@
         <w:spacing w:before="0" w:after="0" w:line="240" w:lineRule="auto"/>
       </w:pPr>
       <w:rPr>
-        <w:rFonts w:cstheme="majorBidi"/>
+        <w:rFonts w:asciiTheme="majorHAnsi" w:eastAsiaTheme="majorEastAsia" w:hAnsiTheme="majorHAnsi" w:cstheme="majorBidi"/>
         <w:b/>
         <w:bCs/>
       </w:rPr>
@@ -4242,7 +3536,7 @@
         <w:spacing w:before="0" w:after="0" w:line="240" w:lineRule="auto"/>
       </w:pPr>
       <w:rPr>
-        <w:rFonts w:cstheme="majorBidi"/>
+        <w:rFonts w:asciiTheme="majorHAnsi" w:eastAsiaTheme="majorEastAsia" w:hAnsiTheme="majorHAnsi" w:cstheme="majorBidi"/>
         <w:b/>
         <w:bCs/>
       </w:rPr>
@@ -4260,14 +3554,14 @@
     </w:tblStylePr>
     <w:tblStylePr w:type="firstCol">
       <w:rPr>
-        <w:rFonts w:cstheme="majorBidi"/>
+        <w:rFonts w:asciiTheme="majorHAnsi" w:eastAsiaTheme="majorEastAsia" w:hAnsiTheme="majorHAnsi" w:cstheme="majorBidi"/>
         <w:b/>
         <w:bCs/>
       </w:rPr>
     </w:tblStylePr>
     <w:tblStylePr w:type="lastCol">
       <w:rPr>
-        <w:rFonts w:cstheme="majorBidi"/>
+        <w:rFonts w:asciiTheme="majorHAnsi" w:eastAsiaTheme="majorEastAsia" w:hAnsiTheme="majorHAnsi" w:cstheme="majorBidi"/>
         <w:b/>
         <w:bCs/>
       </w:rPr>
@@ -4351,7 +3645,7 @@
         <w:spacing w:before="0" w:after="0" w:line="240" w:lineRule="auto"/>
       </w:pPr>
       <w:rPr>
-        <w:rFonts w:cstheme="majorBidi"/>
+        <w:rFonts w:asciiTheme="majorHAnsi" w:eastAsiaTheme="majorEastAsia" w:hAnsiTheme="majorHAnsi" w:cstheme="majorBidi"/>
         <w:b/>
         <w:bCs/>
       </w:rPr>
@@ -4372,7 +3666,7 @@
         <w:spacing w:before="0" w:after="0" w:line="240" w:lineRule="auto"/>
       </w:pPr>
       <w:rPr>
-        <w:rFonts w:cstheme="majorBidi"/>
+        <w:rFonts w:asciiTheme="majorHAnsi" w:eastAsiaTheme="majorEastAsia" w:hAnsiTheme="majorHAnsi" w:cstheme="majorBidi"/>
         <w:b/>
         <w:bCs/>
       </w:rPr>
@@ -4390,14 +3684,14 @@
     </w:tblStylePr>
     <w:tblStylePr w:type="firstCol">
       <w:rPr>
-        <w:rFonts w:cstheme="majorBidi"/>
+        <w:rFonts w:asciiTheme="majorHAnsi" w:eastAsiaTheme="majorEastAsia" w:hAnsiTheme="majorHAnsi" w:cstheme="majorBidi"/>
         <w:b/>
         <w:bCs/>
       </w:rPr>
     </w:tblStylePr>
     <w:tblStylePr w:type="lastCol">
       <w:rPr>
-        <w:rFonts w:cstheme="majorBidi"/>
+        <w:rFonts w:asciiTheme="majorHAnsi" w:eastAsiaTheme="majorEastAsia" w:hAnsiTheme="majorHAnsi" w:cstheme="majorBidi"/>
         <w:b/>
         <w:bCs/>
       </w:rPr>
@@ -4481,7 +3775,7 @@
         <w:spacing w:before="0" w:after="0" w:line="240" w:lineRule="auto"/>
       </w:pPr>
       <w:rPr>
-        <w:rFonts w:cstheme="majorBidi"/>
+        <w:rFonts w:asciiTheme="majorHAnsi" w:eastAsiaTheme="majorEastAsia" w:hAnsiTheme="majorHAnsi" w:cstheme="majorBidi"/>
         <w:b/>
         <w:bCs/>
       </w:rPr>
@@ -4502,7 +3796,7 @@
         <w:spacing w:before="0" w:after="0" w:line="240" w:lineRule="auto"/>
       </w:pPr>
       <w:rPr>
-        <w:rFonts w:cstheme="majorBidi"/>
+        <w:rFonts w:asciiTheme="majorHAnsi" w:eastAsiaTheme="majorEastAsia" w:hAnsiTheme="majorHAnsi" w:cstheme="majorBidi"/>
         <w:b/>
         <w:bCs/>
       </w:rPr>
@@ -4520,14 +3814,14 @@
     </w:tblStylePr>
     <w:tblStylePr w:type="firstCol">
       <w:rPr>
-        <w:rFonts w:cstheme="majorBidi"/>
+        <w:rFonts w:asciiTheme="majorHAnsi" w:eastAsiaTheme="majorEastAsia" w:hAnsiTheme="majorHAnsi" w:cstheme="majorBidi"/>
         <w:b/>
         <w:bCs/>
       </w:rPr>
     </w:tblStylePr>
     <w:tblStylePr w:type="lastCol">
       <w:rPr>
-        <w:rFonts w:cstheme="majorBidi"/>
+        <w:rFonts w:asciiTheme="majorHAnsi" w:eastAsiaTheme="majorEastAsia" w:hAnsiTheme="majorHAnsi" w:cstheme="majorBidi"/>
         <w:b/>
         <w:bCs/>
       </w:rPr>
@@ -4611,7 +3905,7 @@
         <w:spacing w:before="0" w:after="0" w:line="240" w:lineRule="auto"/>
       </w:pPr>
       <w:rPr>
-        <w:rFonts w:cstheme="majorBidi"/>
+        <w:rFonts w:asciiTheme="majorHAnsi" w:eastAsiaTheme="majorEastAsia" w:hAnsiTheme="majorHAnsi" w:cstheme="majorBidi"/>
         <w:b/>
         <w:bCs/>
       </w:rPr>
@@ -4632,7 +3926,7 @@
         <w:spacing w:before="0" w:after="0" w:line="240" w:lineRule="auto"/>
       </w:pPr>
       <w:rPr>
-        <w:rFonts w:cstheme="majorBidi"/>
+        <w:rFonts w:asciiTheme="majorHAnsi" w:eastAsiaTheme="majorEastAsia" w:hAnsiTheme="majorHAnsi" w:cstheme="majorBidi"/>
         <w:b/>
         <w:bCs/>
       </w:rPr>
@@ -4650,14 +3944,14 @@
     </w:tblStylePr>
     <w:tblStylePr w:type="firstCol">
       <w:rPr>
-        <w:rFonts w:cstheme="majorBidi"/>
+        <w:rFonts w:asciiTheme="majorHAnsi" w:eastAsiaTheme="majorEastAsia" w:hAnsiTheme="majorHAnsi" w:cstheme="majorBidi"/>
         <w:b/>
         <w:bCs/>
       </w:rPr>
     </w:tblStylePr>
     <w:tblStylePr w:type="lastCol">
       <w:rPr>
-        <w:rFonts w:cstheme="majorBidi"/>
+        <w:rFonts w:asciiTheme="majorHAnsi" w:eastAsiaTheme="majorEastAsia" w:hAnsiTheme="majorHAnsi" w:cstheme="majorBidi"/>
         <w:b/>
         <w:bCs/>
       </w:rPr>
@@ -4741,7 +4035,7 @@
         <w:spacing w:before="0" w:after="0" w:line="240" w:lineRule="auto"/>
       </w:pPr>
       <w:rPr>
-        <w:rFonts w:cstheme="majorBidi"/>
+        <w:rFonts w:asciiTheme="majorHAnsi" w:eastAsiaTheme="majorEastAsia" w:hAnsiTheme="majorHAnsi" w:cstheme="majorBidi"/>
         <w:b/>
         <w:bCs/>
       </w:rPr>
@@ -4762,7 +4056,7 @@
         <w:spacing w:before="0" w:after="0" w:line="240" w:lineRule="auto"/>
       </w:pPr>
       <w:rPr>
-        <w:rFonts w:cstheme="majorBidi"/>
+        <w:rFonts w:asciiTheme="majorHAnsi" w:eastAsiaTheme="majorEastAsia" w:hAnsiTheme="majorHAnsi" w:cstheme="majorBidi"/>
         <w:b/>
         <w:bCs/>
       </w:rPr>
@@ -4780,14 +4074,14 @@
     </w:tblStylePr>
     <w:tblStylePr w:type="firstCol">
       <w:rPr>
-        <w:rFonts w:cstheme="majorBidi"/>
+        <w:rFonts w:asciiTheme="majorHAnsi" w:eastAsiaTheme="majorEastAsia" w:hAnsiTheme="majorHAnsi" w:cstheme="majorBidi"/>
         <w:b/>
         <w:bCs/>
       </w:rPr>
     </w:tblStylePr>
     <w:tblStylePr w:type="lastCol">
       <w:rPr>
-        <w:rFonts w:cstheme="majorBidi"/>
+        <w:rFonts w:asciiTheme="majorHAnsi" w:eastAsiaTheme="majorEastAsia" w:hAnsiTheme="majorHAnsi" w:cstheme="majorBidi"/>
         <w:b/>
         <w:bCs/>
       </w:rPr>
@@ -4871,7 +4165,7 @@
         <w:spacing w:before="0" w:after="0" w:line="240" w:lineRule="auto"/>
       </w:pPr>
       <w:rPr>
-        <w:rFonts w:cstheme="majorBidi"/>
+        <w:rFonts w:asciiTheme="majorHAnsi" w:eastAsiaTheme="majorEastAsia" w:hAnsiTheme="majorHAnsi" w:cstheme="majorBidi"/>
         <w:b/>
         <w:bCs/>
       </w:rPr>
@@ -4892,7 +4186,7 @@
         <w:spacing w:before="0" w:after="0" w:line="240" w:lineRule="auto"/>
       </w:pPr>
       <w:rPr>
-        <w:rFonts w:cstheme="majorBidi"/>
+        <w:rFonts w:asciiTheme="majorHAnsi" w:eastAsiaTheme="majorEastAsia" w:hAnsiTheme="majorHAnsi" w:cstheme="majorBidi"/>
         <w:b/>
         <w:bCs/>
       </w:rPr>
@@ -4910,14 +4204,14 @@
     </w:tblStylePr>
     <w:tblStylePr w:type="firstCol">
       <w:rPr>
-        <w:rFonts w:cstheme="majorBidi"/>
+        <w:rFonts w:asciiTheme="majorHAnsi" w:eastAsiaTheme="majorEastAsia" w:hAnsiTheme="majorHAnsi" w:cstheme="majorBidi"/>
         <w:b/>
         <w:bCs/>
       </w:rPr>
     </w:tblStylePr>
     <w:tblStylePr w:type="lastCol">
       <w:rPr>
-        <w:rFonts w:cstheme="majorBidi"/>
+        <w:rFonts w:asciiTheme="majorHAnsi" w:eastAsiaTheme="majorEastAsia" w:hAnsiTheme="majorHAnsi" w:cstheme="majorBidi"/>
         <w:b/>
         <w:bCs/>
       </w:rPr>
@@ -6782,7 +6076,7 @@
     </w:tblPr>
     <w:tblStylePr w:type="firstRow">
       <w:rPr>
-        <w:rFonts w:cstheme="majorBidi"/>
+        <w:rFonts w:asciiTheme="majorHAnsi" w:eastAsiaTheme="majorEastAsia" w:hAnsiTheme="majorHAnsi" w:cstheme="majorBidi"/>
       </w:rPr>
       <w:tblPr/>
       <w:tcPr>
@@ -6866,7 +6160,7 @@
     </w:tblPr>
     <w:tblStylePr w:type="firstRow">
       <w:rPr>
-        <w:rFonts w:cstheme="majorBidi"/>
+        <w:rFonts w:asciiTheme="majorHAnsi" w:eastAsiaTheme="majorEastAsia" w:hAnsiTheme="majorHAnsi" w:cstheme="majorBidi"/>
       </w:rPr>
       <w:tblPr/>
       <w:tcPr>
@@ -6950,7 +6244,7 @@
     </w:tblPr>
     <w:tblStylePr w:type="firstRow">
       <w:rPr>
-        <w:rFonts w:cstheme="majorBidi"/>
+        <w:rFonts w:asciiTheme="majorHAnsi" w:eastAsiaTheme="majorEastAsia" w:hAnsiTheme="majorHAnsi" w:cstheme="majorBidi"/>
       </w:rPr>
       <w:tblPr/>
       <w:tcPr>
@@ -7034,7 +6328,7 @@
     </w:tblPr>
     <w:tblStylePr w:type="firstRow">
       <w:rPr>
-        <w:rFonts w:cstheme="majorBidi"/>
+        <w:rFonts w:asciiTheme="majorHAnsi" w:eastAsiaTheme="majorEastAsia" w:hAnsiTheme="majorHAnsi" w:cstheme="majorBidi"/>
       </w:rPr>
       <w:tblPr/>
       <w:tcPr>
@@ -7118,7 +6412,7 @@
     </w:tblPr>
     <w:tblStylePr w:type="firstRow">
       <w:rPr>
-        <w:rFonts w:cstheme="majorBidi"/>
+        <w:rFonts w:asciiTheme="majorHAnsi" w:eastAsiaTheme="majorEastAsia" w:hAnsiTheme="majorHAnsi" w:cstheme="majorBidi"/>
       </w:rPr>
       <w:tblPr/>
       <w:tcPr>
@@ -7202,7 +6496,7 @@
     </w:tblPr>
     <w:tblStylePr w:type="firstRow">
       <w:rPr>
-        <w:rFonts w:cstheme="majorBidi"/>
+        <w:rFonts w:asciiTheme="majorHAnsi" w:eastAsiaTheme="majorEastAsia" w:hAnsiTheme="majorHAnsi" w:cstheme="majorBidi"/>
       </w:rPr>
       <w:tblPr/>
       <w:tcPr>
@@ -7286,7 +6580,7 @@
     </w:tblPr>
     <w:tblStylePr w:type="firstRow">
       <w:rPr>
-        <w:rFonts w:cstheme="majorBidi"/>
+        <w:rFonts w:asciiTheme="majorHAnsi" w:eastAsiaTheme="majorEastAsia" w:hAnsiTheme="majorHAnsi" w:cstheme="majorBidi"/>
       </w:rPr>
       <w:tblPr/>
       <w:tcPr>
@@ -7351,7 +6645,7 @@
       <w:spacing w:after="0" w:line="240" w:lineRule="auto"/>
     </w:pPr>
     <w:rPr>
-      <w:rFonts w:cstheme="majorBidi"/>
+      <w:rFonts w:asciiTheme="majorHAnsi" w:eastAsiaTheme="majorEastAsia" w:hAnsiTheme="majorHAnsi" w:cstheme="majorBidi"/>
       <w:color w:val="000000" w:themeColor="text1"/>
     </w:rPr>
     <w:tblPr>
@@ -7479,7 +6773,7 @@
       <w:spacing w:after="0" w:line="240" w:lineRule="auto"/>
     </w:pPr>
     <w:rPr>
-      <w:rFonts w:cstheme="majorBidi"/>
+      <w:rFonts w:asciiTheme="majorHAnsi" w:eastAsiaTheme="majorEastAsia" w:hAnsiTheme="majorHAnsi" w:cstheme="majorBidi"/>
       <w:color w:val="000000" w:themeColor="text1"/>
     </w:rPr>
     <w:tblPr>
@@ -7607,7 +6901,7 @@
       <w:spacing w:after="0" w:line="240" w:lineRule="auto"/>
     </w:pPr>
     <w:rPr>
-      <w:rFonts w:cstheme="majorBidi"/>
+      <w:rFonts w:asciiTheme="majorHAnsi" w:eastAsiaTheme="majorEastAsia" w:hAnsiTheme="majorHAnsi" w:cstheme="majorBidi"/>
       <w:color w:val="000000" w:themeColor="text1"/>
     </w:rPr>
     <w:tblPr>
@@ -7735,7 +7029,7 @@
       <w:spacing w:after="0" w:line="240" w:lineRule="auto"/>
     </w:pPr>
     <w:rPr>
-      <w:rFonts w:cstheme="majorBidi"/>
+      <w:rFonts w:asciiTheme="majorHAnsi" w:eastAsiaTheme="majorEastAsia" w:hAnsiTheme="majorHAnsi" w:cstheme="majorBidi"/>
       <w:color w:val="000000" w:themeColor="text1"/>
     </w:rPr>
     <w:tblPr>
@@ -7863,7 +7157,7 @@
       <w:spacing w:after="0" w:line="240" w:lineRule="auto"/>
     </w:pPr>
     <w:rPr>
-      <w:rFonts w:cstheme="majorBidi"/>
+      <w:rFonts w:asciiTheme="majorHAnsi" w:eastAsiaTheme="majorEastAsia" w:hAnsiTheme="majorHAnsi" w:cstheme="majorBidi"/>
       <w:color w:val="000000" w:themeColor="text1"/>
     </w:rPr>
     <w:tblPr>
@@ -7991,7 +7285,7 @@
       <w:spacing w:after="0" w:line="240" w:lineRule="auto"/>
     </w:pPr>
     <w:rPr>
-      <w:rFonts w:cstheme="majorBidi"/>
+      <w:rFonts w:asciiTheme="majorHAnsi" w:eastAsiaTheme="majorEastAsia" w:hAnsiTheme="majorHAnsi" w:cstheme="majorBidi"/>
       <w:color w:val="000000" w:themeColor="text1"/>
     </w:rPr>
     <w:tblPr>
@@ -8119,7 +7413,7 @@
       <w:spacing w:after="0" w:line="240" w:lineRule="auto"/>
     </w:pPr>
     <w:rPr>
-      <w:rFonts w:cstheme="majorBidi"/>
+      <w:rFonts w:asciiTheme="majorHAnsi" w:eastAsiaTheme="majorEastAsia" w:hAnsiTheme="majorHAnsi" w:cstheme="majorBidi"/>
       <w:color w:val="000000" w:themeColor="text1"/>
     </w:rPr>
     <w:tblPr>
@@ -8758,7 +8052,7 @@
       <w:spacing w:after="0" w:line="240" w:lineRule="auto"/>
     </w:pPr>
     <w:rPr>
-      <w:rFonts w:cstheme="majorBidi"/>
+      <w:rFonts w:asciiTheme="majorHAnsi" w:eastAsiaTheme="majorEastAsia" w:hAnsiTheme="majorHAnsi" w:cstheme="majorBidi"/>
       <w:color w:val="000000" w:themeColor="text1"/>
     </w:rPr>
     <w:tblPr>
@@ -8883,7 +8177,7 @@
       <w:spacing w:after="0" w:line="240" w:lineRule="auto"/>
     </w:pPr>
     <w:rPr>
-      <w:rFonts w:cstheme="majorBidi"/>
+      <w:rFonts w:asciiTheme="majorHAnsi" w:eastAsiaTheme="majorEastAsia" w:hAnsiTheme="majorHAnsi" w:cstheme="majorBidi"/>
       <w:color w:val="000000" w:themeColor="text1"/>
     </w:rPr>
     <w:tblPr>
@@ -9008,7 +8302,7 @@
       <w:spacing w:after="0" w:line="240" w:lineRule="auto"/>
     </w:pPr>
     <w:rPr>
-      <w:rFonts w:cstheme="majorBidi"/>
+      <w:rFonts w:asciiTheme="majorHAnsi" w:eastAsiaTheme="majorEastAsia" w:hAnsiTheme="majorHAnsi" w:cstheme="majorBidi"/>
       <w:color w:val="000000" w:themeColor="text1"/>
     </w:rPr>
     <w:tblPr>
@@ -9133,7 +8427,7 @@
       <w:spacing w:after="0" w:line="240" w:lineRule="auto"/>
     </w:pPr>
     <w:rPr>
-      <w:rFonts w:cstheme="majorBidi"/>
+      <w:rFonts w:asciiTheme="majorHAnsi" w:eastAsiaTheme="majorEastAsia" w:hAnsiTheme="majorHAnsi" w:cstheme="majorBidi"/>
       <w:color w:val="000000" w:themeColor="text1"/>
     </w:rPr>
     <w:tblPr>
@@ -9258,7 +8552,7 @@
       <w:spacing w:after="0" w:line="240" w:lineRule="auto"/>
     </w:pPr>
     <w:rPr>
-      <w:rFonts w:cstheme="majorBidi"/>
+      <w:rFonts w:asciiTheme="majorHAnsi" w:eastAsiaTheme="majorEastAsia" w:hAnsiTheme="majorHAnsi" w:cstheme="majorBidi"/>
       <w:color w:val="000000" w:themeColor="text1"/>
     </w:rPr>
     <w:tblPr>
@@ -9383,7 +8677,7 @@
       <w:spacing w:after="0" w:line="240" w:lineRule="auto"/>
     </w:pPr>
     <w:rPr>
-      <w:rFonts w:cstheme="majorBidi"/>
+      <w:rFonts w:asciiTheme="majorHAnsi" w:eastAsiaTheme="majorEastAsia" w:hAnsiTheme="majorHAnsi" w:cstheme="majorBidi"/>
       <w:color w:val="000000" w:themeColor="text1"/>
     </w:rPr>
     <w:tblPr>
@@ -9508,7 +8802,7 @@
       <w:spacing w:after="0" w:line="240" w:lineRule="auto"/>
     </w:pPr>
     <w:rPr>
-      <w:rFonts w:cstheme="majorBidi"/>
+      <w:rFonts w:asciiTheme="majorHAnsi" w:eastAsiaTheme="majorEastAsia" w:hAnsiTheme="majorHAnsi" w:cstheme="majorBidi"/>
       <w:color w:val="000000" w:themeColor="text1"/>
     </w:rPr>
     <w:tblPr>

--- a/skills/dazzler-frontend/assets/templates/docx/technical.docx
+++ b/skills/dazzler-frontend/assets/templates/docx/technical.docx
@@ -11,7 +11,7 @@
           <w:rFonts w:ascii="Arial" w:hAnsi="Arial"/>
           <w:b/>
           <w:i w:val="0"/>
-          <w:color w:val="07556A"/>
+          <w:color w:val="19DDE7"/>
           <w:sz w:val="18"/>
         </w:rPr>
         <w:t>RELAY / OPERATIONS RUNBOOK 07</w:t>
@@ -27,7 +27,7 @@
           <w:rFonts w:ascii="Consolas" w:hAnsi="Consolas"/>
           <w:b/>
           <w:i w:val="0"/>
-          <w:color w:val="07556A"/>
+          <w:color w:val="19DDE7"/>
           <w:sz w:val="64"/>
         </w:rPr>
         <w:t>Relay Queue Recovery Runbook</w:t>
@@ -42,7 +42,7 @@
           <w:rFonts w:ascii="Consolas" w:hAnsi="Consolas"/>
           <w:b w:val="0"/>
           <w:i w:val="0"/>
-          <w:color w:val="17252B"/>
+          <w:color w:val="F3F3F4"/>
           <w:sz w:val="26"/>
         </w:rPr>
         <w:t>Pause delivery before replaying events. Confirm the checkpoint, then resume in a controlled batch.</w:t>
@@ -61,7 +61,7 @@
         <w:tc>
           <w:tcPr>
             <w:tcW w:type="dxa" w:w="5184"/>
-            <w:shd w:fill="07556A"/>
+            <w:shd w:fill="19DDE7"/>
           </w:tcPr>
           <w:p>
             <w:pPr>
@@ -71,7 +71,7 @@
               <w:rPr>
                 <w:rFonts w:ascii="Consolas" w:hAnsi="Consolas"/>
                 <w:b/>
-                <w:color w:val="FFFFFF"/>
+                <w:color w:val="000000"/>
                 <w:sz w:val="64"/>
               </w:rPr>
               <w:t>50</w:t>
@@ -85,7 +85,7 @@
               <w:rPr>
                 <w:rFonts w:ascii="Arial" w:hAnsi="Arial"/>
                 <w:b w:val="0"/>
-                <w:color w:val="FFFFFF"/>
+                <w:color w:val="000000"/>
                 <w:sz w:val="20"/>
               </w:rPr>
               <w:t>events in the first recovery batch</w:t>
@@ -104,7 +104,7 @@
               <w:rPr>
                 <w:rFonts w:ascii="Arial" w:hAnsi="Arial"/>
                 <w:b w:val="0"/>
-                <w:color w:val="17252B"/>
+                <w:color w:val="F3F3F4"/>
                 <w:sz w:val="22"/>
               </w:rPr>
               <w:t>This fictional runbook handles a stalled delivery queue. It demonstrates a safe sequence; adapt commands and thresholds to the actual system before operational use.</w:t>
@@ -122,7 +122,7 @@
           <w:rFonts w:ascii="Arial" w:hAnsi="Arial"/>
           <w:b w:val="0"/>
           <w:i w:val="0"/>
-          <w:color w:val="17252B"/>
+          <w:color w:val="F3F3F4"/>
           <w:sz w:val="6"/>
         </w:rPr>
       </w:r>
@@ -140,7 +140,7 @@
         <w:tc>
           <w:tcPr>
             <w:tcW w:type="dxa" w:w="5184"/>
-            <w:shd w:fill="07556A"/>
+            <w:shd w:fill="19DDE7"/>
           </w:tcPr>
           <w:p>
             <w:pPr>
@@ -150,7 +150,7 @@
               <w:rPr>
                 <w:rFonts w:ascii="Consolas" w:hAnsi="Consolas"/>
                 <w:b/>
-                <w:color w:val="FFFFFF"/>
+                <w:color w:val="000000"/>
                 <w:sz w:val="26"/>
               </w:rPr>
               <w:t>01 Stabilize</w:t>
@@ -160,7 +160,7 @@
         <w:tc>
           <w:tcPr>
             <w:tcW w:type="dxa" w:w="5184"/>
-            <w:shd w:fill="EAF5F5"/>
+            <w:shd w:fill="091522"/>
           </w:tcPr>
           <w:p>
             <w:pPr>
@@ -170,7 +170,7 @@
               <w:rPr>
                 <w:rFonts w:ascii="Arial" w:hAnsi="Arial"/>
                 <w:b w:val="0"/>
-                <w:color w:val="17252B"/>
+                <w:color w:val="F3F3F4"/>
                 <w:sz w:val="21"/>
               </w:rPr>
               <w:t>Pause the worker and record the last acknowledged event ID. Confirm that the consumer is healthy before attempting a replay.</w:t>
@@ -188,7 +188,7 @@
           <w:rFonts w:ascii="Arial" w:hAnsi="Arial"/>
           <w:b w:val="0"/>
           <w:i w:val="0"/>
-          <w:color w:val="17252B"/>
+          <w:color w:val="F3F3F4"/>
           <w:sz w:val="4"/>
         </w:rPr>
       </w:r>
@@ -206,7 +206,7 @@
         <w:tc>
           <w:tcPr>
             <w:tcW w:type="dxa" w:w="5184"/>
-            <w:shd w:fill="07556A"/>
+            <w:shd w:fill="19DDE7"/>
           </w:tcPr>
           <w:p>
             <w:pPr>
@@ -216,7 +216,7 @@
               <w:rPr>
                 <w:rFonts w:ascii="Consolas" w:hAnsi="Consolas"/>
                 <w:b/>
-                <w:color w:val="FFFFFF"/>
+                <w:color w:val="000000"/>
                 <w:sz w:val="26"/>
               </w:rPr>
               <w:t>02 Recover</w:t>
@@ -226,7 +226,7 @@
         <w:tc>
           <w:tcPr>
             <w:tcW w:type="dxa" w:w="5184"/>
-            <w:shd w:fill="EAF5F5"/>
+            <w:shd w:fill="091522"/>
           </w:tcPr>
           <w:p>
             <w:pPr>
@@ -236,7 +236,7 @@
               <w:rPr>
                 <w:rFonts w:ascii="Arial" w:hAnsi="Arial"/>
                 <w:b w:val="0"/>
-                <w:color w:val="17252B"/>
+                <w:color w:val="F3F3F4"/>
                 <w:sz w:val="21"/>
               </w:rPr>
               <w:t>Replay the next 50 events from the checkpoint. Check duplicate handling and compare delivered IDs with acknowledgements.</w:t>
@@ -254,7 +254,7 @@
           <w:rFonts w:ascii="Arial" w:hAnsi="Arial"/>
           <w:b w:val="0"/>
           <w:i w:val="0"/>
-          <w:color w:val="17252B"/>
+          <w:color w:val="F3F3F4"/>
           <w:sz w:val="4"/>
         </w:rPr>
       </w:r>
@@ -272,7 +272,7 @@
         <w:tc>
           <w:tcPr>
             <w:tcW w:type="dxa" w:w="5184"/>
-            <w:shd w:fill="07556A"/>
+            <w:shd w:fill="19DDE7"/>
           </w:tcPr>
           <w:p>
             <w:pPr>
@@ -282,7 +282,7 @@
               <w:rPr>
                 <w:rFonts w:ascii="Consolas" w:hAnsi="Consolas"/>
                 <w:b/>
-                <w:color w:val="FFFFFF"/>
+                <w:color w:val="000000"/>
                 <w:sz w:val="26"/>
               </w:rPr>
               <w:t>03 Verify</w:t>
@@ -292,7 +292,7 @@
         <w:tc>
           <w:tcPr>
             <w:tcW w:type="dxa" w:w="5184"/>
-            <w:shd w:fill="EAF5F5"/>
+            <w:shd w:fill="091522"/>
           </w:tcPr>
           <w:p>
             <w:pPr>
@@ -302,7 +302,7 @@
               <w:rPr>
                 <w:rFonts w:ascii="Arial" w:hAnsi="Arial"/>
                 <w:b w:val="0"/>
-                <w:color w:val="17252B"/>
+                <w:color w:val="F3F3F4"/>
                 <w:sz w:val="21"/>
               </w:rPr>
               <w:t>Resume only when the batch reconciles and error rate remains below the agreed threshold. If it fails, pause again and retain the evidence.</w:t>
@@ -320,7 +320,7 @@
           <w:rFonts w:ascii="Arial" w:hAnsi="Arial"/>
           <w:b w:val="0"/>
           <w:i w:val="0"/>
-          <w:color w:val="17252B"/>
+          <w:color w:val="F3F3F4"/>
           <w:sz w:val="4"/>
         </w:rPr>
       </w:r>
@@ -350,7 +350,7 @@
         <w:tc>
           <w:tcPr>
             <w:tcW w:type="dxa" w:w="3456"/>
-            <w:shd w:fill="07556A"/>
+            <w:shd w:fill="19DDE7"/>
           </w:tcPr>
           <w:p>
             <w:pPr>
@@ -360,7 +360,7 @@
               <w:rPr>
                 <w:rFonts w:ascii="Arial" w:hAnsi="Arial"/>
                 <w:b/>
-                <w:color w:val="FFFFFF"/>
+                <w:color w:val="000000"/>
                 <w:sz w:val="20"/>
               </w:rPr>
               <w:t>Signal</w:t>
@@ -370,7 +370,7 @@
         <w:tc>
           <w:tcPr>
             <w:tcW w:type="dxa" w:w="3456"/>
-            <w:shd w:fill="07556A"/>
+            <w:shd w:fill="19DDE7"/>
           </w:tcPr>
           <w:p>
             <w:pPr>
@@ -380,7 +380,7 @@
               <w:rPr>
                 <w:rFonts w:ascii="Arial" w:hAnsi="Arial"/>
                 <w:b/>
-                <w:color w:val="FFFFFF"/>
+                <w:color w:val="000000"/>
                 <w:sz w:val="20"/>
               </w:rPr>
               <w:t>Proceed</w:t>
@@ -390,7 +390,7 @@
         <w:tc>
           <w:tcPr>
             <w:tcW w:type="dxa" w:w="3456"/>
-            <w:shd w:fill="07556A"/>
+            <w:shd w:fill="19DDE7"/>
           </w:tcPr>
           <w:p>
             <w:pPr>
@@ -400,7 +400,7 @@
               <w:rPr>
                 <w:rFonts w:ascii="Arial" w:hAnsi="Arial"/>
                 <w:b/>
-                <w:color w:val="FFFFFF"/>
+                <w:color w:val="000000"/>
                 <w:sz w:val="20"/>
               </w:rPr>
               <w:t>Stop</w:t>
@@ -415,7 +415,7 @@
         <w:tc>
           <w:tcPr>
             <w:tcW w:type="dxa" w:w="2592"/>
-            <w:shd w:fill="EAF5F5"/>
+            <w:shd w:fill="091522"/>
           </w:tcPr>
           <w:p>
             <w:pPr>
@@ -425,7 +425,7 @@
               <w:rPr>
                 <w:rFonts w:ascii="Arial" w:hAnsi="Arial"/>
                 <w:b/>
-                <w:color w:val="17252B"/>
+                <w:color w:val="F3F3F4"/>
                 <w:sz w:val="20"/>
               </w:rPr>
               <w:t>Acknowledgements</w:t>
@@ -435,7 +435,7 @@
         <w:tc>
           <w:tcPr>
             <w:tcW w:type="dxa" w:w="4147"/>
-            <w:shd w:fill="EAF5F5"/>
+            <w:shd w:fill="091522"/>
           </w:tcPr>
           <w:p>
             <w:pPr>
@@ -445,7 +445,7 @@
               <w:rPr>
                 <w:rFonts w:ascii="Arial" w:hAnsi="Arial"/>
                 <w:b w:val="0"/>
-                <w:color w:val="17252B"/>
+                <w:color w:val="F3F3F4"/>
                 <w:sz w:val="20"/>
               </w:rPr>
               <w:t>50 of 50 matched</w:t>
@@ -455,7 +455,7 @@
         <w:tc>
           <w:tcPr>
             <w:tcW w:type="dxa" w:w="3629"/>
-            <w:shd w:fill="EAF5F5"/>
+            <w:shd w:fill="091522"/>
           </w:tcPr>
           <w:p>
             <w:pPr>
@@ -465,7 +465,7 @@
               <w:rPr>
                 <w:rFonts w:ascii="Arial" w:hAnsi="Arial"/>
                 <w:b w:val="0"/>
-                <w:color w:val="17252B"/>
+                <w:color w:val="F3F3F4"/>
                 <w:sz w:val="20"/>
               </w:rPr>
               <w:t>Any missing ID</w:t>
@@ -480,7 +480,7 @@
         <w:tc>
           <w:tcPr>
             <w:tcW w:type="dxa" w:w="2592"/>
-            <w:shd w:fill="FFFFFF"/>
+            <w:shd w:fill="091522"/>
           </w:tcPr>
           <w:p>
             <w:pPr>
@@ -490,7 +490,7 @@
               <w:rPr>
                 <w:rFonts w:ascii="Arial" w:hAnsi="Arial"/>
                 <w:b/>
-                <w:color w:val="17252B"/>
+                <w:color w:val="F3F3F4"/>
                 <w:sz w:val="20"/>
               </w:rPr>
               <w:t>Duplicates</w:t>
@@ -500,7 +500,7 @@
         <w:tc>
           <w:tcPr>
             <w:tcW w:type="dxa" w:w="4147"/>
-            <w:shd w:fill="FFFFFF"/>
+            <w:shd w:fill="091522"/>
           </w:tcPr>
           <w:p>
             <w:pPr>
@@ -510,7 +510,7 @@
               <w:rPr>
                 <w:rFonts w:ascii="Arial" w:hAnsi="Arial"/>
                 <w:b w:val="0"/>
-                <w:color w:val="17252B"/>
+                <w:color w:val="F3F3F4"/>
                 <w:sz w:val="20"/>
               </w:rPr>
               <w:t>Handled idempotently</w:t>
@@ -520,7 +520,7 @@
         <w:tc>
           <w:tcPr>
             <w:tcW w:type="dxa" w:w="3629"/>
-            <w:shd w:fill="FFFFFF"/>
+            <w:shd w:fill="091522"/>
           </w:tcPr>
           <w:p>
             <w:pPr>
@@ -530,7 +530,7 @@
               <w:rPr>
                 <w:rFonts w:ascii="Arial" w:hAnsi="Arial"/>
                 <w:b w:val="0"/>
-                <w:color w:val="17252B"/>
+                <w:color w:val="F3F3F4"/>
                 <w:sz w:val="20"/>
               </w:rPr>
               <w:t>Side effect repeated</w:t>
@@ -545,7 +545,7 @@
         <w:tc>
           <w:tcPr>
             <w:tcW w:type="dxa" w:w="2592"/>
-            <w:shd w:fill="EAF5F5"/>
+            <w:shd w:fill="091522"/>
           </w:tcPr>
           <w:p>
             <w:pPr>
@@ -555,7 +555,7 @@
               <w:rPr>
                 <w:rFonts w:ascii="Arial" w:hAnsi="Arial"/>
                 <w:b/>
-                <w:color w:val="17252B"/>
+                <w:color w:val="F3F3F4"/>
                 <w:sz w:val="20"/>
               </w:rPr>
               <w:t>Consumer health</w:t>
@@ -565,7 +565,7 @@
         <w:tc>
           <w:tcPr>
             <w:tcW w:type="dxa" w:w="4147"/>
-            <w:shd w:fill="EAF5F5"/>
+            <w:shd w:fill="091522"/>
           </w:tcPr>
           <w:p>
             <w:pPr>
@@ -575,7 +575,7 @@
               <w:rPr>
                 <w:rFonts w:ascii="Arial" w:hAnsi="Arial"/>
                 <w:b w:val="0"/>
-                <w:color w:val="17252B"/>
+                <w:color w:val="F3F3F4"/>
                 <w:sz w:val="20"/>
               </w:rPr>
               <w:t>Checks passing</w:t>
@@ -585,7 +585,7 @@
         <w:tc>
           <w:tcPr>
             <w:tcW w:type="dxa" w:w="3629"/>
-            <w:shd w:fill="EAF5F5"/>
+            <w:shd w:fill="091522"/>
           </w:tcPr>
           <w:p>
             <w:pPr>
@@ -595,7 +595,7 @@
               <w:rPr>
                 <w:rFonts w:ascii="Arial" w:hAnsi="Arial"/>
                 <w:b w:val="0"/>
-                <w:color w:val="17252B"/>
+                <w:color w:val="F3F3F4"/>
                 <w:sz w:val="20"/>
               </w:rPr>
               <w:t>Timeout or error</w:t>
@@ -613,7 +613,7 @@
           <w:rFonts w:ascii="Arial" w:hAnsi="Arial"/>
           <w:b/>
           <w:i w:val="0"/>
-          <w:color w:val="07556A"/>
+          <w:color w:val="FF8DA0"/>
           <w:sz w:val="22"/>
         </w:rPr>
         <w:t>STOP: Any unmatched event means pause and preserve the checkpoint.</w:t>
@@ -628,7 +628,7 @@
           <w:rFonts w:ascii="Arial" w:hAnsi="Arial"/>
           <w:b/>
           <w:i w:val="0"/>
-          <w:color w:val="07556A"/>
+          <w:color w:val="19DDE7"/>
           <w:sz w:val="18"/>
         </w:rPr>
         <w:t>Synthetic operational example · Commands require environment-specific review.</w:t>
@@ -636,6 +636,7 @@
     </w:p>
     <w:sectPr>
       <w:footerReference w:type="default" r:id="rId9"/>
+      <w:headerReference w:type="default" r:id="rId10"/>
       <w:pgSz w:w="12240" w:h="15840"/>
       <w:pgMar w:top="792" w:right="936" w:bottom="792" w:left="936" w:header="720" w:footer="720" w:gutter="0"/>
       <w:cols w:space="720"/>
@@ -653,13 +654,30 @@
     </w:pPr>
     <w:r>
       <w:rPr>
-        <w:color w:val="07556A"/>
+        <w:color w:val="F3F3F4"/>
         <w:sz w:val="16"/>
       </w:rPr>
       <w:t>DAZZLER  /  FICTIONAL EXAMPLE  /  TECHNICAL</w:t>
     </w:r>
   </w:p>
 </w:ftr>
+</file>
+
+<file path=word/header1.xml><?xml version="1.0" encoding="utf-8"?>
+<w:hdr xmlns:m="http://schemas.openxmlformats.org/officeDocument/2006/math" xmlns:mc="http://schemas.openxmlformats.org/markup-compatibility/2006" xmlns:mo="http://schemas.microsoft.com/office/mac/office/2008/main" xmlns:mv="urn:schemas-microsoft-com:mac:vml" xmlns:o="urn:schemas-microsoft-com:office:office" xmlns:r="http://schemas.openxmlformats.org/officeDocument/2006/relationships" xmlns:v="urn:schemas-microsoft-com:vml" xmlns:w10="urn:schemas-microsoft-com:office:word" xmlns:w14="http://schemas.microsoft.com/office/word/2010/wordml" xmlns:w="http://schemas.openxmlformats.org/wordprocessingml/2006/main" xmlns:wne="http://schemas.microsoft.com/office/word/2006/wordml" xmlns:wp14="http://schemas.microsoft.com/office/word/2010/wordprocessingDrawing" xmlns:wp="http://schemas.openxmlformats.org/drawingml/2006/wordprocessingDrawing" xmlns:wpc="http://schemas.microsoft.com/office/word/2010/wordprocessingCanvas" xmlns:wpg="http://schemas.microsoft.com/office/word/2010/wordprocessingGroup" xmlns:wpi="http://schemas.microsoft.com/office/word/2010/wordprocessingInk" xmlns:wps="http://schemas.microsoft.com/office/word/2010/wordprocessingShape" mc:Ignorable="w14 wp14">
+  <w:p>
+    <w:pPr>
+      <w:pStyle w:val="Header"/>
+    </w:pPr>
+    <w:r>
+      <w:pict>
+        <v:rect id="DazzlerPageSurface" style="position:absolute;margin-left:0;margin-top:0;width:612.0pt;height:792.0pt;z-index:-251654144;mso-position-horizontal-relative:page;mso-position-vertical-relative:page" fillcolor="#091522" stroked="f">
+          <v:fill color="#091522"/>
+        </v:rect>
+      </w:pict>
+    </w:r>
+  </w:p>
+</w:hdr>
 </file>
 
 <file path=word/numbering.xml><?xml version="1.0" encoding="utf-8"?>

--- a/skills/dazzler-frontend/assets/templates/docx/technical.docx
+++ b/skills/dazzler-frontend/assets/templates/docx/technical.docx
@@ -4,30 +4,28 @@
   <w:body>
     <w:p>
       <w:pPr>
-        <w:spacing w:after="280" w:line="269" w:lineRule="auto"/>
+        <w:spacing w:after="140" w:line="269" w:lineRule="auto"/>
       </w:pPr>
       <w:r>
         <w:rPr>
-          <w:rFonts w:ascii="Arial" w:hAnsi="Arial"/>
+          <w:rFonts w:ascii="Consolas" w:hAnsi="Consolas"/>
           <w:b/>
-          <w:i w:val="0"/>
-          <w:color w:val="19DDE7"/>
+          <w:color w:val="164BB5"/>
           <w:sz w:val="18"/>
         </w:rPr>
-        <w:t>RELAY / OPERATIONS RUNBOOK 07</w:t>
+        <w:t>RELAY / OPERATIONS RUNBOOK 07 / RECOVERY DECISION TREE</w:t>
       </w:r>
     </w:p>
     <w:p>
       <w:pPr>
         <w:pStyle w:val="Title"/>
-        <w:spacing w:after="160" w:line="269" w:lineRule="auto"/>
+        <w:spacing w:after="140" w:line="269" w:lineRule="auto"/>
       </w:pPr>
       <w:r>
         <w:rPr>
           <w:rFonts w:ascii="Consolas" w:hAnsi="Consolas"/>
           <w:b/>
-          <w:i w:val="0"/>
-          <w:color w:val="19DDE7"/>
+          <w:color w:val="000000"/>
           <w:sz w:val="64"/>
         </w:rPr>
         <w:t>Relay Queue Recovery Runbook</w:t>
@@ -35,15 +33,14 @@
     </w:p>
     <w:p>
       <w:pPr>
-        <w:spacing w:after="280" w:line="269" w:lineRule="auto"/>
+        <w:spacing w:after="140" w:line="269" w:lineRule="auto"/>
       </w:pPr>
       <w:r>
         <w:rPr>
           <w:rFonts w:ascii="Consolas" w:hAnsi="Consolas"/>
-          <w:b w:val="0"/>
-          <w:i w:val="0"/>
-          <w:color w:val="F3F3F4"/>
-          <w:sz w:val="26"/>
+          <w:b/>
+          <w:color w:val="164BB5"/>
+          <w:sz w:val="24"/>
         </w:rPr>
         <w:t>Pause delivery before replaying events. Confirm the checkpoint, then resume in a controlled batch.</w:t>
       </w:r>
@@ -54,60 +51,27 @@
         <w:tblLook w:firstColumn="1" w:firstRow="1" w:lastColumn="0" w:lastRow="0" w:noHBand="0" w:noVBand="1" w:val="04A0"/>
       </w:tblPr>
       <w:tblGrid>
-        <w:gridCol w:w="3024"/>
-        <w:gridCol w:w="5184"/>
+        <w:gridCol w:w="15120"/>
       </w:tblGrid>
       <w:tr>
         <w:tc>
           <w:tcPr>
-            <w:tcW w:type="dxa" w:w="5184"/>
-            <w:shd w:fill="19DDE7"/>
+            <w:tcW w:type="dxa" w:w="15120"/>
+            <w:shd w:fill="164BB5"/>
           </w:tcPr>
+          <w:p/>
           <w:p>
             <w:pPr>
-              <w:spacing w:after="160" w:line="269" w:lineRule="auto"/>
+              <w:spacing w:after="140" w:line="269" w:lineRule="auto"/>
             </w:pPr>
             <w:r>
               <w:rPr>
                 <w:rFonts w:ascii="Consolas" w:hAnsi="Consolas"/>
                 <w:b/>
-                <w:color w:val="000000"/>
-                <w:sz w:val="64"/>
+                <w:color w:val="FFFFFF"/>
+                <w:sz w:val="40"/>
               </w:rPr>
-              <w:t>50</w:t>
-            </w:r>
-          </w:p>
-          <w:p>
-            <w:pPr>
-              <w:spacing w:after="160" w:line="269" w:lineRule="auto"/>
-            </w:pPr>
-            <w:r>
-              <w:rPr>
-                <w:rFonts w:ascii="Arial" w:hAnsi="Arial"/>
-                <w:b w:val="0"/>
-                <w:color w:val="000000"/>
-                <w:sz w:val="20"/>
-              </w:rPr>
-              <w:t>events in the first recovery batch</w:t>
-            </w:r>
-          </w:p>
-        </w:tc>
-        <w:tc>
-          <w:tcPr>
-            <w:tcW w:type="dxa" w:w="5184"/>
-          </w:tcPr>
-          <w:p>
-            <w:pPr>
-              <w:spacing w:after="160" w:line="269" w:lineRule="auto"/>
-            </w:pPr>
-            <w:r>
-              <w:rPr>
-                <w:rFonts w:ascii="Arial" w:hAnsi="Arial"/>
-                <w:b w:val="0"/>
-                <w:color w:val="F3F3F4"/>
-                <w:sz w:val="22"/>
-              </w:rPr>
-              <w:t>This fictional runbook handles a stalled delivery queue. It demonstrates a safe sequence; adapt commands and thresholds to the actual system before operational use.</w:t>
+              <w:t>PAUSE  &gt;  CHECKPOINT  &gt;  REPLAY  &gt;  VERIFY</w:t>
             </w:r>
           </w:p>
         </w:tc>
@@ -115,16 +79,30 @@
     </w:tbl>
     <w:p>
       <w:pPr>
-        <w:spacing w:after="40" w:line="269" w:lineRule="auto"/>
+        <w:spacing w:after="140" w:line="269" w:lineRule="auto"/>
       </w:pPr>
       <w:r>
         <w:rPr>
-          <w:rFonts w:ascii="Arial" w:hAnsi="Arial"/>
+          <w:rFonts w:ascii="Consolas" w:hAnsi="Consolas"/>
+          <w:b/>
+          <w:color w:val="164BB5"/>
+          <w:sz w:val="40"/>
+        </w:rPr>
+        <w:t>50 events in the first batch</w:t>
+      </w:r>
+    </w:p>
+    <w:p>
+      <w:pPr>
+        <w:spacing w:after="140" w:line="269" w:lineRule="auto"/>
+      </w:pPr>
+      <w:r>
+        <w:rPr>
+          <w:rFonts w:ascii="Consolas" w:hAnsi="Consolas"/>
           <w:b w:val="0"/>
-          <w:i w:val="0"/>
-          <w:color w:val="F3F3F4"/>
-          <w:sz w:val="6"/>
+          <w:color w:val="17212B"/>
+          <w:sz w:val="22"/>
         </w:rPr>
+        <w:t>This fictional runbook handles a stalled delivery queue. It demonstrates a safe sequence; adapt commands and thresholds to the actual system before operational use.</w:t>
       </w:r>
     </w:p>
     <w:tbl>
@@ -133,177 +111,114 @@
         <w:tblLook w:firstColumn="1" w:firstRow="1" w:lastColumn="0" w:lastRow="0" w:noHBand="0" w:noVBand="1" w:val="04A0"/>
       </w:tblPr>
       <w:tblGrid>
-        <w:gridCol w:w="2592"/>
-        <w:gridCol w:w="5184"/>
+        <w:gridCol w:w="5040"/>
+        <w:gridCol w:w="5040"/>
+        <w:gridCol w:w="5040"/>
       </w:tblGrid>
       <w:tr>
         <w:tc>
           <w:tcPr>
-            <w:tcW w:type="dxa" w:w="5184"/>
-            <w:shd w:fill="19DDE7"/>
+            <w:tcW w:type="dxa" w:w="5040"/>
+            <w:shd w:fill="E7EFFF"/>
           </w:tcPr>
+          <w:p/>
           <w:p>
             <w:pPr>
-              <w:spacing w:after="160" w:line="269" w:lineRule="auto"/>
+              <w:pStyle w:val="Heading1"/>
+              <w:spacing w:after="140" w:line="269" w:lineRule="auto"/>
             </w:pPr>
             <w:r>
               <w:rPr>
                 <w:rFonts w:ascii="Consolas" w:hAnsi="Consolas"/>
                 <w:b/>
-                <w:color w:val="000000"/>
-                <w:sz w:val="26"/>
+                <w:color w:val="164BB5"/>
+                <w:sz w:val="30"/>
               </w:rPr>
               <w:t>01 Stabilize</w:t>
+            </w:r>
+          </w:p>
+          <w:p>
+            <w:pPr>
+              <w:spacing w:after="140" w:line="269" w:lineRule="auto"/>
+            </w:pPr>
+            <w:r>
+              <w:rPr>
+                <w:rFonts w:ascii="Consolas" w:hAnsi="Consolas"/>
+                <w:b w:val="0"/>
+                <w:color w:val="17212B"/>
+                <w:sz w:val="22"/>
+              </w:rPr>
+              <w:t>Pause the worker and record the last acknowledged event ID. Confirm that the consumer is healthy before attempting a replay.</w:t>
             </w:r>
           </w:p>
         </w:tc>
         <w:tc>
           <w:tcPr>
-            <w:tcW w:type="dxa" w:w="5184"/>
-            <w:shd w:fill="091522"/>
+            <w:tcW w:type="dxa" w:w="5040"/>
+            <w:shd w:fill="E7EFFF"/>
           </w:tcPr>
+          <w:p/>
           <w:p>
             <w:pPr>
-              <w:spacing w:after="160" w:line="269" w:lineRule="auto"/>
-            </w:pPr>
-            <w:r>
-              <w:rPr>
-                <w:rFonts w:ascii="Arial" w:hAnsi="Arial"/>
-                <w:b w:val="0"/>
-                <w:color w:val="F3F3F4"/>
-                <w:sz w:val="21"/>
-              </w:rPr>
-              <w:t>Pause the worker and record the last acknowledged event ID. Confirm that the consumer is healthy before attempting a replay.</w:t>
-            </w:r>
-          </w:p>
-        </w:tc>
-      </w:tr>
-    </w:tbl>
-    <w:p>
-      <w:pPr>
-        <w:spacing w:after="60" w:line="269" w:lineRule="auto"/>
-      </w:pPr>
-      <w:r>
-        <w:rPr>
-          <w:rFonts w:ascii="Arial" w:hAnsi="Arial"/>
-          <w:b w:val="0"/>
-          <w:i w:val="0"/>
-          <w:color w:val="F3F3F4"/>
-          <w:sz w:val="4"/>
-        </w:rPr>
-      </w:r>
-    </w:p>
-    <w:tbl>
-      <w:tblPr>
-        <w:tblW w:type="auto" w:w="0"/>
-        <w:tblLook w:firstColumn="1" w:firstRow="1" w:lastColumn="0" w:lastRow="0" w:noHBand="0" w:noVBand="1" w:val="04A0"/>
-      </w:tblPr>
-      <w:tblGrid>
-        <w:gridCol w:w="2592"/>
-        <w:gridCol w:w="5184"/>
-      </w:tblGrid>
-      <w:tr>
-        <w:tc>
-          <w:tcPr>
-            <w:tcW w:type="dxa" w:w="5184"/>
-            <w:shd w:fill="19DDE7"/>
-          </w:tcPr>
-          <w:p>
-            <w:pPr>
-              <w:spacing w:after="160" w:line="269" w:lineRule="auto"/>
+              <w:pStyle w:val="Heading1"/>
+              <w:spacing w:after="140" w:line="269" w:lineRule="auto"/>
             </w:pPr>
             <w:r>
               <w:rPr>
                 <w:rFonts w:ascii="Consolas" w:hAnsi="Consolas"/>
                 <w:b/>
-                <w:color w:val="000000"/>
-                <w:sz w:val="26"/>
+                <w:color w:val="164BB5"/>
+                <w:sz w:val="30"/>
               </w:rPr>
               <w:t>02 Recover</w:t>
+            </w:r>
+          </w:p>
+          <w:p>
+            <w:pPr>
+              <w:spacing w:after="140" w:line="269" w:lineRule="auto"/>
+            </w:pPr>
+            <w:r>
+              <w:rPr>
+                <w:rFonts w:ascii="Consolas" w:hAnsi="Consolas"/>
+                <w:b w:val="0"/>
+                <w:color w:val="17212B"/>
+                <w:sz w:val="22"/>
+              </w:rPr>
+              <w:t>Replay the next 50 events from the checkpoint. Check duplicate handling and compare delivered IDs with acknowledgements.</w:t>
             </w:r>
           </w:p>
         </w:tc>
         <w:tc>
           <w:tcPr>
-            <w:tcW w:type="dxa" w:w="5184"/>
-            <w:shd w:fill="091522"/>
+            <w:tcW w:type="dxa" w:w="5040"/>
+            <w:shd w:fill="E7EFFF"/>
           </w:tcPr>
+          <w:p/>
           <w:p>
             <w:pPr>
-              <w:spacing w:after="160" w:line="269" w:lineRule="auto"/>
-            </w:pPr>
-            <w:r>
-              <w:rPr>
-                <w:rFonts w:ascii="Arial" w:hAnsi="Arial"/>
-                <w:b w:val="0"/>
-                <w:color w:val="F3F3F4"/>
-                <w:sz w:val="21"/>
-              </w:rPr>
-              <w:t>Replay the next 50 events from the checkpoint. Check duplicate handling and compare delivered IDs with acknowledgements.</w:t>
-            </w:r>
-          </w:p>
-        </w:tc>
-      </w:tr>
-    </w:tbl>
-    <w:p>
-      <w:pPr>
-        <w:spacing w:after="60" w:line="269" w:lineRule="auto"/>
-      </w:pPr>
-      <w:r>
-        <w:rPr>
-          <w:rFonts w:ascii="Arial" w:hAnsi="Arial"/>
-          <w:b w:val="0"/>
-          <w:i w:val="0"/>
-          <w:color w:val="F3F3F4"/>
-          <w:sz w:val="4"/>
-        </w:rPr>
-      </w:r>
-    </w:p>
-    <w:tbl>
-      <w:tblPr>
-        <w:tblW w:type="auto" w:w="0"/>
-        <w:tblLook w:firstColumn="1" w:firstRow="1" w:lastColumn="0" w:lastRow="0" w:noHBand="0" w:noVBand="1" w:val="04A0"/>
-      </w:tblPr>
-      <w:tblGrid>
-        <w:gridCol w:w="2592"/>
-        <w:gridCol w:w="5184"/>
-      </w:tblGrid>
-      <w:tr>
-        <w:tc>
-          <w:tcPr>
-            <w:tcW w:type="dxa" w:w="5184"/>
-            <w:shd w:fill="19DDE7"/>
-          </w:tcPr>
-          <w:p>
-            <w:pPr>
-              <w:spacing w:after="160" w:line="269" w:lineRule="auto"/>
+              <w:pStyle w:val="Heading1"/>
+              <w:spacing w:after="140" w:line="269" w:lineRule="auto"/>
             </w:pPr>
             <w:r>
               <w:rPr>
                 <w:rFonts w:ascii="Consolas" w:hAnsi="Consolas"/>
                 <w:b/>
-                <w:color w:val="000000"/>
-                <w:sz w:val="26"/>
+                <w:color w:val="164BB5"/>
+                <w:sz w:val="30"/>
               </w:rPr>
               <w:t>03 Verify</w:t>
             </w:r>
           </w:p>
-        </w:tc>
-        <w:tc>
-          <w:tcPr>
-            <w:tcW w:type="dxa" w:w="5184"/>
-            <w:shd w:fill="091522"/>
-          </w:tcPr>
           <w:p>
             <w:pPr>
-              <w:spacing w:after="160" w:line="269" w:lineRule="auto"/>
+              <w:spacing w:after="140" w:line="269" w:lineRule="auto"/>
             </w:pPr>
             <w:r>
               <w:rPr>
-                <w:rFonts w:ascii="Arial" w:hAnsi="Arial"/>
+                <w:rFonts w:ascii="Consolas" w:hAnsi="Consolas"/>
                 <w:b w:val="0"/>
-                <w:color w:val="F3F3F4"/>
-                <w:sz w:val="21"/>
+                <w:color w:val="17212B"/>
+                <w:sz w:val="22"/>
               </w:rPr>
               <w:t>Resume only when the batch reconciles and error rate remains below the agreed threshold. If it fails, pause again and retain the evidence.</w:t>
             </w:r>
@@ -311,56 +226,34 @@
         </w:tc>
       </w:tr>
     </w:tbl>
-    <w:p>
-      <w:pPr>
-        <w:spacing w:after="60" w:line="269" w:lineRule="auto"/>
-      </w:pPr>
-      <w:r>
-        <w:rPr>
-          <w:rFonts w:ascii="Arial" w:hAnsi="Arial"/>
-          <w:b w:val="0"/>
-          <w:i w:val="0"/>
-          <w:color w:val="F3F3F4"/>
-          <w:sz w:val="4"/>
-        </w:rPr>
-      </w:r>
-    </w:p>
     <w:tbl>
       <w:tblPr>
         <w:tblW w:type="auto" w:w="0"/>
-        <w:tblLayout w:type="fixed"/>
         <w:tblLook w:firstColumn="1" w:firstRow="1" w:lastColumn="0" w:lastRow="0" w:noHBand="0" w:noVBand="1" w:val="04A0"/>
-        <w:tblCellMar>
-          <w:top w:w="90" w:type="dxa"/>
-          <w:left w:w="90" w:type="dxa"/>
-          <w:bottom w:w="90" w:type="dxa"/>
-          <w:right w:w="90" w:type="dxa"/>
-        </w:tblCellMar>
       </w:tblPr>
       <w:tblGrid>
-        <w:gridCol w:w="2592"/>
-        <w:gridCol w:w="4147"/>
-        <w:gridCol w:w="3629"/>
+        <w:gridCol w:w="5040"/>
+        <w:gridCol w:w="5040"/>
+        <w:gridCol w:w="5040"/>
       </w:tblGrid>
       <w:tr>
         <w:trPr>
-          <w:cantSplit/>
           <w:tblHeader/>
         </w:trPr>
         <w:tc>
           <w:tcPr>
-            <w:tcW w:type="dxa" w:w="3456"/>
-            <w:shd w:fill="19DDE7"/>
+            <w:tcW w:type="dxa" w:w="5040"/>
+            <w:shd w:fill="164BB5"/>
           </w:tcPr>
           <w:p>
             <w:pPr>
-              <w:spacing w:after="160" w:line="269" w:lineRule="auto"/>
+              <w:spacing w:after="160" w:before="100"/>
             </w:pPr>
             <w:r>
               <w:rPr>
-                <w:rFonts w:ascii="Arial" w:hAnsi="Arial"/>
+                <w:rFonts w:ascii="Consolas" w:hAnsi="Consolas"/>
                 <w:b/>
-                <w:color w:val="000000"/>
+                <w:color w:val="FFFFFF"/>
                 <w:sz w:val="20"/>
               </w:rPr>
               <w:t>Signal</w:t>
@@ -369,18 +262,18 @@
         </w:tc>
         <w:tc>
           <w:tcPr>
-            <w:tcW w:type="dxa" w:w="3456"/>
-            <w:shd w:fill="19DDE7"/>
+            <w:tcW w:type="dxa" w:w="5040"/>
+            <w:shd w:fill="164BB5"/>
           </w:tcPr>
           <w:p>
             <w:pPr>
-              <w:spacing w:after="160" w:line="269" w:lineRule="auto"/>
+              <w:spacing w:after="160" w:before="100"/>
             </w:pPr>
             <w:r>
               <w:rPr>
-                <w:rFonts w:ascii="Arial" w:hAnsi="Arial"/>
+                <w:rFonts w:ascii="Consolas" w:hAnsi="Consolas"/>
                 <w:b/>
-                <w:color w:val="000000"/>
+                <w:color w:val="FFFFFF"/>
                 <w:sz w:val="20"/>
               </w:rPr>
               <w:t>Proceed</w:t>
@@ -389,18 +282,18 @@
         </w:tc>
         <w:tc>
           <w:tcPr>
-            <w:tcW w:type="dxa" w:w="3456"/>
-            <w:shd w:fill="19DDE7"/>
+            <w:tcW w:type="dxa" w:w="5040"/>
+            <w:shd w:fill="164BB5"/>
           </w:tcPr>
           <w:p>
             <w:pPr>
-              <w:spacing w:after="160" w:line="269" w:lineRule="auto"/>
+              <w:spacing w:after="160" w:before="100"/>
             </w:pPr>
             <w:r>
               <w:rPr>
-                <w:rFonts w:ascii="Arial" w:hAnsi="Arial"/>
+                <w:rFonts w:ascii="Consolas" w:hAnsi="Consolas"/>
                 <w:b/>
-                <w:color w:val="000000"/>
+                <w:color w:val="FFFFFF"/>
                 <w:sz w:val="20"/>
               </w:rPr>
               <w:t>Stop</w:t>
@@ -409,23 +302,20 @@
         </w:tc>
       </w:tr>
       <w:tr>
-        <w:trPr>
-          <w:cantSplit/>
-        </w:trPr>
         <w:tc>
           <w:tcPr>
-            <w:tcW w:type="dxa" w:w="2592"/>
-            <w:shd w:fill="091522"/>
+            <w:tcW w:type="dxa" w:w="5040"/>
+            <w:shd w:fill="E7EFFF"/>
           </w:tcPr>
           <w:p>
             <w:pPr>
-              <w:spacing w:after="160" w:line="269" w:lineRule="auto"/>
+              <w:spacing w:after="160" w:before="100"/>
             </w:pPr>
             <w:r>
               <w:rPr>
-                <w:rFonts w:ascii="Arial" w:hAnsi="Arial"/>
-                <w:b/>
-                <w:color w:val="F3F3F4"/>
+                <w:rFonts w:ascii="Consolas" w:hAnsi="Consolas"/>
+                <w:b w:val="0"/>
+                <w:color w:val="17212B"/>
                 <w:sz w:val="20"/>
               </w:rPr>
               <w:t>Acknowledgements</w:t>
@@ -434,18 +324,18 @@
         </w:tc>
         <w:tc>
           <w:tcPr>
-            <w:tcW w:type="dxa" w:w="4147"/>
-            <w:shd w:fill="091522"/>
+            <w:tcW w:type="dxa" w:w="5040"/>
+            <w:shd w:fill="E7EFFF"/>
           </w:tcPr>
           <w:p>
             <w:pPr>
-              <w:spacing w:after="160" w:line="269" w:lineRule="auto"/>
+              <w:spacing w:after="160" w:before="100"/>
             </w:pPr>
             <w:r>
               <w:rPr>
-                <w:rFonts w:ascii="Arial" w:hAnsi="Arial"/>
+                <w:rFonts w:ascii="Consolas" w:hAnsi="Consolas"/>
                 <w:b w:val="0"/>
-                <w:color w:val="F3F3F4"/>
+                <w:color w:val="17212B"/>
                 <w:sz w:val="20"/>
               </w:rPr>
               <w:t>50 of 50 matched</w:t>
@@ -454,18 +344,18 @@
         </w:tc>
         <w:tc>
           <w:tcPr>
-            <w:tcW w:type="dxa" w:w="3629"/>
-            <w:shd w:fill="091522"/>
+            <w:tcW w:type="dxa" w:w="5040"/>
+            <w:shd w:fill="E7EFFF"/>
           </w:tcPr>
           <w:p>
             <w:pPr>
-              <w:spacing w:after="160" w:line="269" w:lineRule="auto"/>
+              <w:spacing w:after="160" w:before="100"/>
             </w:pPr>
             <w:r>
               <w:rPr>
-                <w:rFonts w:ascii="Arial" w:hAnsi="Arial"/>
+                <w:rFonts w:ascii="Consolas" w:hAnsi="Consolas"/>
                 <w:b w:val="0"/>
-                <w:color w:val="F3F3F4"/>
+                <w:color w:val="17212B"/>
                 <w:sz w:val="20"/>
               </w:rPr>
               <w:t>Any missing ID</w:t>
@@ -474,23 +364,20 @@
         </w:tc>
       </w:tr>
       <w:tr>
-        <w:trPr>
-          <w:cantSplit/>
-        </w:trPr>
         <w:tc>
           <w:tcPr>
-            <w:tcW w:type="dxa" w:w="2592"/>
-            <w:shd w:fill="091522"/>
+            <w:tcW w:type="dxa" w:w="5040"/>
+            <w:shd w:fill="FFFFFF"/>
           </w:tcPr>
           <w:p>
             <w:pPr>
-              <w:spacing w:after="160" w:line="269" w:lineRule="auto"/>
+              <w:spacing w:after="160" w:before="100"/>
             </w:pPr>
             <w:r>
               <w:rPr>
-                <w:rFonts w:ascii="Arial" w:hAnsi="Arial"/>
-                <w:b/>
-                <w:color w:val="F3F3F4"/>
+                <w:rFonts w:ascii="Consolas" w:hAnsi="Consolas"/>
+                <w:b w:val="0"/>
+                <w:color w:val="17212B"/>
                 <w:sz w:val="20"/>
               </w:rPr>
               <w:t>Duplicates</w:t>
@@ -499,18 +386,18 @@
         </w:tc>
         <w:tc>
           <w:tcPr>
-            <w:tcW w:type="dxa" w:w="4147"/>
-            <w:shd w:fill="091522"/>
+            <w:tcW w:type="dxa" w:w="5040"/>
+            <w:shd w:fill="FFFFFF"/>
           </w:tcPr>
           <w:p>
             <w:pPr>
-              <w:spacing w:after="160" w:line="269" w:lineRule="auto"/>
+              <w:spacing w:after="160" w:before="100"/>
             </w:pPr>
             <w:r>
               <w:rPr>
-                <w:rFonts w:ascii="Arial" w:hAnsi="Arial"/>
+                <w:rFonts w:ascii="Consolas" w:hAnsi="Consolas"/>
                 <w:b w:val="0"/>
-                <w:color w:val="F3F3F4"/>
+                <w:color w:val="17212B"/>
                 <w:sz w:val="20"/>
               </w:rPr>
               <w:t>Handled idempotently</w:t>
@@ -519,18 +406,18 @@
         </w:tc>
         <w:tc>
           <w:tcPr>
-            <w:tcW w:type="dxa" w:w="3629"/>
-            <w:shd w:fill="091522"/>
+            <w:tcW w:type="dxa" w:w="5040"/>
+            <w:shd w:fill="FFFFFF"/>
           </w:tcPr>
           <w:p>
             <w:pPr>
-              <w:spacing w:after="160" w:line="269" w:lineRule="auto"/>
+              <w:spacing w:after="160" w:before="100"/>
             </w:pPr>
             <w:r>
               <w:rPr>
-                <w:rFonts w:ascii="Arial" w:hAnsi="Arial"/>
+                <w:rFonts w:ascii="Consolas" w:hAnsi="Consolas"/>
                 <w:b w:val="0"/>
-                <w:color w:val="F3F3F4"/>
+                <w:color w:val="17212B"/>
                 <w:sz w:val="20"/>
               </w:rPr>
               <w:t>Side effect repeated</w:t>
@@ -539,23 +426,20 @@
         </w:tc>
       </w:tr>
       <w:tr>
-        <w:trPr>
-          <w:cantSplit/>
-        </w:trPr>
         <w:tc>
           <w:tcPr>
-            <w:tcW w:type="dxa" w:w="2592"/>
-            <w:shd w:fill="091522"/>
+            <w:tcW w:type="dxa" w:w="5040"/>
+            <w:shd w:fill="E7EFFF"/>
           </w:tcPr>
           <w:p>
             <w:pPr>
-              <w:spacing w:after="160" w:line="269" w:lineRule="auto"/>
+              <w:spacing w:after="160" w:before="100"/>
             </w:pPr>
             <w:r>
               <w:rPr>
-                <w:rFonts w:ascii="Arial" w:hAnsi="Arial"/>
-                <w:b/>
-                <w:color w:val="F3F3F4"/>
+                <w:rFonts w:ascii="Consolas" w:hAnsi="Consolas"/>
+                <w:b w:val="0"/>
+                <w:color w:val="17212B"/>
                 <w:sz w:val="20"/>
               </w:rPr>
               <w:t>Consumer health</w:t>
@@ -564,18 +448,18 @@
         </w:tc>
         <w:tc>
           <w:tcPr>
-            <w:tcW w:type="dxa" w:w="4147"/>
-            <w:shd w:fill="091522"/>
+            <w:tcW w:type="dxa" w:w="5040"/>
+            <w:shd w:fill="E7EFFF"/>
           </w:tcPr>
           <w:p>
             <w:pPr>
-              <w:spacing w:after="160" w:line="269" w:lineRule="auto"/>
+              <w:spacing w:after="160" w:before="100"/>
             </w:pPr>
             <w:r>
               <w:rPr>
-                <w:rFonts w:ascii="Arial" w:hAnsi="Arial"/>
+                <w:rFonts w:ascii="Consolas" w:hAnsi="Consolas"/>
                 <w:b w:val="0"/>
-                <w:color w:val="F3F3F4"/>
+                <w:color w:val="17212B"/>
                 <w:sz w:val="20"/>
               </w:rPr>
               <w:t>Checks passing</w:t>
@@ -584,18 +468,18 @@
         </w:tc>
         <w:tc>
           <w:tcPr>
-            <w:tcW w:type="dxa" w:w="3629"/>
-            <w:shd w:fill="091522"/>
+            <w:tcW w:type="dxa" w:w="5040"/>
+            <w:shd w:fill="E7EFFF"/>
           </w:tcPr>
           <w:p>
             <w:pPr>
-              <w:spacing w:after="160" w:line="269" w:lineRule="auto"/>
+              <w:spacing w:after="160" w:before="100"/>
             </w:pPr>
             <w:r>
               <w:rPr>
-                <w:rFonts w:ascii="Arial" w:hAnsi="Arial"/>
+                <w:rFonts w:ascii="Consolas" w:hAnsi="Consolas"/>
                 <w:b w:val="0"/>
-                <w:color w:val="F3F3F4"/>
+                <w:color w:val="17212B"/>
                 <w:sz w:val="20"/>
               </w:rPr>
               <w:t>Timeout or error</w:t>
@@ -606,39 +490,22 @@
     </w:tbl>
     <w:p>
       <w:pPr>
-        <w:spacing w:after="160" w:line="269" w:lineRule="auto"/>
+        <w:spacing w:after="140" w:line="269" w:lineRule="auto"/>
       </w:pPr>
       <w:r>
         <w:rPr>
-          <w:rFonts w:ascii="Arial" w:hAnsi="Arial"/>
+          <w:rFonts w:ascii="Consolas" w:hAnsi="Consolas"/>
           <w:b/>
-          <w:i w:val="0"/>
-          <w:color w:val="FF8DA0"/>
-          <w:sz w:val="22"/>
-        </w:rPr>
-        <w:t>STOP: Any unmatched event means pause and preserve the checkpoint.</w:t>
-      </w:r>
-    </w:p>
-    <w:p>
-      <w:pPr>
-        <w:spacing w:after="80" w:line="269" w:lineRule="auto"/>
-      </w:pPr>
-      <w:r>
-        <w:rPr>
-          <w:rFonts w:ascii="Arial" w:hAnsi="Arial"/>
-          <w:b/>
-          <w:i w:val="0"/>
-          <w:color w:val="19DDE7"/>
-          <w:sz w:val="18"/>
+          <w:color w:val="164BB5"/>
+          <w:sz w:val="20"/>
         </w:rPr>
         <w:t>Synthetic operational example · Commands require environment-specific review.</w:t>
       </w:r>
     </w:p>
     <w:sectPr>
       <w:footerReference w:type="default" r:id="rId9"/>
-      <w:headerReference w:type="default" r:id="rId10"/>
-      <w:pgSz w:w="12240" w:h="15840"/>
-      <w:pgMar w:top="792" w:right="936" w:bottom="792" w:left="936" w:header="720" w:footer="720" w:gutter="0"/>
+      <w:pgSz w:w="16848" w:h="11952"/>
+      <w:pgMar w:top="792" w:right="864" w:bottom="792" w:left="864" w:header="720" w:footer="720" w:gutter="0"/>
       <w:cols w:space="720"/>
       <w:docGrid w:linePitch="360"/>
     </w:sectPr>
@@ -652,32 +519,22 @@
     <w:pPr>
       <w:pStyle w:val="Footer"/>
     </w:pPr>
+  </w:p>
+  <w:p>
+    <w:pPr>
+      <w:spacing w:after="140" w:line="269" w:lineRule="auto"/>
+    </w:pPr>
     <w:r>
       <w:rPr>
-        <w:color w:val="F3F3F4"/>
+        <w:rFonts w:ascii="Consolas" w:hAnsi="Consolas"/>
+        <w:b w:val="0"/>
+        <w:color w:val="17212B"/>
         <w:sz w:val="16"/>
       </w:rPr>
-      <w:t>DAZZLER  /  FICTIONAL EXAMPLE  /  TECHNICAL</w:t>
+      <w:t>Fictional Worked Example / Recovery Decision Tree / 01</w:t>
     </w:r>
   </w:p>
 </w:ftr>
-</file>
-
-<file path=word/header1.xml><?xml version="1.0" encoding="utf-8"?>
-<w:hdr xmlns:m="http://schemas.openxmlformats.org/officeDocument/2006/math" xmlns:mc="http://schemas.openxmlformats.org/markup-compatibility/2006" xmlns:mo="http://schemas.microsoft.com/office/mac/office/2008/main" xmlns:mv="urn:schemas-microsoft-com:mac:vml" xmlns:o="urn:schemas-microsoft-com:office:office" xmlns:r="http://schemas.openxmlformats.org/officeDocument/2006/relationships" xmlns:v="urn:schemas-microsoft-com:vml" xmlns:w10="urn:schemas-microsoft-com:office:word" xmlns:w14="http://schemas.microsoft.com/office/word/2010/wordml" xmlns:w="http://schemas.openxmlformats.org/wordprocessingml/2006/main" xmlns:wne="http://schemas.microsoft.com/office/word/2006/wordml" xmlns:wp14="http://schemas.microsoft.com/office/word/2010/wordprocessingDrawing" xmlns:wp="http://schemas.openxmlformats.org/drawingml/2006/wordprocessingDrawing" xmlns:wpc="http://schemas.microsoft.com/office/word/2010/wordprocessingCanvas" xmlns:wpg="http://schemas.microsoft.com/office/word/2010/wordprocessingGroup" xmlns:wpi="http://schemas.microsoft.com/office/word/2010/wordprocessingInk" xmlns:wps="http://schemas.microsoft.com/office/word/2010/wordprocessingShape" mc:Ignorable="w14 wp14">
-  <w:p>
-    <w:pPr>
-      <w:pStyle w:val="Header"/>
-    </w:pPr>
-    <w:r>
-      <w:pict>
-        <v:rect id="DazzlerPageSurface" style="position:absolute;margin-left:0;margin-top:0;width:612.0pt;height:792.0pt;z-index:-251654144;mso-position-horizontal-relative:page;mso-position-vertical-relative:page" fillcolor="#091522" stroked="f">
-          <v:fill color="#091522"/>
-        </v:rect>
-      </w:pict>
-    </w:r>
-  </w:p>
-</w:hdr>
 </file>
 
 <file path=word/numbering.xml><?xml version="1.0" encoding="utf-8"?>
@@ -1043,12 +900,9 @@
     <w:name w:val="Normal"/>
     <w:qFormat/>
     <w:rsid w:val="00FC693F"/>
-    <w:pPr>
-      <w:spacing w:after="160"/>
-    </w:pPr>
     <w:rPr>
-      <w:rFonts w:ascii="Arial" w:hAnsi="Arial"/>
-      <w:sz w:val="21"/>
+      <w:rFonts w:ascii="Consolas" w:hAnsi="Consolas"/>
+      <w:sz w:val="22"/>
     </w:rPr>
   </w:style>
   <w:style w:type="paragraph" w:styleId="Header">
@@ -1065,6 +919,10 @@
       </w:tabs>
       <w:spacing w:after="0" w:line="240" w:lineRule="auto"/>
     </w:pPr>
+    <w:rPr>
+      <w:rFonts w:ascii="Consolas" w:hAnsi="Consolas"/>
+      <w:sz w:val="22"/>
+    </w:rPr>
   </w:style>
   <w:style w:type="character" w:customStyle="1" w:styleId="HeaderChar">
     <w:name w:val="Header Char"/>
@@ -1087,6 +945,10 @@
       </w:tabs>
       <w:spacing w:after="0" w:line="240" w:lineRule="auto"/>
     </w:pPr>
+    <w:rPr>
+      <w:rFonts w:ascii="Consolas" w:hAnsi="Consolas"/>
+      <w:sz w:val="22"/>
+    </w:rPr>
   </w:style>
   <w:style w:type="character" w:customStyle="1" w:styleId="FooterChar">
     <w:name w:val="Footer Char"/>
@@ -1110,11 +972,11 @@
       <w:outlineLvl w:val="0"/>
     </w:pPr>
     <w:rPr>
-      <w:rFonts w:asciiTheme="majorHAnsi" w:eastAsiaTheme="majorEastAsia" w:hAnsiTheme="majorHAnsi" w:cstheme="majorBidi"/>
+      <w:rFonts w:cstheme="majorBidi" w:ascii="Consolas" w:hAnsi="Consolas"/>
       <w:b/>
       <w:bCs/>
       <w:color w:val="365F91" w:themeColor="accent1" w:themeShade="BF"/>
-      <w:sz w:val="28"/>
+      <w:sz w:val="22"/>
       <w:szCs w:val="28"/>
     </w:rPr>
   </w:style>
@@ -1134,11 +996,11 @@
       <w:outlineLvl w:val="1"/>
     </w:pPr>
     <w:rPr>
-      <w:rFonts w:asciiTheme="majorHAnsi" w:eastAsiaTheme="majorEastAsia" w:hAnsiTheme="majorHAnsi" w:cstheme="majorBidi"/>
+      <w:rFonts w:cstheme="majorBidi" w:ascii="Consolas" w:hAnsi="Consolas"/>
       <w:b/>
       <w:bCs/>
       <w:color w:val="4F81BD" w:themeColor="accent1"/>
-      <w:sz w:val="26"/>
+      <w:sz w:val="22"/>
       <w:szCs w:val="26"/>
     </w:rPr>
   </w:style>
@@ -1158,10 +1020,11 @@
       <w:outlineLvl w:val="2"/>
     </w:pPr>
     <w:rPr>
-      <w:rFonts w:asciiTheme="majorHAnsi" w:eastAsiaTheme="majorEastAsia" w:hAnsiTheme="majorHAnsi" w:cstheme="majorBidi"/>
+      <w:rFonts w:cstheme="majorBidi" w:ascii="Consolas" w:hAnsi="Consolas"/>
       <w:b/>
       <w:bCs/>
       <w:color w:val="4F81BD" w:themeColor="accent1"/>
+      <w:sz w:val="22"/>
     </w:rPr>
   </w:style>
   <w:style w:type="paragraph" w:styleId="Heading4">
@@ -1181,12 +1044,13 @@
       <w:outlineLvl w:val="3"/>
     </w:pPr>
     <w:rPr>
-      <w:rFonts w:asciiTheme="majorHAnsi" w:eastAsiaTheme="majorEastAsia" w:hAnsiTheme="majorHAnsi" w:cstheme="majorBidi"/>
+      <w:rFonts w:cstheme="majorBidi" w:ascii="Consolas" w:hAnsi="Consolas"/>
       <w:b/>
       <w:bCs/>
       <w:i/>
       <w:iCs/>
       <w:color w:val="4F81BD" w:themeColor="accent1"/>
+      <w:sz w:val="22"/>
     </w:rPr>
   </w:style>
   <w:style w:type="paragraph" w:styleId="Heading5">
@@ -1206,8 +1070,9 @@
       <w:outlineLvl w:val="4"/>
     </w:pPr>
     <w:rPr>
-      <w:rFonts w:asciiTheme="majorHAnsi" w:eastAsiaTheme="majorEastAsia" w:hAnsiTheme="majorHAnsi" w:cstheme="majorBidi"/>
+      <w:rFonts w:cstheme="majorBidi" w:ascii="Consolas" w:hAnsi="Consolas"/>
       <w:color w:val="243F60" w:themeColor="accent1" w:themeShade="7F"/>
+      <w:sz w:val="22"/>
     </w:rPr>
   </w:style>
   <w:style w:type="paragraph" w:styleId="Heading6">
@@ -1227,10 +1092,11 @@
       <w:outlineLvl w:val="5"/>
     </w:pPr>
     <w:rPr>
-      <w:rFonts w:asciiTheme="majorHAnsi" w:eastAsiaTheme="majorEastAsia" w:hAnsiTheme="majorHAnsi" w:cstheme="majorBidi"/>
+      <w:rFonts w:cstheme="majorBidi" w:ascii="Consolas" w:hAnsi="Consolas"/>
       <w:i/>
       <w:iCs/>
       <w:color w:val="243F60" w:themeColor="accent1" w:themeShade="7F"/>
+      <w:sz w:val="22"/>
     </w:rPr>
   </w:style>
   <w:style w:type="paragraph" w:styleId="Heading7">
@@ -1250,10 +1116,11 @@
       <w:outlineLvl w:val="6"/>
     </w:pPr>
     <w:rPr>
-      <w:rFonts w:asciiTheme="majorHAnsi" w:eastAsiaTheme="majorEastAsia" w:hAnsiTheme="majorHAnsi" w:cstheme="majorBidi"/>
+      <w:rFonts w:cstheme="majorBidi" w:ascii="Consolas" w:hAnsi="Consolas"/>
       <w:i/>
       <w:iCs/>
       <w:color w:val="404040" w:themeColor="text1" w:themeTint="BF"/>
+      <w:sz w:val="22"/>
     </w:rPr>
   </w:style>
   <w:style w:type="paragraph" w:styleId="Heading8">
@@ -1273,9 +1140,9 @@
       <w:outlineLvl w:val="7"/>
     </w:pPr>
     <w:rPr>
-      <w:rFonts w:asciiTheme="majorHAnsi" w:eastAsiaTheme="majorEastAsia" w:hAnsiTheme="majorHAnsi" w:cstheme="majorBidi"/>
+      <w:rFonts w:cstheme="majorBidi" w:ascii="Consolas" w:hAnsi="Consolas"/>
       <w:color w:val="4F81BD" w:themeColor="accent1"/>
-      <w:sz w:val="20"/>
+      <w:sz w:val="22"/>
       <w:szCs w:val="20"/>
     </w:rPr>
   </w:style>
@@ -1296,11 +1163,11 @@
       <w:outlineLvl w:val="8"/>
     </w:pPr>
     <w:rPr>
-      <w:rFonts w:asciiTheme="majorHAnsi" w:eastAsiaTheme="majorEastAsia" w:hAnsiTheme="majorHAnsi" w:cstheme="majorBidi"/>
+      <w:rFonts w:cstheme="majorBidi" w:ascii="Consolas" w:hAnsi="Consolas"/>
       <w:i/>
       <w:iCs/>
       <w:color w:val="404040" w:themeColor="text1" w:themeTint="BF"/>
-      <w:sz w:val="20"/>
+      <w:sz w:val="22"/>
       <w:szCs w:val="20"/>
     </w:rPr>
   </w:style>
@@ -1339,6 +1206,10 @@
     <w:pPr>
       <w:spacing w:after="0" w:line="240" w:lineRule="auto"/>
     </w:pPr>
+    <w:rPr>
+      <w:rFonts w:ascii="Consolas" w:hAnsi="Consolas"/>
+      <w:sz w:val="22"/>
+    </w:rPr>
   </w:style>
   <w:style w:type="character" w:customStyle="1" w:styleId="Heading1Char">
     <w:name w:val="Heading 1 Char"/>
@@ -1396,11 +1267,11 @@
       <w:contextualSpacing/>
     </w:pPr>
     <w:rPr>
-      <w:rFonts w:asciiTheme="majorHAnsi" w:eastAsiaTheme="majorEastAsia" w:hAnsiTheme="majorHAnsi" w:cstheme="majorBidi"/>
+      <w:rFonts w:cstheme="majorBidi" w:ascii="Consolas" w:hAnsi="Consolas"/>
       <w:color w:val="17365D" w:themeColor="text2" w:themeShade="BF"/>
       <w:spacing w:val="5"/>
       <w:kern w:val="28"/>
-      <w:sz w:val="52"/>
+      <w:sz w:val="22"/>
       <w:szCs w:val="52"/>
     </w:rPr>
   </w:style>
@@ -1433,12 +1304,12 @@
       </w:numPr>
     </w:pPr>
     <w:rPr>
-      <w:rFonts w:asciiTheme="majorHAnsi" w:eastAsiaTheme="majorEastAsia" w:hAnsiTheme="majorHAnsi" w:cstheme="majorBidi"/>
+      <w:rFonts w:cstheme="majorBidi" w:ascii="Consolas" w:hAnsi="Consolas"/>
       <w:i/>
       <w:iCs/>
       <w:color w:val="4F81BD" w:themeColor="accent1"/>
       <w:spacing w:val="15"/>
-      <w:sz w:val="24"/>
+      <w:sz w:val="22"/>
       <w:szCs w:val="24"/>
     </w:rPr>
   </w:style>
@@ -1468,6 +1339,10 @@
       <w:ind w:left="720"/>
       <w:contextualSpacing/>
     </w:pPr>
+    <w:rPr>
+      <w:rFonts w:ascii="Consolas" w:hAnsi="Consolas"/>
+      <w:sz w:val="22"/>
+    </w:rPr>
   </w:style>
   <w:style w:type="paragraph" w:styleId="BodyText">
     <w:name w:val="Body Text"/>
@@ -1479,6 +1354,10 @@
     <w:pPr>
       <w:spacing w:after="120"/>
     </w:pPr>
+    <w:rPr>
+      <w:rFonts w:ascii="Consolas" w:hAnsi="Consolas"/>
+      <w:sz w:val="22"/>
+    </w:rPr>
   </w:style>
   <w:style w:type="character" w:customStyle="1" w:styleId="BodyTextChar">
     <w:name w:val="Body Text Char"/>
@@ -1497,6 +1376,10 @@
     <w:pPr>
       <w:spacing w:after="120" w:line="480" w:lineRule="auto"/>
     </w:pPr>
+    <w:rPr>
+      <w:rFonts w:ascii="Consolas" w:hAnsi="Consolas"/>
+      <w:sz w:val="22"/>
+    </w:rPr>
   </w:style>
   <w:style w:type="character" w:customStyle="1" w:styleId="BodyText2Char">
     <w:name w:val="Body Text 2 Char"/>
@@ -1516,7 +1399,8 @@
       <w:spacing w:after="120"/>
     </w:pPr>
     <w:rPr>
-      <w:sz w:val="16"/>
+      <w:rFonts w:ascii="Consolas" w:hAnsi="Consolas"/>
+      <w:sz w:val="22"/>
       <w:szCs w:val="16"/>
     </w:rPr>
   </w:style>
@@ -1541,6 +1425,10 @@
       <w:ind w:left="360" w:hanging="360"/>
       <w:contextualSpacing/>
     </w:pPr>
+    <w:rPr>
+      <w:rFonts w:ascii="Consolas" w:hAnsi="Consolas"/>
+      <w:sz w:val="22"/>
+    </w:rPr>
   </w:style>
   <w:style w:type="paragraph" w:styleId="List2">
     <w:name w:val="List 2"/>
@@ -1552,6 +1440,10 @@
       <w:ind w:left="720" w:hanging="360"/>
       <w:contextualSpacing/>
     </w:pPr>
+    <w:rPr>
+      <w:rFonts w:ascii="Consolas" w:hAnsi="Consolas"/>
+      <w:sz w:val="22"/>
+    </w:rPr>
   </w:style>
   <w:style w:type="paragraph" w:styleId="List3">
     <w:name w:val="List 3"/>
@@ -1563,6 +1455,10 @@
       <w:ind w:left="1080" w:hanging="360"/>
       <w:contextualSpacing/>
     </w:pPr>
+    <w:rPr>
+      <w:rFonts w:ascii="Consolas" w:hAnsi="Consolas"/>
+      <w:sz w:val="22"/>
+    </w:rPr>
   </w:style>
   <w:style w:type="paragraph" w:styleId="ListBullet">
     <w:name w:val="List Bullet"/>
@@ -1576,6 +1472,10 @@
       </w:numPr>
       <w:contextualSpacing/>
     </w:pPr>
+    <w:rPr>
+      <w:rFonts w:ascii="Consolas" w:hAnsi="Consolas"/>
+      <w:sz w:val="22"/>
+    </w:rPr>
   </w:style>
   <w:style w:type="paragraph" w:styleId="ListBullet2">
     <w:name w:val="List Bullet 2"/>
@@ -1589,6 +1489,10 @@
       </w:numPr>
       <w:contextualSpacing/>
     </w:pPr>
+    <w:rPr>
+      <w:rFonts w:ascii="Consolas" w:hAnsi="Consolas"/>
+      <w:sz w:val="22"/>
+    </w:rPr>
   </w:style>
   <w:style w:type="paragraph" w:styleId="ListBullet3">
     <w:name w:val="List Bullet 3"/>
@@ -1602,6 +1506,10 @@
       </w:numPr>
       <w:contextualSpacing/>
     </w:pPr>
+    <w:rPr>
+      <w:rFonts w:ascii="Consolas" w:hAnsi="Consolas"/>
+      <w:sz w:val="22"/>
+    </w:rPr>
   </w:style>
   <w:style w:type="paragraph" w:styleId="ListNumber">
     <w:name w:val="List Number"/>
@@ -1615,6 +1523,10 @@
       </w:numPr>
       <w:contextualSpacing/>
     </w:pPr>
+    <w:rPr>
+      <w:rFonts w:ascii="Consolas" w:hAnsi="Consolas"/>
+      <w:sz w:val="22"/>
+    </w:rPr>
   </w:style>
   <w:style w:type="paragraph" w:styleId="ListNumber2">
     <w:name w:val="List Number 2"/>
@@ -1628,6 +1540,10 @@
       </w:numPr>
       <w:contextualSpacing/>
     </w:pPr>
+    <w:rPr>
+      <w:rFonts w:ascii="Consolas" w:hAnsi="Consolas"/>
+      <w:sz w:val="22"/>
+    </w:rPr>
   </w:style>
   <w:style w:type="paragraph" w:styleId="ListNumber3">
     <w:name w:val="List Number 3"/>
@@ -1641,6 +1557,10 @@
       </w:numPr>
       <w:contextualSpacing/>
     </w:pPr>
+    <w:rPr>
+      <w:rFonts w:ascii="Consolas" w:hAnsi="Consolas"/>
+      <w:sz w:val="22"/>
+    </w:rPr>
   </w:style>
   <w:style w:type="paragraph" w:styleId="ListContinue">
     <w:name w:val="List Continue"/>
@@ -1653,6 +1573,10 @@
       <w:ind w:left="360"/>
       <w:contextualSpacing/>
     </w:pPr>
+    <w:rPr>
+      <w:rFonts w:ascii="Consolas" w:hAnsi="Consolas"/>
+      <w:sz w:val="22"/>
+    </w:rPr>
   </w:style>
   <w:style w:type="paragraph" w:styleId="ListContinue2">
     <w:name w:val="List Continue 2"/>
@@ -1665,6 +1589,10 @@
       <w:ind w:left="720"/>
       <w:contextualSpacing/>
     </w:pPr>
+    <w:rPr>
+      <w:rFonts w:ascii="Consolas" w:hAnsi="Consolas"/>
+      <w:sz w:val="22"/>
+    </w:rPr>
   </w:style>
   <w:style w:type="paragraph" w:styleId="ListContinue3">
     <w:name w:val="List Continue 3"/>
@@ -1677,6 +1605,10 @@
       <w:ind w:left="1080"/>
       <w:contextualSpacing/>
     </w:pPr>
+    <w:rPr>
+      <w:rFonts w:ascii="Consolas" w:hAnsi="Consolas"/>
+      <w:sz w:val="22"/>
+    </w:rPr>
   </w:style>
   <w:style w:type="paragraph" w:styleId="MacroText">
     <w:name w:val="macro"/>
@@ -1696,8 +1628,8 @@
       </w:tabs>
     </w:pPr>
     <w:rPr>
-      <w:rFonts w:ascii="Courier" w:hAnsi="Courier"/>
-      <w:sz w:val="20"/>
+      <w:rFonts w:ascii="Consolas" w:hAnsi="Consolas"/>
+      <w:sz w:val="22"/>
       <w:szCs w:val="20"/>
     </w:rPr>
   </w:style>
@@ -1722,9 +1654,11 @@
     <w:qFormat/>
     <w:rsid w:val="00FC693F"/>
     <w:rPr>
+      <w:rFonts w:ascii="Consolas" w:hAnsi="Consolas"/>
       <w:i/>
       <w:iCs/>
       <w:color w:val="000000" w:themeColor="text1"/>
+      <w:sz w:val="22"/>
     </w:rPr>
   </w:style>
   <w:style w:type="character" w:customStyle="1" w:styleId="QuoteChar">
@@ -1838,10 +1772,11 @@
       <w:spacing w:line="240" w:lineRule="auto"/>
     </w:pPr>
     <w:rPr>
+      <w:rFonts w:ascii="Consolas" w:hAnsi="Consolas"/>
       <w:b/>
       <w:bCs/>
       <w:color w:val="4F81BD" w:themeColor="accent1"/>
-      <w:sz w:val="18"/>
+      <w:sz w:val="22"/>
       <w:szCs w:val="18"/>
     </w:rPr>
   </w:style>
@@ -1880,11 +1815,13 @@
       <w:ind w:left="936" w:right="936"/>
     </w:pPr>
     <w:rPr>
+      <w:rFonts w:ascii="Consolas" w:hAnsi="Consolas"/>
       <w:b/>
       <w:bCs/>
       <w:i/>
       <w:iCs/>
       <w:color w:val="4F81BD" w:themeColor="accent1"/>
+      <w:sz w:val="22"/>
     </w:rPr>
   </w:style>
   <w:style w:type="character" w:customStyle="1" w:styleId="IntenseQuoteChar">
@@ -1979,6 +1916,10 @@
     <w:pPr>
       <w:outlineLvl w:val="9"/>
     </w:pPr>
+    <w:rPr>
+      <w:rFonts w:ascii="Consolas" w:hAnsi="Consolas"/>
+      <w:sz w:val="22"/>
+    </w:rPr>
   </w:style>
   <w:style w:type="table" w:styleId="TableGrid">
     <w:name w:val="Table Grid"/>

--- a/skills/dazzler-frontend/assets/templates/docx/technical.docx
+++ b/skills/dazzler-frontend/assets/templates/docx/technical.docx
@@ -4,42 +4,56 @@
   <w:body>
     <w:p>
       <w:pPr>
-        <w:spacing w:after="140" w:line="269" w:lineRule="auto"/>
+        <w:spacing w:after="140" w:line="259" w:lineRule="auto"/>
       </w:pPr>
       <w:r>
         <w:rPr>
-          <w:rFonts w:ascii="Consolas" w:hAnsi="Consolas"/>
+          <w:rFonts w:ascii="Arial" w:hAnsi="Arial"/>
           <w:b/>
-          <w:color w:val="164BB5"/>
+          <w:color w:val="075866"/>
           <w:sz w:val="18"/>
         </w:rPr>
-        <w:t>RELAY / OPERATIONS RUNBOOK 07 / RECOVERY DECISION TREE</w:t>
+        <w:t>RELAY / OPERATIONS RUNBOOK 07</w:t>
+      </w:r>
+    </w:p>
+    <w:p>
+      <w:pPr>
+        <w:spacing w:after="140" w:line="259" w:lineRule="auto"/>
+      </w:pPr>
+      <w:r>
+        <w:rPr>
+          <w:rFonts w:ascii="Arial" w:hAnsi="Arial"/>
+          <w:b/>
+          <w:color w:val="9E202C"/>
+          <w:sz w:val="26"/>
+        </w:rPr>
+        <w:t>STOP / Preserve the Evidence</w:t>
       </w:r>
     </w:p>
     <w:p>
       <w:pPr>
         <w:pStyle w:val="Title"/>
-        <w:spacing w:after="140" w:line="269" w:lineRule="auto"/>
+        <w:spacing w:after="140" w:line="259" w:lineRule="auto"/>
       </w:pPr>
       <w:r>
         <w:rPr>
-          <w:rFonts w:ascii="Consolas" w:hAnsi="Consolas"/>
+          <w:rFonts w:ascii="Arial" w:hAnsi="Arial"/>
           <w:b/>
-          <w:color w:val="000000"/>
-          <w:sz w:val="64"/>
+          <w:color w:val="17212B"/>
+          <w:sz w:val="60"/>
         </w:rPr>
         <w:t>Relay Queue Recovery Runbook</w:t>
       </w:r>
     </w:p>
     <w:p>
       <w:pPr>
-        <w:spacing w:after="140" w:line="269" w:lineRule="auto"/>
+        <w:spacing w:after="140" w:line="259" w:lineRule="auto"/>
       </w:pPr>
       <w:r>
         <w:rPr>
-          <w:rFonts w:ascii="Consolas" w:hAnsi="Consolas"/>
+          <w:rFonts w:ascii="Arial" w:hAnsi="Arial"/>
           <w:b/>
-          <w:color w:val="164BB5"/>
+          <w:color w:val="075866"/>
           <w:sz w:val="24"/>
         </w:rPr>
         <w:t>Pause delivery before replaying events. Confirm the checkpoint, then resume in a controlled batch.</w:t>
@@ -48,464 +62,467 @@
     <w:tbl>
       <w:tblPr>
         <w:tblW w:type="auto" w:w="0"/>
+        <w:tblLayout w:type="fixed"/>
         <w:tblLook w:firstColumn="1" w:firstRow="1" w:lastColumn="0" w:lastRow="0" w:noHBand="0" w:noVBand="1" w:val="04A0"/>
       </w:tblPr>
       <w:tblGrid>
-        <w:gridCol w:w="15120"/>
+        <w:gridCol w:w="4896"/>
+        <w:gridCol w:w="5184"/>
       </w:tblGrid>
       <w:tr>
         <w:tc>
           <w:tcPr>
-            <w:tcW w:type="dxa" w:w="15120"/>
-            <w:shd w:fill="164BB5"/>
-          </w:tcPr>
-          <w:p/>
-          <w:p>
-            <w:pPr>
-              <w:spacing w:after="140" w:line="269" w:lineRule="auto"/>
-            </w:pPr>
-            <w:r>
-              <w:rPr>
-                <w:rFonts w:ascii="Consolas" w:hAnsi="Consolas"/>
-                <w:b/>
-                <w:color w:val="FFFFFF"/>
-                <w:sz w:val="40"/>
-              </w:rPr>
-              <w:t>PAUSE  &gt;  CHECKPOINT  &gt;  REPLAY  &gt;  VERIFY</w:t>
-            </w:r>
-          </w:p>
-        </w:tc>
-      </w:tr>
-    </w:tbl>
-    <w:p>
-      <w:pPr>
-        <w:spacing w:after="140" w:line="269" w:lineRule="auto"/>
-      </w:pPr>
-      <w:r>
-        <w:rPr>
-          <w:rFonts w:ascii="Consolas" w:hAnsi="Consolas"/>
-          <w:b/>
-          <w:color w:val="164BB5"/>
-          <w:sz w:val="40"/>
-        </w:rPr>
-        <w:t>50 events in the first batch</w:t>
-      </w:r>
-    </w:p>
-    <w:p>
-      <w:pPr>
-        <w:spacing w:after="140" w:line="269" w:lineRule="auto"/>
-      </w:pPr>
-      <w:r>
-        <w:rPr>
-          <w:rFonts w:ascii="Consolas" w:hAnsi="Consolas"/>
-          <w:b w:val="0"/>
-          <w:color w:val="17212B"/>
-          <w:sz w:val="22"/>
-        </w:rPr>
-        <w:t>This fictional runbook handles a stalled delivery queue. It demonstrates a safe sequence; adapt commands and thresholds to the actual system before operational use.</w:t>
-      </w:r>
-    </w:p>
-    <w:tbl>
-      <w:tblPr>
-        <w:tblW w:type="auto" w:w="0"/>
-        <w:tblLook w:firstColumn="1" w:firstRow="1" w:lastColumn="0" w:lastRow="0" w:noHBand="0" w:noVBand="1" w:val="04A0"/>
-      </w:tblPr>
-      <w:tblGrid>
-        <w:gridCol w:w="5040"/>
-        <w:gridCol w:w="5040"/>
-        <w:gridCol w:w="5040"/>
-      </w:tblGrid>
-      <w:tr>
-        <w:tc>
-          <w:tcPr>
-            <w:tcW w:type="dxa" w:w="5040"/>
-            <w:shd w:fill="E7EFFF"/>
+            <w:tcW w:type="dxa" w:w="4896"/>
           </w:tcPr>
           <w:p/>
           <w:p>
             <w:pPr>
               <w:pStyle w:val="Heading1"/>
-              <w:spacing w:after="140" w:line="269" w:lineRule="auto"/>
+              <w:spacing w:after="140" w:line="259" w:lineRule="auto"/>
             </w:pPr>
             <w:r>
               <w:rPr>
-                <w:rFonts w:ascii="Consolas" w:hAnsi="Consolas"/>
+                <w:rFonts w:ascii="Arial" w:hAnsi="Arial"/>
                 <w:b/>
-                <w:color w:val="164BB5"/>
-                <w:sz w:val="30"/>
+                <w:color w:val="075866"/>
+                <w:sz w:val="28"/>
               </w:rPr>
               <w:t>01 Stabilize</w:t>
             </w:r>
           </w:p>
           <w:p>
             <w:pPr>
-              <w:spacing w:after="140" w:line="269" w:lineRule="auto"/>
+              <w:spacing w:after="140" w:line="259" w:lineRule="auto"/>
+              <w:ind w:right="0"/>
             </w:pPr>
             <w:r>
               <w:rPr>
-                <w:rFonts w:ascii="Consolas" w:hAnsi="Consolas"/>
+                <w:rFonts w:ascii="Arial" w:hAnsi="Arial"/>
                 <w:b w:val="0"/>
                 <w:color w:val="17212B"/>
-                <w:sz w:val="22"/>
+                <w:sz w:val="21"/>
               </w:rPr>
               <w:t>Pause the worker and record the last acknowledged event ID. Confirm that the consumer is healthy before attempting a replay.</w:t>
             </w:r>
           </w:p>
-        </w:tc>
-        <w:tc>
-          <w:tcPr>
-            <w:tcW w:type="dxa" w:w="5040"/>
-            <w:shd w:fill="E7EFFF"/>
-          </w:tcPr>
-          <w:p/>
           <w:p>
             <w:pPr>
               <w:pStyle w:val="Heading1"/>
-              <w:spacing w:after="140" w:line="269" w:lineRule="auto"/>
+              <w:spacing w:after="140" w:line="259" w:lineRule="auto"/>
             </w:pPr>
             <w:r>
               <w:rPr>
-                <w:rFonts w:ascii="Consolas" w:hAnsi="Consolas"/>
+                <w:rFonts w:ascii="Arial" w:hAnsi="Arial"/>
                 <w:b/>
-                <w:color w:val="164BB5"/>
-                <w:sz w:val="30"/>
+                <w:color w:val="075866"/>
+                <w:sz w:val="28"/>
               </w:rPr>
               <w:t>02 Recover</w:t>
             </w:r>
           </w:p>
           <w:p>
             <w:pPr>
-              <w:spacing w:after="140" w:line="269" w:lineRule="auto"/>
+              <w:spacing w:after="140" w:line="259" w:lineRule="auto"/>
+              <w:ind w:right="0"/>
             </w:pPr>
             <w:r>
               <w:rPr>
-                <w:rFonts w:ascii="Consolas" w:hAnsi="Consolas"/>
+                <w:rFonts w:ascii="Arial" w:hAnsi="Arial"/>
                 <w:b w:val="0"/>
                 <w:color w:val="17212B"/>
-                <w:sz w:val="22"/>
+                <w:sz w:val="21"/>
               </w:rPr>
               <w:t>Replay the next 50 events from the checkpoint. Check duplicate handling and compare delivered IDs with acknowledgements.</w:t>
             </w:r>
           </w:p>
-        </w:tc>
-        <w:tc>
-          <w:tcPr>
-            <w:tcW w:type="dxa" w:w="5040"/>
-            <w:shd w:fill="E7EFFF"/>
-          </w:tcPr>
-          <w:p/>
           <w:p>
             <w:pPr>
               <w:pStyle w:val="Heading1"/>
-              <w:spacing w:after="140" w:line="269" w:lineRule="auto"/>
+              <w:spacing w:after="140" w:line="259" w:lineRule="auto"/>
             </w:pPr>
             <w:r>
               <w:rPr>
-                <w:rFonts w:ascii="Consolas" w:hAnsi="Consolas"/>
+                <w:rFonts w:ascii="Arial" w:hAnsi="Arial"/>
                 <w:b/>
-                <w:color w:val="164BB5"/>
-                <w:sz w:val="30"/>
+                <w:color w:val="075866"/>
+                <w:sz w:val="28"/>
               </w:rPr>
               <w:t>03 Verify</w:t>
             </w:r>
           </w:p>
           <w:p>
             <w:pPr>
-              <w:spacing w:after="140" w:line="269" w:lineRule="auto"/>
+              <w:spacing w:after="140" w:line="259" w:lineRule="auto"/>
+              <w:ind w:right="0"/>
             </w:pPr>
             <w:r>
               <w:rPr>
-                <w:rFonts w:ascii="Consolas" w:hAnsi="Consolas"/>
+                <w:rFonts w:ascii="Arial" w:hAnsi="Arial"/>
                 <w:b w:val="0"/>
                 <w:color w:val="17212B"/>
-                <w:sz w:val="22"/>
+                <w:sz w:val="21"/>
               </w:rPr>
               <w:t>Resume only when the batch reconciles and error rate remains below the agreed threshold. If it fails, pause again and retain the evidence.</w:t>
             </w:r>
           </w:p>
         </w:tc>
-      </w:tr>
-    </w:tbl>
-    <w:tbl>
-      <w:tblPr>
-        <w:tblW w:type="auto" w:w="0"/>
-        <w:tblLook w:firstColumn="1" w:firstRow="1" w:lastColumn="0" w:lastRow="0" w:noHBand="0" w:noVBand="1" w:val="04A0"/>
-      </w:tblPr>
-      <w:tblGrid>
-        <w:gridCol w:w="5040"/>
-        <w:gridCol w:w="5040"/>
-        <w:gridCol w:w="5040"/>
-      </w:tblGrid>
-      <w:tr>
-        <w:trPr>
-          <w:tblHeader/>
-        </w:trPr>
         <w:tc>
           <w:tcPr>
-            <w:tcW w:type="dxa" w:w="5040"/>
-            <w:shd w:fill="164BB5"/>
+            <w:tcW w:type="dxa" w:w="5184"/>
+            <w:shd w:fill="FFFFFF"/>
           </w:tcPr>
+          <w:p/>
           <w:p>
             <w:pPr>
-              <w:spacing w:after="160" w:before="100"/>
+              <w:spacing w:after="140" w:line="259" w:lineRule="auto"/>
             </w:pPr>
             <w:r>
               <w:rPr>
-                <w:rFonts w:ascii="Consolas" w:hAnsi="Consolas"/>
+                <w:rFonts w:ascii="Arial" w:hAnsi="Arial"/>
                 <w:b/>
-                <w:color w:val="FFFFFF"/>
-                <w:sz w:val="20"/>
+                <w:color w:val="075866"/>
+                <w:sz w:val="58"/>
               </w:rPr>
-              <w:t>Signal</w:t>
+              <w:t>50</w:t>
             </w:r>
           </w:p>
-        </w:tc>
-        <w:tc>
-          <w:tcPr>
-            <w:tcW w:type="dxa" w:w="5040"/>
-            <w:shd w:fill="164BB5"/>
-          </w:tcPr>
           <w:p>
             <w:pPr>
-              <w:spacing w:after="160" w:before="100"/>
+              <w:spacing w:after="140" w:line="259" w:lineRule="auto"/>
             </w:pPr>
             <w:r>
               <w:rPr>
-                <w:rFonts w:ascii="Consolas" w:hAnsi="Consolas"/>
-                <w:b/>
-                <w:color w:val="FFFFFF"/>
-                <w:sz w:val="20"/>
-              </w:rPr>
-              <w:t>Proceed</w:t>
-            </w:r>
-          </w:p>
-        </w:tc>
-        <w:tc>
-          <w:tcPr>
-            <w:tcW w:type="dxa" w:w="5040"/>
-            <w:shd w:fill="164BB5"/>
-          </w:tcPr>
-          <w:p>
-            <w:pPr>
-              <w:spacing w:after="160" w:before="100"/>
-            </w:pPr>
-            <w:r>
-              <w:rPr>
-                <w:rFonts w:ascii="Consolas" w:hAnsi="Consolas"/>
-                <w:b/>
-                <w:color w:val="FFFFFF"/>
-                <w:sz w:val="20"/>
-              </w:rPr>
-              <w:t>Stop</w:t>
-            </w:r>
-          </w:p>
-        </w:tc>
-      </w:tr>
-      <w:tr>
-        <w:tc>
-          <w:tcPr>
-            <w:tcW w:type="dxa" w:w="5040"/>
-            <w:shd w:fill="E7EFFF"/>
-          </w:tcPr>
-          <w:p>
-            <w:pPr>
-              <w:spacing w:after="160" w:before="100"/>
-            </w:pPr>
-            <w:r>
-              <w:rPr>
-                <w:rFonts w:ascii="Consolas" w:hAnsi="Consolas"/>
+                <w:rFonts w:ascii="Arial" w:hAnsi="Arial"/>
                 <w:b w:val="0"/>
                 <w:color w:val="17212B"/>
                 <w:sz w:val="20"/>
               </w:rPr>
-              <w:t>Acknowledgements</w:t>
+              <w:t>events in the first recovery batch</w:t>
             </w:r>
           </w:p>
-        </w:tc>
-        <w:tc>
-          <w:tcPr>
-            <w:tcW w:type="dxa" w:w="5040"/>
-            <w:shd w:fill="E7EFFF"/>
-          </w:tcPr>
           <w:p>
             <w:pPr>
-              <w:spacing w:after="160" w:before="100"/>
+              <w:spacing w:after="140" w:line="259" w:lineRule="auto"/>
+              <w:ind w:right="0"/>
             </w:pPr>
             <w:r>
               <w:rPr>
-                <w:rFonts w:ascii="Consolas" w:hAnsi="Consolas"/>
+                <w:rFonts w:ascii="Arial" w:hAnsi="Arial"/>
                 <w:b w:val="0"/>
                 <w:color w:val="17212B"/>
                 <w:sz w:val="20"/>
               </w:rPr>
-              <w:t>50 of 50 matched</w:t>
+              <w:t>This fictional runbook handles a stalled delivery queue. It demonstrates a safe sequence; adapt commands and thresholds to the actual system before operational use.</w:t>
             </w:r>
           </w:p>
-        </w:tc>
-        <w:tc>
-          <w:tcPr>
-            <w:tcW w:type="dxa" w:w="5040"/>
-            <w:shd w:fill="E7EFFF"/>
-          </w:tcPr>
-          <w:p>
-            <w:pPr>
-              <w:spacing w:after="160" w:before="100"/>
-            </w:pPr>
-            <w:r>
-              <w:rPr>
-                <w:rFonts w:ascii="Consolas" w:hAnsi="Consolas"/>
-                <w:b w:val="0"/>
-                <w:color w:val="17212B"/>
-                <w:sz w:val="20"/>
-              </w:rPr>
-              <w:t>Any missing ID</w:t>
-            </w:r>
-          </w:p>
-        </w:tc>
-      </w:tr>
-      <w:tr>
-        <w:tc>
-          <w:tcPr>
-            <w:tcW w:type="dxa" w:w="5040"/>
-            <w:shd w:fill="FFFFFF"/>
-          </w:tcPr>
-          <w:p>
-            <w:pPr>
-              <w:spacing w:after="160" w:before="100"/>
-            </w:pPr>
-            <w:r>
-              <w:rPr>
-                <w:rFonts w:ascii="Consolas" w:hAnsi="Consolas"/>
-                <w:b w:val="0"/>
-                <w:color w:val="17212B"/>
-                <w:sz w:val="20"/>
-              </w:rPr>
-              <w:t>Duplicates</w:t>
-            </w:r>
-          </w:p>
-        </w:tc>
-        <w:tc>
-          <w:tcPr>
-            <w:tcW w:type="dxa" w:w="5040"/>
-            <w:shd w:fill="FFFFFF"/>
-          </w:tcPr>
-          <w:p>
-            <w:pPr>
-              <w:spacing w:after="160" w:before="100"/>
-            </w:pPr>
-            <w:r>
-              <w:rPr>
-                <w:rFonts w:ascii="Consolas" w:hAnsi="Consolas"/>
-                <w:b w:val="0"/>
-                <w:color w:val="17212B"/>
-                <w:sz w:val="20"/>
-              </w:rPr>
-              <w:t>Handled idempotently</w:t>
-            </w:r>
-          </w:p>
-        </w:tc>
-        <w:tc>
-          <w:tcPr>
-            <w:tcW w:type="dxa" w:w="5040"/>
-            <w:shd w:fill="FFFFFF"/>
-          </w:tcPr>
-          <w:p>
-            <w:pPr>
-              <w:spacing w:after="160" w:before="100"/>
-            </w:pPr>
-            <w:r>
-              <w:rPr>
-                <w:rFonts w:ascii="Consolas" w:hAnsi="Consolas"/>
-                <w:b w:val="0"/>
-                <w:color w:val="17212B"/>
-                <w:sz w:val="20"/>
-              </w:rPr>
-              <w:t>Side effect repeated</w:t>
-            </w:r>
-          </w:p>
-        </w:tc>
-      </w:tr>
-      <w:tr>
-        <w:tc>
-          <w:tcPr>
-            <w:tcW w:type="dxa" w:w="5040"/>
-            <w:shd w:fill="E7EFFF"/>
-          </w:tcPr>
-          <w:p>
-            <w:pPr>
-              <w:spacing w:after="160" w:before="100"/>
-            </w:pPr>
-            <w:r>
-              <w:rPr>
-                <w:rFonts w:ascii="Consolas" w:hAnsi="Consolas"/>
-                <w:b w:val="0"/>
-                <w:color w:val="17212B"/>
-                <w:sz w:val="20"/>
-              </w:rPr>
-              <w:t>Consumer health</w:t>
-            </w:r>
-          </w:p>
-        </w:tc>
-        <w:tc>
-          <w:tcPr>
-            <w:tcW w:type="dxa" w:w="5040"/>
-            <w:shd w:fill="E7EFFF"/>
-          </w:tcPr>
-          <w:p>
-            <w:pPr>
-              <w:spacing w:after="160" w:before="100"/>
-            </w:pPr>
-            <w:r>
-              <w:rPr>
-                <w:rFonts w:ascii="Consolas" w:hAnsi="Consolas"/>
-                <w:b w:val="0"/>
-                <w:color w:val="17212B"/>
-                <w:sz w:val="20"/>
-              </w:rPr>
-              <w:t>Checks passing</w:t>
-            </w:r>
-          </w:p>
-        </w:tc>
-        <w:tc>
-          <w:tcPr>
-            <w:tcW w:type="dxa" w:w="5040"/>
-            <w:shd w:fill="E7EFFF"/>
-          </w:tcPr>
-          <w:p>
-            <w:pPr>
-              <w:spacing w:after="160" w:before="100"/>
-            </w:pPr>
-            <w:r>
-              <w:rPr>
-                <w:rFonts w:ascii="Consolas" w:hAnsi="Consolas"/>
-                <w:b w:val="0"/>
-                <w:color w:val="17212B"/>
-                <w:sz w:val="20"/>
-              </w:rPr>
-              <w:t>Timeout or error</w:t>
-            </w:r>
-          </w:p>
+          <w:tbl>
+            <w:tblPr>
+              <w:tblW w:type="auto" w:w="0"/>
+              <w:tblLayout w:type="fixed"/>
+              <w:tblLook w:firstColumn="1" w:firstRow="1" w:lastColumn="0" w:lastRow="0" w:noHBand="0" w:noVBand="1" w:val="04A0"/>
+            </w:tblPr>
+            <w:tblGrid>
+              <w:gridCol w:w="2088"/>
+              <w:gridCol w:w="1512"/>
+              <w:gridCol w:w="1512"/>
+            </w:tblGrid>
+            <w:tr>
+              <w:trPr>
+                <w:tblHeader/>
+                <w:cantSplit/>
+              </w:trPr>
+              <w:tc>
+                <w:tcPr>
+                  <w:tcW w:type="dxa" w:w="2088"/>
+                  <w:shd w:fill="075866"/>
+                </w:tcPr>
+                <w:p/>
+                <w:p>
+                  <w:pPr>
+                    <w:spacing w:after="140" w:line="259" w:lineRule="auto"/>
+                  </w:pPr>
+                  <w:r>
+                    <w:rPr>
+                      <w:rFonts w:ascii="Arial" w:hAnsi="Arial"/>
+                      <w:b/>
+                      <w:color w:val="FFFFFF"/>
+                      <w:sz w:val="18"/>
+                    </w:rPr>
+                    <w:t>Signal</w:t>
+                  </w:r>
+                </w:p>
+              </w:tc>
+              <w:tc>
+                <w:tcPr>
+                  <w:tcW w:type="dxa" w:w="1512"/>
+                  <w:shd w:fill="075866"/>
+                </w:tcPr>
+                <w:p/>
+                <w:p>
+                  <w:pPr>
+                    <w:spacing w:after="140" w:line="259" w:lineRule="auto"/>
+                  </w:pPr>
+                  <w:r>
+                    <w:rPr>
+                      <w:rFonts w:ascii="Arial" w:hAnsi="Arial"/>
+                      <w:b/>
+                      <w:color w:val="FFFFFF"/>
+                      <w:sz w:val="18"/>
+                    </w:rPr>
+                    <w:t>Proceed</w:t>
+                  </w:r>
+                </w:p>
+              </w:tc>
+              <w:tc>
+                <w:tcPr>
+                  <w:tcW w:type="dxa" w:w="1512"/>
+                  <w:shd w:fill="075866"/>
+                </w:tcPr>
+                <w:p/>
+                <w:p>
+                  <w:pPr>
+                    <w:spacing w:after="140" w:line="259" w:lineRule="auto"/>
+                  </w:pPr>
+                  <w:r>
+                    <w:rPr>
+                      <w:rFonts w:ascii="Arial" w:hAnsi="Arial"/>
+                      <w:b/>
+                      <w:color w:val="FFFFFF"/>
+                      <w:sz w:val="18"/>
+                    </w:rPr>
+                    <w:t>Stop</w:t>
+                  </w:r>
+                </w:p>
+              </w:tc>
+            </w:tr>
+            <w:tr>
+              <w:trPr>
+                <w:cantSplit/>
+              </w:trPr>
+              <w:tc>
+                <w:tcPr>
+                  <w:tcW w:type="dxa" w:w="2088"/>
+                  <w:shd w:fill="FFFFFF"/>
+                </w:tcPr>
+                <w:p/>
+                <w:p>
+                  <w:pPr>
+                    <w:spacing w:after="140" w:line="259" w:lineRule="auto"/>
+                  </w:pPr>
+                  <w:r>
+                    <w:rPr>
+                      <w:rFonts w:ascii="Arial" w:hAnsi="Arial"/>
+                      <w:b w:val="0"/>
+                      <w:color w:val="17212B"/>
+                      <w:sz w:val="18"/>
+                    </w:rPr>
+                    <w:t>Acknowledgements</w:t>
+                  </w:r>
+                </w:p>
+              </w:tc>
+              <w:tc>
+                <w:tcPr>
+                  <w:tcW w:type="dxa" w:w="1512"/>
+                  <w:shd w:fill="FFFFFF"/>
+                </w:tcPr>
+                <w:p/>
+                <w:p>
+                  <w:pPr>
+                    <w:spacing w:after="140" w:line="259" w:lineRule="auto"/>
+                  </w:pPr>
+                  <w:r>
+                    <w:rPr>
+                      <w:rFonts w:ascii="Arial" w:hAnsi="Arial"/>
+                      <w:b w:val="0"/>
+                      <w:color w:val="17212B"/>
+                      <w:sz w:val="18"/>
+                    </w:rPr>
+                    <w:t>50 of 50 matched</w:t>
+                  </w:r>
+                </w:p>
+              </w:tc>
+              <w:tc>
+                <w:tcPr>
+                  <w:tcW w:type="dxa" w:w="1512"/>
+                  <w:shd w:fill="FFFFFF"/>
+                </w:tcPr>
+                <w:p/>
+                <w:p>
+                  <w:pPr>
+                    <w:spacing w:after="140" w:line="259" w:lineRule="auto"/>
+                  </w:pPr>
+                  <w:r>
+                    <w:rPr>
+                      <w:rFonts w:ascii="Arial" w:hAnsi="Arial"/>
+                      <w:b w:val="0"/>
+                      <w:color w:val="17212B"/>
+                      <w:sz w:val="18"/>
+                    </w:rPr>
+                    <w:t>Any missing ID</w:t>
+                  </w:r>
+                </w:p>
+              </w:tc>
+            </w:tr>
+            <w:tr>
+              <w:trPr>
+                <w:cantSplit/>
+              </w:trPr>
+              <w:tc>
+                <w:tcPr>
+                  <w:tcW w:type="dxa" w:w="2088"/>
+                  <w:shd w:fill="FFFFFF"/>
+                </w:tcPr>
+                <w:p/>
+                <w:p>
+                  <w:pPr>
+                    <w:spacing w:after="140" w:line="259" w:lineRule="auto"/>
+                  </w:pPr>
+                  <w:r>
+                    <w:rPr>
+                      <w:rFonts w:ascii="Arial" w:hAnsi="Arial"/>
+                      <w:b w:val="0"/>
+                      <w:color w:val="17212B"/>
+                      <w:sz w:val="18"/>
+                    </w:rPr>
+                    <w:t>Duplicates</w:t>
+                  </w:r>
+                </w:p>
+              </w:tc>
+              <w:tc>
+                <w:tcPr>
+                  <w:tcW w:type="dxa" w:w="1512"/>
+                  <w:shd w:fill="FFFFFF"/>
+                </w:tcPr>
+                <w:p/>
+                <w:p>
+                  <w:pPr>
+                    <w:spacing w:after="140" w:line="259" w:lineRule="auto"/>
+                  </w:pPr>
+                  <w:r>
+                    <w:rPr>
+                      <w:rFonts w:ascii="Arial" w:hAnsi="Arial"/>
+                      <w:b w:val="0"/>
+                      <w:color w:val="17212B"/>
+                      <w:sz w:val="18"/>
+                    </w:rPr>
+                    <w:t>Handled idempotently</w:t>
+                  </w:r>
+                </w:p>
+              </w:tc>
+              <w:tc>
+                <w:tcPr>
+                  <w:tcW w:type="dxa" w:w="1512"/>
+                  <w:shd w:fill="FFFFFF"/>
+                </w:tcPr>
+                <w:p/>
+                <w:p>
+                  <w:pPr>
+                    <w:spacing w:after="140" w:line="259" w:lineRule="auto"/>
+                  </w:pPr>
+                  <w:r>
+                    <w:rPr>
+                      <w:rFonts w:ascii="Arial" w:hAnsi="Arial"/>
+                      <w:b w:val="0"/>
+                      <w:color w:val="17212B"/>
+                      <w:sz w:val="18"/>
+                    </w:rPr>
+                    <w:t>Side effect repeated</w:t>
+                  </w:r>
+                </w:p>
+              </w:tc>
+            </w:tr>
+            <w:tr>
+              <w:trPr>
+                <w:cantSplit/>
+              </w:trPr>
+              <w:tc>
+                <w:tcPr>
+                  <w:tcW w:type="dxa" w:w="2088"/>
+                  <w:shd w:fill="FFFFFF"/>
+                </w:tcPr>
+                <w:p/>
+                <w:p>
+                  <w:pPr>
+                    <w:spacing w:after="140" w:line="259" w:lineRule="auto"/>
+                  </w:pPr>
+                  <w:r>
+                    <w:rPr>
+                      <w:rFonts w:ascii="Arial" w:hAnsi="Arial"/>
+                      <w:b w:val="0"/>
+                      <w:color w:val="17212B"/>
+                      <w:sz w:val="18"/>
+                    </w:rPr>
+                    <w:t>Consumer health</w:t>
+                  </w:r>
+                </w:p>
+              </w:tc>
+              <w:tc>
+                <w:tcPr>
+                  <w:tcW w:type="dxa" w:w="1512"/>
+                  <w:shd w:fill="FFFFFF"/>
+                </w:tcPr>
+                <w:p/>
+                <w:p>
+                  <w:pPr>
+                    <w:spacing w:after="140" w:line="259" w:lineRule="auto"/>
+                  </w:pPr>
+                  <w:r>
+                    <w:rPr>
+                      <w:rFonts w:ascii="Arial" w:hAnsi="Arial"/>
+                      <w:b w:val="0"/>
+                      <w:color w:val="17212B"/>
+                      <w:sz w:val="18"/>
+                    </w:rPr>
+                    <w:t>Checks passing</w:t>
+                  </w:r>
+                </w:p>
+              </w:tc>
+              <w:tc>
+                <w:tcPr>
+                  <w:tcW w:type="dxa" w:w="1512"/>
+                  <w:shd w:fill="FFFFFF"/>
+                </w:tcPr>
+                <w:p/>
+                <w:p>
+                  <w:pPr>
+                    <w:spacing w:after="140" w:line="259" w:lineRule="auto"/>
+                  </w:pPr>
+                  <w:r>
+                    <w:rPr>
+                      <w:rFonts w:ascii="Arial" w:hAnsi="Arial"/>
+                      <w:b w:val="0"/>
+                      <w:color w:val="17212B"/>
+                      <w:sz w:val="18"/>
+                    </w:rPr>
+                    <w:t>Timeout or error</w:t>
+                  </w:r>
+                </w:p>
+              </w:tc>
+            </w:tr>
+          </w:tbl>
+          <w:p/>
         </w:tc>
       </w:tr>
     </w:tbl>
     <w:p>
       <w:pPr>
-        <w:spacing w:after="140" w:line="269" w:lineRule="auto"/>
+        <w:spacing w:after="140" w:line="259" w:lineRule="auto"/>
       </w:pPr>
       <w:r>
         <w:rPr>
-          <w:rFonts w:ascii="Consolas" w:hAnsi="Consolas"/>
+          <w:rFonts w:ascii="Arial" w:hAnsi="Arial"/>
           <w:b/>
-          <w:color w:val="164BB5"/>
-          <w:sz w:val="20"/>
+          <w:color w:val="075866"/>
+          <w:sz w:val="18"/>
         </w:rPr>
         <w:t>Synthetic operational example · Commands require environment-specific review.</w:t>
       </w:r>
     </w:p>
     <w:sectPr>
       <w:footerReference w:type="default" r:id="rId9"/>
-      <w:pgSz w:w="16848" w:h="11952"/>
-      <w:pgMar w:top="792" w:right="864" w:bottom="792" w:left="864" w:header="720" w:footer="720" w:gutter="0"/>
+      <w:headerReference w:type="default" r:id="rId10"/>
+      <w:pgSz w:w="11952" w:h="16848"/>
+      <w:pgMar w:top="691" w:right="792" w:bottom="691" w:left="792" w:header="720" w:footer="720" w:gutter="0"/>
       <w:cols w:space="720"/>
       <w:docGrid w:linePitch="360"/>
     </w:sectPr>
@@ -522,19 +539,36 @@
   </w:p>
   <w:p>
     <w:pPr>
-      <w:spacing w:after="140" w:line="269" w:lineRule="auto"/>
+      <w:spacing w:after="140" w:line="259" w:lineRule="auto"/>
     </w:pPr>
     <w:r>
       <w:rPr>
-        <w:rFonts w:ascii="Consolas" w:hAnsi="Consolas"/>
+        <w:rFonts w:ascii="Arial" w:hAnsi="Arial"/>
         <w:b w:val="0"/>
         <w:color w:val="17212B"/>
         <w:sz w:val="16"/>
       </w:rPr>
-      <w:t>Fictional Worked Example / Recovery Decision Tree / 01</w:t>
+      <w:t>Fictional Dazzler example / Apache-2.0 / Editable text and tables</w:t>
     </w:r>
   </w:p>
 </w:ftr>
+</file>
+
+<file path=word/header1.xml><?xml version="1.0" encoding="utf-8"?>
+<w:hdr xmlns:m="http://schemas.openxmlformats.org/officeDocument/2006/math" xmlns:mc="http://schemas.openxmlformats.org/markup-compatibility/2006" xmlns:mo="http://schemas.microsoft.com/office/mac/office/2008/main" xmlns:mv="urn:schemas-microsoft-com:mac:vml" xmlns:o="urn:schemas-microsoft-com:office:office" xmlns:r="http://schemas.openxmlformats.org/officeDocument/2006/relationships" xmlns:v="urn:schemas-microsoft-com:vml" xmlns:w10="urn:schemas-microsoft-com:office:word" xmlns:w14="http://schemas.microsoft.com/office/word/2010/wordml" xmlns:w="http://schemas.openxmlformats.org/wordprocessingml/2006/main" xmlns:wne="http://schemas.microsoft.com/office/word/2006/wordml" xmlns:wp14="http://schemas.microsoft.com/office/word/2010/wordprocessingDrawing" xmlns:wp="http://schemas.openxmlformats.org/drawingml/2006/wordprocessingDrawing" xmlns:wpc="http://schemas.microsoft.com/office/word/2010/wordprocessingCanvas" xmlns:wpg="http://schemas.microsoft.com/office/word/2010/wordprocessingGroup" xmlns:wpi="http://schemas.microsoft.com/office/word/2010/wordprocessingInk" xmlns:wps="http://schemas.microsoft.com/office/word/2010/wordprocessingShape" mc:Ignorable="w14 wp14">
+  <w:p>
+    <w:pPr>
+      <w:pStyle w:val="Header"/>
+    </w:pPr>
+    <w:r>
+      <w:pict>
+        <v:rect id="DazzlerPageSurface" style="position:absolute;margin-left:0;margin-top:0;width:597.6pt;height:842.4pt;z-index:-251654144;mso-position-horizontal-relative:page;mso-position-vertical-relative:page" fillcolor="#D3FFF0" stroked="f">
+          <v:fill color="#D3FFF0"/>
+        </v:rect>
+      </w:pict>
+    </w:r>
+  </w:p>
+</w:hdr>
 </file>
 
 <file path=word/numbering.xml><?xml version="1.0" encoding="utf-8"?>
@@ -900,9 +934,13 @@
     <w:name w:val="Normal"/>
     <w:qFormat/>
     <w:rsid w:val="00FC693F"/>
+    <w:pPr>
+      <w:spacing w:after="120"/>
+    </w:pPr>
     <w:rPr>
-      <w:rFonts w:ascii="Consolas" w:hAnsi="Consolas"/>
-      <w:sz w:val="22"/>
+      <w:rFonts w:ascii="Arial" w:hAnsi="Arial"/>
+      <w:color w:val="17212B"/>
+      <w:sz w:val="21"/>
     </w:rPr>
   </w:style>
   <w:style w:type="paragraph" w:styleId="Header">
@@ -919,10 +957,6 @@
       </w:tabs>
       <w:spacing w:after="0" w:line="240" w:lineRule="auto"/>
     </w:pPr>
-    <w:rPr>
-      <w:rFonts w:ascii="Consolas" w:hAnsi="Consolas"/>
-      <w:sz w:val="22"/>
-    </w:rPr>
   </w:style>
   <w:style w:type="character" w:customStyle="1" w:styleId="HeaderChar">
     <w:name w:val="Header Char"/>
@@ -945,10 +979,6 @@
       </w:tabs>
       <w:spacing w:after="0" w:line="240" w:lineRule="auto"/>
     </w:pPr>
-    <w:rPr>
-      <w:rFonts w:ascii="Consolas" w:hAnsi="Consolas"/>
-      <w:sz w:val="22"/>
-    </w:rPr>
   </w:style>
   <w:style w:type="character" w:customStyle="1" w:styleId="FooterChar">
     <w:name w:val="Footer Char"/>
@@ -968,15 +998,15 @@
     <w:pPr>
       <w:keepNext/>
       <w:keepLines/>
-      <w:spacing w:before="480" w:after="0"/>
+      <w:spacing w:before="480" w:after="120"/>
       <w:outlineLvl w:val="0"/>
     </w:pPr>
     <w:rPr>
-      <w:rFonts w:cstheme="majorBidi" w:ascii="Consolas" w:hAnsi="Consolas"/>
+      <w:rFonts w:asciiTheme="majorHAnsi" w:eastAsiaTheme="majorEastAsia" w:hAnsiTheme="majorHAnsi" w:cstheme="majorBidi" w:ascii="Arial" w:hAnsi="Arial"/>
       <w:b/>
       <w:bCs/>
-      <w:color w:val="365F91" w:themeColor="accent1" w:themeShade="BF"/>
-      <w:sz w:val="22"/>
+      <w:color w:val="17212B"/>
+      <w:sz w:val="21"/>
       <w:szCs w:val="28"/>
     </w:rPr>
   </w:style>
@@ -992,15 +1022,15 @@
     <w:pPr>
       <w:keepNext/>
       <w:keepLines/>
-      <w:spacing w:before="200" w:after="0"/>
+      <w:spacing w:before="200" w:after="120"/>
       <w:outlineLvl w:val="1"/>
     </w:pPr>
     <w:rPr>
-      <w:rFonts w:cstheme="majorBidi" w:ascii="Consolas" w:hAnsi="Consolas"/>
+      <w:rFonts w:asciiTheme="majorHAnsi" w:eastAsiaTheme="majorEastAsia" w:hAnsiTheme="majorHAnsi" w:cstheme="majorBidi" w:ascii="Arial" w:hAnsi="Arial"/>
       <w:b/>
       <w:bCs/>
-      <w:color w:val="4F81BD" w:themeColor="accent1"/>
-      <w:sz w:val="22"/>
+      <w:color w:val="17212B"/>
+      <w:sz w:val="21"/>
       <w:szCs w:val="26"/>
     </w:rPr>
   </w:style>
@@ -1020,11 +1050,10 @@
       <w:outlineLvl w:val="2"/>
     </w:pPr>
     <w:rPr>
-      <w:rFonts w:cstheme="majorBidi" w:ascii="Consolas" w:hAnsi="Consolas"/>
+      <w:rFonts w:asciiTheme="majorHAnsi" w:eastAsiaTheme="majorEastAsia" w:hAnsiTheme="majorHAnsi" w:cstheme="majorBidi"/>
       <w:b/>
       <w:bCs/>
       <w:color w:val="4F81BD" w:themeColor="accent1"/>
-      <w:sz w:val="22"/>
     </w:rPr>
   </w:style>
   <w:style w:type="paragraph" w:styleId="Heading4">
@@ -1044,13 +1073,12 @@
       <w:outlineLvl w:val="3"/>
     </w:pPr>
     <w:rPr>
-      <w:rFonts w:cstheme="majorBidi" w:ascii="Consolas" w:hAnsi="Consolas"/>
+      <w:rFonts w:asciiTheme="majorHAnsi" w:eastAsiaTheme="majorEastAsia" w:hAnsiTheme="majorHAnsi" w:cstheme="majorBidi"/>
       <w:b/>
       <w:bCs/>
       <w:i/>
       <w:iCs/>
       <w:color w:val="4F81BD" w:themeColor="accent1"/>
-      <w:sz w:val="22"/>
     </w:rPr>
   </w:style>
   <w:style w:type="paragraph" w:styleId="Heading5">
@@ -1070,9 +1098,8 @@
       <w:outlineLvl w:val="4"/>
     </w:pPr>
     <w:rPr>
-      <w:rFonts w:cstheme="majorBidi" w:ascii="Consolas" w:hAnsi="Consolas"/>
+      <w:rFonts w:asciiTheme="majorHAnsi" w:eastAsiaTheme="majorEastAsia" w:hAnsiTheme="majorHAnsi" w:cstheme="majorBidi"/>
       <w:color w:val="243F60" w:themeColor="accent1" w:themeShade="7F"/>
-      <w:sz w:val="22"/>
     </w:rPr>
   </w:style>
   <w:style w:type="paragraph" w:styleId="Heading6">
@@ -1092,11 +1119,10 @@
       <w:outlineLvl w:val="5"/>
     </w:pPr>
     <w:rPr>
-      <w:rFonts w:cstheme="majorBidi" w:ascii="Consolas" w:hAnsi="Consolas"/>
+      <w:rFonts w:asciiTheme="majorHAnsi" w:eastAsiaTheme="majorEastAsia" w:hAnsiTheme="majorHAnsi" w:cstheme="majorBidi"/>
       <w:i/>
       <w:iCs/>
       <w:color w:val="243F60" w:themeColor="accent1" w:themeShade="7F"/>
-      <w:sz w:val="22"/>
     </w:rPr>
   </w:style>
   <w:style w:type="paragraph" w:styleId="Heading7">
@@ -1116,11 +1142,10 @@
       <w:outlineLvl w:val="6"/>
     </w:pPr>
     <w:rPr>
-      <w:rFonts w:cstheme="majorBidi" w:ascii="Consolas" w:hAnsi="Consolas"/>
+      <w:rFonts w:asciiTheme="majorHAnsi" w:eastAsiaTheme="majorEastAsia" w:hAnsiTheme="majorHAnsi" w:cstheme="majorBidi"/>
       <w:i/>
       <w:iCs/>
       <w:color w:val="404040" w:themeColor="text1" w:themeTint="BF"/>
-      <w:sz w:val="22"/>
     </w:rPr>
   </w:style>
   <w:style w:type="paragraph" w:styleId="Heading8">
@@ -1140,9 +1165,9 @@
       <w:outlineLvl w:val="7"/>
     </w:pPr>
     <w:rPr>
-      <w:rFonts w:cstheme="majorBidi" w:ascii="Consolas" w:hAnsi="Consolas"/>
+      <w:rFonts w:asciiTheme="majorHAnsi" w:eastAsiaTheme="majorEastAsia" w:hAnsiTheme="majorHAnsi" w:cstheme="majorBidi"/>
       <w:color w:val="4F81BD" w:themeColor="accent1"/>
-      <w:sz w:val="22"/>
+      <w:sz w:val="20"/>
       <w:szCs w:val="20"/>
     </w:rPr>
   </w:style>
@@ -1163,11 +1188,11 @@
       <w:outlineLvl w:val="8"/>
     </w:pPr>
     <w:rPr>
-      <w:rFonts w:cstheme="majorBidi" w:ascii="Consolas" w:hAnsi="Consolas"/>
+      <w:rFonts w:asciiTheme="majorHAnsi" w:eastAsiaTheme="majorEastAsia" w:hAnsiTheme="majorHAnsi" w:cstheme="majorBidi"/>
       <w:i/>
       <w:iCs/>
       <w:color w:val="404040" w:themeColor="text1" w:themeTint="BF"/>
-      <w:sz w:val="22"/>
+      <w:sz w:val="20"/>
       <w:szCs w:val="20"/>
     </w:rPr>
   </w:style>
@@ -1206,10 +1231,6 @@
     <w:pPr>
       <w:spacing w:after="0" w:line="240" w:lineRule="auto"/>
     </w:pPr>
-    <w:rPr>
-      <w:rFonts w:ascii="Consolas" w:hAnsi="Consolas"/>
-      <w:sz w:val="22"/>
-    </w:rPr>
   </w:style>
   <w:style w:type="character" w:customStyle="1" w:styleId="Heading1Char">
     <w:name w:val="Heading 1 Char"/>
@@ -1263,15 +1284,15 @@
     <w:qFormat/>
     <w:rsid w:val="00FC693F"/>
     <w:pPr>
-      <w:spacing w:after="300" w:line="240" w:lineRule="auto"/>
+      <w:spacing w:after="120" w:line="240" w:lineRule="auto"/>
       <w:contextualSpacing/>
     </w:pPr>
     <w:rPr>
-      <w:rFonts w:cstheme="majorBidi" w:ascii="Consolas" w:hAnsi="Consolas"/>
-      <w:color w:val="17365D" w:themeColor="text2" w:themeShade="BF"/>
+      <w:rFonts w:asciiTheme="majorHAnsi" w:eastAsiaTheme="majorEastAsia" w:hAnsiTheme="majorHAnsi" w:cstheme="majorBidi" w:ascii="Arial" w:hAnsi="Arial"/>
+      <w:color w:val="17212B"/>
       <w:spacing w:val="5"/>
       <w:kern w:val="28"/>
-      <w:sz w:val="22"/>
+      <w:sz w:val="21"/>
       <w:szCs w:val="52"/>
     </w:rPr>
   </w:style>
@@ -1304,12 +1325,12 @@
       </w:numPr>
     </w:pPr>
     <w:rPr>
-      <w:rFonts w:cstheme="majorBidi" w:ascii="Consolas" w:hAnsi="Consolas"/>
+      <w:rFonts w:asciiTheme="majorHAnsi" w:eastAsiaTheme="majorEastAsia" w:hAnsiTheme="majorHAnsi" w:cstheme="majorBidi"/>
       <w:i/>
       <w:iCs/>
       <w:color w:val="4F81BD" w:themeColor="accent1"/>
       <w:spacing w:val="15"/>
-      <w:sz w:val="22"/>
+      <w:sz w:val="24"/>
       <w:szCs w:val="24"/>
     </w:rPr>
   </w:style>
@@ -1339,10 +1360,6 @@
       <w:ind w:left="720"/>
       <w:contextualSpacing/>
     </w:pPr>
-    <w:rPr>
-      <w:rFonts w:ascii="Consolas" w:hAnsi="Consolas"/>
-      <w:sz w:val="22"/>
-    </w:rPr>
   </w:style>
   <w:style w:type="paragraph" w:styleId="BodyText">
     <w:name w:val="Body Text"/>
@@ -1354,10 +1371,6 @@
     <w:pPr>
       <w:spacing w:after="120"/>
     </w:pPr>
-    <w:rPr>
-      <w:rFonts w:ascii="Consolas" w:hAnsi="Consolas"/>
-      <w:sz w:val="22"/>
-    </w:rPr>
   </w:style>
   <w:style w:type="character" w:customStyle="1" w:styleId="BodyTextChar">
     <w:name w:val="Body Text Char"/>
@@ -1376,10 +1389,6 @@
     <w:pPr>
       <w:spacing w:after="120" w:line="480" w:lineRule="auto"/>
     </w:pPr>
-    <w:rPr>
-      <w:rFonts w:ascii="Consolas" w:hAnsi="Consolas"/>
-      <w:sz w:val="22"/>
-    </w:rPr>
   </w:style>
   <w:style w:type="character" w:customStyle="1" w:styleId="BodyText2Char">
     <w:name w:val="Body Text 2 Char"/>
@@ -1399,8 +1408,7 @@
       <w:spacing w:after="120"/>
     </w:pPr>
     <w:rPr>
-      <w:rFonts w:ascii="Consolas" w:hAnsi="Consolas"/>
-      <w:sz w:val="22"/>
+      <w:sz w:val="16"/>
       <w:szCs w:val="16"/>
     </w:rPr>
   </w:style>
@@ -1425,10 +1433,6 @@
       <w:ind w:left="360" w:hanging="360"/>
       <w:contextualSpacing/>
     </w:pPr>
-    <w:rPr>
-      <w:rFonts w:ascii="Consolas" w:hAnsi="Consolas"/>
-      <w:sz w:val="22"/>
-    </w:rPr>
   </w:style>
   <w:style w:type="paragraph" w:styleId="List2">
     <w:name w:val="List 2"/>
@@ -1440,10 +1444,6 @@
       <w:ind w:left="720" w:hanging="360"/>
       <w:contextualSpacing/>
     </w:pPr>
-    <w:rPr>
-      <w:rFonts w:ascii="Consolas" w:hAnsi="Consolas"/>
-      <w:sz w:val="22"/>
-    </w:rPr>
   </w:style>
   <w:style w:type="paragraph" w:styleId="List3">
     <w:name w:val="List 3"/>
@@ -1455,10 +1455,6 @@
       <w:ind w:left="1080" w:hanging="360"/>
       <w:contextualSpacing/>
     </w:pPr>
-    <w:rPr>
-      <w:rFonts w:ascii="Consolas" w:hAnsi="Consolas"/>
-      <w:sz w:val="22"/>
-    </w:rPr>
   </w:style>
   <w:style w:type="paragraph" w:styleId="ListBullet">
     <w:name w:val="List Bullet"/>
@@ -1472,10 +1468,6 @@
       </w:numPr>
       <w:contextualSpacing/>
     </w:pPr>
-    <w:rPr>
-      <w:rFonts w:ascii="Consolas" w:hAnsi="Consolas"/>
-      <w:sz w:val="22"/>
-    </w:rPr>
   </w:style>
   <w:style w:type="paragraph" w:styleId="ListBullet2">
     <w:name w:val="List Bullet 2"/>
@@ -1489,10 +1481,6 @@
       </w:numPr>
       <w:contextualSpacing/>
     </w:pPr>
-    <w:rPr>
-      <w:rFonts w:ascii="Consolas" w:hAnsi="Consolas"/>
-      <w:sz w:val="22"/>
-    </w:rPr>
   </w:style>
   <w:style w:type="paragraph" w:styleId="ListBullet3">
     <w:name w:val="List Bullet 3"/>
@@ -1506,10 +1494,6 @@
       </w:numPr>
       <w:contextualSpacing/>
     </w:pPr>
-    <w:rPr>
-      <w:rFonts w:ascii="Consolas" w:hAnsi="Consolas"/>
-      <w:sz w:val="22"/>
-    </w:rPr>
   </w:style>
   <w:style w:type="paragraph" w:styleId="ListNumber">
     <w:name w:val="List Number"/>
@@ -1523,10 +1507,6 @@
       </w:numPr>
       <w:contextualSpacing/>
     </w:pPr>
-    <w:rPr>
-      <w:rFonts w:ascii="Consolas" w:hAnsi="Consolas"/>
-      <w:sz w:val="22"/>
-    </w:rPr>
   </w:style>
   <w:style w:type="paragraph" w:styleId="ListNumber2">
     <w:name w:val="List Number 2"/>
@@ -1540,10 +1520,6 @@
       </w:numPr>
       <w:contextualSpacing/>
     </w:pPr>
-    <w:rPr>
-      <w:rFonts w:ascii="Consolas" w:hAnsi="Consolas"/>
-      <w:sz w:val="22"/>
-    </w:rPr>
   </w:style>
   <w:style w:type="paragraph" w:styleId="ListNumber3">
     <w:name w:val="List Number 3"/>
@@ -1557,10 +1533,6 @@
       </w:numPr>
       <w:contextualSpacing/>
     </w:pPr>
-    <w:rPr>
-      <w:rFonts w:ascii="Consolas" w:hAnsi="Consolas"/>
-      <w:sz w:val="22"/>
-    </w:rPr>
   </w:style>
   <w:style w:type="paragraph" w:styleId="ListContinue">
     <w:name w:val="List Continue"/>
@@ -1573,10 +1545,6 @@
       <w:ind w:left="360"/>
       <w:contextualSpacing/>
     </w:pPr>
-    <w:rPr>
-      <w:rFonts w:ascii="Consolas" w:hAnsi="Consolas"/>
-      <w:sz w:val="22"/>
-    </w:rPr>
   </w:style>
   <w:style w:type="paragraph" w:styleId="ListContinue2">
     <w:name w:val="List Continue 2"/>
@@ -1589,10 +1557,6 @@
       <w:ind w:left="720"/>
       <w:contextualSpacing/>
     </w:pPr>
-    <w:rPr>
-      <w:rFonts w:ascii="Consolas" w:hAnsi="Consolas"/>
-      <w:sz w:val="22"/>
-    </w:rPr>
   </w:style>
   <w:style w:type="paragraph" w:styleId="ListContinue3">
     <w:name w:val="List Continue 3"/>
@@ -1605,10 +1569,6 @@
       <w:ind w:left="1080"/>
       <w:contextualSpacing/>
     </w:pPr>
-    <w:rPr>
-      <w:rFonts w:ascii="Consolas" w:hAnsi="Consolas"/>
-      <w:sz w:val="22"/>
-    </w:rPr>
   </w:style>
   <w:style w:type="paragraph" w:styleId="MacroText">
     <w:name w:val="macro"/>
@@ -1628,8 +1588,8 @@
       </w:tabs>
     </w:pPr>
     <w:rPr>
-      <w:rFonts w:ascii="Consolas" w:hAnsi="Consolas"/>
-      <w:sz w:val="22"/>
+      <w:rFonts w:ascii="Courier" w:hAnsi="Courier"/>
+      <w:sz w:val="20"/>
       <w:szCs w:val="20"/>
     </w:rPr>
   </w:style>
@@ -1654,11 +1614,9 @@
     <w:qFormat/>
     <w:rsid w:val="00FC693F"/>
     <w:rPr>
-      <w:rFonts w:ascii="Consolas" w:hAnsi="Consolas"/>
       <w:i/>
       <w:iCs/>
       <w:color w:val="000000" w:themeColor="text1"/>
-      <w:sz w:val="22"/>
     </w:rPr>
   </w:style>
   <w:style w:type="character" w:customStyle="1" w:styleId="QuoteChar">
@@ -1772,11 +1730,10 @@
       <w:spacing w:line="240" w:lineRule="auto"/>
     </w:pPr>
     <w:rPr>
-      <w:rFonts w:ascii="Consolas" w:hAnsi="Consolas"/>
       <w:b/>
       <w:bCs/>
       <w:color w:val="4F81BD" w:themeColor="accent1"/>
-      <w:sz w:val="22"/>
+      <w:sz w:val="18"/>
       <w:szCs w:val="18"/>
     </w:rPr>
   </w:style>
@@ -1815,13 +1772,11 @@
       <w:ind w:left="936" w:right="936"/>
     </w:pPr>
     <w:rPr>
-      <w:rFonts w:ascii="Consolas" w:hAnsi="Consolas"/>
       <w:b/>
       <w:bCs/>
       <w:i/>
       <w:iCs/>
       <w:color w:val="4F81BD" w:themeColor="accent1"/>
-      <w:sz w:val="22"/>
     </w:rPr>
   </w:style>
   <w:style w:type="character" w:customStyle="1" w:styleId="IntenseQuoteChar">
@@ -1916,10 +1871,6 @@
     <w:pPr>
       <w:outlineLvl w:val="9"/>
     </w:pPr>
-    <w:rPr>
-      <w:rFonts w:ascii="Consolas" w:hAnsi="Consolas"/>
-      <w:sz w:val="22"/>
-    </w:rPr>
   </w:style>
   <w:style w:type="table" w:styleId="TableGrid">
     <w:name w:val="Table Grid"/>

--- a/skills/dazzler-frontend/assets/templates/docx/technical.docx
+++ b/skills/dazzler-frontend/assets/templates/docx/technical.docx
@@ -8,55 +8,12 @@
       </w:pPr>
       <w:r>
         <w:rPr>
-          <w:rFonts w:ascii="Arial" w:hAnsi="Arial"/>
+          <w:rFonts w:ascii="Consolas" w:hAnsi="Consolas"/>
           <w:b/>
-          <w:color w:val="075866"/>
+          <w:color w:val="13545A"/>
           <w:sz w:val="18"/>
         </w:rPr>
         <w:t>RELAY / OPERATIONS RUNBOOK 07</w:t>
-      </w:r>
-    </w:p>
-    <w:p>
-      <w:pPr>
-        <w:spacing w:after="140" w:line="259" w:lineRule="auto"/>
-      </w:pPr>
-      <w:r>
-        <w:rPr>
-          <w:rFonts w:ascii="Arial" w:hAnsi="Arial"/>
-          <w:b/>
-          <w:color w:val="9E202C"/>
-          <w:sz w:val="26"/>
-        </w:rPr>
-        <w:t>STOP / Preserve the Evidence</w:t>
-      </w:r>
-    </w:p>
-    <w:p>
-      <w:pPr>
-        <w:pStyle w:val="Title"/>
-        <w:spacing w:after="140" w:line="259" w:lineRule="auto"/>
-      </w:pPr>
-      <w:r>
-        <w:rPr>
-          <w:rFonts w:ascii="Arial" w:hAnsi="Arial"/>
-          <w:b/>
-          <w:color w:val="17212B"/>
-          <w:sz w:val="60"/>
-        </w:rPr>
-        <w:t>Relay Queue Recovery Runbook</w:t>
-      </w:r>
-    </w:p>
-    <w:p>
-      <w:pPr>
-        <w:spacing w:after="140" w:line="259" w:lineRule="auto"/>
-      </w:pPr>
-      <w:r>
-        <w:rPr>
-          <w:rFonts w:ascii="Arial" w:hAnsi="Arial"/>
-          <w:b/>
-          <w:color w:val="075866"/>
-          <w:sz w:val="24"/>
-        </w:rPr>
-        <w:t>Pause delivery before replaying events. Confirm the checkpoint, then resume in a controlled batch.</w:t>
       </w:r>
     </w:p>
     <w:tbl>
@@ -66,13 +23,386 @@
         <w:tblLook w:firstColumn="1" w:firstRow="1" w:lastColumn="0" w:lastRow="0" w:noHBand="0" w:noVBand="1" w:val="04A0"/>
       </w:tblPr>
       <w:tblGrid>
-        <w:gridCol w:w="4896"/>
-        <w:gridCol w:w="5184"/>
+        <w:gridCol w:w="10368"/>
+        <w:gridCol w:w="4608"/>
       </w:tblGrid>
       <w:tr>
         <w:tc>
           <w:tcPr>
-            <w:tcW w:type="dxa" w:w="4896"/>
+            <w:tcW w:type="dxa" w:w="10368"/>
+          </w:tcPr>
+          <w:p/>
+          <w:p>
+            <w:pPr>
+              <w:pStyle w:val="Title"/>
+              <w:spacing w:after="140" w:line="259" w:lineRule="auto"/>
+            </w:pPr>
+            <w:r>
+              <w:rPr>
+                <w:rFonts w:ascii="Consolas" w:hAnsi="Consolas"/>
+                <w:b/>
+                <w:color w:val="17212B"/>
+                <w:sz w:val="54"/>
+              </w:rPr>
+              <w:t>Relay Queue Recovery Runbook</w:t>
+            </w:r>
+          </w:p>
+          <w:p>
+            <w:pPr>
+              <w:spacing w:after="140" w:line="259" w:lineRule="auto"/>
+            </w:pPr>
+            <w:r>
+              <w:rPr>
+                <w:rFonts w:ascii="Consolas" w:hAnsi="Consolas"/>
+                <w:b/>
+                <w:color w:val="13545A"/>
+                <w:sz w:val="22"/>
+              </w:rPr>
+              <w:t>Pause delivery before replaying events. Confirm the checkpoint, then resume in a controlled batch.</w:t>
+            </w:r>
+          </w:p>
+        </w:tc>
+        <w:tc>
+          <w:tcPr>
+            <w:tcW w:type="dxa" w:w="4608"/>
+          </w:tcPr>
+          <w:p/>
+          <w:p>
+            <w:pPr>
+              <w:spacing w:after="140" w:line="259" w:lineRule="auto"/>
+            </w:pPr>
+            <w:r>
+              <w:rPr>
+                <w:rFonts w:ascii="Consolas" w:hAnsi="Consolas"/>
+                <w:b/>
+                <w:color w:val="A22628"/>
+                <w:sz w:val="26"/>
+              </w:rPr>
+              <w:t>Stop on Any Failed Check</w:t>
+            </w:r>
+          </w:p>
+          <w:p>
+            <w:pPr>
+              <w:spacing w:after="140" w:line="259" w:lineRule="auto"/>
+            </w:pPr>
+            <w:r>
+              <w:rPr>
+                <w:rFonts w:ascii="Consolas" w:hAnsi="Consolas"/>
+                <w:b/>
+                <w:color w:val="13545A"/>
+                <w:sz w:val="50"/>
+              </w:rPr>
+              <w:t>50</w:t>
+            </w:r>
+          </w:p>
+          <w:p>
+            <w:pPr>
+              <w:spacing w:after="140" w:line="259" w:lineRule="auto"/>
+            </w:pPr>
+            <w:r>
+              <w:rPr>
+                <w:rFonts w:ascii="Consolas" w:hAnsi="Consolas"/>
+                <w:b w:val="0"/>
+                <w:color w:val="17212B"/>
+                <w:sz w:val="22"/>
+              </w:rPr>
+              <w:t>events in the first recovery batch</w:t>
+            </w:r>
+          </w:p>
+        </w:tc>
+      </w:tr>
+    </w:tbl>
+    <w:tbl>
+      <w:tblPr>
+        <w:tblW w:type="auto" w:w="0"/>
+        <w:tblLayout w:type="autofit"/>
+        <w:tblLook w:firstColumn="1" w:firstRow="1" w:lastColumn="0" w:lastRow="0" w:noHBand="0" w:noVBand="1" w:val="04A0"/>
+      </w:tblPr>
+      <w:tblGrid>
+        <w:gridCol w:w="5088"/>
+        <w:gridCol w:w="5088"/>
+        <w:gridCol w:w="5088"/>
+      </w:tblGrid>
+      <w:tr>
+        <w:trPr>
+          <w:tblHeader/>
+          <w:cantSplit/>
+        </w:trPr>
+        <w:tc>
+          <w:tcPr>
+            <w:tcW w:type="dxa" w:w="5088"/>
+            <w:shd w:fill="13545A"/>
+          </w:tcPr>
+          <w:p/>
+          <w:p>
+            <w:pPr>
+              <w:spacing w:after="140" w:line="259" w:lineRule="auto"/>
+            </w:pPr>
+            <w:r>
+              <w:rPr>
+                <w:rFonts w:ascii="Consolas" w:hAnsi="Consolas"/>
+                <w:b/>
+                <w:color w:val="FFFFFF"/>
+                <w:sz w:val="20"/>
+              </w:rPr>
+              <w:t>Signal</w:t>
+            </w:r>
+          </w:p>
+        </w:tc>
+        <w:tc>
+          <w:tcPr>
+            <w:tcW w:type="dxa" w:w="5088"/>
+            <w:shd w:fill="13545A"/>
+          </w:tcPr>
+          <w:p/>
+          <w:p>
+            <w:pPr>
+              <w:spacing w:after="140" w:line="259" w:lineRule="auto"/>
+            </w:pPr>
+            <w:r>
+              <w:rPr>
+                <w:rFonts w:ascii="Consolas" w:hAnsi="Consolas"/>
+                <w:b/>
+                <w:color w:val="FFFFFF"/>
+                <w:sz w:val="20"/>
+              </w:rPr>
+              <w:t>Proceed</w:t>
+            </w:r>
+          </w:p>
+        </w:tc>
+        <w:tc>
+          <w:tcPr>
+            <w:tcW w:type="dxa" w:w="5088"/>
+            <w:shd w:fill="13545A"/>
+          </w:tcPr>
+          <w:p/>
+          <w:p>
+            <w:pPr>
+              <w:spacing w:after="140" w:line="259" w:lineRule="auto"/>
+            </w:pPr>
+            <w:r>
+              <w:rPr>
+                <w:rFonts w:ascii="Consolas" w:hAnsi="Consolas"/>
+                <w:b/>
+                <w:color w:val="FFFFFF"/>
+                <w:sz w:val="20"/>
+              </w:rPr>
+              <w:t>Stop</w:t>
+            </w:r>
+          </w:p>
+        </w:tc>
+      </w:tr>
+      <w:tr>
+        <w:trPr>
+          <w:cantSplit/>
+        </w:trPr>
+        <w:tc>
+          <w:tcPr>
+            <w:tcW w:type="dxa" w:w="5088"/>
+          </w:tcPr>
+          <w:p/>
+          <w:p>
+            <w:pPr>
+              <w:spacing w:after="140" w:line="259" w:lineRule="auto"/>
+            </w:pPr>
+            <w:r>
+              <w:rPr>
+                <w:rFonts w:ascii="Consolas" w:hAnsi="Consolas"/>
+                <w:b w:val="0"/>
+                <w:color w:val="17212B"/>
+                <w:sz w:val="20"/>
+              </w:rPr>
+              <w:t>Acknowledgements</w:t>
+            </w:r>
+          </w:p>
+        </w:tc>
+        <w:tc>
+          <w:tcPr>
+            <w:tcW w:type="dxa" w:w="5088"/>
+          </w:tcPr>
+          <w:p/>
+          <w:p>
+            <w:pPr>
+              <w:spacing w:after="140" w:line="259" w:lineRule="auto"/>
+            </w:pPr>
+            <w:r>
+              <w:rPr>
+                <w:rFonts w:ascii="Consolas" w:hAnsi="Consolas"/>
+                <w:b w:val="0"/>
+                <w:color w:val="17212B"/>
+                <w:sz w:val="20"/>
+              </w:rPr>
+              <w:t>50 of 50 matched</w:t>
+            </w:r>
+          </w:p>
+        </w:tc>
+        <w:tc>
+          <w:tcPr>
+            <w:tcW w:type="dxa" w:w="5088"/>
+          </w:tcPr>
+          <w:p/>
+          <w:p>
+            <w:pPr>
+              <w:spacing w:after="140" w:line="259" w:lineRule="auto"/>
+            </w:pPr>
+            <w:r>
+              <w:rPr>
+                <w:rFonts w:ascii="Consolas" w:hAnsi="Consolas"/>
+                <w:b w:val="0"/>
+                <w:color w:val="17212B"/>
+                <w:sz w:val="20"/>
+              </w:rPr>
+              <w:t>Any missing ID</w:t>
+            </w:r>
+          </w:p>
+        </w:tc>
+      </w:tr>
+      <w:tr>
+        <w:trPr>
+          <w:cantSplit/>
+        </w:trPr>
+        <w:tc>
+          <w:tcPr>
+            <w:tcW w:type="dxa" w:w="5088"/>
+          </w:tcPr>
+          <w:p/>
+          <w:p>
+            <w:pPr>
+              <w:spacing w:after="140" w:line="259" w:lineRule="auto"/>
+            </w:pPr>
+            <w:r>
+              <w:rPr>
+                <w:rFonts w:ascii="Consolas" w:hAnsi="Consolas"/>
+                <w:b w:val="0"/>
+                <w:color w:val="17212B"/>
+                <w:sz w:val="20"/>
+              </w:rPr>
+              <w:t>Duplicates</w:t>
+            </w:r>
+          </w:p>
+        </w:tc>
+        <w:tc>
+          <w:tcPr>
+            <w:tcW w:type="dxa" w:w="5088"/>
+          </w:tcPr>
+          <w:p/>
+          <w:p>
+            <w:pPr>
+              <w:spacing w:after="140" w:line="259" w:lineRule="auto"/>
+            </w:pPr>
+            <w:r>
+              <w:rPr>
+                <w:rFonts w:ascii="Consolas" w:hAnsi="Consolas"/>
+                <w:b w:val="0"/>
+                <w:color w:val="17212B"/>
+                <w:sz w:val="20"/>
+              </w:rPr>
+              <w:t>Handled idempotently</w:t>
+            </w:r>
+          </w:p>
+        </w:tc>
+        <w:tc>
+          <w:tcPr>
+            <w:tcW w:type="dxa" w:w="5088"/>
+          </w:tcPr>
+          <w:p/>
+          <w:p>
+            <w:pPr>
+              <w:spacing w:after="140" w:line="259" w:lineRule="auto"/>
+            </w:pPr>
+            <w:r>
+              <w:rPr>
+                <w:rFonts w:ascii="Consolas" w:hAnsi="Consolas"/>
+                <w:b w:val="0"/>
+                <w:color w:val="17212B"/>
+                <w:sz w:val="20"/>
+              </w:rPr>
+              <w:t>Side effect repeated</w:t>
+            </w:r>
+          </w:p>
+        </w:tc>
+      </w:tr>
+      <w:tr>
+        <w:trPr>
+          <w:cantSplit/>
+        </w:trPr>
+        <w:tc>
+          <w:tcPr>
+            <w:tcW w:type="dxa" w:w="5088"/>
+          </w:tcPr>
+          <w:p/>
+          <w:p>
+            <w:pPr>
+              <w:spacing w:after="140" w:line="259" w:lineRule="auto"/>
+            </w:pPr>
+            <w:r>
+              <w:rPr>
+                <w:rFonts w:ascii="Consolas" w:hAnsi="Consolas"/>
+                <w:b w:val="0"/>
+                <w:color w:val="17212B"/>
+                <w:sz w:val="20"/>
+              </w:rPr>
+              <w:t>Consumer health</w:t>
+            </w:r>
+          </w:p>
+        </w:tc>
+        <w:tc>
+          <w:tcPr>
+            <w:tcW w:type="dxa" w:w="5088"/>
+          </w:tcPr>
+          <w:p/>
+          <w:p>
+            <w:pPr>
+              <w:spacing w:after="140" w:line="259" w:lineRule="auto"/>
+            </w:pPr>
+            <w:r>
+              <w:rPr>
+                <w:rFonts w:ascii="Consolas" w:hAnsi="Consolas"/>
+                <w:b w:val="0"/>
+                <w:color w:val="17212B"/>
+                <w:sz w:val="20"/>
+              </w:rPr>
+              <w:t>Checks passing</w:t>
+            </w:r>
+          </w:p>
+        </w:tc>
+        <w:tc>
+          <w:tcPr>
+            <w:tcW w:type="dxa" w:w="5088"/>
+          </w:tcPr>
+          <w:p/>
+          <w:p>
+            <w:pPr>
+              <w:spacing w:after="140" w:line="259" w:lineRule="auto"/>
+            </w:pPr>
+            <w:r>
+              <w:rPr>
+                <w:rFonts w:ascii="Consolas" w:hAnsi="Consolas"/>
+                <w:b w:val="0"/>
+                <w:color w:val="17212B"/>
+                <w:sz w:val="20"/>
+              </w:rPr>
+              <w:t>Timeout or error</w:t>
+            </w:r>
+          </w:p>
+        </w:tc>
+      </w:tr>
+    </w:tbl>
+    <w:tbl>
+      <w:tblPr>
+        <w:tblW w:type="auto" w:w="0"/>
+        <w:tblLayout w:type="fixed"/>
+        <w:tblLook w:firstColumn="1" w:firstRow="1" w:lastColumn="0" w:lastRow="0" w:noHBand="0" w:noVBand="1" w:val="04A0"/>
+      </w:tblPr>
+      <w:tblGrid>
+        <w:gridCol w:w="4968"/>
+        <w:gridCol w:w="4968"/>
+        <w:gridCol w:w="4968"/>
+      </w:tblGrid>
+      <w:tr>
+        <w:tc>
+          <w:tcPr>
+            <w:tcW w:type="dxa" w:w="4968"/>
           </w:tcPr>
           <w:p/>
           <w:p>
@@ -82,10 +412,10 @@
             </w:pPr>
             <w:r>
               <w:rPr>
-                <w:rFonts w:ascii="Arial" w:hAnsi="Arial"/>
+                <w:rFonts w:ascii="Consolas" w:hAnsi="Consolas"/>
                 <w:b/>
-                <w:color w:val="075866"/>
-                <w:sz w:val="28"/>
+                <w:color w:val="13545A"/>
+                <w:sz w:val="26"/>
               </w:rPr>
               <w:t>01 Stabilize</w:t>
             </w:r>
@@ -97,14 +427,20 @@
             </w:pPr>
             <w:r>
               <w:rPr>
-                <w:rFonts w:ascii="Arial" w:hAnsi="Arial"/>
+                <w:rFonts w:ascii="Consolas" w:hAnsi="Consolas"/>
                 <w:b w:val="0"/>
                 <w:color w:val="17212B"/>
-                <w:sz w:val="21"/>
+                <w:sz w:val="22"/>
               </w:rPr>
               <w:t>Pause the worker and record the last acknowledged event ID. Confirm that the consumer is healthy before attempting a replay.</w:t>
             </w:r>
           </w:p>
+        </w:tc>
+        <w:tc>
+          <w:tcPr>
+            <w:tcW w:type="dxa" w:w="4968"/>
+          </w:tcPr>
+          <w:p/>
           <w:p>
             <w:pPr>
               <w:pStyle w:val="Heading1"/>
@@ -112,10 +448,10 @@
             </w:pPr>
             <w:r>
               <w:rPr>
-                <w:rFonts w:ascii="Arial" w:hAnsi="Arial"/>
+                <w:rFonts w:ascii="Consolas" w:hAnsi="Consolas"/>
                 <w:b/>
-                <w:color w:val="075866"/>
-                <w:sz w:val="28"/>
+                <w:color w:val="13545A"/>
+                <w:sz w:val="26"/>
               </w:rPr>
               <w:t>02 Recover</w:t>
             </w:r>
@@ -127,14 +463,20 @@
             </w:pPr>
             <w:r>
               <w:rPr>
-                <w:rFonts w:ascii="Arial" w:hAnsi="Arial"/>
+                <w:rFonts w:ascii="Consolas" w:hAnsi="Consolas"/>
                 <w:b w:val="0"/>
                 <w:color w:val="17212B"/>
-                <w:sz w:val="21"/>
+                <w:sz w:val="22"/>
               </w:rPr>
               <w:t>Replay the next 50 events from the checkpoint. Check duplicate handling and compare delivered IDs with acknowledgements.</w:t>
             </w:r>
           </w:p>
+        </w:tc>
+        <w:tc>
+          <w:tcPr>
+            <w:tcW w:type="dxa" w:w="4968"/>
+          </w:tcPr>
+          <w:p/>
           <w:p>
             <w:pPr>
               <w:pStyle w:val="Heading1"/>
@@ -142,10 +484,10 @@
             </w:pPr>
             <w:r>
               <w:rPr>
-                <w:rFonts w:ascii="Arial" w:hAnsi="Arial"/>
+                <w:rFonts w:ascii="Consolas" w:hAnsi="Consolas"/>
                 <w:b/>
-                <w:color w:val="075866"/>
-                <w:sz w:val="28"/>
+                <w:color w:val="13545A"/>
+                <w:sz w:val="26"/>
               </w:rPr>
               <w:t>03 Verify</w:t>
             </w:r>
@@ -157,362 +499,41 @@
             </w:pPr>
             <w:r>
               <w:rPr>
-                <w:rFonts w:ascii="Arial" w:hAnsi="Arial"/>
+                <w:rFonts w:ascii="Consolas" w:hAnsi="Consolas"/>
                 <w:b w:val="0"/>
                 <w:color w:val="17212B"/>
-                <w:sz w:val="21"/>
+                <w:sz w:val="22"/>
               </w:rPr>
               <w:t>Resume only when the batch reconciles and error rate remains below the agreed threshold. If it fails, pause again and retain the evidence.</w:t>
             </w:r>
           </w:p>
-        </w:tc>
-        <w:tc>
-          <w:tcPr>
-            <w:tcW w:type="dxa" w:w="5184"/>
-            <w:shd w:fill="FFFFFF"/>
-          </w:tcPr>
-          <w:p/>
-          <w:p>
-            <w:pPr>
-              <w:spacing w:after="140" w:line="259" w:lineRule="auto"/>
-            </w:pPr>
-            <w:r>
-              <w:rPr>
-                <w:rFonts w:ascii="Arial" w:hAnsi="Arial"/>
-                <w:b/>
-                <w:color w:val="075866"/>
-                <w:sz w:val="58"/>
-              </w:rPr>
-              <w:t>50</w:t>
-            </w:r>
-          </w:p>
-          <w:p>
-            <w:pPr>
-              <w:spacing w:after="140" w:line="259" w:lineRule="auto"/>
-            </w:pPr>
-            <w:r>
-              <w:rPr>
-                <w:rFonts w:ascii="Arial" w:hAnsi="Arial"/>
-                <w:b w:val="0"/>
-                <w:color w:val="17212B"/>
-                <w:sz w:val="20"/>
-              </w:rPr>
-              <w:t>events in the first recovery batch</w:t>
-            </w:r>
-          </w:p>
-          <w:p>
-            <w:pPr>
-              <w:spacing w:after="140" w:line="259" w:lineRule="auto"/>
-              <w:ind w:right="0"/>
-            </w:pPr>
-            <w:r>
-              <w:rPr>
-                <w:rFonts w:ascii="Arial" w:hAnsi="Arial"/>
-                <w:b w:val="0"/>
-                <w:color w:val="17212B"/>
-                <w:sz w:val="20"/>
-              </w:rPr>
-              <w:t>This fictional runbook handles a stalled delivery queue. It demonstrates a safe sequence; adapt commands and thresholds to the actual system before operational use.</w:t>
-            </w:r>
-          </w:p>
-          <w:tbl>
-            <w:tblPr>
-              <w:tblW w:type="auto" w:w="0"/>
-              <w:tblLayout w:type="fixed"/>
-              <w:tblLook w:firstColumn="1" w:firstRow="1" w:lastColumn="0" w:lastRow="0" w:noHBand="0" w:noVBand="1" w:val="04A0"/>
-            </w:tblPr>
-            <w:tblGrid>
-              <w:gridCol w:w="2088"/>
-              <w:gridCol w:w="1512"/>
-              <w:gridCol w:w="1512"/>
-            </w:tblGrid>
-            <w:tr>
-              <w:trPr>
-                <w:tblHeader/>
-                <w:cantSplit/>
-              </w:trPr>
-              <w:tc>
-                <w:tcPr>
-                  <w:tcW w:type="dxa" w:w="2088"/>
-                  <w:shd w:fill="075866"/>
-                </w:tcPr>
-                <w:p/>
-                <w:p>
-                  <w:pPr>
-                    <w:spacing w:after="140" w:line="259" w:lineRule="auto"/>
-                  </w:pPr>
-                  <w:r>
-                    <w:rPr>
-                      <w:rFonts w:ascii="Arial" w:hAnsi="Arial"/>
-                      <w:b/>
-                      <w:color w:val="FFFFFF"/>
-                      <w:sz w:val="18"/>
-                    </w:rPr>
-                    <w:t>Signal</w:t>
-                  </w:r>
-                </w:p>
-              </w:tc>
-              <w:tc>
-                <w:tcPr>
-                  <w:tcW w:type="dxa" w:w="1512"/>
-                  <w:shd w:fill="075866"/>
-                </w:tcPr>
-                <w:p/>
-                <w:p>
-                  <w:pPr>
-                    <w:spacing w:after="140" w:line="259" w:lineRule="auto"/>
-                  </w:pPr>
-                  <w:r>
-                    <w:rPr>
-                      <w:rFonts w:ascii="Arial" w:hAnsi="Arial"/>
-                      <w:b/>
-                      <w:color w:val="FFFFFF"/>
-                      <w:sz w:val="18"/>
-                    </w:rPr>
-                    <w:t>Proceed</w:t>
-                  </w:r>
-                </w:p>
-              </w:tc>
-              <w:tc>
-                <w:tcPr>
-                  <w:tcW w:type="dxa" w:w="1512"/>
-                  <w:shd w:fill="075866"/>
-                </w:tcPr>
-                <w:p/>
-                <w:p>
-                  <w:pPr>
-                    <w:spacing w:after="140" w:line="259" w:lineRule="auto"/>
-                  </w:pPr>
-                  <w:r>
-                    <w:rPr>
-                      <w:rFonts w:ascii="Arial" w:hAnsi="Arial"/>
-                      <w:b/>
-                      <w:color w:val="FFFFFF"/>
-                      <w:sz w:val="18"/>
-                    </w:rPr>
-                    <w:t>Stop</w:t>
-                  </w:r>
-                </w:p>
-              </w:tc>
-            </w:tr>
-            <w:tr>
-              <w:trPr>
-                <w:cantSplit/>
-              </w:trPr>
-              <w:tc>
-                <w:tcPr>
-                  <w:tcW w:type="dxa" w:w="2088"/>
-                  <w:shd w:fill="FFFFFF"/>
-                </w:tcPr>
-                <w:p/>
-                <w:p>
-                  <w:pPr>
-                    <w:spacing w:after="140" w:line="259" w:lineRule="auto"/>
-                  </w:pPr>
-                  <w:r>
-                    <w:rPr>
-                      <w:rFonts w:ascii="Arial" w:hAnsi="Arial"/>
-                      <w:b w:val="0"/>
-                      <w:color w:val="17212B"/>
-                      <w:sz w:val="18"/>
-                    </w:rPr>
-                    <w:t>Acknowledgements</w:t>
-                  </w:r>
-                </w:p>
-              </w:tc>
-              <w:tc>
-                <w:tcPr>
-                  <w:tcW w:type="dxa" w:w="1512"/>
-                  <w:shd w:fill="FFFFFF"/>
-                </w:tcPr>
-                <w:p/>
-                <w:p>
-                  <w:pPr>
-                    <w:spacing w:after="140" w:line="259" w:lineRule="auto"/>
-                  </w:pPr>
-                  <w:r>
-                    <w:rPr>
-                      <w:rFonts w:ascii="Arial" w:hAnsi="Arial"/>
-                      <w:b w:val="0"/>
-                      <w:color w:val="17212B"/>
-                      <w:sz w:val="18"/>
-                    </w:rPr>
-                    <w:t>50 of 50 matched</w:t>
-                  </w:r>
-                </w:p>
-              </w:tc>
-              <w:tc>
-                <w:tcPr>
-                  <w:tcW w:type="dxa" w:w="1512"/>
-                  <w:shd w:fill="FFFFFF"/>
-                </w:tcPr>
-                <w:p/>
-                <w:p>
-                  <w:pPr>
-                    <w:spacing w:after="140" w:line="259" w:lineRule="auto"/>
-                  </w:pPr>
-                  <w:r>
-                    <w:rPr>
-                      <w:rFonts w:ascii="Arial" w:hAnsi="Arial"/>
-                      <w:b w:val="0"/>
-                      <w:color w:val="17212B"/>
-                      <w:sz w:val="18"/>
-                    </w:rPr>
-                    <w:t>Any missing ID</w:t>
-                  </w:r>
-                </w:p>
-              </w:tc>
-            </w:tr>
-            <w:tr>
-              <w:trPr>
-                <w:cantSplit/>
-              </w:trPr>
-              <w:tc>
-                <w:tcPr>
-                  <w:tcW w:type="dxa" w:w="2088"/>
-                  <w:shd w:fill="FFFFFF"/>
-                </w:tcPr>
-                <w:p/>
-                <w:p>
-                  <w:pPr>
-                    <w:spacing w:after="140" w:line="259" w:lineRule="auto"/>
-                  </w:pPr>
-                  <w:r>
-                    <w:rPr>
-                      <w:rFonts w:ascii="Arial" w:hAnsi="Arial"/>
-                      <w:b w:val="0"/>
-                      <w:color w:val="17212B"/>
-                      <w:sz w:val="18"/>
-                    </w:rPr>
-                    <w:t>Duplicates</w:t>
-                  </w:r>
-                </w:p>
-              </w:tc>
-              <w:tc>
-                <w:tcPr>
-                  <w:tcW w:type="dxa" w:w="1512"/>
-                  <w:shd w:fill="FFFFFF"/>
-                </w:tcPr>
-                <w:p/>
-                <w:p>
-                  <w:pPr>
-                    <w:spacing w:after="140" w:line="259" w:lineRule="auto"/>
-                  </w:pPr>
-                  <w:r>
-                    <w:rPr>
-                      <w:rFonts w:ascii="Arial" w:hAnsi="Arial"/>
-                      <w:b w:val="0"/>
-                      <w:color w:val="17212B"/>
-                      <w:sz w:val="18"/>
-                    </w:rPr>
-                    <w:t>Handled idempotently</w:t>
-                  </w:r>
-                </w:p>
-              </w:tc>
-              <w:tc>
-                <w:tcPr>
-                  <w:tcW w:type="dxa" w:w="1512"/>
-                  <w:shd w:fill="FFFFFF"/>
-                </w:tcPr>
-                <w:p/>
-                <w:p>
-                  <w:pPr>
-                    <w:spacing w:after="140" w:line="259" w:lineRule="auto"/>
-                  </w:pPr>
-                  <w:r>
-                    <w:rPr>
-                      <w:rFonts w:ascii="Arial" w:hAnsi="Arial"/>
-                      <w:b w:val="0"/>
-                      <w:color w:val="17212B"/>
-                      <w:sz w:val="18"/>
-                    </w:rPr>
-                    <w:t>Side effect repeated</w:t>
-                  </w:r>
-                </w:p>
-              </w:tc>
-            </w:tr>
-            <w:tr>
-              <w:trPr>
-                <w:cantSplit/>
-              </w:trPr>
-              <w:tc>
-                <w:tcPr>
-                  <w:tcW w:type="dxa" w:w="2088"/>
-                  <w:shd w:fill="FFFFFF"/>
-                </w:tcPr>
-                <w:p/>
-                <w:p>
-                  <w:pPr>
-                    <w:spacing w:after="140" w:line="259" w:lineRule="auto"/>
-                  </w:pPr>
-                  <w:r>
-                    <w:rPr>
-                      <w:rFonts w:ascii="Arial" w:hAnsi="Arial"/>
-                      <w:b w:val="0"/>
-                      <w:color w:val="17212B"/>
-                      <w:sz w:val="18"/>
-                    </w:rPr>
-                    <w:t>Consumer health</w:t>
-                  </w:r>
-                </w:p>
-              </w:tc>
-              <w:tc>
-                <w:tcPr>
-                  <w:tcW w:type="dxa" w:w="1512"/>
-                  <w:shd w:fill="FFFFFF"/>
-                </w:tcPr>
-                <w:p/>
-                <w:p>
-                  <w:pPr>
-                    <w:spacing w:after="140" w:line="259" w:lineRule="auto"/>
-                  </w:pPr>
-                  <w:r>
-                    <w:rPr>
-                      <w:rFonts w:ascii="Arial" w:hAnsi="Arial"/>
-                      <w:b w:val="0"/>
-                      <w:color w:val="17212B"/>
-                      <w:sz w:val="18"/>
-                    </w:rPr>
-                    <w:t>Checks passing</w:t>
-                  </w:r>
-                </w:p>
-              </w:tc>
-              <w:tc>
-                <w:tcPr>
-                  <w:tcW w:type="dxa" w:w="1512"/>
-                  <w:shd w:fill="FFFFFF"/>
-                </w:tcPr>
-                <w:p/>
-                <w:p>
-                  <w:pPr>
-                    <w:spacing w:after="140" w:line="259" w:lineRule="auto"/>
-                  </w:pPr>
-                  <w:r>
-                    <w:rPr>
-                      <w:rFonts w:ascii="Arial" w:hAnsi="Arial"/>
-                      <w:b w:val="0"/>
-                      <w:color w:val="17212B"/>
-                      <w:sz w:val="18"/>
-                    </w:rPr>
-                    <w:t>Timeout or error</w:t>
-                  </w:r>
-                </w:p>
-              </w:tc>
-            </w:tr>
-          </w:tbl>
-          <w:p/>
         </w:tc>
       </w:tr>
     </w:tbl>
     <w:p>
       <w:pPr>
         <w:spacing w:after="140" w:line="259" w:lineRule="auto"/>
+        <w:ind w:right="8444"/>
       </w:pPr>
       <w:r>
         <w:rPr>
-          <w:rFonts w:ascii="Arial" w:hAnsi="Arial"/>
+          <w:rFonts w:ascii="Consolas" w:hAnsi="Consolas"/>
+          <w:b w:val="0"/>
+          <w:color w:val="17212B"/>
+          <w:sz w:val="22"/>
+        </w:rPr>
+        <w:t>This fictional runbook handles a stalled delivery queue. It demonstrates a safe sequence; adapt commands and thresholds to the actual system before operational use.</w:t>
+      </w:r>
+    </w:p>
+    <w:p>
+      <w:pPr>
+        <w:spacing w:after="140" w:line="259" w:lineRule="auto"/>
+      </w:pPr>
+      <w:r>
+        <w:rPr>
+          <w:rFonts w:ascii="Consolas" w:hAnsi="Consolas"/>
           <w:b/>
-          <w:color w:val="075866"/>
+          <w:color w:val="13545A"/>
           <w:sz w:val="18"/>
         </w:rPr>
         <w:t>Synthetic operational example · Commands require environment-specific review.</w:t>
@@ -521,7 +542,7 @@
     <w:sectPr>
       <w:footerReference w:type="default" r:id="rId9"/>
       <w:headerReference w:type="default" r:id="rId10"/>
-      <w:pgSz w:w="11952" w:h="16848"/>
+      <w:pgSz w:w="16848" w:h="11952"/>
       <w:pgMar w:top="691" w:right="792" w:bottom="691" w:left="792" w:header="720" w:footer="720" w:gutter="0"/>
       <w:cols w:space="720"/>
       <w:docGrid w:linePitch="360"/>
@@ -543,7 +564,7 @@
     </w:pPr>
     <w:r>
       <w:rPr>
-        <w:rFonts w:ascii="Arial" w:hAnsi="Arial"/>
+        <w:rFonts w:ascii="Consolas" w:hAnsi="Consolas"/>
         <w:b w:val="0"/>
         <w:color w:val="17212B"/>
         <w:sz w:val="16"/>
@@ -562,8 +583,8 @@
     </w:pPr>
     <w:r>
       <w:pict>
-        <v:rect id="DazzlerPageSurface" style="position:absolute;margin-left:0;margin-top:0;width:597.6pt;height:842.4pt;z-index:-251654144;mso-position-horizontal-relative:page;mso-position-vertical-relative:page" fillcolor="#D3FFF0" stroked="f">
-          <v:fill color="#D3FFF0"/>
+        <v:rect id="DazzlerPageSurface" style="position:absolute;margin-left:0;margin-top:0;width:842.4pt;height:597.6pt;z-index:-251654144;mso-position-horizontal-relative:page;mso-position-vertical-relative:page" fillcolor="#FFFFFF" stroked="f">
+          <v:fill color="#FFFFFF"/>
         </v:rect>
       </w:pict>
     </w:r>
@@ -934,13 +955,10 @@
     <w:name w:val="Normal"/>
     <w:qFormat/>
     <w:rsid w:val="00FC693F"/>
-    <w:pPr>
-      <w:spacing w:after="120"/>
-    </w:pPr>
     <w:rPr>
-      <w:rFonts w:ascii="Arial" w:hAnsi="Arial"/>
+      <w:rFonts w:ascii="Consolas" w:hAnsi="Consolas"/>
       <w:color w:val="17212B"/>
-      <w:sz w:val="21"/>
+      <w:sz w:val="20"/>
     </w:rPr>
   </w:style>
   <w:style w:type="paragraph" w:styleId="Header">
@@ -998,15 +1016,15 @@
     <w:pPr>
       <w:keepNext/>
       <w:keepLines/>
-      <w:spacing w:before="480" w:after="120"/>
+      <w:spacing w:before="480" w:after="0"/>
       <w:outlineLvl w:val="0"/>
     </w:pPr>
     <w:rPr>
-      <w:rFonts w:asciiTheme="majorHAnsi" w:eastAsiaTheme="majorEastAsia" w:hAnsiTheme="majorHAnsi" w:cstheme="majorBidi" w:ascii="Arial" w:hAnsi="Arial"/>
+      <w:rFonts w:asciiTheme="majorHAnsi" w:eastAsiaTheme="majorEastAsia" w:hAnsiTheme="majorHAnsi" w:cstheme="majorBidi" w:ascii="Consolas" w:hAnsi="Consolas"/>
       <w:b/>
       <w:bCs/>
       <w:color w:val="17212B"/>
-      <w:sz w:val="21"/>
+      <w:sz w:val="20"/>
       <w:szCs w:val="28"/>
     </w:rPr>
   </w:style>
@@ -1022,15 +1040,15 @@
     <w:pPr>
       <w:keepNext/>
       <w:keepLines/>
-      <w:spacing w:before="200" w:after="120"/>
+      <w:spacing w:before="200" w:after="0"/>
       <w:outlineLvl w:val="1"/>
     </w:pPr>
     <w:rPr>
-      <w:rFonts w:asciiTheme="majorHAnsi" w:eastAsiaTheme="majorEastAsia" w:hAnsiTheme="majorHAnsi" w:cstheme="majorBidi" w:ascii="Arial" w:hAnsi="Arial"/>
+      <w:rFonts w:asciiTheme="majorHAnsi" w:eastAsiaTheme="majorEastAsia" w:hAnsiTheme="majorHAnsi" w:cstheme="majorBidi"/>
       <w:b/>
       <w:bCs/>
-      <w:color w:val="17212B"/>
-      <w:sz w:val="21"/>
+      <w:color w:val="4F81BD" w:themeColor="accent1"/>
+      <w:sz w:val="26"/>
       <w:szCs w:val="26"/>
     </w:rPr>
   </w:style>
@@ -1284,15 +1302,15 @@
     <w:qFormat/>
     <w:rsid w:val="00FC693F"/>
     <w:pPr>
-      <w:spacing w:after="120" w:line="240" w:lineRule="auto"/>
+      <w:spacing w:after="300" w:line="240" w:lineRule="auto"/>
       <w:contextualSpacing/>
     </w:pPr>
     <w:rPr>
-      <w:rFonts w:asciiTheme="majorHAnsi" w:eastAsiaTheme="majorEastAsia" w:hAnsiTheme="majorHAnsi" w:cstheme="majorBidi" w:ascii="Arial" w:hAnsi="Arial"/>
+      <w:rFonts w:asciiTheme="majorHAnsi" w:eastAsiaTheme="majorEastAsia" w:hAnsiTheme="majorHAnsi" w:cstheme="majorBidi" w:ascii="Consolas" w:hAnsi="Consolas"/>
       <w:color w:val="17212B"/>
       <w:spacing w:val="5"/>
       <w:kern w:val="28"/>
-      <w:sz w:val="21"/>
+      <w:sz w:val="20"/>
       <w:szCs w:val="52"/>
     </w:rPr>
   </w:style>
